--- a/report_notes.docx
+++ b/report_notes.docx
@@ -8,11 +8,1148 @@
           <w:lang w:val="cs-CZ"/>
         </w:rPr>
       </w:pPr>
-      <w:r>
-        <w:rPr>
-          <w:lang w:val="cs-CZ"/>
-        </w:rPr>
-        <w:br/>
+    </w:p>
+    <w:p>
+      <w:pPr>
+        <w:jc w:val="center"/>
+        <w:rPr>
+          <w:b/>
+          <w:bCs/>
+          <w:sz w:val="28"/>
+          <w:szCs w:val="28"/>
+          <w:lang w:val="cs-CZ"/>
+        </w:rPr>
+      </w:pPr>
+      <w:r>
+        <w:rPr>
+          <w:b/>
+          <w:bCs/>
+          <w:sz w:val="28"/>
+          <w:szCs w:val="28"/>
+          <w:lang w:val="cs-CZ"/>
+        </w:rPr>
+        <w:t xml:space="preserve">DONT FORGET THE TITLE </w:t>
+      </w:r>
+    </w:p>
+    <w:p>
+      <w:pPr>
+        <w:jc w:val="center"/>
+        <w:rPr>
+          <w:b/>
+          <w:bCs/>
+          <w:sz w:val="28"/>
+          <w:szCs w:val="28"/>
+        </w:rPr>
+      </w:pPr>
+      <w:r>
+        <w:rPr>
+          <w:b/>
+          <w:bCs/>
+          <w:sz w:val="28"/>
+          <w:szCs w:val="28"/>
+        </w:rPr>
+        <w:t>Jácha a Mara</w:t>
+      </w:r>
+    </w:p>
+    <w:p>
+      <w:pPr>
+        <w:jc w:val="center"/>
+        <w:rPr>
+          <w:b/>
+          <w:bCs/>
+          <w:sz w:val="28"/>
+          <w:szCs w:val="28"/>
+        </w:rPr>
+      </w:pPr>
+    </w:p>
+    <w:p>
+      <w:pPr>
+        <w:rPr>
+          <w:b/>
+          <w:bCs/>
+          <w:sz w:val="28"/>
+          <w:szCs w:val="28"/>
+          <w:lang w:val="cs-CZ"/>
+        </w:rPr>
+      </w:pPr>
+      <w:r>
+        <w:rPr>
+          <w:b/>
+          <w:bCs/>
+          <w:sz w:val="28"/>
+          <w:szCs w:val="28"/>
+          <w:lang w:val="cs-CZ"/>
+        </w:rPr>
+        <w:t>Theretical base</w:t>
+      </w:r>
+      <w:r>
+        <w:rPr>
+          <w:b/>
+          <w:bCs/>
+          <w:sz w:val="28"/>
+          <w:szCs w:val="28"/>
+          <w:lang w:val="cs-CZ"/>
+        </w:rPr>
+        <w:t xml:space="preserve"> - </w:t>
+      </w:r>
+      <w:r>
+        <w:rPr>
+          <w:b/>
+          <w:bCs/>
+          <w:sz w:val="28"/>
+          <w:szCs w:val="28"/>
+          <w:lang w:val="cs-CZ"/>
+        </w:rPr>
+        <w:t>Cournot Oligopoly</w:t>
+      </w:r>
+    </w:p>
+    <w:p>
+      <w:pPr>
+        <w:rPr>
+          <w:sz w:val="24"/>
+          <w:szCs w:val="24"/>
+        </w:rPr>
+      </w:pPr>
+      <w:r>
+        <w:rPr>
+          <w:sz w:val="24"/>
+          <w:szCs w:val="24"/>
+          <w:lang w:val="cs-CZ"/>
+        </w:rPr>
+        <w:t xml:space="preserve">In Cournot oligopoly model, firms compete by choosing the amout of goods they produce. </w:t>
+      </w:r>
+      <w:r>
+        <w:rPr>
+          <w:sz w:val="24"/>
+          <w:szCs w:val="24"/>
+        </w:rPr>
+        <w:t xml:space="preserve">The market price is then determined from total output using the </w:t>
+      </w:r>
+      <w:r>
+        <w:rPr>
+          <w:sz w:val="24"/>
+          <w:szCs w:val="24"/>
+        </w:rPr>
+        <w:t>inverse demand function:</w:t>
+      </w:r>
+    </w:p>
+    <w:p>
+      <w:pPr>
+        <w:jc w:val="center"/>
+        <w:rPr>
+          <w:sz w:val="24"/>
+          <w:szCs w:val="24"/>
+        </w:rPr>
+      </w:pPr>
+      <w:r>
+        <w:rPr>
+          <w:sz w:val="24"/>
+          <w:szCs w:val="24"/>
+        </w:rPr>
+        <w:t>P</w:t>
+      </w:r>
+      <w:r>
+        <w:rPr>
+          <w:sz w:val="24"/>
+          <w:szCs w:val="24"/>
+        </w:rPr>
+        <w:t xml:space="preserve"> </w:t>
+      </w:r>
+      <w:r>
+        <w:rPr>
+          <w:sz w:val="24"/>
+          <w:szCs w:val="24"/>
+        </w:rPr>
+        <w:t>=</w:t>
+      </w:r>
+      <w:r>
+        <w:rPr>
+          <w:sz w:val="24"/>
+          <w:szCs w:val="24"/>
+        </w:rPr>
+        <w:t xml:space="preserve"> </w:t>
+      </w:r>
+      <w:r>
+        <w:rPr>
+          <w:sz w:val="24"/>
+          <w:szCs w:val="24"/>
+        </w:rPr>
+        <w:t>a</w:t>
+      </w:r>
+      <w:r>
+        <w:rPr>
+          <w:sz w:val="24"/>
+          <w:szCs w:val="24"/>
+        </w:rPr>
+        <w:t xml:space="preserve"> </w:t>
+      </w:r>
+      <w:r>
+        <w:rPr>
+          <w:sz w:val="24"/>
+          <w:szCs w:val="24"/>
+        </w:rPr>
+        <w:t>−</w:t>
+      </w:r>
+      <w:r>
+        <w:rPr>
+          <w:sz w:val="24"/>
+          <w:szCs w:val="24"/>
+        </w:rPr>
+        <w:t xml:space="preserve"> </w:t>
+      </w:r>
+      <w:r>
+        <w:rPr>
+          <w:sz w:val="24"/>
+          <w:szCs w:val="24"/>
+        </w:rPr>
+        <w:t>b</w:t>
+      </w:r>
+      <w:r>
+        <w:rPr>
+          <w:sz w:val="24"/>
+          <w:szCs w:val="24"/>
+        </w:rPr>
+        <w:t>Q</w:t>
+      </w:r>
+    </w:p>
+    <w:p>
+      <w:pPr>
+        <w:spacing w:after="0"/>
+        <w:rPr>
+          <w:sz w:val="24"/>
+          <w:szCs w:val="24"/>
+        </w:rPr>
+      </w:pPr>
+      <w:r>
+        <w:rPr>
+          <w:sz w:val="24"/>
+          <w:szCs w:val="24"/>
+        </w:rPr>
+        <w:t>Q…total quantity produced</w:t>
+      </w:r>
+    </w:p>
+    <w:p>
+      <w:pPr>
+        <w:spacing w:after="0"/>
+        <w:rPr>
+          <w:sz w:val="24"/>
+          <w:szCs w:val="24"/>
+        </w:rPr>
+      </w:pPr>
+      <w:r>
+        <w:rPr>
+          <w:sz w:val="24"/>
+          <w:szCs w:val="24"/>
+        </w:rPr>
+        <w:t xml:space="preserve">a…theoretical maximum price </w:t>
+      </w:r>
+      <w:r>
+        <w:rPr>
+          <w:sz w:val="24"/>
+          <w:szCs w:val="24"/>
+        </w:rPr>
+        <w:t>when quantity is zero</w:t>
+      </w:r>
+      <w:r>
+        <w:rPr>
+          <w:sz w:val="24"/>
+          <w:szCs w:val="24"/>
+        </w:rPr>
+        <w:t>s</w:t>
+      </w:r>
+    </w:p>
+    <w:p>
+      <w:pPr>
+        <w:spacing w:after="0"/>
+        <w:rPr>
+          <w:sz w:val="24"/>
+          <w:szCs w:val="24"/>
+        </w:rPr>
+      </w:pPr>
+      <w:r>
+        <w:rPr>
+          <w:sz w:val="24"/>
+          <w:szCs w:val="24"/>
+        </w:rPr>
+        <w:t>b</w:t>
+      </w:r>
+      <w:r>
+        <w:rPr>
+          <w:sz w:val="24"/>
+          <w:szCs w:val="24"/>
+        </w:rPr>
+        <w:t>…supply sensitivity</w:t>
+      </w:r>
+    </w:p>
+    <w:p>
+      <w:pPr>
+        <w:rPr>
+          <w:sz w:val="24"/>
+          <w:szCs w:val="24"/>
+        </w:rPr>
+      </w:pPr>
+    </w:p>
+    <w:p>
+      <w:pPr>
+        <w:rPr>
+          <w:sz w:val="24"/>
+          <w:szCs w:val="24"/>
+        </w:rPr>
+      </w:pPr>
+      <w:r>
+        <w:rPr>
+          <w:sz w:val="24"/>
+          <w:szCs w:val="24"/>
+        </w:rPr>
+        <w:t>In this model</w:t>
+      </w:r>
+      <w:r>
+        <w:rPr>
+          <w:sz w:val="24"/>
+          <w:szCs w:val="24"/>
+        </w:rPr>
+        <w:t xml:space="preserve"> a demand curve </w:t>
+      </w:r>
+      <w:r>
+        <w:rPr>
+          <w:sz w:val="24"/>
+          <w:szCs w:val="24"/>
+        </w:rPr>
+        <w:t xml:space="preserve">was calibrated </w:t>
+      </w:r>
+      <w:r>
+        <w:rPr>
+          <w:sz w:val="24"/>
+          <w:szCs w:val="24"/>
+        </w:rPr>
+        <w:t>to an initial market equilibrium</w:t>
+      </w:r>
+      <w:r>
+        <w:rPr>
+          <w:sz w:val="24"/>
+          <w:szCs w:val="24"/>
+        </w:rPr>
+        <w:t xml:space="preserve">. This approach was used mainly because parameter </w:t>
+      </w:r>
+      <w:r>
+        <w:rPr>
+          <w:i/>
+          <w:iCs/>
+          <w:sz w:val="24"/>
+          <w:szCs w:val="24"/>
+        </w:rPr>
+        <w:t xml:space="preserve">a </w:t>
+      </w:r>
+      <w:r>
+        <w:rPr>
+          <w:sz w:val="24"/>
+          <w:szCs w:val="24"/>
+        </w:rPr>
+        <w:t>is a purely theoretical number that is impossible to know.</w:t>
+      </w:r>
+      <w:r>
+        <w:rPr>
+          <w:sz w:val="24"/>
+          <w:szCs w:val="24"/>
+        </w:rPr>
+        <w:t xml:space="preserve"> Final price calculation:</w:t>
+      </w:r>
+    </w:p>
+    <w:p>
+      <w:pPr>
+        <w:jc w:val="center"/>
+        <w:rPr>
+          <w:sz w:val="24"/>
+          <w:szCs w:val="24"/>
+        </w:rPr>
+      </w:pPr>
+      <w:r>
+        <w:rPr>
+          <w:sz w:val="24"/>
+          <w:szCs w:val="24"/>
+        </w:rPr>
+        <w:t xml:space="preserve">P = P_base – </w:t>
+      </w:r>
+      <w:r>
+        <w:rPr>
+          <w:sz w:val="24"/>
+          <w:szCs w:val="24"/>
+        </w:rPr>
+        <w:t>b</w:t>
+      </w:r>
+      <w:r>
+        <w:rPr>
+          <w:sz w:val="24"/>
+          <w:szCs w:val="24"/>
+        </w:rPr>
+        <w:t xml:space="preserve"> * (Q – Q_base)</w:t>
+      </w:r>
+    </w:p>
+    <w:p>
+      <w:pPr>
+        <w:rPr>
+          <w:sz w:val="24"/>
+          <w:szCs w:val="24"/>
+        </w:rPr>
+      </w:pPr>
+      <w:r>
+        <w:rPr>
+          <w:sz w:val="24"/>
+          <w:szCs w:val="24"/>
+        </w:rPr>
+        <w:t>P_base…historically observed equilibrium price</w:t>
+      </w:r>
+    </w:p>
+    <w:p>
+      <w:pPr>
+        <w:rPr>
+          <w:sz w:val="24"/>
+          <w:szCs w:val="24"/>
+        </w:rPr>
+      </w:pPr>
+      <w:r>
+        <w:rPr>
+          <w:sz w:val="24"/>
+          <w:szCs w:val="24"/>
+        </w:rPr>
+        <w:t>Q_base…</w:t>
+      </w:r>
+      <w:r>
+        <w:t xml:space="preserve"> </w:t>
+      </w:r>
+      <w:r>
+        <w:rPr>
+          <w:sz w:val="24"/>
+          <w:szCs w:val="24"/>
+        </w:rPr>
+        <w:t>production level that naturally results in the Base Price</w:t>
+      </w:r>
+    </w:p>
+    <w:p>
+      <w:pPr>
+        <w:rPr>
+          <w:lang w:val="cs-CZ"/>
+        </w:rPr>
+      </w:pPr>
+    </w:p>
+    <w:p>
+      <w:pPr>
+        <w:rPr>
+          <w:b/>
+          <w:bCs/>
+          <w:sz w:val="28"/>
+          <w:szCs w:val="28"/>
+          <w:lang w:val="cs-CZ"/>
+        </w:rPr>
+      </w:pPr>
+    </w:p>
+    <w:p>
+      <w:pPr>
+        <w:rPr>
+          <w:b/>
+          <w:bCs/>
+          <w:sz w:val="28"/>
+          <w:szCs w:val="28"/>
+          <w:lang w:val="cs-CZ"/>
+        </w:rPr>
+      </w:pPr>
+    </w:p>
+    <w:p>
+      <w:pPr>
+        <w:rPr>
+          <w:b/>
+          <w:bCs/>
+          <w:sz w:val="28"/>
+          <w:szCs w:val="28"/>
+          <w:lang w:val="cs-CZ"/>
+        </w:rPr>
+      </w:pPr>
+    </w:p>
+    <w:p>
+      <w:pPr>
+        <w:rPr>
+          <w:b/>
+          <w:bCs/>
+          <w:sz w:val="28"/>
+          <w:szCs w:val="28"/>
+          <w:lang w:val="cs-CZ"/>
+        </w:rPr>
+      </w:pPr>
+    </w:p>
+    <w:p>
+      <w:pPr>
+        <w:rPr>
+          <w:b/>
+          <w:bCs/>
+          <w:sz w:val="28"/>
+          <w:szCs w:val="28"/>
+          <w:lang w:val="cs-CZ"/>
+        </w:rPr>
+      </w:pPr>
+    </w:p>
+    <w:p>
+      <w:pPr>
+        <w:rPr>
+          <w:b/>
+          <w:bCs/>
+          <w:sz w:val="28"/>
+          <w:szCs w:val="28"/>
+          <w:lang w:val="cs-CZ"/>
+        </w:rPr>
+      </w:pPr>
+    </w:p>
+    <w:p>
+      <w:pPr>
+        <w:rPr>
+          <w:b/>
+          <w:bCs/>
+          <w:sz w:val="28"/>
+          <w:szCs w:val="28"/>
+          <w:lang w:val="cs-CZ"/>
+        </w:rPr>
+      </w:pPr>
+    </w:p>
+    <w:p>
+      <w:pPr>
+        <w:rPr>
+          <w:b/>
+          <w:bCs/>
+          <w:sz w:val="28"/>
+          <w:szCs w:val="28"/>
+          <w:lang w:val="cs-CZ"/>
+        </w:rPr>
+      </w:pPr>
+    </w:p>
+    <w:p>
+      <w:pPr>
+        <w:rPr>
+          <w:b/>
+          <w:bCs/>
+          <w:sz w:val="28"/>
+          <w:szCs w:val="28"/>
+          <w:lang w:val="cs-CZ"/>
+        </w:rPr>
+      </w:pPr>
+    </w:p>
+    <w:p>
+      <w:pPr>
+        <w:rPr>
+          <w:b/>
+          <w:bCs/>
+          <w:sz w:val="28"/>
+          <w:szCs w:val="28"/>
+          <w:lang w:val="cs-CZ"/>
+        </w:rPr>
+      </w:pPr>
+    </w:p>
+    <w:p>
+      <w:pPr>
+        <w:rPr>
+          <w:b/>
+          <w:bCs/>
+          <w:sz w:val="28"/>
+          <w:szCs w:val="28"/>
+          <w:lang w:val="cs-CZ"/>
+        </w:rPr>
+      </w:pPr>
+      <w:r>
+        <w:rPr>
+          <w:b/>
+          <w:bCs/>
+          <w:sz w:val="28"/>
+          <w:szCs w:val="28"/>
+          <w:lang w:val="cs-CZ"/>
+        </w:rPr>
+        <w:lastRenderedPageBreak/>
+        <w:drawing>
+          <wp:anchor distT="0" distB="0" distL="114300" distR="114300" simplePos="0" relativeHeight="251659264" behindDoc="1" locked="0" layoutInCell="1" allowOverlap="1" wp14:anchorId="76FBE1E3" wp14:editId="70A78072">
+            <wp:simplePos x="0" y="0"/>
+            <wp:positionH relativeFrom="margin">
+              <wp:posOffset>2827655</wp:posOffset>
+            </wp:positionH>
+            <wp:positionV relativeFrom="paragraph">
+              <wp:posOffset>307340</wp:posOffset>
+            </wp:positionV>
+            <wp:extent cx="3380740" cy="2625725"/>
+            <wp:effectExtent l="0" t="0" r="0" b="3175"/>
+            <wp:wrapTight wrapText="bothSides">
+              <wp:wrapPolygon edited="0">
+                <wp:start x="0" y="0"/>
+                <wp:lineTo x="0" y="21469"/>
+                <wp:lineTo x="21421" y="21469"/>
+                <wp:lineTo x="21421" y="0"/>
+                <wp:lineTo x="0" y="0"/>
+              </wp:wrapPolygon>
+            </wp:wrapTight>
+            <wp:docPr id="1072030826" name="Picture 1"/>
+            <wp:cNvGraphicFramePr>
+              <a:graphicFrameLocks xmlns:a="http://schemas.openxmlformats.org/drawingml/2006/main" noChangeAspect="1"/>
+            </wp:cNvGraphicFramePr>
+            <a:graphic xmlns:a="http://schemas.openxmlformats.org/drawingml/2006/main">
+              <a:graphicData uri="http://schemas.openxmlformats.org/drawingml/2006/picture">
+                <pic:pic xmlns:pic="http://schemas.openxmlformats.org/drawingml/2006/picture">
+                  <pic:nvPicPr>
+                    <pic:cNvPr id="1072030826" name=""/>
+                    <pic:cNvPicPr/>
+                  </pic:nvPicPr>
+                  <pic:blipFill>
+                    <a:blip r:embed="rId5">
+                      <a:extLst>
+                        <a:ext uri="{28A0092B-C50C-407E-A947-70E740481C1C}">
+                          <a14:useLocalDpi xmlns:a14="http://schemas.microsoft.com/office/drawing/2010/main" val="0"/>
+                        </a:ext>
+                      </a:extLst>
+                    </a:blip>
+                    <a:stretch>
+                      <a:fillRect/>
+                    </a:stretch>
+                  </pic:blipFill>
+                  <pic:spPr>
+                    <a:xfrm>
+                      <a:off x="0" y="0"/>
+                      <a:ext cx="3380740" cy="2625725"/>
+                    </a:xfrm>
+                    <a:prstGeom prst="rect">
+                      <a:avLst/>
+                    </a:prstGeom>
+                  </pic:spPr>
+                </pic:pic>
+              </a:graphicData>
+            </a:graphic>
+            <wp14:sizeRelH relativeFrom="margin">
+              <wp14:pctWidth>0</wp14:pctWidth>
+            </wp14:sizeRelH>
+            <wp14:sizeRelV relativeFrom="margin">
+              <wp14:pctHeight>0</wp14:pctHeight>
+            </wp14:sizeRelV>
+          </wp:anchor>
+        </w:drawing>
+      </w:r>
+      <w:r>
+        <w:rPr>
+          <w:b/>
+          <w:bCs/>
+          <w:sz w:val="28"/>
+          <w:szCs w:val="28"/>
+          <w:lang w:val="cs-CZ"/>
+        </w:rPr>
+        <w:drawing>
+          <wp:anchor distT="0" distB="0" distL="114300" distR="114300" simplePos="0" relativeHeight="251658240" behindDoc="0" locked="0" layoutInCell="1" allowOverlap="1" wp14:anchorId="26BFC252" wp14:editId="2D10ACBA">
+            <wp:simplePos x="0" y="0"/>
+            <wp:positionH relativeFrom="margin">
+              <wp:posOffset>-403963</wp:posOffset>
+            </wp:positionH>
+            <wp:positionV relativeFrom="paragraph">
+              <wp:posOffset>392918</wp:posOffset>
+            </wp:positionV>
+            <wp:extent cx="3324860" cy="2508885"/>
+            <wp:effectExtent l="0" t="0" r="8890" b="5715"/>
+            <wp:wrapSquare wrapText="bothSides"/>
+            <wp:docPr id="368777718" name="Picture 1"/>
+            <wp:cNvGraphicFramePr>
+              <a:graphicFrameLocks xmlns:a="http://schemas.openxmlformats.org/drawingml/2006/main" noChangeAspect="1"/>
+            </wp:cNvGraphicFramePr>
+            <a:graphic xmlns:a="http://schemas.openxmlformats.org/drawingml/2006/main">
+              <a:graphicData uri="http://schemas.openxmlformats.org/drawingml/2006/picture">
+                <pic:pic xmlns:pic="http://schemas.openxmlformats.org/drawingml/2006/picture">
+                  <pic:nvPicPr>
+                    <pic:cNvPr id="368777718" name=""/>
+                    <pic:cNvPicPr/>
+                  </pic:nvPicPr>
+                  <pic:blipFill>
+                    <a:blip r:embed="rId6">
+                      <a:extLst>
+                        <a:ext uri="{28A0092B-C50C-407E-A947-70E740481C1C}">
+                          <a14:useLocalDpi xmlns:a14="http://schemas.microsoft.com/office/drawing/2010/main" val="0"/>
+                        </a:ext>
+                      </a:extLst>
+                    </a:blip>
+                    <a:stretch>
+                      <a:fillRect/>
+                    </a:stretch>
+                  </pic:blipFill>
+                  <pic:spPr>
+                    <a:xfrm>
+                      <a:off x="0" y="0"/>
+                      <a:ext cx="3324860" cy="2508885"/>
+                    </a:xfrm>
+                    <a:prstGeom prst="rect">
+                      <a:avLst/>
+                    </a:prstGeom>
+                  </pic:spPr>
+                </pic:pic>
+              </a:graphicData>
+            </a:graphic>
+            <wp14:sizeRelH relativeFrom="margin">
+              <wp14:pctWidth>0</wp14:pctWidth>
+            </wp14:sizeRelH>
+            <wp14:sizeRelV relativeFrom="margin">
+              <wp14:pctHeight>0</wp14:pctHeight>
+            </wp14:sizeRelV>
+          </wp:anchor>
+        </w:drawing>
+      </w:r>
+      <w:r>
+        <w:rPr>
+          <w:b/>
+          <w:bCs/>
+          <w:sz w:val="28"/>
+          <w:szCs w:val="28"/>
+          <w:lang w:val="cs-CZ"/>
+        </w:rPr>
+        <w:t>SCENARIO 1</w:t>
+      </w:r>
+      <w:r>
+        <w:rPr>
+          <w:b/>
+          <w:bCs/>
+          <w:sz w:val="28"/>
+          <w:szCs w:val="28"/>
+          <w:lang w:val="cs-CZ"/>
+        </w:rPr>
+        <w:t xml:space="preserve"> – Current state of OPEC cartel</w:t>
+      </w:r>
+    </w:p>
+    <w:p>
+      <w:pPr>
+        <w:rPr>
+          <w:b/>
+          <w:bCs/>
+          <w:sz w:val="28"/>
+          <w:szCs w:val="28"/>
+          <w:lang w:val="cs-CZ"/>
+        </w:rPr>
+      </w:pPr>
+    </w:p>
+    <w:p>
+      <w:pPr>
+        <w:rPr>
+          <w:sz w:val="24"/>
+          <w:szCs w:val="24"/>
+          <w:lang w:val="cs-CZ"/>
+        </w:rPr>
+      </w:pPr>
+      <w:r>
+        <w:rPr>
+          <w:sz w:val="24"/>
+          <w:szCs w:val="24"/>
+          <w:lang w:val="cs-CZ"/>
+        </w:rPr>
+        <w:t>Profit of Each Country:</w:t>
+      </w:r>
+    </w:p>
+    <w:p>
+      <w:pPr>
+        <w:rPr>
+          <w:sz w:val="24"/>
+          <w:szCs w:val="24"/>
+          <w:lang w:val="cs-CZ"/>
+        </w:rPr>
+      </w:pPr>
+      <w:r>
+        <w:rPr>
+          <w:sz w:val="24"/>
+          <w:szCs w:val="24"/>
+          <w:lang w:val="cs-CZ"/>
+        </w:rPr>
+        <w:t>Saudi Arabia : $25</w:t>
+      </w:r>
+      <w:r>
+        <w:rPr>
+          <w:sz w:val="24"/>
+          <w:szCs w:val="24"/>
+          <w:lang w:val="cs-CZ"/>
+        </w:rPr>
+        <w:t>574</w:t>
+      </w:r>
+    </w:p>
+    <w:p>
+      <w:pPr>
+        <w:rPr>
+          <w:sz w:val="24"/>
+          <w:szCs w:val="24"/>
+          <w:lang w:val="cs-CZ"/>
+        </w:rPr>
+      </w:pPr>
+      <w:r>
+        <w:rPr>
+          <w:sz w:val="24"/>
+          <w:szCs w:val="24"/>
+          <w:lang w:val="cs-CZ"/>
+        </w:rPr>
+        <w:t>Venezuela : $19</w:t>
+      </w:r>
+      <w:r>
+        <w:rPr>
+          <w:sz w:val="24"/>
+          <w:szCs w:val="24"/>
+          <w:lang w:val="cs-CZ"/>
+        </w:rPr>
+        <w:t>96</w:t>
+      </w:r>
+    </w:p>
+    <w:p>
+      <w:pPr>
+        <w:rPr>
+          <w:sz w:val="24"/>
+          <w:szCs w:val="24"/>
+          <w:lang w:val="cs-CZ"/>
+        </w:rPr>
+      </w:pPr>
+      <w:r>
+        <w:rPr>
+          <w:sz w:val="24"/>
+          <w:szCs w:val="24"/>
+          <w:lang w:val="cs-CZ"/>
+        </w:rPr>
+        <w:t>UAE : $9</w:t>
+      </w:r>
+      <w:r>
+        <w:rPr>
+          <w:sz w:val="24"/>
+          <w:szCs w:val="24"/>
+          <w:lang w:val="cs-CZ"/>
+        </w:rPr>
+        <w:t>640</w:t>
+      </w:r>
+    </w:p>
+    <w:p>
+      <w:pPr>
+        <w:rPr>
+          <w:sz w:val="24"/>
+          <w:szCs w:val="24"/>
+          <w:lang w:val="cs-CZ"/>
+        </w:rPr>
+      </w:pPr>
+      <w:r>
+        <w:rPr>
+          <w:sz w:val="24"/>
+          <w:szCs w:val="24"/>
+          <w:lang w:val="cs-CZ"/>
+        </w:rPr>
+        <w:t>Nigeria : $20</w:t>
+      </w:r>
+      <w:r>
+        <w:rPr>
+          <w:sz w:val="24"/>
+          <w:szCs w:val="24"/>
+          <w:lang w:val="cs-CZ"/>
+        </w:rPr>
+        <w:t>95</w:t>
+      </w:r>
+    </w:p>
+    <w:p>
+      <w:pPr>
+        <w:rPr>
+          <w:sz w:val="24"/>
+          <w:szCs w:val="24"/>
+          <w:lang w:val="cs-CZ"/>
+        </w:rPr>
+      </w:pPr>
+      <w:r>
+        <w:rPr>
+          <w:sz w:val="24"/>
+          <w:szCs w:val="24"/>
+          <w:lang w:val="cs-CZ"/>
+        </w:rPr>
+        <w:t>Total profit of OPEC cartel: $3</w:t>
+      </w:r>
+      <w:r>
+        <w:rPr>
+          <w:sz w:val="24"/>
+          <w:szCs w:val="24"/>
+          <w:lang w:val="cs-CZ"/>
+        </w:rPr>
+        <w:t>9306</w:t>
+      </w:r>
+    </w:p>
+    <w:p>
+      <w:pPr>
+        <w:rPr>
+          <w:b/>
+          <w:bCs/>
+          <w:sz w:val="28"/>
+          <w:szCs w:val="28"/>
+          <w:lang w:val="cs-CZ"/>
+        </w:rPr>
+      </w:pPr>
+    </w:p>
+    <w:p>
+      <w:pPr>
+        <w:rPr>
+          <w:sz w:val="24"/>
+          <w:szCs w:val="24"/>
+          <w:lang w:val="cs-CZ"/>
+        </w:rPr>
+      </w:pPr>
+    </w:p>
+    <w:p>
+      <w:pPr>
+        <w:rPr>
+          <w:b/>
+          <w:bCs/>
+          <w:sz w:val="28"/>
+          <w:szCs w:val="28"/>
+          <w:lang w:val="cs-CZ"/>
+        </w:rPr>
+      </w:pPr>
+      <w:r>
+        <w:rPr>
+          <w:b/>
+          <w:bCs/>
+          <w:sz w:val="28"/>
+          <w:szCs w:val="28"/>
+          <w:lang w:val="cs-CZ"/>
+        </w:rPr>
+        <w:t xml:space="preserve">SCENARIO </w:t>
+      </w:r>
+      <w:r>
+        <w:rPr>
+          <w:b/>
+          <w:bCs/>
+          <w:sz w:val="28"/>
+          <w:szCs w:val="28"/>
+          <w:lang w:val="cs-CZ"/>
+        </w:rPr>
+        <w:t>2</w:t>
+      </w:r>
+      <w:r>
+        <w:rPr>
+          <w:b/>
+          <w:bCs/>
+          <w:sz w:val="28"/>
+          <w:szCs w:val="28"/>
+          <w:lang w:val="cs-CZ"/>
+        </w:rPr>
+        <w:t xml:space="preserve"> – </w:t>
+      </w:r>
+      <w:r>
+        <w:rPr>
+          <w:b/>
+          <w:bCs/>
+          <w:sz w:val="28"/>
+          <w:szCs w:val="28"/>
+          <w:lang w:val="cs-CZ"/>
+        </w:rPr>
+        <w:t>All OPEC members follow quotas</w:t>
+      </w:r>
+    </w:p>
+    <w:p>
+      <w:pPr>
+        <w:rPr>
+          <w:b/>
+          <w:bCs/>
+          <w:sz w:val="28"/>
+          <w:szCs w:val="28"/>
+          <w:lang w:val="cs-CZ"/>
+        </w:rPr>
+      </w:pPr>
+    </w:p>
+    <w:p>
+      <w:pPr>
+        <w:rPr>
+          <w:b/>
+          <w:bCs/>
+          <w:sz w:val="28"/>
+          <w:szCs w:val="28"/>
+          <w:lang w:val="cs-CZ"/>
+        </w:rPr>
+      </w:pPr>
+    </w:p>
+    <w:p>
+      <w:pPr>
+        <w:rPr>
+          <w:b/>
+          <w:bCs/>
+          <w:sz w:val="28"/>
+          <w:szCs w:val="28"/>
+          <w:lang w:val="cs-CZ"/>
+        </w:rPr>
+      </w:pPr>
+    </w:p>
+    <w:p>
+      <w:pPr>
+        <w:rPr>
+          <w:b/>
+          <w:bCs/>
+          <w:sz w:val="28"/>
+          <w:szCs w:val="28"/>
+          <w:lang w:val="cs-CZ"/>
+        </w:rPr>
+      </w:pPr>
+    </w:p>
+    <w:p>
+      <w:pPr>
+        <w:rPr>
+          <w:b/>
+          <w:bCs/>
+          <w:sz w:val="28"/>
+          <w:szCs w:val="28"/>
+          <w:lang w:val="cs-CZ"/>
+        </w:rPr>
+      </w:pPr>
+    </w:p>
+    <w:p>
+      <w:pPr>
+        <w:rPr>
+          <w:b/>
+          <w:bCs/>
+          <w:sz w:val="28"/>
+          <w:szCs w:val="28"/>
+          <w:lang w:val="cs-CZ"/>
+        </w:rPr>
+      </w:pPr>
+    </w:p>
+    <w:p>
+      <w:pPr>
+        <w:rPr>
+          <w:b/>
+          <w:bCs/>
+          <w:sz w:val="28"/>
+          <w:szCs w:val="28"/>
+          <w:lang w:val="cs-CZ"/>
+        </w:rPr>
+      </w:pPr>
+    </w:p>
+    <w:p>
+      <w:pPr>
+        <w:rPr>
+          <w:b/>
+          <w:bCs/>
+          <w:sz w:val="28"/>
+          <w:szCs w:val="28"/>
+          <w:lang w:val="cs-CZ"/>
+        </w:rPr>
+      </w:pPr>
+    </w:p>
+    <w:p>
+      <w:pPr>
+        <w:rPr>
+          <w:b/>
+          <w:bCs/>
+          <w:sz w:val="28"/>
+          <w:szCs w:val="28"/>
+          <w:lang w:val="cs-CZ"/>
+        </w:rPr>
+      </w:pPr>
+    </w:p>
+    <w:p>
+      <w:pPr>
+        <w:rPr>
+          <w:b/>
+          <w:bCs/>
+          <w:sz w:val="28"/>
+          <w:szCs w:val="28"/>
+          <w:lang w:val="cs-CZ"/>
+        </w:rPr>
+      </w:pPr>
+      <w:r>
+        <w:rPr>
+          <w:b/>
+          <w:bCs/>
+          <w:sz w:val="28"/>
+          <w:szCs w:val="28"/>
+          <w:lang w:val="cs-CZ"/>
+        </w:rPr>
+        <w:t>SCENARIO 3 – Saudi Arabia doesn’t flood the market</w:t>
+      </w:r>
+    </w:p>
+    <w:p>
+      <w:pPr>
+        <w:rPr>
+          <w:b/>
+          <w:bCs/>
+          <w:sz w:val="28"/>
+          <w:szCs w:val="28"/>
+          <w:lang w:val="cs-CZ"/>
+        </w:rPr>
+      </w:pPr>
+    </w:p>
+    <w:p>
+      <w:pPr>
+        <w:rPr>
+          <w:b/>
+          <w:bCs/>
+          <w:sz w:val="28"/>
+          <w:szCs w:val="28"/>
+          <w:lang w:val="cs-CZ"/>
+        </w:rPr>
+      </w:pPr>
+      <w:r>
+        <w:rPr>
+          <w:b/>
+          <w:bCs/>
+          <w:sz w:val="28"/>
+          <w:szCs w:val="28"/>
+          <w:lang w:val="cs-CZ"/>
+        </w:rPr>
+        <w:t xml:space="preserve">SCENARIO </w:t>
+      </w:r>
+      <w:r>
+        <w:rPr>
+          <w:b/>
+          <w:bCs/>
+          <w:sz w:val="28"/>
+          <w:szCs w:val="28"/>
+          <w:lang w:val="cs-CZ"/>
+        </w:rPr>
+        <w:t xml:space="preserve">4…n </w:t>
+      </w:r>
+    </w:p>
+    <w:p>
+      <w:pPr>
+        <w:rPr>
+          <w:b/>
+          <w:bCs/>
+          <w:sz w:val="28"/>
+          <w:szCs w:val="28"/>
+          <w:lang w:val="cs-CZ"/>
+        </w:rPr>
+      </w:pPr>
+    </w:p>
+    <w:p>
+      <w:pPr>
+        <w:rPr>
+          <w:b/>
+          <w:bCs/>
+          <w:sz w:val="28"/>
+          <w:szCs w:val="28"/>
+          <w:lang w:val="cs-CZ"/>
+        </w:rPr>
+      </w:pPr>
+    </w:p>
+    <w:p>
+      <w:pPr>
+        <w:rPr>
+          <w:b/>
+          <w:bCs/>
+          <w:sz w:val="28"/>
+          <w:szCs w:val="28"/>
+          <w:lang w:val="cs-CZ"/>
+        </w:rPr>
+      </w:pPr>
+    </w:p>
+    <w:p>
+      <w:pPr>
+        <w:rPr>
+          <w:b/>
+          <w:bCs/>
+          <w:sz w:val="28"/>
+          <w:szCs w:val="28"/>
+          <w:lang w:val="cs-CZ"/>
+        </w:rPr>
+      </w:pPr>
+    </w:p>
+    <w:p>
+      <w:pPr>
+        <w:rPr>
+          <w:lang w:val="cs-CZ"/>
+        </w:rPr>
+      </w:pPr>
+      <w:r>
+        <w:rPr>
+          <w:lang w:val="cs-CZ"/>
+        </w:rPr>
         <w:t>1. Model: Ten by na tuto konzultaci měl být již finální nebo blízký finalizaci.</w:t>
       </w:r>
       <w:r>
@@ -98,121 +1235,166 @@
         </w:rPr>
         <w:br/>
       </w:r>
-      <w:hyperlink r:id="rId5" w:tgtFrame="_blank" w:history="1">
+      <w:hyperlink r:id="rId7" w:tgtFrame="_blank" w:history="1">
         <w:r>
           <w:rPr>
             <w:rStyle w:val="Hyperlink"/>
             <w:lang w:val="cs-CZ"/>
           </w:rPr>
-          <w:t>https://www.fi.muni.cz/~xpelanek/IV109/?action=hodnoceni</w:t>
+          <w:t>https://www.fi.muni.cz/~xpelanek/IV109/?action=</w:t>
         </w:r>
-      </w:hyperlink>
-      <w:r>
-        <w:rPr>
-          <w:lang w:val="cs-CZ"/>
-        </w:rPr>
-        <w:t>). Pokud budete</w:t>
-      </w:r>
-      <w:r>
-        <w:rPr>
-          <w:lang w:val="cs-CZ"/>
-        </w:rPr>
-        <w:br/>
-        <w:t>mít</w:t>
-      </w:r>
-      <w:r>
-        <w:rPr>
-          <w:lang w:val="cs-CZ"/>
-        </w:rPr>
-        <w:br/>
-        <w:t>draft připravený, dám vám k němu rychlou zpětnou vazbu či zodpovím dotazy k</w:t>
-      </w:r>
-      <w:r>
-        <w:rPr>
-          <w:lang w:val="cs-CZ"/>
-        </w:rPr>
-        <w:br/>
-        <w:t>nejasnostem.</w:t>
-      </w:r>
-    </w:p>
-    <w:p>
-      <w:pPr>
-        <w:rPr>
-          <w:lang w:val="cs-CZ"/>
-        </w:rPr>
-      </w:pPr>
-    </w:p>
-    <w:p>
-      <w:pPr>
-        <w:rPr>
-          <w:lang w:val="cs-CZ"/>
-        </w:rPr>
-      </w:pPr>
-      <w:hyperlink r:id="rId6" w:history="1">
         <w:r>
           <w:rPr>
             <w:rStyle w:val="Hyperlink"/>
             <w:lang w:val="cs-CZ"/>
           </w:rPr>
-          <w:t>https://www.jstor.org/stable/1818638?seq=1</w:t>
+          <w:t>h</w:t>
         </w:r>
-      </w:hyperlink>
-    </w:p>
-    <w:p>
-      <w:hyperlink r:id="rId7" w:history="1">
         <w:r>
           <w:rPr>
             <w:rStyle w:val="Hyperlink"/>
             <w:lang w:val="cs-CZ"/>
           </w:rPr>
-          <w:t>https://files.econ.cam.ac.uk/people-files/faculty/km418/IIEA/IIEA_2018_Conference/Papers/Ghoddusi_On%20Quota%20Violations%20of%20OPEC%20Members.pdf</w:t>
+          <w:t>odnoceni</w:t>
         </w:r>
       </w:hyperlink>
-    </w:p>
-    <w:p>
-      <w:pPr>
-        <w:rPr>
-          <w:b/>
-          <w:bCs/>
-        </w:rPr>
-      </w:pPr>
-    </w:p>
-    <w:p>
-      <w:pPr>
-        <w:rPr>
-          <w:b/>
-          <w:bCs/>
-        </w:rPr>
-      </w:pPr>
-      <w:proofErr w:type="spellStart"/>
-      <w:r>
-        <w:rPr>
-          <w:b/>
-          <w:bCs/>
-        </w:rPr>
-        <w:t>Cournotuv</w:t>
-      </w:r>
-      <w:proofErr w:type="spellEnd"/>
-      <w:r>
-        <w:rPr>
-          <w:b/>
-          <w:bCs/>
-        </w:rPr>
-        <w:t xml:space="preserve"> </w:t>
-      </w:r>
-      <w:proofErr w:type="spellStart"/>
-      <w:r>
-        <w:rPr>
-          <w:b/>
-          <w:bCs/>
-        </w:rPr>
-        <w:t>oligopol</w:t>
-      </w:r>
-      <w:proofErr w:type="spellEnd"/>
-    </w:p>
-    <w:p>
-      <w:pPr>
-        <w:rPr>
+      <w:r>
+        <w:rPr>
+          <w:lang w:val="cs-CZ"/>
+        </w:rPr>
+        <w:t>). Pokud budete</w:t>
+      </w:r>
+      <w:r>
+        <w:rPr>
+          <w:lang w:val="cs-CZ"/>
+        </w:rPr>
+        <w:br/>
+        <w:t>mít</w:t>
+      </w:r>
+      <w:r>
+        <w:rPr>
+          <w:lang w:val="cs-CZ"/>
+        </w:rPr>
+        <w:br/>
+        <w:t>draft připravený, dám vám k němu rychlou zpětnou vazbu či zodpovím dotazy k</w:t>
+      </w:r>
+      <w:r>
+        <w:rPr>
+          <w:lang w:val="cs-CZ"/>
+        </w:rPr>
+        <w:br/>
+        <w:t>nejasnostem.</w:t>
+      </w:r>
+    </w:p>
+    <w:p>
+      <w:pPr>
+        <w:rPr>
+          <w:lang w:val="cs-CZ"/>
+        </w:rPr>
+      </w:pPr>
+    </w:p>
+    <w:p>
+      <w:pPr>
+        <w:rPr>
+          <w:b/>
+          <w:bCs/>
+          <w:lang w:val="cs-CZ"/>
+        </w:rPr>
+      </w:pPr>
+    </w:p>
+    <w:p>
+      <w:pPr>
+        <w:rPr>
+          <w:lang w:val="cs-CZ"/>
+        </w:rPr>
+      </w:pPr>
+    </w:p>
+    <w:p>
+      <w:pPr>
+        <w:rPr>
+          <w:b/>
+          <w:bCs/>
+          <w:lang w:val="cs-CZ"/>
+        </w:rPr>
+      </w:pPr>
+      <w:r>
+        <w:rPr>
+          <w:b/>
+          <w:bCs/>
+          <w:lang w:val="cs-CZ"/>
+        </w:rPr>
+        <w:t>Navrh změny názvu</w:t>
+      </w:r>
+    </w:p>
+    <w:p>
+      <w:pPr>
+        <w:rPr>
+          <w:lang w:val="cs-CZ"/>
+        </w:rPr>
+      </w:pPr>
+      <w:r>
+        <w:rPr>
+          <w:lang w:val="cs-CZ"/>
+        </w:rPr>
+        <w:t>Repeated Game Simulation of OPEC behaviour</w:t>
+      </w:r>
+    </w:p>
+    <w:p>
+      <w:pPr>
+        <w:rPr>
+          <w:b/>
+          <w:bCs/>
+          <w:sz w:val="28"/>
+          <w:szCs w:val="28"/>
+          <w:lang w:val="cs-CZ"/>
+        </w:rPr>
+      </w:pPr>
+    </w:p>
+    <w:p>
+      <w:pPr>
+        <w:rPr>
+          <w:b/>
+          <w:bCs/>
+          <w:sz w:val="28"/>
+          <w:szCs w:val="28"/>
+          <w:lang w:val="cs-CZ"/>
+        </w:rPr>
+      </w:pPr>
+      <w:r>
+        <w:rPr>
+          <w:b/>
+          <w:bCs/>
+          <w:sz w:val="28"/>
+          <w:szCs w:val="28"/>
+          <w:lang w:val="cs-CZ"/>
+        </w:rPr>
+        <w:t>Source</w:t>
+      </w:r>
+    </w:p>
+    <w:p>
+      <w:pPr>
+        <w:rPr>
+          <w:sz w:val="24"/>
+          <w:szCs w:val="24"/>
+          <w:lang w:val="cs-CZ"/>
+        </w:rPr>
+      </w:pPr>
+      <w:r>
+        <w:rPr>
+          <w:sz w:val="24"/>
+          <w:szCs w:val="24"/>
+          <w:lang w:val="cs-CZ"/>
+        </w:rPr>
+        <w:t>OPEC behaviour: A Test of Alternative Hypotesis</w:t>
+      </w:r>
+    </w:p>
+    <w:p>
+      <w:pPr>
+        <w:rPr>
+          <w:b/>
+          <w:bCs/>
+          <w:sz w:val="28"/>
+          <w:szCs w:val="28"/>
           <w:lang w:val="cs-CZ"/>
         </w:rPr>
       </w:pPr>
@@ -220,219 +1402,161 @@
         <w:r>
           <w:rPr>
             <w:rStyle w:val="Hyperlink"/>
+            <w:b/>
+            <w:bCs/>
+            <w:sz w:val="28"/>
+            <w:szCs w:val="28"/>
             <w:lang w:val="cs-CZ"/>
           </w:rPr>
-          <w:t>https://homepages.math.uic.edu/~marker/stat473-s19/Cournot.pdf</w:t>
+          <w:t>https://oaktrust.library.tamu.edu/server/api/core/bitstreams/7baa611a-3399-41b8-b3fc-70381131baca/content</w:t>
         </w:r>
       </w:hyperlink>
     </w:p>
     <w:p>
       <w:pPr>
         <w:rPr>
-          <w:lang w:val="cs-CZ"/>
-        </w:rPr>
-      </w:pPr>
-    </w:p>
-    <w:p>
-      <w:pPr>
-        <w:rPr>
-          <w:b/>
-          <w:bCs/>
-          <w:lang w:val="cs-CZ"/>
-        </w:rPr>
-      </w:pPr>
-      <w:proofErr w:type="spellStart"/>
-      <w:r>
-        <w:rPr>
-          <w:b/>
-          <w:bCs/>
-          <w:lang w:val="cs-CZ"/>
-        </w:rPr>
-        <w:t>Navrh</w:t>
-      </w:r>
-      <w:proofErr w:type="spellEnd"/>
-      <w:r>
-        <w:rPr>
-          <w:b/>
-          <w:bCs/>
-          <w:lang w:val="cs-CZ"/>
-        </w:rPr>
-        <w:t xml:space="preserve"> změny názvu</w:t>
-      </w:r>
-    </w:p>
-    <w:p>
-      <w:pPr>
-        <w:rPr>
-          <w:lang w:val="cs-CZ"/>
-        </w:rPr>
-      </w:pPr>
-      <w:proofErr w:type="spellStart"/>
-      <w:r>
-        <w:rPr>
-          <w:lang w:val="cs-CZ"/>
-        </w:rPr>
-        <w:t>Repeated</w:t>
-      </w:r>
-      <w:proofErr w:type="spellEnd"/>
-      <w:r>
-        <w:rPr>
-          <w:lang w:val="cs-CZ"/>
-        </w:rPr>
-        <w:t xml:space="preserve"> Game </w:t>
-      </w:r>
-      <w:proofErr w:type="spellStart"/>
-      <w:r>
-        <w:rPr>
-          <w:lang w:val="cs-CZ"/>
-        </w:rPr>
-        <w:t>Simulation</w:t>
-      </w:r>
-      <w:proofErr w:type="spellEnd"/>
-      <w:r>
-        <w:rPr>
-          <w:lang w:val="cs-CZ"/>
-        </w:rPr>
-        <w:t xml:space="preserve"> </w:t>
-      </w:r>
-      <w:proofErr w:type="spellStart"/>
-      <w:r>
-        <w:rPr>
-          <w:lang w:val="cs-CZ"/>
-        </w:rPr>
-        <w:t>of</w:t>
-      </w:r>
-      <w:proofErr w:type="spellEnd"/>
-      <w:r>
-        <w:rPr>
-          <w:lang w:val="cs-CZ"/>
-        </w:rPr>
-        <w:t xml:space="preserve"> OPEC </w:t>
-      </w:r>
-      <w:proofErr w:type="spellStart"/>
-      <w:r>
-        <w:rPr>
-          <w:lang w:val="cs-CZ"/>
-        </w:rPr>
-        <w:t>behaviour</w:t>
-      </w:r>
-      <w:proofErr w:type="spellEnd"/>
-    </w:p>
-    <w:p>
-      <w:pPr>
-        <w:rPr>
-          <w:lang w:val="cs-CZ"/>
-        </w:rPr>
-      </w:pPr>
-    </w:p>
-    <w:p>
-      <w:pPr>
-        <w:rPr>
-          <w:lang w:val="cs-CZ"/>
-        </w:rPr>
-      </w:pPr>
-    </w:p>
-    <w:p>
-      <w:pPr>
-        <w:rPr>
-          <w:lang w:val="cs-CZ"/>
-        </w:rPr>
-      </w:pPr>
-    </w:p>
-    <w:p>
-      <w:pPr>
-        <w:rPr>
-          <w:lang w:val="cs-CZ"/>
-        </w:rPr>
-      </w:pPr>
-    </w:p>
-    <w:p>
-      <w:pPr>
-        <w:rPr>
-          <w:lang w:val="cs-CZ"/>
-        </w:rPr>
-      </w:pPr>
-    </w:p>
-    <w:p>
-      <w:pPr>
-        <w:rPr>
-          <w:lang w:val="cs-CZ"/>
-        </w:rPr>
-      </w:pPr>
-    </w:p>
-    <w:p>
-      <w:pPr>
-        <w:rPr>
-          <w:lang w:val="cs-CZ"/>
-        </w:rPr>
-      </w:pPr>
-    </w:p>
-    <w:p>
-      <w:pPr>
-        <w:rPr>
-          <w:lang w:val="cs-CZ"/>
-        </w:rPr>
-      </w:pPr>
-    </w:p>
-    <w:p>
-      <w:pPr>
-        <w:rPr>
-          <w:lang w:val="cs-CZ"/>
-        </w:rPr>
-      </w:pPr>
-    </w:p>
-    <w:p>
-      <w:pPr>
-        <w:rPr>
-          <w:lang w:val="cs-CZ"/>
-        </w:rPr>
-      </w:pPr>
-    </w:p>
-    <w:p>
-      <w:pPr>
-        <w:rPr>
-          <w:lang w:val="cs-CZ"/>
-        </w:rPr>
-      </w:pPr>
-    </w:p>
-    <w:p>
-      <w:pPr>
-        <w:rPr>
-          <w:lang w:val="cs-CZ"/>
-        </w:rPr>
-      </w:pPr>
-    </w:p>
-    <w:p>
-      <w:pPr>
-        <w:rPr>
-          <w:lang w:val="cs-CZ"/>
-        </w:rPr>
-      </w:pPr>
-    </w:p>
-    <w:p>
-      <w:pPr>
-        <w:rPr>
-          <w:lang w:val="cs-CZ"/>
-        </w:rPr>
-      </w:pPr>
-    </w:p>
-    <w:p>
-      <w:pPr>
-        <w:rPr>
-          <w:lang w:val="cs-CZ"/>
-        </w:rPr>
-      </w:pPr>
-    </w:p>
-    <w:p>
-      <w:pPr>
-        <w:rPr>
-          <w:lang w:val="cs-CZ"/>
-        </w:rPr>
-      </w:pPr>
-    </w:p>
-    <w:p>
-      <w:pPr>
-        <w:rPr>
-          <w:lang w:val="en-US"/>
+          <w:b/>
+          <w:bCs/>
+          <w:sz w:val="28"/>
+          <w:szCs w:val="28"/>
+          <w:lang w:val="cs-CZ"/>
+        </w:rPr>
+      </w:pPr>
+    </w:p>
+    <w:p>
+      <w:pPr>
+        <w:rPr>
+          <w:sz w:val="24"/>
+          <w:szCs w:val="24"/>
+          <w:lang w:val="cs-CZ"/>
+        </w:rPr>
+      </w:pPr>
+      <w:r>
+        <w:rPr>
+          <w:sz w:val="24"/>
+          <w:szCs w:val="24"/>
+          <w:lang w:val="cs-CZ"/>
+        </w:rPr>
+        <w:t>A Model for the Global Crude Oil Market Using a Multi-Pool MCP Approach</w:t>
+      </w:r>
+    </w:p>
+    <w:p>
+      <w:pPr>
+        <w:rPr>
+          <w:sz w:val="24"/>
+          <w:szCs w:val="24"/>
+          <w:lang w:val="cs-CZ"/>
+        </w:rPr>
+      </w:pPr>
+      <w:hyperlink r:id="rId9" w:history="1">
+        <w:r>
+          <w:rPr>
+            <w:rStyle w:val="Hyperlink"/>
+            <w:sz w:val="24"/>
+            <w:szCs w:val="24"/>
+            <w:lang w:val="cs-CZ"/>
+          </w:rPr>
+          <w:t>https://www.diw.de/documents/publikationen/73/diw_01.c.96394.de/dp869.pdf</w:t>
+        </w:r>
+      </w:hyperlink>
+    </w:p>
+    <w:p>
+      <w:pPr>
+        <w:rPr>
+          <w:sz w:val="24"/>
+          <w:szCs w:val="24"/>
+          <w:lang w:val="cs-CZ"/>
+        </w:rPr>
+      </w:pPr>
+    </w:p>
+    <w:p>
+      <w:pPr>
+        <w:rPr>
+          <w:lang w:val="cs-CZ"/>
+        </w:rPr>
+      </w:pPr>
+    </w:p>
+    <w:p>
+      <w:pPr>
+        <w:rPr>
+          <w:lang w:val="cs-CZ"/>
+        </w:rPr>
+      </w:pPr>
+    </w:p>
+    <w:p>
+      <w:pPr>
+        <w:rPr>
+          <w:lang w:val="cs-CZ"/>
+        </w:rPr>
+      </w:pPr>
+    </w:p>
+    <w:p>
+      <w:pPr>
+        <w:rPr>
+          <w:lang w:val="cs-CZ"/>
+        </w:rPr>
+      </w:pPr>
+    </w:p>
+    <w:p>
+      <w:pPr>
+        <w:rPr>
+          <w:lang w:val="cs-CZ"/>
+        </w:rPr>
+      </w:pPr>
+    </w:p>
+    <w:p>
+      <w:pPr>
+        <w:rPr>
+          <w:lang w:val="cs-CZ"/>
+        </w:rPr>
+      </w:pPr>
+    </w:p>
+    <w:p>
+      <w:pPr>
+        <w:rPr>
+          <w:lang w:val="cs-CZ"/>
+        </w:rPr>
+      </w:pPr>
+    </w:p>
+    <w:p>
+      <w:pPr>
+        <w:rPr>
+          <w:lang w:val="cs-CZ"/>
+        </w:rPr>
+      </w:pPr>
+    </w:p>
+    <w:p>
+      <w:pPr>
+        <w:rPr>
+          <w:lang w:val="cs-CZ"/>
+        </w:rPr>
+      </w:pPr>
+    </w:p>
+    <w:p>
+      <w:pPr>
+        <w:rPr>
+          <w:lang w:val="cs-CZ"/>
+        </w:rPr>
+      </w:pPr>
+    </w:p>
+    <w:p>
+      <w:pPr>
+        <w:rPr>
+          <w:lang w:val="cs-CZ"/>
+        </w:rPr>
+      </w:pPr>
+    </w:p>
+    <w:p>
+      <w:pPr>
+        <w:rPr>
+          <w:lang w:val="cs-CZ"/>
+        </w:rPr>
+      </w:pPr>
+    </w:p>
+    <w:p>
+      <w:pPr>
+        <w:rPr>
+          <w:lang w:val="cs-CZ"/>
         </w:rPr>
       </w:pPr>
     </w:p>
@@ -909,6 +2033,7 @@
   <w:style w:type="paragraph" w:default="1" w:styleId="Normal">
     <w:name w:val="Normal"/>
     <w:qFormat/>
+    <w:rsid w:val="0075029B"/>
     <w:rPr>
       <w:lang w:val="en-GB"/>
     </w:rPr>

--- a/report_notes.docx
+++ b/report_notes.docx
@@ -5,7 +5,7 @@
     <w:p>
       <w:pPr>
         <w:rPr>
-          <w:lang w:val="cs-CZ"/>
+          <w:lang w:val="en-US"/>
         </w:rPr>
       </w:pPr>
     </w:p>
@@ -17,134 +17,135 @@
           <w:bCs/>
           <w:sz w:val="28"/>
           <w:szCs w:val="28"/>
-          <w:lang w:val="cs-CZ"/>
-        </w:rPr>
-      </w:pPr>
-      <w:r>
-        <w:rPr>
-          <w:b/>
-          <w:bCs/>
-          <w:sz w:val="28"/>
-          <w:szCs w:val="28"/>
-          <w:lang w:val="cs-CZ"/>
-        </w:rPr>
-        <w:t xml:space="preserve">DONT FORGET THE TITLE </w:t>
+          <w:lang w:val="en-US"/>
+        </w:rPr>
+      </w:pPr>
+      <w:r>
+        <w:rPr>
+          <w:b/>
+          <w:bCs/>
+          <w:sz w:val="28"/>
+          <w:szCs w:val="28"/>
+          <w:lang w:val="en-US"/>
+        </w:rPr>
+        <w:t>IMPACT OF OPEC REGULATIONS ON OIL PRICES</w:t>
+      </w:r>
+    </w:p>
+    <w:p>
+      <w:pPr>
+        <w:rPr>
+          <w:b/>
+          <w:bCs/>
+          <w:sz w:val="28"/>
+          <w:szCs w:val="28"/>
+          <w:lang w:val="en-US"/>
+        </w:rPr>
+      </w:pPr>
+    </w:p>
+    <w:p>
+      <w:pPr>
+        <w:rPr>
+          <w:b/>
+          <w:bCs/>
+          <w:sz w:val="28"/>
+          <w:szCs w:val="28"/>
+          <w:lang w:val="en-US"/>
+        </w:rPr>
+      </w:pPr>
+      <w:r>
+        <w:rPr>
+          <w:b/>
+          <w:bCs/>
+          <w:sz w:val="28"/>
+          <w:szCs w:val="28"/>
+          <w:lang w:val="en-US"/>
+        </w:rPr>
+        <w:t>Theoretical</w:t>
+      </w:r>
+      <w:r>
+        <w:rPr>
+          <w:b/>
+          <w:bCs/>
+          <w:sz w:val="28"/>
+          <w:szCs w:val="28"/>
+          <w:lang w:val="en-US"/>
+        </w:rPr>
+        <w:t xml:space="preserve"> base - </w:t>
+      </w:r>
+      <w:r>
+        <w:rPr>
+          <w:b/>
+          <w:bCs/>
+          <w:sz w:val="28"/>
+          <w:szCs w:val="28"/>
+          <w:lang w:val="en-US"/>
+        </w:rPr>
+        <w:t>Cournot Oligopoly</w:t>
+      </w:r>
+    </w:p>
+    <w:p>
+      <w:pPr>
+        <w:rPr>
+          <w:sz w:val="24"/>
+          <w:szCs w:val="24"/>
+          <w:lang w:val="en-US"/>
+        </w:rPr>
+      </w:pPr>
+      <w:r>
+        <w:rPr>
+          <w:sz w:val="24"/>
+          <w:szCs w:val="24"/>
+          <w:lang w:val="en-US"/>
+        </w:rPr>
+        <w:t xml:space="preserve">In Cournot oligopoly model, firms compete by choosing the </w:t>
+      </w:r>
+      <w:r>
+        <w:rPr>
+          <w:sz w:val="24"/>
+          <w:szCs w:val="24"/>
+          <w:lang w:val="en-US"/>
+        </w:rPr>
+        <w:t>amount</w:t>
+      </w:r>
+      <w:r>
+        <w:rPr>
+          <w:sz w:val="24"/>
+          <w:szCs w:val="24"/>
+          <w:lang w:val="en-US"/>
+        </w:rPr>
+        <w:t xml:space="preserve"> of goods they produce. </w:t>
+      </w:r>
+      <w:r>
+        <w:rPr>
+          <w:sz w:val="24"/>
+          <w:szCs w:val="24"/>
+          <w:lang w:val="en-US"/>
+        </w:rPr>
+        <w:t xml:space="preserve">The market price is then determined from total output using the </w:t>
+      </w:r>
+      <w:r>
+        <w:rPr>
+          <w:sz w:val="24"/>
+          <w:szCs w:val="24"/>
+          <w:lang w:val="en-US"/>
+        </w:rPr>
+        <w:t>inverse demand function:</w:t>
       </w:r>
     </w:p>
     <w:p>
       <w:pPr>
         <w:jc w:val="center"/>
         <w:rPr>
-          <w:b/>
-          <w:bCs/>
-          <w:sz w:val="28"/>
-          <w:szCs w:val="28"/>
-        </w:rPr>
-      </w:pPr>
-      <w:r>
-        <w:rPr>
-          <w:b/>
-          <w:bCs/>
-          <w:sz w:val="28"/>
-          <w:szCs w:val="28"/>
-        </w:rPr>
-        <w:t>Jácha a Mara</w:t>
-      </w:r>
-    </w:p>
-    <w:p>
-      <w:pPr>
-        <w:jc w:val="center"/>
-        <w:rPr>
-          <w:b/>
-          <w:bCs/>
-          <w:sz w:val="28"/>
-          <w:szCs w:val="28"/>
-        </w:rPr>
-      </w:pPr>
-    </w:p>
-    <w:p>
-      <w:pPr>
-        <w:rPr>
-          <w:b/>
-          <w:bCs/>
-          <w:sz w:val="28"/>
-          <w:szCs w:val="28"/>
-          <w:lang w:val="cs-CZ"/>
-        </w:rPr>
-      </w:pPr>
-      <w:r>
-        <w:rPr>
-          <w:b/>
-          <w:bCs/>
-          <w:sz w:val="28"/>
-          <w:szCs w:val="28"/>
-          <w:lang w:val="cs-CZ"/>
-        </w:rPr>
-        <w:t>Theretical base</w:t>
-      </w:r>
-      <w:r>
-        <w:rPr>
-          <w:b/>
-          <w:bCs/>
-          <w:sz w:val="28"/>
-          <w:szCs w:val="28"/>
-          <w:lang w:val="cs-CZ"/>
-        </w:rPr>
-        <w:t xml:space="preserve"> - </w:t>
-      </w:r>
-      <w:r>
-        <w:rPr>
-          <w:b/>
-          <w:bCs/>
-          <w:sz w:val="28"/>
-          <w:szCs w:val="28"/>
-          <w:lang w:val="cs-CZ"/>
-        </w:rPr>
-        <w:t>Cournot Oligopoly</w:t>
-      </w:r>
-    </w:p>
-    <w:p>
-      <w:pPr>
-        <w:rPr>
-          <w:sz w:val="24"/>
-          <w:szCs w:val="24"/>
-        </w:rPr>
-      </w:pPr>
-      <w:r>
-        <w:rPr>
-          <w:sz w:val="24"/>
-          <w:szCs w:val="24"/>
-          <w:lang w:val="cs-CZ"/>
-        </w:rPr>
-        <w:t xml:space="preserve">In Cournot oligopoly model, firms compete by choosing the amout of goods they produce. </w:t>
-      </w:r>
-      <w:r>
-        <w:rPr>
-          <w:sz w:val="24"/>
-          <w:szCs w:val="24"/>
-        </w:rPr>
-        <w:t xml:space="preserve">The market price is then determined from total output using the </w:t>
-      </w:r>
-      <w:r>
-        <w:rPr>
-          <w:sz w:val="24"/>
-          <w:szCs w:val="24"/>
-        </w:rPr>
-        <w:t>inverse demand function:</w:t>
-      </w:r>
-    </w:p>
-    <w:p>
-      <w:pPr>
-        <w:jc w:val="center"/>
-        <w:rPr>
-          <w:sz w:val="24"/>
-          <w:szCs w:val="24"/>
-        </w:rPr>
-      </w:pPr>
-      <w:r>
-        <w:rPr>
-          <w:sz w:val="24"/>
-          <w:szCs w:val="24"/>
+          <w:sz w:val="24"/>
+          <w:szCs w:val="24"/>
+          <w:lang w:val="en-US"/>
+        </w:rPr>
+      </w:pPr>
+      <w:r>
+        <w:rPr>
+          <w:sz w:val="24"/>
+          <w:szCs w:val="24"/>
+          <w:lang w:val="en-US"/>
         </w:rPr>
         <w:t>P</w:t>
       </w:r>
@@ -152,6 +153,7 @@
         <w:rPr>
           <w:sz w:val="24"/>
           <w:szCs w:val="24"/>
+          <w:lang w:val="en-US"/>
         </w:rPr>
         <w:t xml:space="preserve"> </w:t>
       </w:r>
@@ -159,6 +161,7 @@
         <w:rPr>
           <w:sz w:val="24"/>
           <w:szCs w:val="24"/>
+          <w:lang w:val="en-US"/>
         </w:rPr>
         <w:t>=</w:t>
       </w:r>
@@ -166,6 +169,7 @@
         <w:rPr>
           <w:sz w:val="24"/>
           <w:szCs w:val="24"/>
+          <w:lang w:val="en-US"/>
         </w:rPr>
         <w:t xml:space="preserve"> </w:t>
       </w:r>
@@ -173,6 +177,7 @@
         <w:rPr>
           <w:sz w:val="24"/>
           <w:szCs w:val="24"/>
+          <w:lang w:val="en-US"/>
         </w:rPr>
         <w:t>a</w:t>
       </w:r>
@@ -180,6 +185,7 @@
         <w:rPr>
           <w:sz w:val="24"/>
           <w:szCs w:val="24"/>
+          <w:lang w:val="en-US"/>
         </w:rPr>
         <w:t xml:space="preserve"> </w:t>
       </w:r>
@@ -187,6 +193,7 @@
         <w:rPr>
           <w:sz w:val="24"/>
           <w:szCs w:val="24"/>
+          <w:lang w:val="en-US"/>
         </w:rPr>
         <w:t>−</w:t>
       </w:r>
@@ -194,13 +201,16 @@
         <w:rPr>
           <w:sz w:val="24"/>
           <w:szCs w:val="24"/>
+          <w:lang w:val="en-US"/>
         </w:rPr>
         <w:t xml:space="preserve"> </w:t>
       </w:r>
-      <w:r>
-        <w:rPr>
-          <w:sz w:val="24"/>
-          <w:szCs w:val="24"/>
+      <w:proofErr w:type="spellStart"/>
+      <w:r>
+        <w:rPr>
+          <w:sz w:val="24"/>
+          <w:szCs w:val="24"/>
+          <w:lang w:val="en-US"/>
         </w:rPr>
         <w:t>b</w:t>
       </w:r>
@@ -208,9 +218,11 @@
         <w:rPr>
           <w:sz w:val="24"/>
           <w:szCs w:val="24"/>
+          <w:lang w:val="en-US"/>
         </w:rPr>
         <w:t>Q</w:t>
       </w:r>
+      <w:proofErr w:type="spellEnd"/>
     </w:p>
     <w:p>
       <w:pPr>
@@ -218,12 +230,14 @@
         <w:rPr>
           <w:sz w:val="24"/>
           <w:szCs w:val="24"/>
-        </w:rPr>
-      </w:pPr>
-      <w:r>
-        <w:rPr>
-          <w:sz w:val="24"/>
-          <w:szCs w:val="24"/>
+          <w:lang w:val="en-US"/>
+        </w:rPr>
+      </w:pPr>
+      <w:r>
+        <w:rPr>
+          <w:sz w:val="24"/>
+          <w:szCs w:val="24"/>
+          <w:lang w:val="en-US"/>
         </w:rPr>
         <w:t>Q…total quantity produced</w:t>
       </w:r>
@@ -234,12 +248,14 @@
         <w:rPr>
           <w:sz w:val="24"/>
           <w:szCs w:val="24"/>
-        </w:rPr>
-      </w:pPr>
-      <w:r>
-        <w:rPr>
-          <w:sz w:val="24"/>
-          <w:szCs w:val="24"/>
+          <w:lang w:val="en-US"/>
+        </w:rPr>
+      </w:pPr>
+      <w:r>
+        <w:rPr>
+          <w:sz w:val="24"/>
+          <w:szCs w:val="24"/>
+          <w:lang w:val="en-US"/>
         </w:rPr>
         <w:t xml:space="preserve">a…theoretical maximum price </w:t>
       </w:r>
@@ -247,6 +263,7 @@
         <w:rPr>
           <w:sz w:val="24"/>
           <w:szCs w:val="24"/>
+          <w:lang w:val="en-US"/>
         </w:rPr>
         <w:t>when quantity is zero</w:t>
       </w:r>
@@ -254,6 +271,7 @@
         <w:rPr>
           <w:sz w:val="24"/>
           <w:szCs w:val="24"/>
+          <w:lang w:val="en-US"/>
         </w:rPr>
         <w:t>s</w:t>
       </w:r>
@@ -264,12 +282,14 @@
         <w:rPr>
           <w:sz w:val="24"/>
           <w:szCs w:val="24"/>
-        </w:rPr>
-      </w:pPr>
-      <w:r>
-        <w:rPr>
-          <w:sz w:val="24"/>
-          <w:szCs w:val="24"/>
+          <w:lang w:val="en-US"/>
+        </w:rPr>
+      </w:pPr>
+      <w:r>
+        <w:rPr>
+          <w:sz w:val="24"/>
+          <w:szCs w:val="24"/>
+          <w:lang w:val="en-US"/>
         </w:rPr>
         <w:t>b</w:t>
       </w:r>
@@ -277,6 +297,7 @@
         <w:rPr>
           <w:sz w:val="24"/>
           <w:szCs w:val="24"/>
+          <w:lang w:val="en-US"/>
         </w:rPr>
         <w:t>…supply sensitivity</w:t>
       </w:r>
@@ -286,20 +307,23 @@
         <w:rPr>
           <w:sz w:val="24"/>
           <w:szCs w:val="24"/>
-        </w:rPr>
-      </w:pPr>
-    </w:p>
-    <w:p>
-      <w:pPr>
-        <w:rPr>
-          <w:sz w:val="24"/>
-          <w:szCs w:val="24"/>
-        </w:rPr>
-      </w:pPr>
-      <w:r>
-        <w:rPr>
-          <w:sz w:val="24"/>
-          <w:szCs w:val="24"/>
+          <w:lang w:val="en-US"/>
+        </w:rPr>
+      </w:pPr>
+    </w:p>
+    <w:p>
+      <w:pPr>
+        <w:rPr>
+          <w:sz w:val="24"/>
+          <w:szCs w:val="24"/>
+          <w:lang w:val="en-US"/>
+        </w:rPr>
+      </w:pPr>
+      <w:r>
+        <w:rPr>
+          <w:sz w:val="24"/>
+          <w:szCs w:val="24"/>
+          <w:lang w:val="en-US"/>
         </w:rPr>
         <w:t>In this model</w:t>
       </w:r>
@@ -307,6 +331,7 @@
         <w:rPr>
           <w:sz w:val="24"/>
           <w:szCs w:val="24"/>
+          <w:lang w:val="en-US"/>
         </w:rPr>
         <w:t xml:space="preserve"> a demand curve </w:t>
       </w:r>
@@ -314,6 +339,7 @@
         <w:rPr>
           <w:sz w:val="24"/>
           <w:szCs w:val="24"/>
+          <w:lang w:val="en-US"/>
         </w:rPr>
         <w:t xml:space="preserve">was calibrated </w:t>
       </w:r>
@@ -321,6 +347,7 @@
         <w:rPr>
           <w:sz w:val="24"/>
           <w:szCs w:val="24"/>
+          <w:lang w:val="en-US"/>
         </w:rPr>
         <w:t>to an initial market equilibrium</w:t>
       </w:r>
@@ -328,6 +355,7 @@
         <w:rPr>
           <w:sz w:val="24"/>
           <w:szCs w:val="24"/>
+          <w:lang w:val="en-US"/>
         </w:rPr>
         <w:t xml:space="preserve">. This approach was used mainly because parameter </w:t>
       </w:r>
@@ -337,6 +365,7 @@
           <w:iCs/>
           <w:sz w:val="24"/>
           <w:szCs w:val="24"/>
+          <w:lang w:val="en-US"/>
         </w:rPr>
         <w:t xml:space="preserve">a </w:t>
       </w:r>
@@ -344,6 +373,7 @@
         <w:rPr>
           <w:sz w:val="24"/>
           <w:szCs w:val="24"/>
+          <w:lang w:val="en-US"/>
         </w:rPr>
         <w:t>is a purely theoretical number that is impossible to know.</w:t>
       </w:r>
@@ -351,6 +381,7 @@
         <w:rPr>
           <w:sz w:val="24"/>
           <w:szCs w:val="24"/>
+          <w:lang w:val="en-US"/>
         </w:rPr>
         <w:t xml:space="preserve"> Final price calculation:</w:t>
       </w:r>
@@ -361,19 +392,40 @@
         <w:rPr>
           <w:sz w:val="24"/>
           <w:szCs w:val="24"/>
-        </w:rPr>
-      </w:pPr>
-      <w:r>
-        <w:rPr>
-          <w:sz w:val="24"/>
-          <w:szCs w:val="24"/>
-        </w:rPr>
-        <w:t xml:space="preserve">P = P_base – </w:t>
-      </w:r>
-      <w:r>
-        <w:rPr>
-          <w:sz w:val="24"/>
-          <w:szCs w:val="24"/>
+          <w:lang w:val="en-US"/>
+        </w:rPr>
+      </w:pPr>
+      <w:r>
+        <w:rPr>
+          <w:sz w:val="24"/>
+          <w:szCs w:val="24"/>
+          <w:lang w:val="en-US"/>
+        </w:rPr>
+        <w:t xml:space="preserve">P = </w:t>
+      </w:r>
+      <w:proofErr w:type="spellStart"/>
+      <w:r>
+        <w:rPr>
+          <w:sz w:val="24"/>
+          <w:szCs w:val="24"/>
+          <w:lang w:val="en-US"/>
+        </w:rPr>
+        <w:t>P_base</w:t>
+      </w:r>
+      <w:proofErr w:type="spellEnd"/>
+      <w:r>
+        <w:rPr>
+          <w:sz w:val="24"/>
+          <w:szCs w:val="24"/>
+          <w:lang w:val="en-US"/>
+        </w:rPr>
+        <w:t xml:space="preserve"> – </w:t>
+      </w:r>
+      <w:r>
+        <w:rPr>
+          <w:sz w:val="24"/>
+          <w:szCs w:val="24"/>
+          <w:lang w:val="en-US"/>
         </w:rPr>
         <w:t>b</w:t>
       </w:r>
@@ -381,46 +433,93 @@
         <w:rPr>
           <w:sz w:val="24"/>
           <w:szCs w:val="24"/>
-        </w:rPr>
-        <w:t xml:space="preserve"> * (Q – Q_base)</w:t>
-      </w:r>
-    </w:p>
-    <w:p>
-      <w:pPr>
-        <w:rPr>
-          <w:sz w:val="24"/>
-          <w:szCs w:val="24"/>
-        </w:rPr>
-      </w:pPr>
-      <w:r>
-        <w:rPr>
-          <w:sz w:val="24"/>
-          <w:szCs w:val="24"/>
-        </w:rPr>
-        <w:t>P_base…historically observed equilibrium price</w:t>
-      </w:r>
-    </w:p>
-    <w:p>
-      <w:pPr>
-        <w:rPr>
-          <w:sz w:val="24"/>
-          <w:szCs w:val="24"/>
-        </w:rPr>
-      </w:pPr>
-      <w:r>
-        <w:rPr>
-          <w:sz w:val="24"/>
-          <w:szCs w:val="24"/>
-        </w:rPr>
-        <w:t>Q_base…</w:t>
-      </w:r>
-      <w:r>
+          <w:lang w:val="en-US"/>
+        </w:rPr>
+        <w:t xml:space="preserve"> * (Q – </w:t>
+      </w:r>
+      <w:proofErr w:type="spellStart"/>
+      <w:r>
+        <w:rPr>
+          <w:sz w:val="24"/>
+          <w:szCs w:val="24"/>
+          <w:lang w:val="en-US"/>
+        </w:rPr>
+        <w:t>Q_base</w:t>
+      </w:r>
+      <w:proofErr w:type="spellEnd"/>
+      <w:r>
+        <w:rPr>
+          <w:sz w:val="24"/>
+          <w:szCs w:val="24"/>
+          <w:lang w:val="en-US"/>
+        </w:rPr>
+        <w:t>)</w:t>
+      </w:r>
+    </w:p>
+    <w:p>
+      <w:pPr>
+        <w:rPr>
+          <w:sz w:val="24"/>
+          <w:szCs w:val="24"/>
+          <w:lang w:val="en-US"/>
+        </w:rPr>
+      </w:pPr>
+      <w:proofErr w:type="spellStart"/>
+      <w:r>
+        <w:rPr>
+          <w:sz w:val="24"/>
+          <w:szCs w:val="24"/>
+          <w:lang w:val="en-US"/>
+        </w:rPr>
+        <w:t>P_base</w:t>
+      </w:r>
+      <w:proofErr w:type="spellEnd"/>
+      <w:r>
+        <w:rPr>
+          <w:sz w:val="24"/>
+          <w:szCs w:val="24"/>
+          <w:lang w:val="en-US"/>
+        </w:rPr>
+        <w:t>…historically observed equilibrium price</w:t>
+      </w:r>
+    </w:p>
+    <w:p>
+      <w:pPr>
+        <w:rPr>
+          <w:sz w:val="24"/>
+          <w:szCs w:val="24"/>
+          <w:lang w:val="en-US"/>
+        </w:rPr>
+      </w:pPr>
+      <w:proofErr w:type="spellStart"/>
+      <w:r>
+        <w:rPr>
+          <w:sz w:val="24"/>
+          <w:szCs w:val="24"/>
+          <w:lang w:val="en-US"/>
+        </w:rPr>
+        <w:t>Q_base</w:t>
+      </w:r>
+      <w:proofErr w:type="spellEnd"/>
+      <w:r>
+        <w:rPr>
+          <w:sz w:val="24"/>
+          <w:szCs w:val="24"/>
+          <w:lang w:val="en-US"/>
+        </w:rPr>
+        <w:t>…</w:t>
+      </w:r>
+      <w:r>
+        <w:rPr>
+          <w:lang w:val="en-US"/>
+        </w:rPr>
         <w:t xml:space="preserve"> </w:t>
       </w:r>
       <w:r>
         <w:rPr>
           <w:sz w:val="24"/>
           <w:szCs w:val="24"/>
+          <w:lang w:val="en-US"/>
         </w:rPr>
         <w:t>production level that naturally results in the Base Price</w:t>
       </w:r>
@@ -428,137 +527,137 @@
     <w:p>
       <w:pPr>
         <w:rPr>
-          <w:lang w:val="cs-CZ"/>
-        </w:rPr>
-      </w:pPr>
-    </w:p>
-    <w:p>
-      <w:pPr>
-        <w:rPr>
-          <w:b/>
-          <w:bCs/>
-          <w:sz w:val="28"/>
-          <w:szCs w:val="28"/>
-          <w:lang w:val="cs-CZ"/>
-        </w:rPr>
-      </w:pPr>
-    </w:p>
-    <w:p>
-      <w:pPr>
-        <w:rPr>
-          <w:b/>
-          <w:bCs/>
-          <w:sz w:val="28"/>
-          <w:szCs w:val="28"/>
-          <w:lang w:val="cs-CZ"/>
-        </w:rPr>
-      </w:pPr>
-    </w:p>
-    <w:p>
-      <w:pPr>
-        <w:rPr>
-          <w:b/>
-          <w:bCs/>
-          <w:sz w:val="28"/>
-          <w:szCs w:val="28"/>
-          <w:lang w:val="cs-CZ"/>
-        </w:rPr>
-      </w:pPr>
-    </w:p>
-    <w:p>
-      <w:pPr>
-        <w:rPr>
-          <w:b/>
-          <w:bCs/>
-          <w:sz w:val="28"/>
-          <w:szCs w:val="28"/>
-          <w:lang w:val="cs-CZ"/>
-        </w:rPr>
-      </w:pPr>
-    </w:p>
-    <w:p>
-      <w:pPr>
-        <w:rPr>
-          <w:b/>
-          <w:bCs/>
-          <w:sz w:val="28"/>
-          <w:szCs w:val="28"/>
-          <w:lang w:val="cs-CZ"/>
-        </w:rPr>
-      </w:pPr>
-    </w:p>
-    <w:p>
-      <w:pPr>
-        <w:rPr>
-          <w:b/>
-          <w:bCs/>
-          <w:sz w:val="28"/>
-          <w:szCs w:val="28"/>
-          <w:lang w:val="cs-CZ"/>
-        </w:rPr>
-      </w:pPr>
-    </w:p>
-    <w:p>
-      <w:pPr>
-        <w:rPr>
-          <w:b/>
-          <w:bCs/>
-          <w:sz w:val="28"/>
-          <w:szCs w:val="28"/>
-          <w:lang w:val="cs-CZ"/>
-        </w:rPr>
-      </w:pPr>
-    </w:p>
-    <w:p>
-      <w:pPr>
-        <w:rPr>
-          <w:b/>
-          <w:bCs/>
-          <w:sz w:val="28"/>
-          <w:szCs w:val="28"/>
-          <w:lang w:val="cs-CZ"/>
-        </w:rPr>
-      </w:pPr>
-    </w:p>
-    <w:p>
-      <w:pPr>
-        <w:rPr>
-          <w:b/>
-          <w:bCs/>
-          <w:sz w:val="28"/>
-          <w:szCs w:val="28"/>
-          <w:lang w:val="cs-CZ"/>
-        </w:rPr>
-      </w:pPr>
-    </w:p>
-    <w:p>
-      <w:pPr>
-        <w:rPr>
-          <w:b/>
-          <w:bCs/>
-          <w:sz w:val="28"/>
-          <w:szCs w:val="28"/>
-          <w:lang w:val="cs-CZ"/>
-        </w:rPr>
-      </w:pPr>
-    </w:p>
-    <w:p>
-      <w:pPr>
-        <w:rPr>
-          <w:b/>
-          <w:bCs/>
-          <w:sz w:val="28"/>
-          <w:szCs w:val="28"/>
-          <w:lang w:val="cs-CZ"/>
-        </w:rPr>
-      </w:pPr>
-      <w:r>
-        <w:rPr>
-          <w:b/>
-          <w:bCs/>
-          <w:sz w:val="28"/>
-          <w:szCs w:val="28"/>
-          <w:lang w:val="cs-CZ"/>
+          <w:lang w:val="en-US"/>
+        </w:rPr>
+      </w:pPr>
+    </w:p>
+    <w:p>
+      <w:pPr>
+        <w:rPr>
+          <w:b/>
+          <w:bCs/>
+          <w:sz w:val="28"/>
+          <w:szCs w:val="28"/>
+          <w:lang w:val="en-US"/>
+        </w:rPr>
+      </w:pPr>
+    </w:p>
+    <w:p>
+      <w:pPr>
+        <w:rPr>
+          <w:b/>
+          <w:bCs/>
+          <w:sz w:val="28"/>
+          <w:szCs w:val="28"/>
+          <w:lang w:val="en-US"/>
+        </w:rPr>
+      </w:pPr>
+    </w:p>
+    <w:p>
+      <w:pPr>
+        <w:rPr>
+          <w:b/>
+          <w:bCs/>
+          <w:sz w:val="28"/>
+          <w:szCs w:val="28"/>
+          <w:lang w:val="en-US"/>
+        </w:rPr>
+      </w:pPr>
+    </w:p>
+    <w:p>
+      <w:pPr>
+        <w:rPr>
+          <w:b/>
+          <w:bCs/>
+          <w:sz w:val="28"/>
+          <w:szCs w:val="28"/>
+          <w:lang w:val="en-US"/>
+        </w:rPr>
+      </w:pPr>
+    </w:p>
+    <w:p>
+      <w:pPr>
+        <w:rPr>
+          <w:b/>
+          <w:bCs/>
+          <w:sz w:val="28"/>
+          <w:szCs w:val="28"/>
+          <w:lang w:val="en-US"/>
+        </w:rPr>
+      </w:pPr>
+    </w:p>
+    <w:p>
+      <w:pPr>
+        <w:rPr>
+          <w:b/>
+          <w:bCs/>
+          <w:sz w:val="28"/>
+          <w:szCs w:val="28"/>
+          <w:lang w:val="en-US"/>
+        </w:rPr>
+      </w:pPr>
+    </w:p>
+    <w:p>
+      <w:pPr>
+        <w:rPr>
+          <w:b/>
+          <w:bCs/>
+          <w:sz w:val="28"/>
+          <w:szCs w:val="28"/>
+          <w:lang w:val="en-US"/>
+        </w:rPr>
+      </w:pPr>
+    </w:p>
+    <w:p>
+      <w:pPr>
+        <w:rPr>
+          <w:b/>
+          <w:bCs/>
+          <w:sz w:val="28"/>
+          <w:szCs w:val="28"/>
+          <w:lang w:val="en-US"/>
+        </w:rPr>
+      </w:pPr>
+    </w:p>
+    <w:p>
+      <w:pPr>
+        <w:rPr>
+          <w:b/>
+          <w:bCs/>
+          <w:sz w:val="28"/>
+          <w:szCs w:val="28"/>
+          <w:lang w:val="en-US"/>
+        </w:rPr>
+      </w:pPr>
+    </w:p>
+    <w:p>
+      <w:pPr>
+        <w:rPr>
+          <w:b/>
+          <w:bCs/>
+          <w:sz w:val="28"/>
+          <w:szCs w:val="28"/>
+          <w:lang w:val="en-US"/>
+        </w:rPr>
+      </w:pPr>
+    </w:p>
+    <w:p>
+      <w:pPr>
+        <w:rPr>
+          <w:b/>
+          <w:bCs/>
+          <w:sz w:val="28"/>
+          <w:szCs w:val="28"/>
+          <w:lang w:val="en-US"/>
+        </w:rPr>
+      </w:pPr>
+      <w:r>
+        <w:rPr>
+          <w:b/>
+          <w:bCs/>
+          <w:sz w:val="28"/>
+          <w:szCs w:val="28"/>
+          <w:lang w:val="en-US"/>
         </w:rPr>
         <w:lastRenderedPageBreak/>
         <w:drawing>
@@ -631,7 +730,7 @@
           <w:bCs/>
           <w:sz w:val="28"/>
           <w:szCs w:val="28"/>
-          <w:lang w:val="cs-CZ"/>
+          <w:lang w:val="en-US"/>
         </w:rPr>
         <w:drawing>
           <wp:anchor distT="0" distB="0" distL="114300" distR="114300" simplePos="0" relativeHeight="251658240" behindDoc="0" locked="0" layoutInCell="1" allowOverlap="1" wp14:anchorId="26BFC252" wp14:editId="2D10ACBA">
@@ -695,211 +794,323 @@
           <w:bCs/>
           <w:sz w:val="28"/>
           <w:szCs w:val="28"/>
-          <w:lang w:val="cs-CZ"/>
-        </w:rPr>
-        <w:t>SCENARIO 1</w:t>
-      </w:r>
-      <w:r>
-        <w:rPr>
-          <w:b/>
-          <w:bCs/>
-          <w:sz w:val="28"/>
-          <w:szCs w:val="28"/>
-          <w:lang w:val="cs-CZ"/>
-        </w:rPr>
-        <w:t xml:space="preserve"> – Current state of OPEC cartel</w:t>
-      </w:r>
-    </w:p>
-    <w:p>
-      <w:pPr>
-        <w:rPr>
-          <w:b/>
-          <w:bCs/>
-          <w:sz w:val="28"/>
-          <w:szCs w:val="28"/>
-          <w:lang w:val="cs-CZ"/>
-        </w:rPr>
-      </w:pPr>
-    </w:p>
-    <w:p>
-      <w:pPr>
-        <w:rPr>
-          <w:sz w:val="24"/>
-          <w:szCs w:val="24"/>
-          <w:lang w:val="cs-CZ"/>
-        </w:rPr>
-      </w:pPr>
-      <w:r>
-        <w:rPr>
-          <w:sz w:val="24"/>
-          <w:szCs w:val="24"/>
-          <w:lang w:val="cs-CZ"/>
-        </w:rPr>
-        <w:t>Profit of Each Country:</w:t>
-      </w:r>
-    </w:p>
-    <w:p>
-      <w:pPr>
-        <w:rPr>
-          <w:sz w:val="24"/>
-          <w:szCs w:val="24"/>
-          <w:lang w:val="cs-CZ"/>
-        </w:rPr>
-      </w:pPr>
-      <w:r>
-        <w:rPr>
-          <w:sz w:val="24"/>
-          <w:szCs w:val="24"/>
-          <w:lang w:val="cs-CZ"/>
-        </w:rPr>
-        <w:t>Saudi Arabia : $25</w:t>
-      </w:r>
-      <w:r>
-        <w:rPr>
-          <w:sz w:val="24"/>
-          <w:szCs w:val="24"/>
-          <w:lang w:val="cs-CZ"/>
-        </w:rPr>
-        <w:t>574</w:t>
-      </w:r>
-    </w:p>
-    <w:p>
-      <w:pPr>
-        <w:rPr>
-          <w:sz w:val="24"/>
-          <w:szCs w:val="24"/>
-          <w:lang w:val="cs-CZ"/>
-        </w:rPr>
-      </w:pPr>
-      <w:r>
-        <w:rPr>
-          <w:sz w:val="24"/>
-          <w:szCs w:val="24"/>
-          <w:lang w:val="cs-CZ"/>
-        </w:rPr>
-        <w:t>Venezuela : $19</w:t>
-      </w:r>
-      <w:r>
-        <w:rPr>
-          <w:sz w:val="24"/>
-          <w:szCs w:val="24"/>
-          <w:lang w:val="cs-CZ"/>
-        </w:rPr>
-        <w:t>96</w:t>
-      </w:r>
-    </w:p>
-    <w:p>
-      <w:pPr>
-        <w:rPr>
-          <w:sz w:val="24"/>
-          <w:szCs w:val="24"/>
-          <w:lang w:val="cs-CZ"/>
-        </w:rPr>
-      </w:pPr>
-      <w:r>
-        <w:rPr>
-          <w:sz w:val="24"/>
-          <w:szCs w:val="24"/>
-          <w:lang w:val="cs-CZ"/>
-        </w:rPr>
-        <w:t>UAE : $9</w:t>
-      </w:r>
-      <w:r>
-        <w:rPr>
-          <w:sz w:val="24"/>
-          <w:szCs w:val="24"/>
-          <w:lang w:val="cs-CZ"/>
-        </w:rPr>
-        <w:t>640</w:t>
-      </w:r>
-    </w:p>
-    <w:p>
-      <w:pPr>
-        <w:rPr>
-          <w:sz w:val="24"/>
-          <w:szCs w:val="24"/>
-          <w:lang w:val="cs-CZ"/>
-        </w:rPr>
-      </w:pPr>
-      <w:r>
-        <w:rPr>
-          <w:sz w:val="24"/>
-          <w:szCs w:val="24"/>
-          <w:lang w:val="cs-CZ"/>
-        </w:rPr>
-        <w:t>Nigeria : $20</w:t>
-      </w:r>
-      <w:r>
-        <w:rPr>
-          <w:sz w:val="24"/>
-          <w:szCs w:val="24"/>
-          <w:lang w:val="cs-CZ"/>
-        </w:rPr>
-        <w:t>95</w:t>
-      </w:r>
-    </w:p>
-    <w:p>
-      <w:pPr>
-        <w:rPr>
-          <w:sz w:val="24"/>
-          <w:szCs w:val="24"/>
-          <w:lang w:val="cs-CZ"/>
-        </w:rPr>
-      </w:pPr>
-      <w:r>
-        <w:rPr>
-          <w:sz w:val="24"/>
-          <w:szCs w:val="24"/>
-          <w:lang w:val="cs-CZ"/>
-        </w:rPr>
-        <w:t>Total profit of OPEC cartel: $3</w:t>
-      </w:r>
-      <w:r>
-        <w:rPr>
-          <w:sz w:val="24"/>
-          <w:szCs w:val="24"/>
-          <w:lang w:val="cs-CZ"/>
-        </w:rPr>
-        <w:t>9306</w:t>
-      </w:r>
-    </w:p>
-    <w:p>
-      <w:pPr>
-        <w:rPr>
-          <w:b/>
-          <w:bCs/>
-          <w:sz w:val="28"/>
-          <w:szCs w:val="28"/>
-          <w:lang w:val="cs-CZ"/>
-        </w:rPr>
-      </w:pPr>
-    </w:p>
-    <w:p>
-      <w:pPr>
-        <w:rPr>
-          <w:sz w:val="24"/>
-          <w:szCs w:val="24"/>
-          <w:lang w:val="cs-CZ"/>
-        </w:rPr>
-      </w:pPr>
-    </w:p>
-    <w:p>
-      <w:pPr>
-        <w:rPr>
-          <w:b/>
-          <w:bCs/>
-          <w:sz w:val="28"/>
-          <w:szCs w:val="28"/>
-          <w:lang w:val="cs-CZ"/>
-        </w:rPr>
-      </w:pPr>
-      <w:r>
-        <w:rPr>
-          <w:b/>
-          <w:bCs/>
-          <w:sz w:val="28"/>
-          <w:szCs w:val="28"/>
-          <w:lang w:val="cs-CZ"/>
+          <w:lang w:val="en-US"/>
+        </w:rPr>
+        <w:t xml:space="preserve">SCENARIO 1 – </w:t>
+      </w:r>
+      <w:r>
+        <w:rPr>
+          <w:b/>
+          <w:bCs/>
+          <w:sz w:val="28"/>
+          <w:szCs w:val="28"/>
+          <w:lang w:val="en-US"/>
+        </w:rPr>
+        <w:t xml:space="preserve">Saudia Arabia </w:t>
+      </w:r>
+      <w:r>
+        <w:rPr>
+          <w:b/>
+          <w:bCs/>
+          <w:sz w:val="28"/>
+          <w:szCs w:val="28"/>
+          <w:lang w:val="en-US"/>
+        </w:rPr>
+        <w:t>Floods</w:t>
+      </w:r>
+      <w:r>
+        <w:rPr>
+          <w:b/>
+          <w:bCs/>
+          <w:sz w:val="28"/>
+          <w:szCs w:val="28"/>
+          <w:lang w:val="en-US"/>
+        </w:rPr>
+        <w:t xml:space="preserve"> the Market </w:t>
+      </w:r>
+    </w:p>
+    <w:p>
+      <w:pPr>
+        <w:rPr>
+          <w:sz w:val="24"/>
+          <w:szCs w:val="24"/>
+          <w:lang w:val="en-US"/>
+        </w:rPr>
+      </w:pPr>
+    </w:p>
+    <w:tbl>
+      <w:tblPr>
+        <w:tblStyle w:val="TableGrid"/>
+        <w:tblW w:w="0" w:type="auto"/>
+        <w:tblLook w:val="04A0" w:firstRow="1" w:lastRow="0" w:firstColumn="1" w:lastColumn="0" w:noHBand="0" w:noVBand="1"/>
+      </w:tblPr>
+      <w:tblGrid>
+        <w:gridCol w:w="1803"/>
+        <w:gridCol w:w="1803"/>
+        <w:gridCol w:w="1803"/>
+        <w:gridCol w:w="1803"/>
+        <w:gridCol w:w="1804"/>
+      </w:tblGrid>
+      <w:tr>
+        <w:tc>
+          <w:tcPr>
+            <w:tcW w:w="1803" w:type="dxa"/>
+          </w:tcPr>
+          <w:p>
+            <w:pPr>
+              <w:rPr>
+                <w:sz w:val="24"/>
+                <w:szCs w:val="24"/>
+                <w:lang w:val="en-US"/>
+              </w:rPr>
+            </w:pPr>
+            <w:r>
+              <w:rPr>
+                <w:sz w:val="24"/>
+                <w:szCs w:val="24"/>
+                <w:lang w:val="en-US"/>
+              </w:rPr>
+              <w:t>Saudia Arabie</w:t>
+            </w:r>
+          </w:p>
+        </w:tc>
+        <w:tc>
+          <w:tcPr>
+            <w:tcW w:w="1803" w:type="dxa"/>
+          </w:tcPr>
+          <w:p>
+            <w:pPr>
+              <w:rPr>
+                <w:sz w:val="24"/>
+                <w:szCs w:val="24"/>
+                <w:lang w:val="en-US"/>
+              </w:rPr>
+            </w:pPr>
+            <w:r>
+              <w:rPr>
+                <w:sz w:val="24"/>
+                <w:szCs w:val="24"/>
+                <w:lang w:val="en-US"/>
+              </w:rPr>
+              <w:t>Venezuela</w:t>
+            </w:r>
+          </w:p>
+        </w:tc>
+        <w:tc>
+          <w:tcPr>
+            <w:tcW w:w="1803" w:type="dxa"/>
+          </w:tcPr>
+          <w:p>
+            <w:pPr>
+              <w:rPr>
+                <w:sz w:val="24"/>
+                <w:szCs w:val="24"/>
+                <w:lang w:val="en-US"/>
+              </w:rPr>
+            </w:pPr>
+            <w:r>
+              <w:rPr>
+                <w:sz w:val="24"/>
+                <w:szCs w:val="24"/>
+                <w:lang w:val="en-US"/>
+              </w:rPr>
+              <w:t>UAE</w:t>
+            </w:r>
+          </w:p>
+        </w:tc>
+        <w:tc>
+          <w:tcPr>
+            <w:tcW w:w="1803" w:type="dxa"/>
+          </w:tcPr>
+          <w:p>
+            <w:pPr>
+              <w:rPr>
+                <w:sz w:val="24"/>
+                <w:szCs w:val="24"/>
+                <w:lang w:val="en-US"/>
+              </w:rPr>
+            </w:pPr>
+            <w:r>
+              <w:rPr>
+                <w:sz w:val="24"/>
+                <w:szCs w:val="24"/>
+                <w:lang w:val="en-US"/>
+              </w:rPr>
+              <w:t xml:space="preserve">Nigeria </w:t>
+            </w:r>
+          </w:p>
+        </w:tc>
+        <w:tc>
+          <w:tcPr>
+            <w:tcW w:w="1804" w:type="dxa"/>
+          </w:tcPr>
+          <w:p>
+            <w:pPr>
+              <w:rPr>
+                <w:sz w:val="24"/>
+                <w:szCs w:val="24"/>
+                <w:lang w:val="en-US"/>
+              </w:rPr>
+            </w:pPr>
+            <w:r>
+              <w:rPr>
+                <w:sz w:val="24"/>
+                <w:szCs w:val="24"/>
+                <w:lang w:val="en-US"/>
+              </w:rPr>
+              <w:t>Total</w:t>
+            </w:r>
+          </w:p>
+        </w:tc>
+      </w:tr>
+      <w:tr>
+        <w:tc>
+          <w:tcPr>
+            <w:tcW w:w="1803" w:type="dxa"/>
+          </w:tcPr>
+          <w:p>
+            <w:pPr>
+              <w:rPr>
+                <w:sz w:val="24"/>
+                <w:szCs w:val="24"/>
+                <w:lang w:val="en-US"/>
+              </w:rPr>
+            </w:pPr>
+            <w:r>
+              <w:rPr>
+                <w:sz w:val="24"/>
+                <w:szCs w:val="24"/>
+                <w:lang w:val="en-US"/>
+              </w:rPr>
+              <w:t>25 574</w:t>
+            </w:r>
+          </w:p>
+        </w:tc>
+        <w:tc>
+          <w:tcPr>
+            <w:tcW w:w="1803" w:type="dxa"/>
+          </w:tcPr>
+          <w:p>
+            <w:pPr>
+              <w:rPr>
+                <w:sz w:val="24"/>
+                <w:szCs w:val="24"/>
+                <w:lang w:val="en-US"/>
+              </w:rPr>
+            </w:pPr>
+            <w:r>
+              <w:rPr>
+                <w:sz w:val="24"/>
+                <w:szCs w:val="24"/>
+                <w:lang w:val="en-US"/>
+              </w:rPr>
+              <w:t>1 996</w:t>
+            </w:r>
+          </w:p>
+        </w:tc>
+        <w:tc>
+          <w:tcPr>
+            <w:tcW w:w="1803" w:type="dxa"/>
+          </w:tcPr>
+          <w:p>
+            <w:pPr>
+              <w:rPr>
+                <w:sz w:val="24"/>
+                <w:szCs w:val="24"/>
+                <w:lang w:val="en-US"/>
+              </w:rPr>
+            </w:pPr>
+            <w:r>
+              <w:rPr>
+                <w:sz w:val="24"/>
+                <w:szCs w:val="24"/>
+                <w:lang w:val="en-US"/>
+              </w:rPr>
+              <w:t>9 640</w:t>
+            </w:r>
+          </w:p>
+        </w:tc>
+        <w:tc>
+          <w:tcPr>
+            <w:tcW w:w="1803" w:type="dxa"/>
+          </w:tcPr>
+          <w:p>
+            <w:pPr>
+              <w:rPr>
+                <w:sz w:val="24"/>
+                <w:szCs w:val="24"/>
+                <w:lang w:val="en-US"/>
+              </w:rPr>
+            </w:pPr>
+            <w:r>
+              <w:rPr>
+                <w:sz w:val="24"/>
+                <w:szCs w:val="24"/>
+                <w:lang w:val="en-US"/>
+              </w:rPr>
+              <w:t>2 095</w:t>
+            </w:r>
+          </w:p>
+        </w:tc>
+        <w:tc>
+          <w:tcPr>
+            <w:tcW w:w="1804" w:type="dxa"/>
+          </w:tcPr>
+          <w:p>
+            <w:pPr>
+              <w:rPr>
+                <w:sz w:val="24"/>
+                <w:szCs w:val="24"/>
+                <w:lang w:val="en-US"/>
+              </w:rPr>
+            </w:pPr>
+            <w:r>
+              <w:rPr>
+                <w:sz w:val="24"/>
+                <w:szCs w:val="24"/>
+                <w:lang w:val="en-US"/>
+              </w:rPr>
+              <w:t>39 306</w:t>
+            </w:r>
+          </w:p>
+        </w:tc>
+      </w:tr>
+    </w:tbl>
+    <w:p>
+      <w:pPr>
+        <w:rPr>
+          <w:sz w:val="24"/>
+          <w:szCs w:val="24"/>
+          <w:lang w:val="en-US"/>
+        </w:rPr>
+      </w:pPr>
+    </w:p>
+    <w:p>
+      <w:pPr>
+        <w:rPr>
+          <w:sz w:val="24"/>
+          <w:szCs w:val="24"/>
+          <w:lang w:val="en-US"/>
+        </w:rPr>
+      </w:pPr>
+    </w:p>
+    <w:p>
+      <w:pPr>
+        <w:rPr>
+          <w:b/>
+          <w:bCs/>
+          <w:sz w:val="28"/>
+          <w:szCs w:val="28"/>
+          <w:lang w:val="en-US"/>
+        </w:rPr>
+      </w:pPr>
+      <w:r>
+        <w:rPr>
+          <w:b/>
+          <w:bCs/>
+          <w:sz w:val="28"/>
+          <w:szCs w:val="28"/>
+          <w:lang w:val="en-US"/>
         </w:rPr>
         <w:t xml:space="preserve">SCENARIO </w:t>
       </w:r>
@@ -909,7 +1120,7 @@
           <w:bCs/>
           <w:sz w:val="28"/>
           <w:szCs w:val="28"/>
-          <w:lang w:val="cs-CZ"/>
+          <w:lang w:val="en-US"/>
         </w:rPr>
         <w:t>2</w:t>
       </w:r>
@@ -919,7 +1130,7 @@
           <w:bCs/>
           <w:sz w:val="28"/>
           <w:szCs w:val="28"/>
-          <w:lang w:val="cs-CZ"/>
+          <w:lang w:val="en-US"/>
         </w:rPr>
         <w:t xml:space="preserve"> – </w:t>
       </w:r>
@@ -929,159 +1140,1072 @@
           <w:bCs/>
           <w:sz w:val="28"/>
           <w:szCs w:val="28"/>
-          <w:lang w:val="cs-CZ"/>
-        </w:rPr>
-        <w:t>All OPEC members follow quotas</w:t>
-      </w:r>
-    </w:p>
-    <w:p>
-      <w:pPr>
-        <w:rPr>
-          <w:b/>
-          <w:bCs/>
-          <w:sz w:val="28"/>
-          <w:szCs w:val="28"/>
-          <w:lang w:val="cs-CZ"/>
-        </w:rPr>
-      </w:pPr>
-    </w:p>
-    <w:p>
-      <w:pPr>
-        <w:rPr>
-          <w:b/>
-          <w:bCs/>
-          <w:sz w:val="28"/>
-          <w:szCs w:val="28"/>
-          <w:lang w:val="cs-CZ"/>
-        </w:rPr>
-      </w:pPr>
-    </w:p>
-    <w:p>
-      <w:pPr>
-        <w:rPr>
-          <w:b/>
-          <w:bCs/>
-          <w:sz w:val="28"/>
-          <w:szCs w:val="28"/>
-          <w:lang w:val="cs-CZ"/>
-        </w:rPr>
-      </w:pPr>
-    </w:p>
-    <w:p>
-      <w:pPr>
-        <w:rPr>
-          <w:b/>
-          <w:bCs/>
-          <w:sz w:val="28"/>
-          <w:szCs w:val="28"/>
-          <w:lang w:val="cs-CZ"/>
-        </w:rPr>
-      </w:pPr>
-    </w:p>
-    <w:p>
-      <w:pPr>
-        <w:rPr>
-          <w:b/>
-          <w:bCs/>
-          <w:sz w:val="28"/>
-          <w:szCs w:val="28"/>
-          <w:lang w:val="cs-CZ"/>
-        </w:rPr>
-      </w:pPr>
-    </w:p>
-    <w:p>
-      <w:pPr>
-        <w:rPr>
-          <w:b/>
-          <w:bCs/>
-          <w:sz w:val="28"/>
-          <w:szCs w:val="28"/>
-          <w:lang w:val="cs-CZ"/>
-        </w:rPr>
-      </w:pPr>
-    </w:p>
-    <w:p>
-      <w:pPr>
-        <w:rPr>
-          <w:b/>
-          <w:bCs/>
-          <w:sz w:val="28"/>
-          <w:szCs w:val="28"/>
-          <w:lang w:val="cs-CZ"/>
-        </w:rPr>
-      </w:pPr>
-    </w:p>
-    <w:p>
-      <w:pPr>
-        <w:rPr>
-          <w:b/>
-          <w:bCs/>
-          <w:sz w:val="28"/>
-          <w:szCs w:val="28"/>
-          <w:lang w:val="cs-CZ"/>
-        </w:rPr>
-      </w:pPr>
-    </w:p>
-    <w:p>
-      <w:pPr>
-        <w:rPr>
-          <w:b/>
-          <w:bCs/>
-          <w:sz w:val="28"/>
-          <w:szCs w:val="28"/>
-          <w:lang w:val="cs-CZ"/>
-        </w:rPr>
-      </w:pPr>
-    </w:p>
-    <w:p>
-      <w:pPr>
-        <w:rPr>
-          <w:b/>
-          <w:bCs/>
-          <w:sz w:val="28"/>
-          <w:szCs w:val="28"/>
-          <w:lang w:val="cs-CZ"/>
-        </w:rPr>
-      </w:pPr>
-      <w:r>
-        <w:rPr>
-          <w:b/>
-          <w:bCs/>
-          <w:sz w:val="28"/>
-          <w:szCs w:val="28"/>
-          <w:lang w:val="cs-CZ"/>
-        </w:rPr>
-        <w:t>SCENARIO 3 – Saudi Arabia doesn’t flood the market</w:t>
-      </w:r>
-    </w:p>
-    <w:p>
-      <w:pPr>
-        <w:rPr>
-          <w:b/>
-          <w:bCs/>
-          <w:sz w:val="28"/>
-          <w:szCs w:val="28"/>
-          <w:lang w:val="cs-CZ"/>
-        </w:rPr>
-      </w:pPr>
-    </w:p>
-    <w:p>
-      <w:pPr>
-        <w:rPr>
-          <w:b/>
-          <w:bCs/>
-          <w:sz w:val="28"/>
-          <w:szCs w:val="28"/>
-          <w:lang w:val="cs-CZ"/>
-        </w:rPr>
-      </w:pPr>
-      <w:r>
-        <w:rPr>
-          <w:b/>
-          <w:bCs/>
-          <w:sz w:val="28"/>
-          <w:szCs w:val="28"/>
-          <w:lang w:val="cs-CZ"/>
+          <w:lang w:val="en-US"/>
+        </w:rPr>
+        <w:t xml:space="preserve">All OPEC </w:t>
+      </w:r>
+      <w:r>
+        <w:rPr>
+          <w:b/>
+          <w:bCs/>
+          <w:sz w:val="28"/>
+          <w:szCs w:val="28"/>
+          <w:lang w:val="en-US"/>
+        </w:rPr>
+        <w:t>M</w:t>
+      </w:r>
+      <w:r>
+        <w:rPr>
+          <w:b/>
+          <w:bCs/>
+          <w:sz w:val="28"/>
+          <w:szCs w:val="28"/>
+          <w:lang w:val="en-US"/>
+        </w:rPr>
+        <w:t xml:space="preserve">embers </w:t>
+      </w:r>
+      <w:r>
+        <w:rPr>
+          <w:b/>
+          <w:bCs/>
+          <w:sz w:val="28"/>
+          <w:szCs w:val="28"/>
+          <w:lang w:val="en-US"/>
+        </w:rPr>
+        <w:t>F</w:t>
+      </w:r>
+      <w:r>
+        <w:rPr>
+          <w:b/>
+          <w:bCs/>
+          <w:sz w:val="28"/>
+          <w:szCs w:val="28"/>
+          <w:lang w:val="en-US"/>
+        </w:rPr>
+        <w:t xml:space="preserve">ollow </w:t>
+      </w:r>
+      <w:r>
+        <w:rPr>
+          <w:b/>
+          <w:bCs/>
+          <w:sz w:val="28"/>
+          <w:szCs w:val="28"/>
+          <w:lang w:val="en-US"/>
+        </w:rPr>
+        <w:t>Q</w:t>
+      </w:r>
+      <w:r>
+        <w:rPr>
+          <w:b/>
+          <w:bCs/>
+          <w:sz w:val="28"/>
+          <w:szCs w:val="28"/>
+          <w:lang w:val="en-US"/>
+        </w:rPr>
+        <w:t>uotas</w:t>
+      </w:r>
+    </w:p>
+    <w:p>
+      <w:pPr>
+        <w:rPr>
+          <w:b/>
+          <w:bCs/>
+          <w:sz w:val="28"/>
+          <w:szCs w:val="28"/>
+          <w:lang w:val="en-US"/>
+        </w:rPr>
+      </w:pPr>
+      <w:r>
+        <w:rPr>
+          <w:b/>
+          <w:bCs/>
+          <w:sz w:val="28"/>
+          <w:szCs w:val="28"/>
+          <w:lang w:val="en-US"/>
+        </w:rPr>
+        <w:drawing>
+          <wp:anchor distT="0" distB="0" distL="114300" distR="114300" simplePos="0" relativeHeight="251661312" behindDoc="1" locked="0" layoutInCell="1" allowOverlap="1" wp14:anchorId="18F5807C" wp14:editId="058266B5">
+            <wp:simplePos x="0" y="0"/>
+            <wp:positionH relativeFrom="column">
+              <wp:posOffset>2806198</wp:posOffset>
+            </wp:positionH>
+            <wp:positionV relativeFrom="paragraph">
+              <wp:posOffset>221246</wp:posOffset>
+            </wp:positionV>
+            <wp:extent cx="3143250" cy="2370455"/>
+            <wp:effectExtent l="0" t="0" r="0" b="0"/>
+            <wp:wrapTight wrapText="bothSides">
+              <wp:wrapPolygon edited="0">
+                <wp:start x="0" y="0"/>
+                <wp:lineTo x="0" y="21351"/>
+                <wp:lineTo x="21469" y="21351"/>
+                <wp:lineTo x="21469" y="0"/>
+                <wp:lineTo x="0" y="0"/>
+              </wp:wrapPolygon>
+            </wp:wrapTight>
+            <wp:docPr id="1772915540" name="Picture 1"/>
+            <wp:cNvGraphicFramePr>
+              <a:graphicFrameLocks xmlns:a="http://schemas.openxmlformats.org/drawingml/2006/main" noChangeAspect="1"/>
+            </wp:cNvGraphicFramePr>
+            <a:graphic xmlns:a="http://schemas.openxmlformats.org/drawingml/2006/main">
+              <a:graphicData uri="http://schemas.openxmlformats.org/drawingml/2006/picture">
+                <pic:pic xmlns:pic="http://schemas.openxmlformats.org/drawingml/2006/picture">
+                  <pic:nvPicPr>
+                    <pic:cNvPr id="1772915540" name=""/>
+                    <pic:cNvPicPr/>
+                  </pic:nvPicPr>
+                  <pic:blipFill rotWithShape="1">
+                    <a:blip r:embed="rId7" cstate="print">
+                      <a:extLst>
+                        <a:ext uri="{28A0092B-C50C-407E-A947-70E740481C1C}">
+                          <a14:useLocalDpi xmlns:a14="http://schemas.microsoft.com/office/drawing/2010/main" val="0"/>
+                        </a:ext>
+                      </a:extLst>
+                    </a:blip>
+                    <a:srcRect l="1320"/>
+                    <a:stretch>
+                      <a:fillRect/>
+                    </a:stretch>
+                  </pic:blipFill>
+                  <pic:spPr bwMode="auto">
+                    <a:xfrm>
+                      <a:off x="0" y="0"/>
+                      <a:ext cx="3143250" cy="2370455"/>
+                    </a:xfrm>
+                    <a:prstGeom prst="rect">
+                      <a:avLst/>
+                    </a:prstGeom>
+                    <a:ln>
+                      <a:noFill/>
+                    </a:ln>
+                    <a:extLst>
+                      <a:ext uri="{53640926-AAD7-44D8-BBD7-CCE9431645EC}">
+                        <a14:shadowObscured xmlns:a14="http://schemas.microsoft.com/office/drawing/2010/main"/>
+                      </a:ext>
+                    </a:extLst>
+                  </pic:spPr>
+                </pic:pic>
+              </a:graphicData>
+            </a:graphic>
+            <wp14:sizeRelH relativeFrom="margin">
+              <wp14:pctWidth>0</wp14:pctWidth>
+            </wp14:sizeRelH>
+            <wp14:sizeRelV relativeFrom="margin">
+              <wp14:pctHeight>0</wp14:pctHeight>
+            </wp14:sizeRelV>
+          </wp:anchor>
+        </w:drawing>
+      </w:r>
+      <w:r>
+        <w:rPr>
+          <w:b/>
+          <w:bCs/>
+          <w:sz w:val="28"/>
+          <w:szCs w:val="28"/>
+          <w:lang w:val="en-US"/>
+        </w:rPr>
+        <w:drawing>
+          <wp:anchor distT="0" distB="0" distL="114300" distR="114300" simplePos="0" relativeHeight="251660288" behindDoc="1" locked="0" layoutInCell="1" allowOverlap="1" wp14:anchorId="79FC89B9" wp14:editId="65DDB555">
+            <wp:simplePos x="0" y="0"/>
+            <wp:positionH relativeFrom="margin">
+              <wp:posOffset>-478465</wp:posOffset>
+            </wp:positionH>
+            <wp:positionV relativeFrom="paragraph">
+              <wp:posOffset>378962</wp:posOffset>
+            </wp:positionV>
+            <wp:extent cx="2880995" cy="2209165"/>
+            <wp:effectExtent l="0" t="0" r="0" b="635"/>
+            <wp:wrapTight wrapText="bothSides">
+              <wp:wrapPolygon edited="0">
+                <wp:start x="0" y="0"/>
+                <wp:lineTo x="0" y="21420"/>
+                <wp:lineTo x="21424" y="21420"/>
+                <wp:lineTo x="21424" y="0"/>
+                <wp:lineTo x="0" y="0"/>
+              </wp:wrapPolygon>
+            </wp:wrapTight>
+            <wp:docPr id="1724389342" name="Picture 1"/>
+            <wp:cNvGraphicFramePr>
+              <a:graphicFrameLocks xmlns:a="http://schemas.openxmlformats.org/drawingml/2006/main" noChangeAspect="1"/>
+            </wp:cNvGraphicFramePr>
+            <a:graphic xmlns:a="http://schemas.openxmlformats.org/drawingml/2006/main">
+              <a:graphicData uri="http://schemas.openxmlformats.org/drawingml/2006/picture">
+                <pic:pic xmlns:pic="http://schemas.openxmlformats.org/drawingml/2006/picture">
+                  <pic:nvPicPr>
+                    <pic:cNvPr id="1724389342" name=""/>
+                    <pic:cNvPicPr/>
+                  </pic:nvPicPr>
+                  <pic:blipFill rotWithShape="1">
+                    <a:blip r:embed="rId8" cstate="print">
+                      <a:extLst>
+                        <a:ext uri="{28A0092B-C50C-407E-A947-70E740481C1C}">
+                          <a14:useLocalDpi xmlns:a14="http://schemas.microsoft.com/office/drawing/2010/main" val="0"/>
+                        </a:ext>
+                      </a:extLst>
+                    </a:blip>
+                    <a:srcRect l="1922"/>
+                    <a:stretch>
+                      <a:fillRect/>
+                    </a:stretch>
+                  </pic:blipFill>
+                  <pic:spPr bwMode="auto">
+                    <a:xfrm>
+                      <a:off x="0" y="0"/>
+                      <a:ext cx="2880995" cy="2209165"/>
+                    </a:xfrm>
+                    <a:prstGeom prst="rect">
+                      <a:avLst/>
+                    </a:prstGeom>
+                    <a:ln>
+                      <a:noFill/>
+                    </a:ln>
+                    <a:extLst>
+                      <a:ext uri="{53640926-AAD7-44D8-BBD7-CCE9431645EC}">
+                        <a14:shadowObscured xmlns:a14="http://schemas.microsoft.com/office/drawing/2010/main"/>
+                      </a:ext>
+                    </a:extLst>
+                  </pic:spPr>
+                </pic:pic>
+              </a:graphicData>
+            </a:graphic>
+            <wp14:sizeRelH relativeFrom="margin">
+              <wp14:pctWidth>0</wp14:pctWidth>
+            </wp14:sizeRelH>
+            <wp14:sizeRelV relativeFrom="margin">
+              <wp14:pctHeight>0</wp14:pctHeight>
+            </wp14:sizeRelV>
+          </wp:anchor>
+        </w:drawing>
+      </w:r>
+    </w:p>
+    <w:p>
+      <w:pPr>
+        <w:rPr>
+          <w:b/>
+          <w:bCs/>
+          <w:sz w:val="28"/>
+          <w:szCs w:val="28"/>
+          <w:lang w:val="en-US"/>
+        </w:rPr>
+      </w:pPr>
+    </w:p>
+    <w:tbl>
+      <w:tblPr>
+        <w:tblStyle w:val="TableGrid"/>
+        <w:tblW w:w="0" w:type="auto"/>
+        <w:tblLook w:val="04A0" w:firstRow="1" w:lastRow="0" w:firstColumn="1" w:lastColumn="0" w:noHBand="0" w:noVBand="1"/>
+      </w:tblPr>
+      <w:tblGrid>
+        <w:gridCol w:w="1803"/>
+        <w:gridCol w:w="1803"/>
+        <w:gridCol w:w="1803"/>
+        <w:gridCol w:w="1803"/>
+        <w:gridCol w:w="1804"/>
+      </w:tblGrid>
+      <w:tr>
+        <w:tc>
+          <w:tcPr>
+            <w:tcW w:w="1803" w:type="dxa"/>
+          </w:tcPr>
+          <w:p>
+            <w:pPr>
+              <w:rPr>
+                <w:sz w:val="24"/>
+                <w:szCs w:val="24"/>
+                <w:lang w:val="en-US"/>
+              </w:rPr>
+            </w:pPr>
+            <w:r>
+              <w:rPr>
+                <w:sz w:val="24"/>
+                <w:szCs w:val="24"/>
+                <w:lang w:val="en-US"/>
+              </w:rPr>
+              <w:t>Saudia Arabie</w:t>
+            </w:r>
+          </w:p>
+        </w:tc>
+        <w:tc>
+          <w:tcPr>
+            <w:tcW w:w="1803" w:type="dxa"/>
+          </w:tcPr>
+          <w:p>
+            <w:pPr>
+              <w:rPr>
+                <w:sz w:val="24"/>
+                <w:szCs w:val="24"/>
+                <w:lang w:val="en-US"/>
+              </w:rPr>
+            </w:pPr>
+            <w:r>
+              <w:rPr>
+                <w:sz w:val="24"/>
+                <w:szCs w:val="24"/>
+                <w:lang w:val="en-US"/>
+              </w:rPr>
+              <w:t>Venezuela</w:t>
+            </w:r>
+          </w:p>
+        </w:tc>
+        <w:tc>
+          <w:tcPr>
+            <w:tcW w:w="1803" w:type="dxa"/>
+          </w:tcPr>
+          <w:p>
+            <w:pPr>
+              <w:rPr>
+                <w:sz w:val="24"/>
+                <w:szCs w:val="24"/>
+                <w:lang w:val="en-US"/>
+              </w:rPr>
+            </w:pPr>
+            <w:r>
+              <w:rPr>
+                <w:sz w:val="24"/>
+                <w:szCs w:val="24"/>
+                <w:lang w:val="en-US"/>
+              </w:rPr>
+              <w:t>UAE</w:t>
+            </w:r>
+          </w:p>
+        </w:tc>
+        <w:tc>
+          <w:tcPr>
+            <w:tcW w:w="1803" w:type="dxa"/>
+          </w:tcPr>
+          <w:p>
+            <w:pPr>
+              <w:rPr>
+                <w:sz w:val="24"/>
+                <w:szCs w:val="24"/>
+                <w:lang w:val="en-US"/>
+              </w:rPr>
+            </w:pPr>
+            <w:r>
+              <w:rPr>
+                <w:sz w:val="24"/>
+                <w:szCs w:val="24"/>
+                <w:lang w:val="en-US"/>
+              </w:rPr>
+              <w:t xml:space="preserve">Nigeria </w:t>
+            </w:r>
+          </w:p>
+        </w:tc>
+        <w:tc>
+          <w:tcPr>
+            <w:tcW w:w="1804" w:type="dxa"/>
+          </w:tcPr>
+          <w:p>
+            <w:pPr>
+              <w:rPr>
+                <w:sz w:val="24"/>
+                <w:szCs w:val="24"/>
+                <w:lang w:val="en-US"/>
+              </w:rPr>
+            </w:pPr>
+            <w:r>
+              <w:rPr>
+                <w:sz w:val="24"/>
+                <w:szCs w:val="24"/>
+                <w:lang w:val="en-US"/>
+              </w:rPr>
+              <w:t>Total</w:t>
+            </w:r>
+          </w:p>
+        </w:tc>
+      </w:tr>
+      <w:tr>
+        <w:tc>
+          <w:tcPr>
+            <w:tcW w:w="1803" w:type="dxa"/>
+          </w:tcPr>
+          <w:p>
+            <w:pPr>
+              <w:rPr>
+                <w:sz w:val="24"/>
+                <w:szCs w:val="24"/>
+                <w:lang w:val="en-US"/>
+              </w:rPr>
+            </w:pPr>
+            <w:r>
+              <w:rPr>
+                <w:sz w:val="24"/>
+                <w:szCs w:val="24"/>
+                <w:lang w:val="en-US"/>
+              </w:rPr>
+              <w:t>30 420</w:t>
+            </w:r>
+          </w:p>
+        </w:tc>
+        <w:tc>
+          <w:tcPr>
+            <w:tcW w:w="1803" w:type="dxa"/>
+          </w:tcPr>
+          <w:p>
+            <w:pPr>
+              <w:rPr>
+                <w:sz w:val="24"/>
+                <w:szCs w:val="24"/>
+                <w:lang w:val="en-US"/>
+              </w:rPr>
+            </w:pPr>
+            <w:r>
+              <w:rPr>
+                <w:sz w:val="24"/>
+                <w:szCs w:val="24"/>
+                <w:lang w:val="en-US"/>
+              </w:rPr>
+              <w:t>3 383</w:t>
+            </w:r>
+          </w:p>
+        </w:tc>
+        <w:tc>
+          <w:tcPr>
+            <w:tcW w:w="1803" w:type="dxa"/>
+          </w:tcPr>
+          <w:p>
+            <w:pPr>
+              <w:rPr>
+                <w:sz w:val="24"/>
+                <w:szCs w:val="24"/>
+                <w:lang w:val="en-US"/>
+              </w:rPr>
+            </w:pPr>
+            <w:r>
+              <w:rPr>
+                <w:sz w:val="24"/>
+                <w:szCs w:val="24"/>
+                <w:lang w:val="en-US"/>
+              </w:rPr>
+              <w:t>12 119</w:t>
+            </w:r>
+          </w:p>
+        </w:tc>
+        <w:tc>
+          <w:tcPr>
+            <w:tcW w:w="1803" w:type="dxa"/>
+          </w:tcPr>
+          <w:p>
+            <w:pPr>
+              <w:rPr>
+                <w:sz w:val="24"/>
+                <w:szCs w:val="24"/>
+                <w:lang w:val="en-US"/>
+              </w:rPr>
+            </w:pPr>
+            <w:r>
+              <w:rPr>
+                <w:sz w:val="24"/>
+                <w:szCs w:val="24"/>
+                <w:lang w:val="en-US"/>
+              </w:rPr>
+              <w:t>3 195</w:t>
+            </w:r>
+          </w:p>
+        </w:tc>
+        <w:tc>
+          <w:tcPr>
+            <w:tcW w:w="1804" w:type="dxa"/>
+          </w:tcPr>
+          <w:p>
+            <w:pPr>
+              <w:rPr>
+                <w:sz w:val="24"/>
+                <w:szCs w:val="24"/>
+                <w:lang w:val="en-US"/>
+              </w:rPr>
+            </w:pPr>
+            <w:r>
+              <w:rPr>
+                <w:sz w:val="24"/>
+                <w:szCs w:val="24"/>
+                <w:lang w:val="en-US"/>
+              </w:rPr>
+              <w:t>49 119</w:t>
+            </w:r>
+          </w:p>
+        </w:tc>
+      </w:tr>
+    </w:tbl>
+    <w:p>
+      <w:pPr>
+        <w:rPr>
+          <w:b/>
+          <w:bCs/>
+          <w:sz w:val="28"/>
+          <w:szCs w:val="28"/>
+          <w:lang w:val="en-US"/>
+        </w:rPr>
+      </w:pPr>
+    </w:p>
+    <w:p>
+      <w:pPr>
+        <w:rPr>
+          <w:b/>
+          <w:bCs/>
+          <w:sz w:val="28"/>
+          <w:szCs w:val="28"/>
+          <w:lang w:val="en-US"/>
+        </w:rPr>
+      </w:pPr>
+    </w:p>
+    <w:p>
+      <w:pPr>
+        <w:rPr>
+          <w:b/>
+          <w:bCs/>
+          <w:sz w:val="28"/>
+          <w:szCs w:val="28"/>
+          <w:lang w:val="en-US"/>
+        </w:rPr>
+      </w:pPr>
+      <w:r>
+        <w:rPr>
+          <w:b/>
+          <w:bCs/>
+          <w:sz w:val="28"/>
+          <w:szCs w:val="28"/>
+          <w:lang w:val="en-US"/>
+        </w:rPr>
+        <w:lastRenderedPageBreak/>
+        <w:drawing>
+          <wp:anchor distT="0" distB="0" distL="114300" distR="114300" simplePos="0" relativeHeight="251663360" behindDoc="1" locked="0" layoutInCell="1" allowOverlap="1" wp14:anchorId="1D45111D" wp14:editId="0280E9A8">
+            <wp:simplePos x="0" y="0"/>
+            <wp:positionH relativeFrom="page">
+              <wp:posOffset>3986988</wp:posOffset>
+            </wp:positionH>
+            <wp:positionV relativeFrom="paragraph">
+              <wp:posOffset>509934</wp:posOffset>
+            </wp:positionV>
+            <wp:extent cx="2976880" cy="2242185"/>
+            <wp:effectExtent l="0" t="0" r="0" b="5715"/>
+            <wp:wrapTight wrapText="bothSides">
+              <wp:wrapPolygon edited="0">
+                <wp:start x="0" y="0"/>
+                <wp:lineTo x="0" y="21472"/>
+                <wp:lineTo x="21425" y="21472"/>
+                <wp:lineTo x="21425" y="0"/>
+                <wp:lineTo x="0" y="0"/>
+              </wp:wrapPolygon>
+            </wp:wrapTight>
+            <wp:docPr id="1921279553" name="Picture 1"/>
+            <wp:cNvGraphicFramePr>
+              <a:graphicFrameLocks xmlns:a="http://schemas.openxmlformats.org/drawingml/2006/main" noChangeAspect="1"/>
+            </wp:cNvGraphicFramePr>
+            <a:graphic xmlns:a="http://schemas.openxmlformats.org/drawingml/2006/main">
+              <a:graphicData uri="http://schemas.openxmlformats.org/drawingml/2006/picture">
+                <pic:pic xmlns:pic="http://schemas.openxmlformats.org/drawingml/2006/picture">
+                  <pic:nvPicPr>
+                    <pic:cNvPr id="1921279553" name=""/>
+                    <pic:cNvPicPr/>
+                  </pic:nvPicPr>
+                  <pic:blipFill>
+                    <a:blip r:embed="rId9">
+                      <a:extLst>
+                        <a:ext uri="{28A0092B-C50C-407E-A947-70E740481C1C}">
+                          <a14:useLocalDpi xmlns:a14="http://schemas.microsoft.com/office/drawing/2010/main" val="0"/>
+                        </a:ext>
+                      </a:extLst>
+                    </a:blip>
+                    <a:stretch>
+                      <a:fillRect/>
+                    </a:stretch>
+                  </pic:blipFill>
+                  <pic:spPr>
+                    <a:xfrm>
+                      <a:off x="0" y="0"/>
+                      <a:ext cx="2976880" cy="2242185"/>
+                    </a:xfrm>
+                    <a:prstGeom prst="rect">
+                      <a:avLst/>
+                    </a:prstGeom>
+                  </pic:spPr>
+                </pic:pic>
+              </a:graphicData>
+            </a:graphic>
+            <wp14:sizeRelH relativeFrom="margin">
+              <wp14:pctWidth>0</wp14:pctWidth>
+            </wp14:sizeRelH>
+            <wp14:sizeRelV relativeFrom="margin">
+              <wp14:pctHeight>0</wp14:pctHeight>
+            </wp14:sizeRelV>
+          </wp:anchor>
+        </w:drawing>
+      </w:r>
+      <w:r>
+        <w:rPr>
+          <w:b/>
+          <w:bCs/>
+          <w:sz w:val="28"/>
+          <w:szCs w:val="28"/>
+          <w:lang w:val="en-US"/>
+        </w:rPr>
+        <w:drawing>
+          <wp:anchor distT="0" distB="0" distL="114300" distR="114300" simplePos="0" relativeHeight="251662336" behindDoc="1" locked="0" layoutInCell="1" allowOverlap="1" wp14:anchorId="0F4904FE" wp14:editId="746947C3">
+            <wp:simplePos x="0" y="0"/>
+            <wp:positionH relativeFrom="margin">
+              <wp:posOffset>-574675</wp:posOffset>
+            </wp:positionH>
+            <wp:positionV relativeFrom="paragraph">
+              <wp:posOffset>361315</wp:posOffset>
+            </wp:positionV>
+            <wp:extent cx="3419475" cy="2562225"/>
+            <wp:effectExtent l="0" t="0" r="9525" b="9525"/>
+            <wp:wrapTight wrapText="bothSides">
+              <wp:wrapPolygon edited="0">
+                <wp:start x="0" y="0"/>
+                <wp:lineTo x="0" y="21520"/>
+                <wp:lineTo x="21540" y="21520"/>
+                <wp:lineTo x="21540" y="0"/>
+                <wp:lineTo x="0" y="0"/>
+              </wp:wrapPolygon>
+            </wp:wrapTight>
+            <wp:docPr id="1908003953" name="Picture 1"/>
+            <wp:cNvGraphicFramePr>
+              <a:graphicFrameLocks xmlns:a="http://schemas.openxmlformats.org/drawingml/2006/main" noChangeAspect="1"/>
+            </wp:cNvGraphicFramePr>
+            <a:graphic xmlns:a="http://schemas.openxmlformats.org/drawingml/2006/main">
+              <a:graphicData uri="http://schemas.openxmlformats.org/drawingml/2006/picture">
+                <pic:pic xmlns:pic="http://schemas.openxmlformats.org/drawingml/2006/picture">
+                  <pic:nvPicPr>
+                    <pic:cNvPr id="1908003953" name=""/>
+                    <pic:cNvPicPr/>
+                  </pic:nvPicPr>
+                  <pic:blipFill>
+                    <a:blip r:embed="rId10">
+                      <a:extLst>
+                        <a:ext uri="{28A0092B-C50C-407E-A947-70E740481C1C}">
+                          <a14:useLocalDpi xmlns:a14="http://schemas.microsoft.com/office/drawing/2010/main" val="0"/>
+                        </a:ext>
+                      </a:extLst>
+                    </a:blip>
+                    <a:stretch>
+                      <a:fillRect/>
+                    </a:stretch>
+                  </pic:blipFill>
+                  <pic:spPr>
+                    <a:xfrm>
+                      <a:off x="0" y="0"/>
+                      <a:ext cx="3419475" cy="2562225"/>
+                    </a:xfrm>
+                    <a:prstGeom prst="rect">
+                      <a:avLst/>
+                    </a:prstGeom>
+                  </pic:spPr>
+                </pic:pic>
+              </a:graphicData>
+            </a:graphic>
+            <wp14:sizeRelH relativeFrom="margin">
+              <wp14:pctWidth>0</wp14:pctWidth>
+            </wp14:sizeRelH>
+            <wp14:sizeRelV relativeFrom="margin">
+              <wp14:pctHeight>0</wp14:pctHeight>
+            </wp14:sizeRelV>
+          </wp:anchor>
+        </w:drawing>
+      </w:r>
+      <w:r>
+        <w:rPr>
+          <w:b/>
+          <w:bCs/>
+          <w:sz w:val="28"/>
+          <w:szCs w:val="28"/>
+          <w:lang w:val="en-US"/>
+        </w:rPr>
+        <w:t xml:space="preserve">SCENARIO 3 – Saudi Arabia </w:t>
+      </w:r>
+      <w:r>
+        <w:rPr>
+          <w:b/>
+          <w:bCs/>
+          <w:sz w:val="28"/>
+          <w:szCs w:val="28"/>
+          <w:lang w:val="en-US"/>
+        </w:rPr>
+        <w:t>Saves the Market</w:t>
+      </w:r>
+    </w:p>
+    <w:p>
+      <w:pPr>
+        <w:rPr>
+          <w:b/>
+          <w:bCs/>
+          <w:sz w:val="28"/>
+          <w:szCs w:val="28"/>
+          <w:lang w:val="en-US"/>
+        </w:rPr>
+      </w:pPr>
+    </w:p>
+    <w:tbl>
+      <w:tblPr>
+        <w:tblStyle w:val="TableGrid"/>
+        <w:tblW w:w="0" w:type="auto"/>
+        <w:tblLook w:val="04A0" w:firstRow="1" w:lastRow="0" w:firstColumn="1" w:lastColumn="0" w:noHBand="0" w:noVBand="1"/>
+      </w:tblPr>
+      <w:tblGrid>
+        <w:gridCol w:w="1803"/>
+        <w:gridCol w:w="1803"/>
+        <w:gridCol w:w="1803"/>
+        <w:gridCol w:w="1803"/>
+        <w:gridCol w:w="1804"/>
+      </w:tblGrid>
+      <w:tr>
+        <w:tc>
+          <w:tcPr>
+            <w:tcW w:w="1803" w:type="dxa"/>
+          </w:tcPr>
+          <w:p>
+            <w:pPr>
+              <w:rPr>
+                <w:sz w:val="24"/>
+                <w:szCs w:val="24"/>
+                <w:lang w:val="en-US"/>
+              </w:rPr>
+            </w:pPr>
+            <w:r>
+              <w:rPr>
+                <w:sz w:val="24"/>
+                <w:szCs w:val="24"/>
+                <w:lang w:val="en-US"/>
+              </w:rPr>
+              <w:t>Saudia Arabie</w:t>
+            </w:r>
+          </w:p>
+        </w:tc>
+        <w:tc>
+          <w:tcPr>
+            <w:tcW w:w="1803" w:type="dxa"/>
+          </w:tcPr>
+          <w:p>
+            <w:pPr>
+              <w:rPr>
+                <w:sz w:val="24"/>
+                <w:szCs w:val="24"/>
+                <w:lang w:val="en-US"/>
+              </w:rPr>
+            </w:pPr>
+            <w:r>
+              <w:rPr>
+                <w:sz w:val="24"/>
+                <w:szCs w:val="24"/>
+                <w:lang w:val="en-US"/>
+              </w:rPr>
+              <w:t>Venezuela</w:t>
+            </w:r>
+          </w:p>
+        </w:tc>
+        <w:tc>
+          <w:tcPr>
+            <w:tcW w:w="1803" w:type="dxa"/>
+          </w:tcPr>
+          <w:p>
+            <w:pPr>
+              <w:rPr>
+                <w:sz w:val="24"/>
+                <w:szCs w:val="24"/>
+                <w:lang w:val="en-US"/>
+              </w:rPr>
+            </w:pPr>
+            <w:r>
+              <w:rPr>
+                <w:sz w:val="24"/>
+                <w:szCs w:val="24"/>
+                <w:lang w:val="en-US"/>
+              </w:rPr>
+              <w:t>UAE</w:t>
+            </w:r>
+          </w:p>
+        </w:tc>
+        <w:tc>
+          <w:tcPr>
+            <w:tcW w:w="1803" w:type="dxa"/>
+          </w:tcPr>
+          <w:p>
+            <w:pPr>
+              <w:rPr>
+                <w:sz w:val="24"/>
+                <w:szCs w:val="24"/>
+                <w:lang w:val="en-US"/>
+              </w:rPr>
+            </w:pPr>
+            <w:r>
+              <w:rPr>
+                <w:sz w:val="24"/>
+                <w:szCs w:val="24"/>
+                <w:lang w:val="en-US"/>
+              </w:rPr>
+              <w:t xml:space="preserve">Nigeria </w:t>
+            </w:r>
+          </w:p>
+        </w:tc>
+        <w:tc>
+          <w:tcPr>
+            <w:tcW w:w="1804" w:type="dxa"/>
+          </w:tcPr>
+          <w:p>
+            <w:pPr>
+              <w:rPr>
+                <w:sz w:val="24"/>
+                <w:szCs w:val="24"/>
+                <w:lang w:val="en-US"/>
+              </w:rPr>
+            </w:pPr>
+            <w:r>
+              <w:rPr>
+                <w:sz w:val="24"/>
+                <w:szCs w:val="24"/>
+                <w:lang w:val="en-US"/>
+              </w:rPr>
+              <w:t>Total</w:t>
+            </w:r>
+          </w:p>
+        </w:tc>
+      </w:tr>
+      <w:tr>
+        <w:tc>
+          <w:tcPr>
+            <w:tcW w:w="1803" w:type="dxa"/>
+          </w:tcPr>
+          <w:p>
+            <w:pPr>
+              <w:rPr>
+                <w:sz w:val="24"/>
+                <w:szCs w:val="24"/>
+                <w:lang w:val="en-US"/>
+              </w:rPr>
+            </w:pPr>
+            <w:r>
+              <w:rPr>
+                <w:sz w:val="24"/>
+                <w:szCs w:val="24"/>
+                <w:lang w:val="en-US"/>
+              </w:rPr>
+              <w:t>27 763</w:t>
+            </w:r>
+          </w:p>
+        </w:tc>
+        <w:tc>
+          <w:tcPr>
+            <w:tcW w:w="1803" w:type="dxa"/>
+          </w:tcPr>
+          <w:p>
+            <w:pPr>
+              <w:rPr>
+                <w:sz w:val="24"/>
+                <w:szCs w:val="24"/>
+                <w:lang w:val="en-US"/>
+              </w:rPr>
+            </w:pPr>
+            <w:r>
+              <w:rPr>
+                <w:sz w:val="24"/>
+                <w:szCs w:val="24"/>
+                <w:lang w:val="en-US"/>
+              </w:rPr>
+              <w:t xml:space="preserve">3 </w:t>
+            </w:r>
+            <w:r>
+              <w:rPr>
+                <w:sz w:val="24"/>
+                <w:szCs w:val="24"/>
+                <w:lang w:val="en-US"/>
+              </w:rPr>
+              <w:t>254</w:t>
+            </w:r>
+          </w:p>
+        </w:tc>
+        <w:tc>
+          <w:tcPr>
+            <w:tcW w:w="1803" w:type="dxa"/>
+          </w:tcPr>
+          <w:p>
+            <w:pPr>
+              <w:rPr>
+                <w:sz w:val="24"/>
+                <w:szCs w:val="24"/>
+                <w:lang w:val="en-US"/>
+              </w:rPr>
+            </w:pPr>
+            <w:r>
+              <w:rPr>
+                <w:sz w:val="24"/>
+                <w:szCs w:val="24"/>
+                <w:lang w:val="en-US"/>
+              </w:rPr>
+              <w:t>1</w:t>
+            </w:r>
+            <w:r>
+              <w:rPr>
+                <w:sz w:val="24"/>
+                <w:szCs w:val="24"/>
+                <w:lang w:val="en-US"/>
+              </w:rPr>
+              <w:t>3 936</w:t>
+            </w:r>
+          </w:p>
+        </w:tc>
+        <w:tc>
+          <w:tcPr>
+            <w:tcW w:w="1803" w:type="dxa"/>
+          </w:tcPr>
+          <w:p>
+            <w:pPr>
+              <w:rPr>
+                <w:sz w:val="24"/>
+                <w:szCs w:val="24"/>
+                <w:lang w:val="en-US"/>
+              </w:rPr>
+            </w:pPr>
+            <w:r>
+              <w:rPr>
+                <w:sz w:val="24"/>
+                <w:szCs w:val="24"/>
+                <w:lang w:val="en-US"/>
+              </w:rPr>
+              <w:t xml:space="preserve">3 </w:t>
+            </w:r>
+            <w:r>
+              <w:rPr>
+                <w:sz w:val="24"/>
+                <w:szCs w:val="24"/>
+                <w:lang w:val="en-US"/>
+              </w:rPr>
+              <w:t>087</w:t>
+            </w:r>
+          </w:p>
+        </w:tc>
+        <w:tc>
+          <w:tcPr>
+            <w:tcW w:w="1804" w:type="dxa"/>
+          </w:tcPr>
+          <w:p>
+            <w:pPr>
+              <w:rPr>
+                <w:sz w:val="24"/>
+                <w:szCs w:val="24"/>
+                <w:lang w:val="en-US"/>
+              </w:rPr>
+            </w:pPr>
+            <w:r>
+              <w:rPr>
+                <w:sz w:val="24"/>
+                <w:szCs w:val="24"/>
+                <w:lang w:val="en-US"/>
+              </w:rPr>
+              <w:t>4</w:t>
+            </w:r>
+            <w:r>
+              <w:rPr>
+                <w:sz w:val="24"/>
+                <w:szCs w:val="24"/>
+                <w:lang w:val="en-US"/>
+              </w:rPr>
+              <w:t>8 042</w:t>
+            </w:r>
+          </w:p>
+        </w:tc>
+      </w:tr>
+    </w:tbl>
+    <w:p>
+      <w:pPr>
+        <w:rPr>
+          <w:b/>
+          <w:bCs/>
+          <w:sz w:val="28"/>
+          <w:szCs w:val="28"/>
+          <w:lang w:val="en-US"/>
+        </w:rPr>
+      </w:pPr>
+    </w:p>
+    <w:p>
+      <w:pPr>
+        <w:rPr>
+          <w:b/>
+          <w:bCs/>
+          <w:sz w:val="28"/>
+          <w:szCs w:val="28"/>
+          <w:lang w:val="en-US"/>
+        </w:rPr>
+      </w:pPr>
+      <w:r>
+        <w:rPr>
+          <w:b/>
+          <w:bCs/>
+          <w:sz w:val="28"/>
+          <w:szCs w:val="28"/>
+          <w:lang w:val="en-US"/>
+        </w:rPr>
+        <w:drawing>
+          <wp:anchor distT="0" distB="0" distL="114300" distR="114300" simplePos="0" relativeHeight="251665408" behindDoc="1" locked="0" layoutInCell="1" allowOverlap="1" wp14:anchorId="2AF73F03" wp14:editId="7F64CCA1">
+            <wp:simplePos x="0" y="0"/>
+            <wp:positionH relativeFrom="margin">
+              <wp:posOffset>2944672</wp:posOffset>
+            </wp:positionH>
+            <wp:positionV relativeFrom="paragraph">
+              <wp:posOffset>547518</wp:posOffset>
+            </wp:positionV>
+            <wp:extent cx="3576320" cy="2764155"/>
+            <wp:effectExtent l="0" t="0" r="5080" b="0"/>
+            <wp:wrapTight wrapText="bothSides">
+              <wp:wrapPolygon edited="0">
+                <wp:start x="0" y="0"/>
+                <wp:lineTo x="0" y="21436"/>
+                <wp:lineTo x="21516" y="21436"/>
+                <wp:lineTo x="21516" y="0"/>
+                <wp:lineTo x="0" y="0"/>
+              </wp:wrapPolygon>
+            </wp:wrapTight>
+            <wp:docPr id="1482730357" name="Picture 1"/>
+            <wp:cNvGraphicFramePr>
+              <a:graphicFrameLocks xmlns:a="http://schemas.openxmlformats.org/drawingml/2006/main" noChangeAspect="1"/>
+            </wp:cNvGraphicFramePr>
+            <a:graphic xmlns:a="http://schemas.openxmlformats.org/drawingml/2006/main">
+              <a:graphicData uri="http://schemas.openxmlformats.org/drawingml/2006/picture">
+                <pic:pic xmlns:pic="http://schemas.openxmlformats.org/drawingml/2006/picture">
+                  <pic:nvPicPr>
+                    <pic:cNvPr id="1482730357" name=""/>
+                    <pic:cNvPicPr/>
+                  </pic:nvPicPr>
+                  <pic:blipFill>
+                    <a:blip r:embed="rId11">
+                      <a:extLst>
+                        <a:ext uri="{28A0092B-C50C-407E-A947-70E740481C1C}">
+                          <a14:useLocalDpi xmlns:a14="http://schemas.microsoft.com/office/drawing/2010/main" val="0"/>
+                        </a:ext>
+                      </a:extLst>
+                    </a:blip>
+                    <a:stretch>
+                      <a:fillRect/>
+                    </a:stretch>
+                  </pic:blipFill>
+                  <pic:spPr>
+                    <a:xfrm>
+                      <a:off x="0" y="0"/>
+                      <a:ext cx="3576320" cy="2764155"/>
+                    </a:xfrm>
+                    <a:prstGeom prst="rect">
+                      <a:avLst/>
+                    </a:prstGeom>
+                  </pic:spPr>
+                </pic:pic>
+              </a:graphicData>
+            </a:graphic>
+            <wp14:sizeRelH relativeFrom="margin">
+              <wp14:pctWidth>0</wp14:pctWidth>
+            </wp14:sizeRelH>
+            <wp14:sizeRelV relativeFrom="margin">
+              <wp14:pctHeight>0</wp14:pctHeight>
+            </wp14:sizeRelV>
+          </wp:anchor>
+        </w:drawing>
+      </w:r>
+      <w:r>
+        <w:rPr>
+          <w:b/>
+          <w:bCs/>
+          <w:sz w:val="28"/>
+          <w:szCs w:val="28"/>
+          <w:lang w:val="en-US"/>
         </w:rPr>
         <w:t xml:space="preserve">SCENARIO </w:t>
       </w:r>
@@ -1091,283 +2215,393 @@
           <w:bCs/>
           <w:sz w:val="28"/>
           <w:szCs w:val="28"/>
-          <w:lang w:val="cs-CZ"/>
-        </w:rPr>
-        <w:t xml:space="preserve">4…n </w:t>
-      </w:r>
-    </w:p>
-    <w:p>
-      <w:pPr>
-        <w:rPr>
-          <w:b/>
-          <w:bCs/>
-          <w:sz w:val="28"/>
-          <w:szCs w:val="28"/>
-          <w:lang w:val="cs-CZ"/>
-        </w:rPr>
-      </w:pPr>
-    </w:p>
-    <w:p>
-      <w:pPr>
-        <w:rPr>
-          <w:b/>
-          <w:bCs/>
-          <w:sz w:val="28"/>
-          <w:szCs w:val="28"/>
-          <w:lang w:val="cs-CZ"/>
-        </w:rPr>
-      </w:pPr>
-    </w:p>
-    <w:p>
-      <w:pPr>
-        <w:rPr>
-          <w:b/>
-          <w:bCs/>
-          <w:sz w:val="28"/>
-          <w:szCs w:val="28"/>
-          <w:lang w:val="cs-CZ"/>
-        </w:rPr>
-      </w:pPr>
-    </w:p>
-    <w:p>
-      <w:pPr>
-        <w:rPr>
-          <w:b/>
-          <w:bCs/>
-          <w:sz w:val="28"/>
-          <w:szCs w:val="28"/>
-          <w:lang w:val="cs-CZ"/>
-        </w:rPr>
-      </w:pPr>
-    </w:p>
-    <w:p>
-      <w:pPr>
-        <w:rPr>
-          <w:lang w:val="cs-CZ"/>
-        </w:rPr>
-      </w:pPr>
-      <w:r>
-        <w:rPr>
-          <w:lang w:val="cs-CZ"/>
-        </w:rPr>
-        <w:t>1. Model: Ten by na tuto konzultaci měl být již finální nebo blízký finalizaci.</w:t>
-      </w:r>
-      <w:r>
-        <w:rPr>
-          <w:lang w:val="cs-CZ"/>
-        </w:rPr>
-        <w:br/>
-        <w:t>Pokud model nebude finální, mějte jasně pojmenováno, co potřebujete dodělat či</w:t>
-      </w:r>
-      <w:r>
-        <w:rPr>
-          <w:lang w:val="cs-CZ"/>
-        </w:rPr>
-        <w:br/>
-        <w:t>rozhodnout. Mějte připravenou ukázku základního (typického) běhu modelu.</w:t>
-      </w:r>
-    </w:p>
-    <w:p>
-      <w:pPr>
-        <w:rPr>
-          <w:lang w:val="cs-CZ"/>
-        </w:rPr>
-      </w:pPr>
-      <w:r>
-        <w:rPr>
-          <w:lang w:val="cs-CZ"/>
-        </w:rPr>
-        <w:br/>
-        <w:t>2. Analýza citlivosti parametru: Alespoň jeden graf, kde na ose x je jeden z</w:t>
-      </w:r>
-      <w:r>
-        <w:rPr>
-          <w:lang w:val="cs-CZ"/>
-        </w:rPr>
-        <w:br/>
-        <w:t>parametrů modelu, na ose y pak "výsledek simulace" (vhodně vyjádřený, většinou</w:t>
-      </w:r>
-      <w:r>
-        <w:rPr>
-          <w:lang w:val="cs-CZ"/>
-        </w:rPr>
-        <w:br/>
-        <w:t>jsme alespoň stručně diskutovali v rámci 2. konzultace). V závislosti na typu</w:t>
-      </w:r>
-      <w:r>
-        <w:rPr>
-          <w:lang w:val="cs-CZ"/>
-        </w:rPr>
-        <w:br/>
-        <w:t>projektu mohou přicházet v úvahu i jiné analýzy, každopádně by mělo jít o</w:t>
-      </w:r>
-      <w:r>
-        <w:rPr>
-          <w:lang w:val="cs-CZ"/>
-        </w:rPr>
-        <w:br/>
-        <w:t>analýzu kombinující dohromady větší množství běhů modelu, nikoliv jen "časová</w:t>
-      </w:r>
-      <w:r>
-        <w:rPr>
-          <w:lang w:val="cs-CZ"/>
-        </w:rPr>
-        <w:br/>
-        <w:t>osa jednoho běhu".</w:t>
-      </w:r>
-    </w:p>
-    <w:p>
-      <w:pPr>
-        <w:rPr>
-          <w:lang w:val="cs-CZ"/>
-        </w:rPr>
-      </w:pPr>
-      <w:r>
-        <w:rPr>
-          <w:lang w:val="cs-CZ"/>
-        </w:rPr>
-        <w:br/>
-        <w:t>3. (volitelně) Draft zprávy k projektu (očekávaná forma zprávy je popsaná na</w:t>
-      </w:r>
-      <w:r>
-        <w:rPr>
-          <w:lang w:val="cs-CZ"/>
-        </w:rPr>
-        <w:br/>
-      </w:r>
-      <w:hyperlink r:id="rId7" w:tgtFrame="_blank" w:history="1">
-        <w:r>
-          <w:rPr>
-            <w:rStyle w:val="Hyperlink"/>
-            <w:lang w:val="cs-CZ"/>
-          </w:rPr>
-          <w:t>https://www.fi.muni.cz/~xpelanek/IV109/?action=</w:t>
-        </w:r>
-        <w:r>
-          <w:rPr>
-            <w:rStyle w:val="Hyperlink"/>
-            <w:lang w:val="cs-CZ"/>
-          </w:rPr>
-          <w:t>h</w:t>
-        </w:r>
-        <w:r>
-          <w:rPr>
-            <w:rStyle w:val="Hyperlink"/>
-            <w:lang w:val="cs-CZ"/>
-          </w:rPr>
-          <w:t>odnoceni</w:t>
-        </w:r>
-      </w:hyperlink>
-      <w:r>
-        <w:rPr>
-          <w:lang w:val="cs-CZ"/>
-        </w:rPr>
-        <w:t>). Pokud budete</w:t>
-      </w:r>
-      <w:r>
-        <w:rPr>
-          <w:lang w:val="cs-CZ"/>
-        </w:rPr>
-        <w:br/>
-        <w:t>mít</w:t>
-      </w:r>
-      <w:r>
-        <w:rPr>
-          <w:lang w:val="cs-CZ"/>
-        </w:rPr>
-        <w:br/>
-        <w:t>draft připravený, dám vám k němu rychlou zpětnou vazbu či zodpovím dotazy k</w:t>
-      </w:r>
-      <w:r>
-        <w:rPr>
-          <w:lang w:val="cs-CZ"/>
-        </w:rPr>
-        <w:br/>
-        <w:t>nejasnostem.</w:t>
-      </w:r>
-    </w:p>
-    <w:p>
-      <w:pPr>
-        <w:rPr>
-          <w:lang w:val="cs-CZ"/>
-        </w:rPr>
-      </w:pPr>
-    </w:p>
-    <w:p>
-      <w:pPr>
-        <w:rPr>
-          <w:b/>
-          <w:bCs/>
-          <w:lang w:val="cs-CZ"/>
-        </w:rPr>
-      </w:pPr>
-    </w:p>
-    <w:p>
-      <w:pPr>
-        <w:rPr>
-          <w:lang w:val="cs-CZ"/>
-        </w:rPr>
-      </w:pPr>
-    </w:p>
-    <w:p>
-      <w:pPr>
-        <w:rPr>
-          <w:b/>
-          <w:bCs/>
-          <w:lang w:val="cs-CZ"/>
-        </w:rPr>
-      </w:pPr>
-      <w:r>
-        <w:rPr>
-          <w:b/>
-          <w:bCs/>
-          <w:lang w:val="cs-CZ"/>
-        </w:rPr>
-        <w:t>Navrh změny názvu</w:t>
-      </w:r>
-    </w:p>
-    <w:p>
-      <w:pPr>
-        <w:rPr>
-          <w:lang w:val="cs-CZ"/>
-        </w:rPr>
-      </w:pPr>
-      <w:r>
-        <w:rPr>
-          <w:lang w:val="cs-CZ"/>
-        </w:rPr>
-        <w:t>Repeated Game Simulation of OPEC behaviour</w:t>
-      </w:r>
-    </w:p>
-    <w:p>
-      <w:pPr>
-        <w:rPr>
-          <w:b/>
-          <w:bCs/>
-          <w:sz w:val="28"/>
-          <w:szCs w:val="28"/>
-          <w:lang w:val="cs-CZ"/>
-        </w:rPr>
-      </w:pPr>
-    </w:p>
-    <w:p>
-      <w:pPr>
-        <w:rPr>
-          <w:b/>
-          <w:bCs/>
-          <w:sz w:val="28"/>
-          <w:szCs w:val="28"/>
-          <w:lang w:val="cs-CZ"/>
-        </w:rPr>
-      </w:pPr>
-      <w:r>
-        <w:rPr>
-          <w:b/>
-          <w:bCs/>
-          <w:sz w:val="28"/>
-          <w:szCs w:val="28"/>
-          <w:lang w:val="cs-CZ"/>
-        </w:rPr>
+          <w:lang w:val="en-US"/>
+        </w:rPr>
+        <w:t>4</w:t>
+      </w:r>
+      <w:r>
+        <w:rPr>
+          <w:b/>
+          <w:bCs/>
+          <w:sz w:val="28"/>
+          <w:szCs w:val="28"/>
+          <w:lang w:val="en-US"/>
+        </w:rPr>
+        <w:t xml:space="preserve"> – </w:t>
+      </w:r>
+      <w:r>
+        <w:rPr>
+          <w:b/>
+          <w:bCs/>
+          <w:sz w:val="28"/>
+          <w:szCs w:val="28"/>
+          <w:lang w:val="en-US"/>
+        </w:rPr>
+        <w:t>Maximal possible production, ignore quotas</w:t>
+      </w:r>
+    </w:p>
+    <w:p>
+      <w:pPr>
+        <w:rPr>
+          <w:b/>
+          <w:bCs/>
+          <w:sz w:val="28"/>
+          <w:szCs w:val="28"/>
+          <w:lang w:val="en-US"/>
+        </w:rPr>
+      </w:pPr>
+      <w:r>
+        <w:rPr>
+          <w:b/>
+          <w:bCs/>
+          <w:sz w:val="28"/>
+          <w:szCs w:val="28"/>
+          <w:lang w:val="en-US"/>
+        </w:rPr>
+        <w:drawing>
+          <wp:anchor distT="0" distB="0" distL="114300" distR="114300" simplePos="0" relativeHeight="251664384" behindDoc="1" locked="0" layoutInCell="1" allowOverlap="1" wp14:anchorId="2BAF9F71" wp14:editId="55FB23E9">
+            <wp:simplePos x="0" y="0"/>
+            <wp:positionH relativeFrom="column">
+              <wp:posOffset>-669925</wp:posOffset>
+            </wp:positionH>
+            <wp:positionV relativeFrom="paragraph">
+              <wp:posOffset>137160</wp:posOffset>
+            </wp:positionV>
+            <wp:extent cx="3712210" cy="2795905"/>
+            <wp:effectExtent l="0" t="0" r="2540" b="4445"/>
+            <wp:wrapTight wrapText="bothSides">
+              <wp:wrapPolygon edited="0">
+                <wp:start x="0" y="0"/>
+                <wp:lineTo x="0" y="21487"/>
+                <wp:lineTo x="21504" y="21487"/>
+                <wp:lineTo x="21504" y="0"/>
+                <wp:lineTo x="0" y="0"/>
+              </wp:wrapPolygon>
+            </wp:wrapTight>
+            <wp:docPr id="193355353" name="Picture 1"/>
+            <wp:cNvGraphicFramePr>
+              <a:graphicFrameLocks xmlns:a="http://schemas.openxmlformats.org/drawingml/2006/main" noChangeAspect="1"/>
+            </wp:cNvGraphicFramePr>
+            <a:graphic xmlns:a="http://schemas.openxmlformats.org/drawingml/2006/main">
+              <a:graphicData uri="http://schemas.openxmlformats.org/drawingml/2006/picture">
+                <pic:pic xmlns:pic="http://schemas.openxmlformats.org/drawingml/2006/picture">
+                  <pic:nvPicPr>
+                    <pic:cNvPr id="193355353" name=""/>
+                    <pic:cNvPicPr/>
+                  </pic:nvPicPr>
+                  <pic:blipFill>
+                    <a:blip r:embed="rId12">
+                      <a:extLst>
+                        <a:ext uri="{28A0092B-C50C-407E-A947-70E740481C1C}">
+                          <a14:useLocalDpi xmlns:a14="http://schemas.microsoft.com/office/drawing/2010/main" val="0"/>
+                        </a:ext>
+                      </a:extLst>
+                    </a:blip>
+                    <a:stretch>
+                      <a:fillRect/>
+                    </a:stretch>
+                  </pic:blipFill>
+                  <pic:spPr>
+                    <a:xfrm>
+                      <a:off x="0" y="0"/>
+                      <a:ext cx="3712210" cy="2795905"/>
+                    </a:xfrm>
+                    <a:prstGeom prst="rect">
+                      <a:avLst/>
+                    </a:prstGeom>
+                  </pic:spPr>
+                </pic:pic>
+              </a:graphicData>
+            </a:graphic>
+            <wp14:sizeRelH relativeFrom="margin">
+              <wp14:pctWidth>0</wp14:pctWidth>
+            </wp14:sizeRelH>
+            <wp14:sizeRelV relativeFrom="margin">
+              <wp14:pctHeight>0</wp14:pctHeight>
+            </wp14:sizeRelV>
+          </wp:anchor>
+        </w:drawing>
+      </w:r>
+    </w:p>
+    <w:tbl>
+      <w:tblPr>
+        <w:tblStyle w:val="TableGrid"/>
+        <w:tblW w:w="0" w:type="auto"/>
+        <w:tblLook w:val="04A0" w:firstRow="1" w:lastRow="0" w:firstColumn="1" w:lastColumn="0" w:noHBand="0" w:noVBand="1"/>
+      </w:tblPr>
+      <w:tblGrid>
+        <w:gridCol w:w="1803"/>
+        <w:gridCol w:w="1803"/>
+        <w:gridCol w:w="1803"/>
+        <w:gridCol w:w="1803"/>
+        <w:gridCol w:w="1804"/>
+      </w:tblGrid>
+      <w:tr>
+        <w:tc>
+          <w:tcPr>
+            <w:tcW w:w="1803" w:type="dxa"/>
+          </w:tcPr>
+          <w:p>
+            <w:pPr>
+              <w:rPr>
+                <w:sz w:val="24"/>
+                <w:szCs w:val="24"/>
+                <w:lang w:val="en-US"/>
+              </w:rPr>
+            </w:pPr>
+            <w:r>
+              <w:rPr>
+                <w:sz w:val="24"/>
+                <w:szCs w:val="24"/>
+                <w:lang w:val="en-US"/>
+              </w:rPr>
+              <w:t>Saudia Arabie</w:t>
+            </w:r>
+          </w:p>
+        </w:tc>
+        <w:tc>
+          <w:tcPr>
+            <w:tcW w:w="1803" w:type="dxa"/>
+          </w:tcPr>
+          <w:p>
+            <w:pPr>
+              <w:rPr>
+                <w:sz w:val="24"/>
+                <w:szCs w:val="24"/>
+                <w:lang w:val="en-US"/>
+              </w:rPr>
+            </w:pPr>
+            <w:r>
+              <w:rPr>
+                <w:sz w:val="24"/>
+                <w:szCs w:val="24"/>
+                <w:lang w:val="en-US"/>
+              </w:rPr>
+              <w:t>Venezuela</w:t>
+            </w:r>
+          </w:p>
+        </w:tc>
+        <w:tc>
+          <w:tcPr>
+            <w:tcW w:w="1803" w:type="dxa"/>
+          </w:tcPr>
+          <w:p>
+            <w:pPr>
+              <w:rPr>
+                <w:sz w:val="24"/>
+                <w:szCs w:val="24"/>
+                <w:lang w:val="en-US"/>
+              </w:rPr>
+            </w:pPr>
+            <w:r>
+              <w:rPr>
+                <w:sz w:val="24"/>
+                <w:szCs w:val="24"/>
+                <w:lang w:val="en-US"/>
+              </w:rPr>
+              <w:t>UAE</w:t>
+            </w:r>
+          </w:p>
+        </w:tc>
+        <w:tc>
+          <w:tcPr>
+            <w:tcW w:w="1803" w:type="dxa"/>
+          </w:tcPr>
+          <w:p>
+            <w:pPr>
+              <w:rPr>
+                <w:sz w:val="24"/>
+                <w:szCs w:val="24"/>
+                <w:lang w:val="en-US"/>
+              </w:rPr>
+            </w:pPr>
+            <w:r>
+              <w:rPr>
+                <w:sz w:val="24"/>
+                <w:szCs w:val="24"/>
+                <w:lang w:val="en-US"/>
+              </w:rPr>
+              <w:t xml:space="preserve">Nigeria </w:t>
+            </w:r>
+          </w:p>
+        </w:tc>
+        <w:tc>
+          <w:tcPr>
+            <w:tcW w:w="1804" w:type="dxa"/>
+          </w:tcPr>
+          <w:p>
+            <w:pPr>
+              <w:rPr>
+                <w:sz w:val="24"/>
+                <w:szCs w:val="24"/>
+                <w:lang w:val="en-US"/>
+              </w:rPr>
+            </w:pPr>
+            <w:r>
+              <w:rPr>
+                <w:sz w:val="24"/>
+                <w:szCs w:val="24"/>
+                <w:lang w:val="en-US"/>
+              </w:rPr>
+              <w:t>Total</w:t>
+            </w:r>
+          </w:p>
+        </w:tc>
+      </w:tr>
+      <w:tr>
+        <w:tc>
+          <w:tcPr>
+            <w:tcW w:w="1803" w:type="dxa"/>
+          </w:tcPr>
+          <w:p>
+            <w:pPr>
+              <w:rPr>
+                <w:sz w:val="24"/>
+                <w:szCs w:val="24"/>
+                <w:lang w:val="en-US"/>
+              </w:rPr>
+            </w:pPr>
+            <w:r>
+              <w:rPr>
+                <w:sz w:val="24"/>
+                <w:szCs w:val="24"/>
+                <w:lang w:val="en-US"/>
+              </w:rPr>
+              <w:t>19 439</w:t>
+            </w:r>
+          </w:p>
+        </w:tc>
+        <w:tc>
+          <w:tcPr>
+            <w:tcW w:w="1803" w:type="dxa"/>
+          </w:tcPr>
+          <w:p>
+            <w:pPr>
+              <w:rPr>
+                <w:sz w:val="24"/>
+                <w:szCs w:val="24"/>
+                <w:lang w:val="en-US"/>
+              </w:rPr>
+            </w:pPr>
+            <w:r>
+              <w:rPr>
+                <w:sz w:val="24"/>
+                <w:szCs w:val="24"/>
+                <w:lang w:val="en-US"/>
+              </w:rPr>
+              <w:t>264</w:t>
+            </w:r>
+          </w:p>
+        </w:tc>
+        <w:tc>
+          <w:tcPr>
+            <w:tcW w:w="1803" w:type="dxa"/>
+          </w:tcPr>
+          <w:p>
+            <w:pPr>
+              <w:rPr>
+                <w:sz w:val="24"/>
+                <w:szCs w:val="24"/>
+                <w:lang w:val="en-US"/>
+              </w:rPr>
+            </w:pPr>
+            <w:r>
+              <w:rPr>
+                <w:sz w:val="24"/>
+                <w:szCs w:val="24"/>
+                <w:lang w:val="en-US"/>
+              </w:rPr>
+              <w:t>5 715</w:t>
+            </w:r>
+          </w:p>
+        </w:tc>
+        <w:tc>
+          <w:tcPr>
+            <w:tcW w:w="1803" w:type="dxa"/>
+          </w:tcPr>
+          <w:p>
+            <w:pPr>
+              <w:rPr>
+                <w:sz w:val="24"/>
+                <w:szCs w:val="24"/>
+                <w:lang w:val="en-US"/>
+              </w:rPr>
+            </w:pPr>
+            <w:r>
+              <w:rPr>
+                <w:sz w:val="24"/>
+                <w:szCs w:val="24"/>
+                <w:lang w:val="en-US"/>
+              </w:rPr>
+              <w:t>739</w:t>
+            </w:r>
+          </w:p>
+        </w:tc>
+        <w:tc>
+          <w:tcPr>
+            <w:tcW w:w="1804" w:type="dxa"/>
+          </w:tcPr>
+          <w:p>
+            <w:pPr>
+              <w:rPr>
+                <w:sz w:val="24"/>
+                <w:szCs w:val="24"/>
+                <w:lang w:val="en-US"/>
+              </w:rPr>
+            </w:pPr>
+            <w:r>
+              <w:rPr>
+                <w:sz w:val="24"/>
+                <w:szCs w:val="24"/>
+                <w:lang w:val="en-US"/>
+              </w:rPr>
+              <w:t>26 158</w:t>
+            </w:r>
+          </w:p>
+        </w:tc>
+      </w:tr>
+    </w:tbl>
+    <w:p>
+      <w:pPr>
+        <w:rPr>
+          <w:b/>
+          <w:bCs/>
+          <w:sz w:val="28"/>
+          <w:szCs w:val="28"/>
+          <w:lang w:val="en-US"/>
+        </w:rPr>
+      </w:pPr>
+    </w:p>
+    <w:p>
+      <w:pPr>
+        <w:rPr>
+          <w:b/>
+          <w:bCs/>
+          <w:sz w:val="28"/>
+          <w:szCs w:val="28"/>
+          <w:lang w:val="en-US"/>
+        </w:rPr>
+      </w:pPr>
+    </w:p>
+    <w:p>
+      <w:pPr>
+        <w:rPr>
+          <w:b/>
+          <w:bCs/>
+          <w:sz w:val="28"/>
+          <w:szCs w:val="28"/>
+          <w:lang w:val="en-US"/>
+        </w:rPr>
+      </w:pPr>
+      <w:r>
+        <w:rPr>
+          <w:b/>
+          <w:bCs/>
+          <w:sz w:val="28"/>
+          <w:szCs w:val="28"/>
+          <w:lang w:val="en-US"/>
+        </w:rPr>
+        <w:lastRenderedPageBreak/>
         <w:t>Source</w:t>
       </w:r>
     </w:p>
@@ -1376,29 +2610,57 @@
         <w:rPr>
           <w:sz w:val="24"/>
           <w:szCs w:val="24"/>
-          <w:lang w:val="cs-CZ"/>
-        </w:rPr>
-      </w:pPr>
-      <w:r>
-        <w:rPr>
-          <w:sz w:val="24"/>
-          <w:szCs w:val="24"/>
-          <w:lang w:val="cs-CZ"/>
-        </w:rPr>
-        <w:t>OPEC behaviour: A Test of Alternative Hypotesis</w:t>
-      </w:r>
-    </w:p>
-    <w:p>
-      <w:pPr>
-        <w:rPr>
-          <w:b/>
-          <w:bCs/>
-          <w:sz w:val="28"/>
-          <w:szCs w:val="28"/>
-          <w:lang w:val="cs-CZ"/>
-        </w:rPr>
-      </w:pPr>
-      <w:hyperlink r:id="rId8" w:history="1">
+          <w:lang w:val="en-US"/>
+        </w:rPr>
+      </w:pPr>
+      <w:r>
+        <w:rPr>
+          <w:sz w:val="24"/>
+          <w:szCs w:val="24"/>
+          <w:lang w:val="en-US"/>
+        </w:rPr>
+        <w:t xml:space="preserve">OPEC </w:t>
+      </w:r>
+      <w:proofErr w:type="spellStart"/>
+      <w:r>
+        <w:rPr>
+          <w:sz w:val="24"/>
+          <w:szCs w:val="24"/>
+          <w:lang w:val="en-US"/>
+        </w:rPr>
+        <w:t>behaviour</w:t>
+      </w:r>
+      <w:proofErr w:type="spellEnd"/>
+      <w:r>
+        <w:rPr>
+          <w:sz w:val="24"/>
+          <w:szCs w:val="24"/>
+          <w:lang w:val="en-US"/>
+        </w:rPr>
+        <w:t xml:space="preserve">: A Test of Alternative </w:t>
+      </w:r>
+      <w:proofErr w:type="spellStart"/>
+      <w:r>
+        <w:rPr>
+          <w:sz w:val="24"/>
+          <w:szCs w:val="24"/>
+          <w:lang w:val="en-US"/>
+        </w:rPr>
+        <w:t>Hypotesis</w:t>
+      </w:r>
+      <w:proofErr w:type="spellEnd"/>
+    </w:p>
+    <w:p>
+      <w:pPr>
+        <w:rPr>
+          <w:b/>
+          <w:bCs/>
+          <w:sz w:val="28"/>
+          <w:szCs w:val="28"/>
+          <w:lang w:val="en-US"/>
+        </w:rPr>
+      </w:pPr>
+      <w:hyperlink r:id="rId13" w:history="1">
         <w:r>
           <w:rPr>
             <w:rStyle w:val="Hyperlink"/>
@@ -1406,7 +2668,7 @@
             <w:bCs/>
             <w:sz w:val="28"/>
             <w:szCs w:val="28"/>
-            <w:lang w:val="cs-CZ"/>
+            <w:lang w:val="en-US"/>
           </w:rPr>
           <w:t>https://oaktrust.library.tamu.edu/server/api/core/bitstreams/7baa611a-3399-41b8-b3fc-70381131baca/content</w:t>
         </w:r>
@@ -1419,23 +2681,23 @@
           <w:bCs/>
           <w:sz w:val="28"/>
           <w:szCs w:val="28"/>
-          <w:lang w:val="cs-CZ"/>
-        </w:rPr>
-      </w:pPr>
-    </w:p>
-    <w:p>
-      <w:pPr>
-        <w:rPr>
-          <w:sz w:val="24"/>
-          <w:szCs w:val="24"/>
-          <w:lang w:val="cs-CZ"/>
-        </w:rPr>
-      </w:pPr>
-      <w:r>
-        <w:rPr>
-          <w:sz w:val="24"/>
-          <w:szCs w:val="24"/>
-          <w:lang w:val="cs-CZ"/>
+          <w:lang w:val="en-US"/>
+        </w:rPr>
+      </w:pPr>
+    </w:p>
+    <w:p>
+      <w:pPr>
+        <w:rPr>
+          <w:sz w:val="24"/>
+          <w:szCs w:val="24"/>
+          <w:lang w:val="en-US"/>
+        </w:rPr>
+      </w:pPr>
+      <w:r>
+        <w:rPr>
+          <w:sz w:val="24"/>
+          <w:szCs w:val="24"/>
+          <w:lang w:val="en-US"/>
         </w:rPr>
         <w:t>A Model for the Global Crude Oil Market Using a Multi-Pool MCP Approach</w:t>
       </w:r>
@@ -1445,16 +2707,16 @@
         <w:rPr>
           <w:sz w:val="24"/>
           <w:szCs w:val="24"/>
-          <w:lang w:val="cs-CZ"/>
-        </w:rPr>
-      </w:pPr>
-      <w:hyperlink r:id="rId9" w:history="1">
+          <w:lang w:val="en-US"/>
+        </w:rPr>
+      </w:pPr>
+      <w:hyperlink r:id="rId14" w:history="1">
         <w:r>
           <w:rPr>
             <w:rStyle w:val="Hyperlink"/>
             <w:sz w:val="24"/>
             <w:szCs w:val="24"/>
-            <w:lang w:val="cs-CZ"/>
+            <w:lang w:val="en-US"/>
           </w:rPr>
           <w:t>https://www.diw.de/documents/publikationen/73/diw_01.c.96394.de/dp869.pdf</w:t>
         </w:r>
@@ -1465,161 +2727,161 @@
         <w:rPr>
           <w:sz w:val="24"/>
           <w:szCs w:val="24"/>
-          <w:lang w:val="cs-CZ"/>
-        </w:rPr>
-      </w:pPr>
-    </w:p>
-    <w:p>
-      <w:pPr>
-        <w:rPr>
-          <w:lang w:val="cs-CZ"/>
-        </w:rPr>
-      </w:pPr>
-    </w:p>
-    <w:p>
-      <w:pPr>
-        <w:rPr>
-          <w:lang w:val="cs-CZ"/>
-        </w:rPr>
-      </w:pPr>
-    </w:p>
-    <w:p>
-      <w:pPr>
-        <w:rPr>
-          <w:lang w:val="cs-CZ"/>
-        </w:rPr>
-      </w:pPr>
-    </w:p>
-    <w:p>
-      <w:pPr>
-        <w:rPr>
-          <w:lang w:val="cs-CZ"/>
-        </w:rPr>
-      </w:pPr>
-    </w:p>
-    <w:p>
-      <w:pPr>
-        <w:rPr>
-          <w:lang w:val="cs-CZ"/>
-        </w:rPr>
-      </w:pPr>
-    </w:p>
-    <w:p>
-      <w:pPr>
-        <w:rPr>
-          <w:lang w:val="cs-CZ"/>
-        </w:rPr>
-      </w:pPr>
-    </w:p>
-    <w:p>
-      <w:pPr>
-        <w:rPr>
-          <w:lang w:val="cs-CZ"/>
-        </w:rPr>
-      </w:pPr>
-    </w:p>
-    <w:p>
-      <w:pPr>
-        <w:rPr>
-          <w:lang w:val="cs-CZ"/>
-        </w:rPr>
-      </w:pPr>
-    </w:p>
-    <w:p>
-      <w:pPr>
-        <w:rPr>
-          <w:lang w:val="cs-CZ"/>
-        </w:rPr>
-      </w:pPr>
-    </w:p>
-    <w:p>
-      <w:pPr>
-        <w:rPr>
-          <w:lang w:val="cs-CZ"/>
-        </w:rPr>
-      </w:pPr>
-    </w:p>
-    <w:p>
-      <w:pPr>
-        <w:rPr>
-          <w:lang w:val="cs-CZ"/>
-        </w:rPr>
-      </w:pPr>
-    </w:p>
-    <w:p>
-      <w:pPr>
-        <w:rPr>
-          <w:lang w:val="cs-CZ"/>
-        </w:rPr>
-      </w:pPr>
-    </w:p>
-    <w:p>
-      <w:pPr>
-        <w:rPr>
-          <w:lang w:val="cs-CZ"/>
-        </w:rPr>
-      </w:pPr>
-    </w:p>
-    <w:p>
-      <w:pPr>
-        <w:rPr>
-          <w:lang w:val="cs-CZ"/>
-        </w:rPr>
-      </w:pPr>
-    </w:p>
-    <w:p>
-      <w:pPr>
-        <w:rPr>
-          <w:lang w:val="cs-CZ"/>
-        </w:rPr>
-      </w:pPr>
-    </w:p>
-    <w:p>
-      <w:pPr>
-        <w:rPr>
-          <w:lang w:val="cs-CZ"/>
-        </w:rPr>
-      </w:pPr>
-    </w:p>
-    <w:p>
-      <w:pPr>
-        <w:rPr>
-          <w:lang w:val="cs-CZ"/>
-        </w:rPr>
-      </w:pPr>
-    </w:p>
-    <w:p>
-      <w:pPr>
-        <w:rPr>
-          <w:lang w:val="cs-CZ"/>
-        </w:rPr>
-      </w:pPr>
-    </w:p>
-    <w:p>
-      <w:pPr>
-        <w:rPr>
-          <w:lang w:val="cs-CZ"/>
-        </w:rPr>
-      </w:pPr>
-    </w:p>
-    <w:p>
-      <w:pPr>
-        <w:rPr>
-          <w:lang w:val="cs-CZ"/>
-        </w:rPr>
-      </w:pPr>
-    </w:p>
-    <w:p>
-      <w:pPr>
-        <w:rPr>
-          <w:lang w:val="cs-CZ"/>
-        </w:rPr>
-      </w:pPr>
-    </w:p>
-    <w:p>
-      <w:pPr>
-        <w:rPr>
-          <w:lang w:val="cs-CZ"/>
+          <w:lang w:val="en-US"/>
+        </w:rPr>
+      </w:pPr>
+    </w:p>
+    <w:p>
+      <w:pPr>
+        <w:rPr>
+          <w:lang w:val="en-US"/>
+        </w:rPr>
+      </w:pPr>
+    </w:p>
+    <w:p>
+      <w:pPr>
+        <w:rPr>
+          <w:lang w:val="en-US"/>
+        </w:rPr>
+      </w:pPr>
+    </w:p>
+    <w:p>
+      <w:pPr>
+        <w:rPr>
+          <w:lang w:val="en-US"/>
+        </w:rPr>
+      </w:pPr>
+    </w:p>
+    <w:p>
+      <w:pPr>
+        <w:rPr>
+          <w:lang w:val="en-US"/>
+        </w:rPr>
+      </w:pPr>
+    </w:p>
+    <w:p>
+      <w:pPr>
+        <w:rPr>
+          <w:lang w:val="en-US"/>
+        </w:rPr>
+      </w:pPr>
+    </w:p>
+    <w:p>
+      <w:pPr>
+        <w:rPr>
+          <w:lang w:val="en-US"/>
+        </w:rPr>
+      </w:pPr>
+    </w:p>
+    <w:p>
+      <w:pPr>
+        <w:rPr>
+          <w:lang w:val="en-US"/>
+        </w:rPr>
+      </w:pPr>
+    </w:p>
+    <w:p>
+      <w:pPr>
+        <w:rPr>
+          <w:lang w:val="en-US"/>
+        </w:rPr>
+      </w:pPr>
+    </w:p>
+    <w:p>
+      <w:pPr>
+        <w:rPr>
+          <w:lang w:val="en-US"/>
+        </w:rPr>
+      </w:pPr>
+    </w:p>
+    <w:p>
+      <w:pPr>
+        <w:rPr>
+          <w:lang w:val="en-US"/>
+        </w:rPr>
+      </w:pPr>
+    </w:p>
+    <w:p>
+      <w:pPr>
+        <w:rPr>
+          <w:lang w:val="en-US"/>
+        </w:rPr>
+      </w:pPr>
+    </w:p>
+    <w:p>
+      <w:pPr>
+        <w:rPr>
+          <w:lang w:val="en-US"/>
+        </w:rPr>
+      </w:pPr>
+    </w:p>
+    <w:p>
+      <w:pPr>
+        <w:rPr>
+          <w:lang w:val="en-US"/>
+        </w:rPr>
+      </w:pPr>
+    </w:p>
+    <w:p>
+      <w:pPr>
+        <w:rPr>
+          <w:lang w:val="en-US"/>
+        </w:rPr>
+      </w:pPr>
+    </w:p>
+    <w:p>
+      <w:pPr>
+        <w:rPr>
+          <w:lang w:val="en-US"/>
+        </w:rPr>
+      </w:pPr>
+    </w:p>
+    <w:p>
+      <w:pPr>
+        <w:rPr>
+          <w:lang w:val="en-US"/>
+        </w:rPr>
+      </w:pPr>
+    </w:p>
+    <w:p>
+      <w:pPr>
+        <w:rPr>
+          <w:lang w:val="en-US"/>
+        </w:rPr>
+      </w:pPr>
+    </w:p>
+    <w:p>
+      <w:pPr>
+        <w:rPr>
+          <w:lang w:val="en-US"/>
+        </w:rPr>
+      </w:pPr>
+    </w:p>
+    <w:p>
+      <w:pPr>
+        <w:rPr>
+          <w:lang w:val="en-US"/>
+        </w:rPr>
+      </w:pPr>
+    </w:p>
+    <w:p>
+      <w:pPr>
+        <w:rPr>
+          <w:lang w:val="en-US"/>
+        </w:rPr>
+      </w:pPr>
+    </w:p>
+    <w:p>
+      <w:pPr>
+        <w:rPr>
+          <w:lang w:val="en-US"/>
+        </w:rPr>
+      </w:pPr>
+    </w:p>
+    <w:p>
+      <w:pPr>
+        <w:rPr>
+          <w:lang w:val="en-US"/>
         </w:rPr>
       </w:pPr>
     </w:p>
@@ -2033,7 +3295,7 @@
   <w:style w:type="paragraph" w:default="1" w:styleId="Normal">
     <w:name w:val="Normal"/>
     <w:qFormat/>
-    <w:rsid w:val="0075029B"/>
+    <w:rsid w:val="002F509C"/>
     <w:rPr>
       <w:lang w:val="en-GB"/>
     </w:rPr>
@@ -2601,6 +3863,25 @@
       <w:u w:val="single"/>
     </w:rPr>
   </w:style>
+  <w:style w:type="table" w:styleId="TableGrid">
+    <w:name w:val="Table Grid"/>
+    <w:basedOn w:val="TableNormal"/>
+    <w:uiPriority w:val="39"/>
+    <w:rsid w:val="00F200BE"/>
+    <w:pPr>
+      <w:spacing w:after="0" w:line="240" w:lineRule="auto"/>
+    </w:pPr>
+    <w:tblPr>
+      <w:tblBorders>
+        <w:top w:val="single" w:sz="4" w:space="0" w:color="auto"/>
+        <w:left w:val="single" w:sz="4" w:space="0" w:color="auto"/>
+        <w:bottom w:val="single" w:sz="4" w:space="0" w:color="auto"/>
+        <w:right w:val="single" w:sz="4" w:space="0" w:color="auto"/>
+        <w:insideH w:val="single" w:sz="4" w:space="0" w:color="auto"/>
+        <w:insideV w:val="single" w:sz="4" w:space="0" w:color="auto"/>
+      </w:tblBorders>
+    </w:tblPr>
+  </w:style>
 </w:styles>
 </file>
 

--- a/report_notes.docx
+++ b/report_notes.docx
@@ -70,17 +70,7 @@
           <w:szCs w:val="28"/>
           <w:lang w:val="en-US"/>
         </w:rPr>
-        <w:t xml:space="preserve"> base - </w:t>
-      </w:r>
-      <w:r>
-        <w:rPr>
-          <w:b/>
-          <w:bCs/>
-          <w:sz w:val="28"/>
-          <w:szCs w:val="28"/>
-          <w:lang w:val="en-US"/>
-        </w:rPr>
-        <w:t>Cournot Oligopoly</w:t>
+        <w:t xml:space="preserve"> base - Cournot Oligopoly</w:t>
       </w:r>
     </w:p>
     <w:p>
@@ -113,23 +103,7 @@
           <w:szCs w:val="24"/>
           <w:lang w:val="en-US"/>
         </w:rPr>
-        <w:t xml:space="preserve"> of goods they produce. </w:t>
-      </w:r>
-      <w:r>
-        <w:rPr>
-          <w:sz w:val="24"/>
-          <w:szCs w:val="24"/>
-          <w:lang w:val="en-US"/>
-        </w:rPr>
-        <w:t xml:space="preserve">The market price is then determined from total output using the </w:t>
-      </w:r>
-      <w:r>
-        <w:rPr>
-          <w:sz w:val="24"/>
-          <w:szCs w:val="24"/>
-          <w:lang w:val="en-US"/>
-        </w:rPr>
-        <w:t>inverse demand function:</w:t>
+        <w:t xml:space="preserve"> of goods they produce. The market price is then determined from total output using the inverse demand function:</w:t>
       </w:r>
     </w:p>
     <w:p>
@@ -205,7 +179,6 @@
         </w:rPr>
         <w:t xml:space="preserve"> </w:t>
       </w:r>
-      <w:proofErr w:type="spellStart"/>
       <w:r>
         <w:rPr>
           <w:sz w:val="24"/>
@@ -222,7 +195,6 @@
         </w:rPr>
         <w:t>Q</w:t>
       </w:r>
-      <w:proofErr w:type="spellEnd"/>
     </w:p>
     <w:p>
       <w:pPr>
@@ -333,31 +305,7 @@
           <w:szCs w:val="24"/>
           <w:lang w:val="en-US"/>
         </w:rPr>
-        <w:t xml:space="preserve"> a demand curve </w:t>
-      </w:r>
-      <w:r>
-        <w:rPr>
-          <w:sz w:val="24"/>
-          <w:szCs w:val="24"/>
-          <w:lang w:val="en-US"/>
-        </w:rPr>
-        <w:t xml:space="preserve">was calibrated </w:t>
-      </w:r>
-      <w:r>
-        <w:rPr>
-          <w:sz w:val="24"/>
-          <w:szCs w:val="24"/>
-          <w:lang w:val="en-US"/>
-        </w:rPr>
-        <w:t>to an initial market equilibrium</w:t>
-      </w:r>
-      <w:r>
-        <w:rPr>
-          <w:sz w:val="24"/>
-          <w:szCs w:val="24"/>
-          <w:lang w:val="en-US"/>
-        </w:rPr>
-        <w:t xml:space="preserve">. This approach was used mainly because parameter </w:t>
+        <w:t xml:space="preserve"> a demand curve was calibrated to an initial market equilibrium. This approach was used mainly because parameter </w:t>
       </w:r>
       <w:r>
         <w:rPr>
@@ -401,25 +349,7 @@
           <w:szCs w:val="24"/>
           <w:lang w:val="en-US"/>
         </w:rPr>
-        <w:t xml:space="preserve">P = </w:t>
-      </w:r>
-      <w:proofErr w:type="spellStart"/>
-      <w:r>
-        <w:rPr>
-          <w:sz w:val="24"/>
-          <w:szCs w:val="24"/>
-          <w:lang w:val="en-US"/>
-        </w:rPr>
-        <w:t>P_base</w:t>
-      </w:r>
-      <w:proofErr w:type="spellEnd"/>
-      <w:r>
-        <w:rPr>
-          <w:sz w:val="24"/>
-          <w:szCs w:val="24"/>
-          <w:lang w:val="en-US"/>
-        </w:rPr>
-        <w:t xml:space="preserve"> – </w:t>
+        <w:t xml:space="preserve">P = P_base – </w:t>
       </w:r>
       <w:r>
         <w:rPr>
@@ -435,79 +365,41 @@
           <w:szCs w:val="24"/>
           <w:lang w:val="en-US"/>
         </w:rPr>
-        <w:t xml:space="preserve"> * (Q – </w:t>
-      </w:r>
-      <w:proofErr w:type="spellStart"/>
-      <w:r>
-        <w:rPr>
-          <w:sz w:val="24"/>
-          <w:szCs w:val="24"/>
-          <w:lang w:val="en-US"/>
-        </w:rPr>
-        <w:t>Q_base</w:t>
-      </w:r>
-      <w:proofErr w:type="spellEnd"/>
-      <w:r>
-        <w:rPr>
-          <w:sz w:val="24"/>
-          <w:szCs w:val="24"/>
-          <w:lang w:val="en-US"/>
-        </w:rPr>
-        <w:t>)</w:t>
-      </w:r>
-    </w:p>
-    <w:p>
-      <w:pPr>
-        <w:rPr>
-          <w:sz w:val="24"/>
-          <w:szCs w:val="24"/>
-          <w:lang w:val="en-US"/>
-        </w:rPr>
-      </w:pPr>
-      <w:proofErr w:type="spellStart"/>
-      <w:r>
-        <w:rPr>
-          <w:sz w:val="24"/>
-          <w:szCs w:val="24"/>
-          <w:lang w:val="en-US"/>
-        </w:rPr>
-        <w:t>P_base</w:t>
-      </w:r>
-      <w:proofErr w:type="spellEnd"/>
-      <w:r>
-        <w:rPr>
-          <w:sz w:val="24"/>
-          <w:szCs w:val="24"/>
-          <w:lang w:val="en-US"/>
-        </w:rPr>
-        <w:t>…historically observed equilibrium price</w:t>
-      </w:r>
-    </w:p>
-    <w:p>
-      <w:pPr>
-        <w:rPr>
-          <w:sz w:val="24"/>
-          <w:szCs w:val="24"/>
-          <w:lang w:val="en-US"/>
-        </w:rPr>
-      </w:pPr>
-      <w:proofErr w:type="spellStart"/>
-      <w:r>
-        <w:rPr>
-          <w:sz w:val="24"/>
-          <w:szCs w:val="24"/>
-          <w:lang w:val="en-US"/>
-        </w:rPr>
-        <w:t>Q_base</w:t>
-      </w:r>
-      <w:proofErr w:type="spellEnd"/>
-      <w:r>
-        <w:rPr>
-          <w:sz w:val="24"/>
-          <w:szCs w:val="24"/>
-          <w:lang w:val="en-US"/>
-        </w:rPr>
-        <w:t>…</w:t>
+        <w:t xml:space="preserve"> * (Q – Q_base)</w:t>
+      </w:r>
+    </w:p>
+    <w:p>
+      <w:pPr>
+        <w:rPr>
+          <w:sz w:val="24"/>
+          <w:szCs w:val="24"/>
+          <w:lang w:val="en-US"/>
+        </w:rPr>
+      </w:pPr>
+      <w:r>
+        <w:rPr>
+          <w:sz w:val="24"/>
+          <w:szCs w:val="24"/>
+          <w:lang w:val="en-US"/>
+        </w:rPr>
+        <w:t>P_base…historically observed equilibrium price</w:t>
+      </w:r>
+    </w:p>
+    <w:p>
+      <w:pPr>
+        <w:rPr>
+          <w:sz w:val="24"/>
+          <w:szCs w:val="24"/>
+          <w:lang w:val="en-US"/>
+        </w:rPr>
+      </w:pPr>
+      <w:r>
+        <w:rPr>
+          <w:sz w:val="24"/>
+          <w:szCs w:val="24"/>
+          <w:lang w:val="en-US"/>
+        </w:rPr>
+        <w:t>Q_base…</w:t>
       </w:r>
       <w:r>
         <w:rPr>
@@ -655,6 +547,7 @@
         <w:rPr>
           <w:b/>
           <w:bCs/>
+          <w:noProof/>
           <w:sz w:val="28"/>
           <w:szCs w:val="28"/>
           <w:lang w:val="en-US"/>
@@ -728,6 +621,7 @@
         <w:rPr>
           <w:b/>
           <w:bCs/>
+          <w:noProof/>
           <w:sz w:val="28"/>
           <w:szCs w:val="28"/>
           <w:lang w:val="en-US"/>
@@ -870,7 +764,15 @@
                 <w:szCs w:val="24"/>
                 <w:lang w:val="en-US"/>
               </w:rPr>
-              <w:t>Saudia Arabie</w:t>
+              <w:t>Saudia Arabi</w:t>
+            </w:r>
+            <w:r>
+              <w:rPr>
+                <w:sz w:val="24"/>
+                <w:szCs w:val="24"/>
+                <w:lang w:val="en-US"/>
+              </w:rPr>
+              <w:t>a</w:t>
             </w:r>
           </w:p>
         </w:tc>
@@ -1112,37 +1014,7 @@
           <w:szCs w:val="28"/>
           <w:lang w:val="en-US"/>
         </w:rPr>
-        <w:t xml:space="preserve">SCENARIO </w:t>
-      </w:r>
-      <w:r>
-        <w:rPr>
-          <w:b/>
-          <w:bCs/>
-          <w:sz w:val="28"/>
-          <w:szCs w:val="28"/>
-          <w:lang w:val="en-US"/>
-        </w:rPr>
-        <w:t>2</w:t>
-      </w:r>
-      <w:r>
-        <w:rPr>
-          <w:b/>
-          <w:bCs/>
-          <w:sz w:val="28"/>
-          <w:szCs w:val="28"/>
-          <w:lang w:val="en-US"/>
-        </w:rPr>
-        <w:t xml:space="preserve"> – </w:t>
-      </w:r>
-      <w:r>
-        <w:rPr>
-          <w:b/>
-          <w:bCs/>
-          <w:sz w:val="28"/>
-          <w:szCs w:val="28"/>
-          <w:lang w:val="en-US"/>
-        </w:rPr>
-        <w:t xml:space="preserve">All OPEC </w:t>
+        <w:t xml:space="preserve">SCENARIO 2 – All OPEC </w:t>
       </w:r>
       <w:r>
         <w:rPr>
@@ -1219,12 +1091,13 @@
         <w:rPr>
           <w:b/>
           <w:bCs/>
+          <w:noProof/>
           <w:sz w:val="28"/>
           <w:szCs w:val="28"/>
           <w:lang w:val="en-US"/>
         </w:rPr>
         <w:drawing>
-          <wp:anchor distT="0" distB="0" distL="114300" distR="114300" simplePos="0" relativeHeight="251661312" behindDoc="1" locked="0" layoutInCell="1" allowOverlap="1" wp14:anchorId="18F5807C" wp14:editId="058266B5">
+          <wp:anchor distT="0" distB="0" distL="114300" distR="114300" simplePos="0" relativeHeight="251661312" behindDoc="1" locked="0" layoutInCell="1" allowOverlap="1" wp14:anchorId="18F5807C" wp14:editId="746C0034">
             <wp:simplePos x="0" y="0"/>
             <wp:positionH relativeFrom="column">
               <wp:posOffset>2806198</wp:posOffset>
@@ -1300,6 +1173,7 @@
         <w:rPr>
           <w:b/>
           <w:bCs/>
+          <w:noProof/>
           <w:sz w:val="28"/>
           <w:szCs w:val="28"/>
           <w:lang w:val="en-US"/>
@@ -1421,7 +1295,15 @@
                 <w:szCs w:val="24"/>
                 <w:lang w:val="en-US"/>
               </w:rPr>
-              <w:t>Saudia Arabie</w:t>
+              <w:t>Saudia Arabi</w:t>
+            </w:r>
+            <w:r>
+              <w:rPr>
+                <w:sz w:val="24"/>
+                <w:szCs w:val="24"/>
+                <w:lang w:val="en-US"/>
+              </w:rPr>
+              <w:t>a</w:t>
             </w:r>
           </w:p>
         </w:tc>
@@ -1663,6 +1545,7 @@
         <w:rPr>
           <w:b/>
           <w:bCs/>
+          <w:noProof/>
           <w:sz w:val="28"/>
           <w:szCs w:val="28"/>
           <w:lang w:val="en-US"/>
@@ -1736,6 +1619,7 @@
         <w:rPr>
           <w:b/>
           <w:bCs/>
+          <w:noProof/>
           <w:sz w:val="28"/>
           <w:szCs w:val="28"/>
           <w:lang w:val="en-US"/>
@@ -1824,6 +1708,16 @@
         </w:rPr>
         <w:t>Saves the Market</w:t>
       </w:r>
+      <w:r>
+        <w:rPr>
+          <w:b/>
+          <w:bCs/>
+          <w:sz w:val="28"/>
+          <w:szCs w:val="28"/>
+          <w:lang w:val="en-US"/>
+        </w:rPr>
+        <w:t xml:space="preserve"> Price</w:t>
+      </w:r>
     </w:p>
     <w:p>
       <w:pPr>
@@ -1868,7 +1762,15 @@
                 <w:szCs w:val="24"/>
                 <w:lang w:val="en-US"/>
               </w:rPr>
-              <w:t>Saudia Arabie</w:t>
+              <w:t>Saudia Arabi</w:t>
+            </w:r>
+            <w:r>
+              <w:rPr>
+                <w:sz w:val="24"/>
+                <w:szCs w:val="24"/>
+                <w:lang w:val="en-US"/>
+              </w:rPr>
+              <w:t>a</w:t>
             </w:r>
           </w:p>
         </w:tc>
@@ -2131,6 +2033,7 @@
         <w:rPr>
           <w:b/>
           <w:bCs/>
+          <w:noProof/>
           <w:sz w:val="28"/>
           <w:szCs w:val="28"/>
           <w:lang w:val="en-US"/>
@@ -2207,53 +2110,24 @@
           <w:szCs w:val="28"/>
           <w:lang w:val="en-US"/>
         </w:rPr>
-        <w:t xml:space="preserve">SCENARIO </w:t>
-      </w:r>
-      <w:r>
-        <w:rPr>
-          <w:b/>
-          <w:bCs/>
-          <w:sz w:val="28"/>
-          <w:szCs w:val="28"/>
-          <w:lang w:val="en-US"/>
-        </w:rPr>
-        <w:t>4</w:t>
-      </w:r>
-      <w:r>
-        <w:rPr>
-          <w:b/>
-          <w:bCs/>
-          <w:sz w:val="28"/>
-          <w:szCs w:val="28"/>
-          <w:lang w:val="en-US"/>
-        </w:rPr>
-        <w:t xml:space="preserve"> – </w:t>
-      </w:r>
-      <w:r>
-        <w:rPr>
-          <w:b/>
-          <w:bCs/>
-          <w:sz w:val="28"/>
-          <w:szCs w:val="28"/>
-          <w:lang w:val="en-US"/>
-        </w:rPr>
-        <w:t>Maximal possible production, ignore quotas</w:t>
-      </w:r>
-    </w:p>
-    <w:p>
-      <w:pPr>
-        <w:rPr>
-          <w:b/>
-          <w:bCs/>
-          <w:sz w:val="28"/>
-          <w:szCs w:val="28"/>
-          <w:lang w:val="en-US"/>
-        </w:rPr>
-      </w:pPr>
-      <w:r>
-        <w:rPr>
-          <w:b/>
-          <w:bCs/>
+        <w:t>SCENARIO 4 – Maximal possible production, ignore quotas</w:t>
+      </w:r>
+    </w:p>
+    <w:p>
+      <w:pPr>
+        <w:rPr>
+          <w:b/>
+          <w:bCs/>
+          <w:sz w:val="28"/>
+          <w:szCs w:val="28"/>
+          <w:lang w:val="en-US"/>
+        </w:rPr>
+      </w:pPr>
+      <w:r>
+        <w:rPr>
+          <w:b/>
+          <w:bCs/>
+          <w:noProof/>
           <w:sz w:val="28"/>
           <w:szCs w:val="28"/>
           <w:lang w:val="en-US"/>
@@ -2355,7 +2229,15 @@
                 <w:szCs w:val="24"/>
                 <w:lang w:val="en-US"/>
               </w:rPr>
-              <w:t>Saudia Arabie</w:t>
+              <w:t>Saudia Arabi</w:t>
+            </w:r>
+            <w:r>
+              <w:rPr>
+                <w:sz w:val="24"/>
+                <w:szCs w:val="24"/>
+                <w:lang w:val="en-US"/>
+              </w:rPr>
+              <w:t>a</w:t>
             </w:r>
           </w:p>
         </w:tc>
@@ -2619,36 +2501,8 @@
           <w:szCs w:val="24"/>
           <w:lang w:val="en-US"/>
         </w:rPr>
-        <w:t xml:space="preserve">OPEC </w:t>
-      </w:r>
-      <w:proofErr w:type="spellStart"/>
-      <w:r>
-        <w:rPr>
-          <w:sz w:val="24"/>
-          <w:szCs w:val="24"/>
-          <w:lang w:val="en-US"/>
-        </w:rPr>
-        <w:t>behaviour</w:t>
-      </w:r>
-      <w:proofErr w:type="spellEnd"/>
-      <w:r>
-        <w:rPr>
-          <w:sz w:val="24"/>
-          <w:szCs w:val="24"/>
-          <w:lang w:val="en-US"/>
-        </w:rPr>
-        <w:t xml:space="preserve">: A Test of Alternative </w:t>
-      </w:r>
-      <w:proofErr w:type="spellStart"/>
-      <w:r>
-        <w:rPr>
-          <w:sz w:val="24"/>
-          <w:szCs w:val="24"/>
-          <w:lang w:val="en-US"/>
-        </w:rPr>
-        <w:t>Hypotesis</w:t>
-      </w:r>
-      <w:proofErr w:type="spellEnd"/>
+        <w:t>OPEC behaviour: A Test of Alternative Hypotesis</w:t>
+      </w:r>
     </w:p>
     <w:p>
       <w:pPr>
@@ -3502,6 +3356,7 @@
   <w:style w:type="character" w:default="1" w:styleId="DefaultParagraphFont">
     <w:name w:val="Default Paragraph Font"/>
     <w:uiPriority w:val="1"/>
+    <w:semiHidden/>
     <w:unhideWhenUsed/>
   </w:style>
   <w:style w:type="table" w:default="1" w:styleId="TableNormal">

--- a/report_notes.docx
+++ b/report_notes.docx
@@ -1,16 +1,23 @@
 
 <file path=word/document.xml><?xml version="1.0" encoding="utf-8"?>
-<w:document xmlns:wpc="http://schemas.microsoft.com/office/word/2010/wordprocessingCanvas" xmlns:cx="http://schemas.microsoft.com/office/drawing/2014/chartex" xmlns:cx1="http://schemas.microsoft.com/office/drawing/2015/9/8/chartex" xmlns:cx2="http://schemas.microsoft.com/office/drawing/2015/10/21/chartex" xmlns:cx3="http://schemas.microsoft.com/office/drawing/2016/5/9/chartex" xmlns:cx4="http://schemas.microsoft.com/office/drawing/2016/5/10/chartex" xmlns:cx5="http://schemas.microsoft.com/office/drawing/2016/5/11/chartex" xmlns:cx6="http://schemas.microsoft.com/office/drawing/2016/5/12/chartex" xmlns:cx7="http://schemas.microsoft.com/office/drawing/2016/5/13/chartex" xmlns:cx8="http://schemas.microsoft.com/office/drawing/2016/5/14/chartex" xmlns:mc="http://schemas.openxmlformats.org/markup-compatibility/2006" xmlns:aink="http://schemas.microsoft.com/office/drawing/2016/ink" xmlns:am3d="http://schemas.microsoft.com/office/drawing/2017/model3d" xmlns:o="urn:schemas-microsoft-com:office:office" xmlns:oel="http://schemas.microsoft.com/office/2019/extlst" xmlns:r="http://schemas.openxmlformats.org/officeDocument/2006/relationships" xmlns:m="http://schemas.openxmlformats.org/officeDocument/2006/math" xmlns:v="urn:schemas-microsoft-com:vml" xmlns:wp14="http://schemas.microsoft.com/office/word/2010/wordprocessingDrawing" xmlns:wp="http://schemas.openxmlformats.org/drawingml/2006/wordprocessingDrawing" xmlns:w10="urn:schemas-microsoft-com:office:word" xmlns:w="http://schemas.openxmlformats.org/wordprocessingml/2006/main" xmlns:w14="http://schemas.microsoft.com/office/word/2010/wordml" xmlns:w15="http://schemas.microsoft.com/office/word/2012/wordml" xmlns:w16cex="http://schemas.microsoft.com/office/word/2018/wordml/cex" xmlns:w16cid="http://schemas.microsoft.com/office/word/2016/wordml/cid" xmlns:w16="http://schemas.microsoft.com/office/word/2018/wordml" xmlns:w16du="http://schemas.microsoft.com/office/word/2023/wordml/word16du" xmlns:w16sdtdh="http://schemas.microsoft.com/office/word/2020/wordml/sdtdatahash" xmlns:w16sdtfl="http://schemas.microsoft.com/office/word/2024/wordml/sdtformatlock" xmlns:w16se="http://schemas.microsoft.com/office/word/2015/wordml/symex" xmlns:wpg="http://schemas.microsoft.com/office/word/2010/wordprocessingGroup" xmlns:wpi="http://schemas.microsoft.com/office/word/2010/wordprocessingInk" xmlns:wne="http://schemas.microsoft.com/office/word/2006/wordml" xmlns:wps="http://schemas.microsoft.com/office/word/2010/wordprocessingShape" mc:Ignorable="w14 w15 w16se w16cid w16 w16cex w16sdtdh w16sdtfl w16du wp14">
+<w:document xmlns:o="urn:schemas-microsoft-com:office:office" xmlns:r="http://schemas.openxmlformats.org/officeDocument/2006/relationships" xmlns:v="urn:schemas-microsoft-com:vml" xmlns:w="http://schemas.openxmlformats.org/wordprocessingml/2006/main" xmlns:w10="urn:schemas-microsoft-com:office:word" xmlns:wp="http://schemas.openxmlformats.org/drawingml/2006/wordprocessingDrawing" xmlns:pic="http://schemas.openxmlformats.org/drawingml/2006/picture" xmlns:wps="http://schemas.microsoft.com/office/word/2010/wordprocessingShape" xmlns:wpg="http://schemas.microsoft.com/office/word/2010/wordprocessingGroup" xmlns:mc="http://schemas.openxmlformats.org/markup-compatibility/2006" xmlns:wp14="http://schemas.microsoft.com/office/word/2010/wordprocessingDrawing" xmlns:w14="http://schemas.microsoft.com/office/word/2010/wordml" xmlns:w15="http://schemas.microsoft.com/office/word/2012/wordml" mc:Ignorable="w14 wp14 w15">
   <w:body>
     <w:p>
       <w:pPr>
-        <w:rPr>
-          <w:lang w:val="en-US"/>
-        </w:rPr>
-      </w:pPr>
-    </w:p>
-    <w:p>
-      <w:pPr>
+        <w:pStyle w:val="Normal"/>
+        <w:rPr>
+          <w:lang w:val="en-US"/>
+        </w:rPr>
+      </w:pPr>
+      <w:r>
+        <w:rPr>
+          <w:lang w:val="en-US"/>
+        </w:rPr>
+      </w:r>
+    </w:p>
+    <w:p>
+      <w:pPr>
+        <w:pStyle w:val="Normal"/>
         <w:jc w:val="center"/>
         <w:rPr>
           <w:b/>
@@ -33,48 +40,50 @@
     </w:p>
     <w:p>
       <w:pPr>
-        <w:rPr>
-          <w:b/>
-          <w:bCs/>
-          <w:sz w:val="28"/>
-          <w:szCs w:val="28"/>
-          <w:lang w:val="en-US"/>
-        </w:rPr>
-      </w:pPr>
-    </w:p>
-    <w:p>
-      <w:pPr>
-        <w:rPr>
-          <w:b/>
-          <w:bCs/>
-          <w:sz w:val="28"/>
-          <w:szCs w:val="28"/>
-          <w:lang w:val="en-US"/>
-        </w:rPr>
-      </w:pPr>
-      <w:r>
-        <w:rPr>
-          <w:b/>
-          <w:bCs/>
-          <w:sz w:val="28"/>
-          <w:szCs w:val="28"/>
-          <w:lang w:val="en-US"/>
-        </w:rPr>
-        <w:t>Theoretical</w:t>
-      </w:r>
-      <w:r>
-        <w:rPr>
-          <w:b/>
-          <w:bCs/>
-          <w:sz w:val="28"/>
-          <w:szCs w:val="28"/>
-          <w:lang w:val="en-US"/>
-        </w:rPr>
-        <w:t xml:space="preserve"> base - Cournot Oligopoly</w:t>
-      </w:r>
-    </w:p>
-    <w:p>
-      <w:pPr>
+        <w:pStyle w:val="Normal"/>
+        <w:rPr>
+          <w:b/>
+          <w:bCs/>
+          <w:sz w:val="28"/>
+          <w:szCs w:val="28"/>
+          <w:lang w:val="en-US"/>
+        </w:rPr>
+      </w:pPr>
+      <w:r>
+        <w:rPr>
+          <w:b/>
+          <w:bCs/>
+          <w:sz w:val="28"/>
+          <w:szCs w:val="28"/>
+          <w:lang w:val="en-US"/>
+        </w:rPr>
+      </w:r>
+    </w:p>
+    <w:p>
+      <w:pPr>
+        <w:pStyle w:val="Normal"/>
+        <w:rPr>
+          <w:b/>
+          <w:bCs/>
+          <w:sz w:val="28"/>
+          <w:szCs w:val="28"/>
+          <w:lang w:val="en-US"/>
+        </w:rPr>
+      </w:pPr>
+      <w:r>
+        <w:rPr>
+          <w:b/>
+          <w:bCs/>
+          <w:sz w:val="28"/>
+          <w:szCs w:val="28"/>
+          <w:lang w:val="en-US"/>
+        </w:rPr>
+        <w:t>Theoretical base - Cournot Oligopoly</w:t>
+      </w:r>
+    </w:p>
+    <w:p>
+      <w:pPr>
+        <w:pStyle w:val="Normal"/>
         <w:rPr>
           <w:sz w:val="24"/>
           <w:szCs w:val="24"/>
@@ -87,28 +96,32 @@
           <w:szCs w:val="24"/>
           <w:lang w:val="en-US"/>
         </w:rPr>
-        <w:t xml:space="preserve">In Cournot oligopoly model, firms compete by choosing the </w:t>
-      </w:r>
-      <w:r>
+        <w:t>In Cournot oligopoly model, firms compete by choosing the amount of goods they produce. The market price is then determined from total output using the inverse demand function:</w:t>
+      </w:r>
+    </w:p>
+    <w:p>
+      <w:pPr>
+        <w:pStyle w:val="Normal"/>
+        <w:jc w:val="center"/>
         <w:rPr>
           <w:sz w:val="24"/>
           <w:szCs w:val="24"/>
           <w:lang w:val="en-US"/>
         </w:rPr>
-        <w:t>amount</w:t>
-      </w:r>
+      </w:pPr>
       <w:r>
         <w:rPr>
           <w:sz w:val="24"/>
           <w:szCs w:val="24"/>
           <w:lang w:val="en-US"/>
         </w:rPr>
-        <w:t xml:space="preserve"> of goods they produce. The market price is then determined from total output using the inverse demand function:</w:t>
-      </w:r>
-    </w:p>
-    <w:p>
-      <w:pPr>
-        <w:jc w:val="center"/>
+        <w:t>P = a − bQ</w:t>
+      </w:r>
+    </w:p>
+    <w:p>
+      <w:pPr>
+        <w:pStyle w:val="Normal"/>
+        <w:spacing w:before="0" w:after="0"/>
         <w:rPr>
           <w:sz w:val="24"/>
           <w:szCs w:val="24"/>
@@ -121,191 +134,80 @@
           <w:szCs w:val="24"/>
           <w:lang w:val="en-US"/>
         </w:rPr>
-        <w:t>P</w:t>
-      </w:r>
-      <w:r>
+        <w:t>Q…total quantity produced</w:t>
+      </w:r>
+    </w:p>
+    <w:p>
+      <w:pPr>
+        <w:pStyle w:val="Normal"/>
+        <w:spacing w:before="0" w:after="0"/>
         <w:rPr>
           <w:sz w:val="24"/>
           <w:szCs w:val="24"/>
           <w:lang w:val="en-US"/>
         </w:rPr>
-        <w:t xml:space="preserve"> </w:t>
-      </w:r>
+      </w:pPr>
       <w:r>
         <w:rPr>
           <w:sz w:val="24"/>
           <w:szCs w:val="24"/>
           <w:lang w:val="en-US"/>
         </w:rPr>
-        <w:t>=</w:t>
-      </w:r>
-      <w:r>
+        <w:t>a…theoretical maximum price when quantity is zeros</w:t>
+      </w:r>
+    </w:p>
+    <w:p>
+      <w:pPr>
+        <w:pStyle w:val="Normal"/>
+        <w:spacing w:before="0" w:after="0"/>
         <w:rPr>
           <w:sz w:val="24"/>
           <w:szCs w:val="24"/>
           <w:lang w:val="en-US"/>
         </w:rPr>
-        <w:t xml:space="preserve"> </w:t>
-      </w:r>
+      </w:pPr>
       <w:r>
         <w:rPr>
           <w:sz w:val="24"/>
           <w:szCs w:val="24"/>
           <w:lang w:val="en-US"/>
         </w:rPr>
-        <w:t>a</w:t>
-      </w:r>
-      <w:r>
+        <w:t>b…supply sensitivity</w:t>
+      </w:r>
+    </w:p>
+    <w:p>
+      <w:pPr>
+        <w:pStyle w:val="Normal"/>
         <w:rPr>
           <w:sz w:val="24"/>
           <w:szCs w:val="24"/>
           <w:lang w:val="en-US"/>
         </w:rPr>
-        <w:t xml:space="preserve"> </w:t>
-      </w:r>
+      </w:pPr>
       <w:r>
         <w:rPr>
           <w:sz w:val="24"/>
           <w:szCs w:val="24"/>
           <w:lang w:val="en-US"/>
         </w:rPr>
-        <w:t>−</w:t>
-      </w:r>
-      <w:r>
+      </w:r>
+    </w:p>
+    <w:p>
+      <w:pPr>
+        <w:pStyle w:val="Normal"/>
         <w:rPr>
           <w:sz w:val="24"/>
           <w:szCs w:val="24"/>
           <w:lang w:val="en-US"/>
         </w:rPr>
-        <w:t xml:space="preserve"> </w:t>
-      </w:r>
+      </w:pPr>
       <w:r>
         <w:rPr>
           <w:sz w:val="24"/>
           <w:szCs w:val="24"/>
           <w:lang w:val="en-US"/>
         </w:rPr>
-        <w:t>b</w:t>
-      </w:r>
-      <w:r>
-        <w:rPr>
-          <w:sz w:val="24"/>
-          <w:szCs w:val="24"/>
-          <w:lang w:val="en-US"/>
-        </w:rPr>
-        <w:t>Q</w:t>
-      </w:r>
-    </w:p>
-    <w:p>
-      <w:pPr>
-        <w:spacing w:after="0"/>
-        <w:rPr>
-          <w:sz w:val="24"/>
-          <w:szCs w:val="24"/>
-          <w:lang w:val="en-US"/>
-        </w:rPr>
-      </w:pPr>
-      <w:r>
-        <w:rPr>
-          <w:sz w:val="24"/>
-          <w:szCs w:val="24"/>
-          <w:lang w:val="en-US"/>
-        </w:rPr>
-        <w:t>Q…total quantity produced</w:t>
-      </w:r>
-    </w:p>
-    <w:p>
-      <w:pPr>
-        <w:spacing w:after="0"/>
-        <w:rPr>
-          <w:sz w:val="24"/>
-          <w:szCs w:val="24"/>
-          <w:lang w:val="en-US"/>
-        </w:rPr>
-      </w:pPr>
-      <w:r>
-        <w:rPr>
-          <w:sz w:val="24"/>
-          <w:szCs w:val="24"/>
-          <w:lang w:val="en-US"/>
-        </w:rPr>
-        <w:t xml:space="preserve">a…theoretical maximum price </w:t>
-      </w:r>
-      <w:r>
-        <w:rPr>
-          <w:sz w:val="24"/>
-          <w:szCs w:val="24"/>
-          <w:lang w:val="en-US"/>
-        </w:rPr>
-        <w:t>when quantity is zero</w:t>
-      </w:r>
-      <w:r>
-        <w:rPr>
-          <w:sz w:val="24"/>
-          <w:szCs w:val="24"/>
-          <w:lang w:val="en-US"/>
-        </w:rPr>
-        <w:t>s</w:t>
-      </w:r>
-    </w:p>
-    <w:p>
-      <w:pPr>
-        <w:spacing w:after="0"/>
-        <w:rPr>
-          <w:sz w:val="24"/>
-          <w:szCs w:val="24"/>
-          <w:lang w:val="en-US"/>
-        </w:rPr>
-      </w:pPr>
-      <w:r>
-        <w:rPr>
-          <w:sz w:val="24"/>
-          <w:szCs w:val="24"/>
-          <w:lang w:val="en-US"/>
-        </w:rPr>
-        <w:t>b</w:t>
-      </w:r>
-      <w:r>
-        <w:rPr>
-          <w:sz w:val="24"/>
-          <w:szCs w:val="24"/>
-          <w:lang w:val="en-US"/>
-        </w:rPr>
-        <w:t>…supply sensitivity</w:t>
-      </w:r>
-    </w:p>
-    <w:p>
-      <w:pPr>
-        <w:rPr>
-          <w:sz w:val="24"/>
-          <w:szCs w:val="24"/>
-          <w:lang w:val="en-US"/>
-        </w:rPr>
-      </w:pPr>
-    </w:p>
-    <w:p>
-      <w:pPr>
-        <w:rPr>
-          <w:sz w:val="24"/>
-          <w:szCs w:val="24"/>
-          <w:lang w:val="en-US"/>
-        </w:rPr>
-      </w:pPr>
-      <w:r>
-        <w:rPr>
-          <w:sz w:val="24"/>
-          <w:szCs w:val="24"/>
-          <w:lang w:val="en-US"/>
-        </w:rPr>
-        <w:t>In this model</w:t>
-      </w:r>
-      <w:r>
-        <w:rPr>
-          <w:sz w:val="24"/>
-          <w:szCs w:val="24"/>
-          <w:lang w:val="en-US"/>
-        </w:rPr>
-        <w:t xml:space="preserve"> a demand curve was calibrated to an initial market equilibrium. This approach was used mainly because parameter </w:t>
+        <w:t xml:space="preserve">In this model a demand curve was calibrated to an initial market equilibrium. This approach was used mainly because parameter </w:t>
       </w:r>
       <w:r>
         <w:rPr>
@@ -323,238 +225,361 @@
           <w:szCs w:val="24"/>
           <w:lang w:val="en-US"/>
         </w:rPr>
-        <w:t>is a purely theoretical number that is impossible to know.</w:t>
-      </w:r>
-      <w:r>
+        <w:t>is a purely theoretical number that is impossible to know. Final price calculation:</w:t>
+      </w:r>
+    </w:p>
+    <w:p>
+      <w:pPr>
+        <w:pStyle w:val="Normal"/>
+        <w:jc w:val="center"/>
         <w:rPr>
           <w:sz w:val="24"/>
           <w:szCs w:val="24"/>
           <w:lang w:val="en-US"/>
         </w:rPr>
-        <w:t xml:space="preserve"> Final price calculation:</w:t>
-      </w:r>
-    </w:p>
-    <w:p>
-      <w:pPr>
-        <w:jc w:val="center"/>
+      </w:pPr>
+      <w:r>
         <w:rPr>
           <w:sz w:val="24"/>
           <w:szCs w:val="24"/>
           <w:lang w:val="en-US"/>
         </w:rPr>
-      </w:pPr>
-      <w:r>
+        <w:t>P = P_base – b * (Q – Q_base)</w:t>
+      </w:r>
+    </w:p>
+    <w:p>
+      <w:pPr>
+        <w:pStyle w:val="Normal"/>
         <w:rPr>
           <w:sz w:val="24"/>
           <w:szCs w:val="24"/>
           <w:lang w:val="en-US"/>
         </w:rPr>
-        <w:t xml:space="preserve">P = P_base – </w:t>
-      </w:r>
+      </w:pPr>
       <w:r>
         <w:rPr>
           <w:sz w:val="24"/>
           <w:szCs w:val="24"/>
           <w:lang w:val="en-US"/>
         </w:rPr>
-        <w:t>b</w:t>
-      </w:r>
-      <w:r>
+        <w:t>P_base…historically observed equilibrium price</w:t>
+      </w:r>
+    </w:p>
+    <w:p>
+      <w:pPr>
+        <w:pStyle w:val="Normal"/>
         <w:rPr>
           <w:sz w:val="24"/>
           <w:szCs w:val="24"/>
           <w:lang w:val="en-US"/>
         </w:rPr>
-        <w:t xml:space="preserve"> * (Q – Q_base)</w:t>
-      </w:r>
-    </w:p>
-    <w:p>
-      <w:pPr>
+      </w:pPr>
+      <w:r>
         <w:rPr>
           <w:sz w:val="24"/>
           <w:szCs w:val="24"/>
           <w:lang w:val="en-US"/>
         </w:rPr>
-      </w:pPr>
+        <w:t>Q_base…</w:t>
+      </w:r>
+      <w:r>
+        <w:rPr>
+          <w:lang w:val="en-US"/>
+        </w:rPr>
+        <w:t xml:space="preserve"> </w:t>
+      </w:r>
       <w:r>
         <w:rPr>
           <w:sz w:val="24"/>
           <w:szCs w:val="24"/>
           <w:lang w:val="en-US"/>
         </w:rPr>
-        <w:t>P_base…historically observed equilibrium price</w:t>
-      </w:r>
-    </w:p>
-    <w:p>
-      <w:pPr>
-        <w:rPr>
-          <w:sz w:val="24"/>
-          <w:szCs w:val="24"/>
-          <w:lang w:val="en-US"/>
-        </w:rPr>
-      </w:pPr>
-      <w:r>
-        <w:rPr>
-          <w:sz w:val="24"/>
-          <w:szCs w:val="24"/>
-          <w:lang w:val="en-US"/>
-        </w:rPr>
-        <w:t>Q_base…</w:t>
-      </w:r>
-      <w:r>
-        <w:rPr>
-          <w:lang w:val="en-US"/>
-        </w:rPr>
-        <w:t xml:space="preserve"> </w:t>
-      </w:r>
-      <w:r>
-        <w:rPr>
-          <w:sz w:val="24"/>
-          <w:szCs w:val="24"/>
-          <w:lang w:val="en-US"/>
-        </w:rPr>
         <w:t>production level that naturally results in the Base Price</w:t>
       </w:r>
     </w:p>
     <w:p>
       <w:pPr>
-        <w:rPr>
-          <w:lang w:val="en-US"/>
-        </w:rPr>
-      </w:pPr>
-    </w:p>
-    <w:p>
-      <w:pPr>
-        <w:rPr>
-          <w:b/>
-          <w:bCs/>
-          <w:sz w:val="28"/>
-          <w:szCs w:val="28"/>
-          <w:lang w:val="en-US"/>
-        </w:rPr>
-      </w:pPr>
-    </w:p>
-    <w:p>
-      <w:pPr>
-        <w:rPr>
-          <w:b/>
-          <w:bCs/>
-          <w:sz w:val="28"/>
-          <w:szCs w:val="28"/>
-          <w:lang w:val="en-US"/>
-        </w:rPr>
-      </w:pPr>
-    </w:p>
-    <w:p>
-      <w:pPr>
-        <w:rPr>
-          <w:b/>
-          <w:bCs/>
-          <w:sz w:val="28"/>
-          <w:szCs w:val="28"/>
-          <w:lang w:val="en-US"/>
-        </w:rPr>
-      </w:pPr>
-    </w:p>
-    <w:p>
-      <w:pPr>
-        <w:rPr>
-          <w:b/>
-          <w:bCs/>
-          <w:sz w:val="28"/>
-          <w:szCs w:val="28"/>
-          <w:lang w:val="en-US"/>
-        </w:rPr>
-      </w:pPr>
-    </w:p>
-    <w:p>
-      <w:pPr>
-        <w:rPr>
-          <w:b/>
-          <w:bCs/>
-          <w:sz w:val="28"/>
-          <w:szCs w:val="28"/>
-          <w:lang w:val="en-US"/>
-        </w:rPr>
-      </w:pPr>
-    </w:p>
-    <w:p>
-      <w:pPr>
-        <w:rPr>
-          <w:b/>
-          <w:bCs/>
-          <w:sz w:val="28"/>
-          <w:szCs w:val="28"/>
-          <w:lang w:val="en-US"/>
-        </w:rPr>
-      </w:pPr>
-    </w:p>
-    <w:p>
-      <w:pPr>
-        <w:rPr>
-          <w:b/>
-          <w:bCs/>
-          <w:sz w:val="28"/>
-          <w:szCs w:val="28"/>
-          <w:lang w:val="en-US"/>
-        </w:rPr>
-      </w:pPr>
-    </w:p>
-    <w:p>
-      <w:pPr>
-        <w:rPr>
-          <w:b/>
-          <w:bCs/>
-          <w:sz w:val="28"/>
-          <w:szCs w:val="28"/>
-          <w:lang w:val="en-US"/>
-        </w:rPr>
-      </w:pPr>
-    </w:p>
-    <w:p>
-      <w:pPr>
-        <w:rPr>
-          <w:b/>
-          <w:bCs/>
-          <w:sz w:val="28"/>
-          <w:szCs w:val="28"/>
-          <w:lang w:val="en-US"/>
-        </w:rPr>
-      </w:pPr>
-    </w:p>
-    <w:p>
-      <w:pPr>
-        <w:rPr>
-          <w:b/>
-          <w:bCs/>
-          <w:sz w:val="28"/>
-          <w:szCs w:val="28"/>
-          <w:lang w:val="en-US"/>
-        </w:rPr>
-      </w:pPr>
-    </w:p>
-    <w:p>
-      <w:pPr>
-        <w:rPr>
-          <w:b/>
-          <w:bCs/>
-          <w:sz w:val="28"/>
-          <w:szCs w:val="28"/>
-          <w:lang w:val="en-US"/>
-        </w:rPr>
-      </w:pPr>
-      <w:r>
-        <w:rPr>
-          <w:b/>
-          <w:bCs/>
-          <w:noProof/>
-          <w:sz w:val="28"/>
-          <w:szCs w:val="28"/>
-          <w:lang w:val="en-US"/>
-        </w:rPr>
-        <w:lastRenderedPageBreak/>
+        <w:pStyle w:val="Normal"/>
+        <w:rPr>
+          <w:lang w:val="en-US"/>
+        </w:rPr>
+      </w:pPr>
+      <w:r>
+        <w:rPr>
+          <w:lang w:val="en-US"/>
+        </w:rPr>
+      </w:r>
+    </w:p>
+    <w:p>
+      <w:pPr>
+        <w:pStyle w:val="Normal"/>
+        <w:rPr>
+          <w:b/>
+          <w:bCs/>
+          <w:sz w:val="28"/>
+          <w:szCs w:val="28"/>
+          <w:lang w:val="en-US"/>
+        </w:rPr>
+      </w:pPr>
+      <w:r>
+        <w:rPr>
+          <w:b/>
+          <w:bCs/>
+          <w:sz w:val="28"/>
+          <w:szCs w:val="28"/>
+          <w:lang w:val="en-US"/>
+        </w:rPr>
+      </w:r>
+    </w:p>
+    <w:p>
+      <w:pPr>
+        <w:pStyle w:val="Normal"/>
+        <w:rPr>
+          <w:b/>
+          <w:bCs/>
+          <w:sz w:val="28"/>
+          <w:szCs w:val="28"/>
+          <w:lang w:val="en-US"/>
+        </w:rPr>
+      </w:pPr>
+      <w:r>
+        <w:rPr>
+          <w:b/>
+          <w:bCs/>
+          <w:sz w:val="28"/>
+          <w:szCs w:val="28"/>
+          <w:lang w:val="en-US"/>
+        </w:rPr>
+      </w:r>
+    </w:p>
+    <w:p>
+      <w:pPr>
+        <w:pStyle w:val="Normal"/>
+        <w:rPr>
+          <w:b/>
+          <w:bCs/>
+          <w:sz w:val="28"/>
+          <w:szCs w:val="28"/>
+          <w:lang w:val="en-US"/>
+        </w:rPr>
+      </w:pPr>
+      <w:r>
+        <w:rPr>
+          <w:b/>
+          <w:bCs/>
+          <w:sz w:val="28"/>
+          <w:szCs w:val="28"/>
+          <w:lang w:val="en-US"/>
+        </w:rPr>
+      </w:r>
+    </w:p>
+    <w:p>
+      <w:pPr>
+        <w:pStyle w:val="Normal"/>
+        <w:rPr>
+          <w:b/>
+          <w:bCs/>
+          <w:sz w:val="28"/>
+          <w:szCs w:val="28"/>
+          <w:lang w:val="en-US"/>
+        </w:rPr>
+      </w:pPr>
+      <w:r>
+        <w:rPr>
+          <w:b/>
+          <w:bCs/>
+          <w:sz w:val="28"/>
+          <w:szCs w:val="28"/>
+          <w:lang w:val="en-US"/>
+        </w:rPr>
+      </w:r>
+    </w:p>
+    <w:p>
+      <w:pPr>
+        <w:pStyle w:val="Normal"/>
+        <w:rPr>
+          <w:b/>
+          <w:bCs/>
+          <w:sz w:val="28"/>
+          <w:szCs w:val="28"/>
+          <w:lang w:val="en-US"/>
+        </w:rPr>
+      </w:pPr>
+      <w:r>
+        <w:rPr>
+          <w:b/>
+          <w:bCs/>
+          <w:sz w:val="28"/>
+          <w:szCs w:val="28"/>
+          <w:lang w:val="en-US"/>
+        </w:rPr>
+      </w:r>
+    </w:p>
+    <w:p>
+      <w:pPr>
+        <w:pStyle w:val="Normal"/>
+        <w:rPr>
+          <w:b/>
+          <w:bCs/>
+          <w:sz w:val="28"/>
+          <w:szCs w:val="28"/>
+          <w:lang w:val="en-US"/>
+        </w:rPr>
+      </w:pPr>
+      <w:r>
+        <w:rPr>
+          <w:b/>
+          <w:bCs/>
+          <w:sz w:val="28"/>
+          <w:szCs w:val="28"/>
+          <w:lang w:val="en-US"/>
+        </w:rPr>
+      </w:r>
+    </w:p>
+    <w:p>
+      <w:pPr>
+        <w:pStyle w:val="Normal"/>
+        <w:rPr>
+          <w:b/>
+          <w:bCs/>
+          <w:sz w:val="28"/>
+          <w:szCs w:val="28"/>
+          <w:lang w:val="en-US"/>
+        </w:rPr>
+      </w:pPr>
+      <w:r>
+        <w:rPr>
+          <w:b/>
+          <w:bCs/>
+          <w:sz w:val="28"/>
+          <w:szCs w:val="28"/>
+          <w:lang w:val="en-US"/>
+        </w:rPr>
+      </w:r>
+    </w:p>
+    <w:p>
+      <w:pPr>
+        <w:pStyle w:val="Normal"/>
+        <w:rPr>
+          <w:b/>
+          <w:bCs/>
+          <w:sz w:val="28"/>
+          <w:szCs w:val="28"/>
+          <w:lang w:val="en-US"/>
+        </w:rPr>
+      </w:pPr>
+      <w:r>
+        <w:rPr>
+          <w:b/>
+          <w:bCs/>
+          <w:sz w:val="28"/>
+          <w:szCs w:val="28"/>
+          <w:lang w:val="en-US"/>
+        </w:rPr>
+      </w:r>
+    </w:p>
+    <w:p>
+      <w:pPr>
+        <w:pStyle w:val="Normal"/>
+        <w:rPr>
+          <w:b/>
+          <w:bCs/>
+          <w:sz w:val="28"/>
+          <w:szCs w:val="28"/>
+          <w:lang w:val="en-US"/>
+        </w:rPr>
+      </w:pPr>
+      <w:r>
+        <w:rPr>
+          <w:b/>
+          <w:bCs/>
+          <w:sz w:val="28"/>
+          <w:szCs w:val="28"/>
+          <w:lang w:val="en-US"/>
+        </w:rPr>
+      </w:r>
+    </w:p>
+    <w:p>
+      <w:pPr>
+        <w:pStyle w:val="Normal"/>
+        <w:rPr>
+          <w:b/>
+          <w:bCs/>
+          <w:sz w:val="28"/>
+          <w:szCs w:val="28"/>
+          <w:lang w:val="en-US"/>
+        </w:rPr>
+      </w:pPr>
+      <w:r>
+        <w:rPr>
+          <w:b/>
+          <w:bCs/>
+          <w:sz w:val="28"/>
+          <w:szCs w:val="28"/>
+          <w:lang w:val="en-US"/>
+        </w:rPr>
+      </w:r>
+    </w:p>
+    <w:p>
+      <w:pPr>
+        <w:pStyle w:val="Normal"/>
+        <w:rPr>
+          <w:b/>
+          <w:bCs/>
+          <w:sz w:val="28"/>
+          <w:szCs w:val="28"/>
+          <w:lang w:val="en-US"/>
+        </w:rPr>
+      </w:pPr>
+      <w:r>
         <w:drawing>
-          <wp:anchor distT="0" distB="0" distL="114300" distR="114300" simplePos="0" relativeHeight="251659264" behindDoc="1" locked="0" layoutInCell="1" allowOverlap="1" wp14:anchorId="76FBE1E3" wp14:editId="70A78072">
+          <wp:anchor distT="0" distB="0" distL="114300" distR="114300" simplePos="0" relativeHeight="2" behindDoc="0" locked="0" layoutInCell="0" allowOverlap="1">
+            <wp:simplePos x="0" y="0"/>
+            <wp:positionH relativeFrom="margin">
+              <wp:posOffset>-403860</wp:posOffset>
+            </wp:positionH>
+            <wp:positionV relativeFrom="paragraph">
+              <wp:posOffset>393065</wp:posOffset>
+            </wp:positionV>
+            <wp:extent cx="3324860" cy="2508885"/>
+            <wp:effectExtent l="0" t="0" r="0" b="0"/>
+            <wp:wrapSquare wrapText="bothSides"/>
+            <wp:docPr id="1" name="Image2"/>
+            <wp:cNvGraphicFramePr>
+              <a:graphicFrameLocks xmlns:a="http://schemas.openxmlformats.org/drawingml/2006/main" noChangeAspect="1"/>
+            </wp:cNvGraphicFramePr>
+            <a:graphic xmlns:a="http://schemas.openxmlformats.org/drawingml/2006/main">
+              <a:graphicData uri="http://schemas.openxmlformats.org/drawingml/2006/picture">
+                <pic:pic xmlns:pic="http://schemas.openxmlformats.org/drawingml/2006/picture">
+                  <pic:nvPicPr>
+                    <pic:cNvPr id="1" name="Image2"/>
+                    <pic:cNvPicPr>
+                      <a:picLocks noChangeAspect="1" noChangeArrowheads="1"/>
+                    </pic:cNvPicPr>
+                  </pic:nvPicPr>
+                  <pic:blipFill>
+                    <a:blip r:embed="rId2"/>
+                    <a:stretch>
+                      <a:fillRect/>
+                    </a:stretch>
+                  </pic:blipFill>
+                  <pic:spPr bwMode="auto">
+                    <a:xfrm>
+                      <a:off x="0" y="0"/>
+                      <a:ext cx="3324860" cy="2508885"/>
+                    </a:xfrm>
+                    <a:prstGeom prst="rect">
+                      <a:avLst/>
+                    </a:prstGeom>
+                    <a:noFill/>
+                  </pic:spPr>
+                </pic:pic>
+              </a:graphicData>
+            </a:graphic>
+          </wp:anchor>
+        </w:drawing>
+        <w:drawing>
+          <wp:anchor distT="0" distB="0" distL="114300" distR="114300" simplePos="0" relativeHeight="3" behindDoc="0" locked="0" layoutInCell="0" allowOverlap="1">
             <wp:simplePos x="0" y="0"/>
             <wp:positionH relativeFrom="margin">
               <wp:posOffset>2827655</wp:posOffset>
@@ -563,17 +588,17 @@
               <wp:posOffset>307340</wp:posOffset>
             </wp:positionV>
             <wp:extent cx="3380740" cy="2625725"/>
-            <wp:effectExtent l="0" t="0" r="0" b="3175"/>
+            <wp:effectExtent l="0" t="0" r="0" b="0"/>
             <wp:wrapTight wrapText="bothSides">
               <wp:wrapPolygon edited="0">
-                <wp:start x="0" y="0"/>
-                <wp:lineTo x="0" y="21469"/>
-                <wp:lineTo x="21421" y="21469"/>
-                <wp:lineTo x="21421" y="0"/>
-                <wp:lineTo x="0" y="0"/>
+                <wp:start x="-1" y="0"/>
+                <wp:lineTo x="-1" y="21469"/>
+                <wp:lineTo x="21420" y="21469"/>
+                <wp:lineTo x="21420" y="0"/>
+                <wp:lineTo x="-1" y="0"/>
               </wp:wrapPolygon>
             </wp:wrapTight>
-            <wp:docPr id="1072030826" name="Picture 1"/>
+            <wp:docPr id="2" name="Picture 1"/>
             <wp:cNvGraphicFramePr>
               <a:graphicFrameLocks xmlns:a="http://schemas.openxmlformats.org/drawingml/2006/main" noChangeAspect="1"/>
             </wp:cNvGraphicFramePr>
@@ -581,22 +606,18 @@
               <a:graphicData uri="http://schemas.openxmlformats.org/drawingml/2006/picture">
                 <pic:pic xmlns:pic="http://schemas.openxmlformats.org/drawingml/2006/picture">
                   <pic:nvPicPr>
-                    <pic:cNvPr id="1072030826" name=""/>
-                    <pic:cNvPicPr/>
+                    <pic:cNvPr id="2" name="Picture 1"/>
+                    <pic:cNvPicPr>
+                      <a:picLocks noChangeAspect="1" noChangeArrowheads="1"/>
+                    </pic:cNvPicPr>
                   </pic:nvPicPr>
                   <pic:blipFill>
-                    <a:blip r:embed="rId5">
-                      <a:extLst>
-                        <a:ext uri="{28A0092B-C50C-407E-A947-70E740481C1C}">
-                          <a14:useLocalDpi xmlns:a14="http://schemas.microsoft.com/office/drawing/2010/main" val="0"/>
-                        </a:ext>
-                      </a:extLst>
-                    </a:blip>
+                    <a:blip r:embed="rId3"/>
                     <a:stretch>
                       <a:fillRect/>
                     </a:stretch>
                   </pic:blipFill>
-                  <pic:spPr>
+                  <pic:spPr bwMode="auto">
                     <a:xfrm>
                       <a:off x="0" y="0"/>
                       <a:ext cx="3380740" cy="2625725"/>
@@ -604,16 +625,11 @@
                     <a:prstGeom prst="rect">
                       <a:avLst/>
                     </a:prstGeom>
+                    <a:noFill/>
                   </pic:spPr>
                 </pic:pic>
               </a:graphicData>
             </a:graphic>
-            <wp14:sizeRelH relativeFrom="margin">
-              <wp14:pctWidth>0</wp14:pctWidth>
-            </wp14:sizeRelH>
-            <wp14:sizeRelV relativeFrom="margin">
-              <wp14:pctHeight>0</wp14:pctHeight>
-            </wp14:sizeRelV>
           </wp:anchor>
         </w:drawing>
       </w:r>
@@ -621,122 +637,44 @@
         <w:rPr>
           <w:b/>
           <w:bCs/>
-          <w:noProof/>
-          <w:sz w:val="28"/>
-          <w:szCs w:val="28"/>
-          <w:lang w:val="en-US"/>
-        </w:rPr>
-        <w:drawing>
-          <wp:anchor distT="0" distB="0" distL="114300" distR="114300" simplePos="0" relativeHeight="251658240" behindDoc="0" locked="0" layoutInCell="1" allowOverlap="1" wp14:anchorId="26BFC252" wp14:editId="2D10ACBA">
-            <wp:simplePos x="0" y="0"/>
-            <wp:positionH relativeFrom="margin">
-              <wp:posOffset>-403963</wp:posOffset>
-            </wp:positionH>
-            <wp:positionV relativeFrom="paragraph">
-              <wp:posOffset>392918</wp:posOffset>
-            </wp:positionV>
-            <wp:extent cx="3324860" cy="2508885"/>
-            <wp:effectExtent l="0" t="0" r="8890" b="5715"/>
-            <wp:wrapSquare wrapText="bothSides"/>
-            <wp:docPr id="368777718" name="Picture 1"/>
-            <wp:cNvGraphicFramePr>
-              <a:graphicFrameLocks xmlns:a="http://schemas.openxmlformats.org/drawingml/2006/main" noChangeAspect="1"/>
-            </wp:cNvGraphicFramePr>
-            <a:graphic xmlns:a="http://schemas.openxmlformats.org/drawingml/2006/main">
-              <a:graphicData uri="http://schemas.openxmlformats.org/drawingml/2006/picture">
-                <pic:pic xmlns:pic="http://schemas.openxmlformats.org/drawingml/2006/picture">
-                  <pic:nvPicPr>
-                    <pic:cNvPr id="368777718" name=""/>
-                    <pic:cNvPicPr/>
-                  </pic:nvPicPr>
-                  <pic:blipFill>
-                    <a:blip r:embed="rId6">
-                      <a:extLst>
-                        <a:ext uri="{28A0092B-C50C-407E-A947-70E740481C1C}">
-                          <a14:useLocalDpi xmlns:a14="http://schemas.microsoft.com/office/drawing/2010/main" val="0"/>
-                        </a:ext>
-                      </a:extLst>
-                    </a:blip>
-                    <a:stretch>
-                      <a:fillRect/>
-                    </a:stretch>
-                  </pic:blipFill>
-                  <pic:spPr>
-                    <a:xfrm>
-                      <a:off x="0" y="0"/>
-                      <a:ext cx="3324860" cy="2508885"/>
-                    </a:xfrm>
-                    <a:prstGeom prst="rect">
-                      <a:avLst/>
-                    </a:prstGeom>
-                  </pic:spPr>
-                </pic:pic>
-              </a:graphicData>
-            </a:graphic>
-            <wp14:sizeRelH relativeFrom="margin">
-              <wp14:pctWidth>0</wp14:pctWidth>
-            </wp14:sizeRelH>
-            <wp14:sizeRelV relativeFrom="margin">
-              <wp14:pctHeight>0</wp14:pctHeight>
-            </wp14:sizeRelV>
-          </wp:anchor>
-        </w:drawing>
-      </w:r>
-      <w:r>
-        <w:rPr>
-          <w:b/>
-          <w:bCs/>
-          <w:sz w:val="28"/>
-          <w:szCs w:val="28"/>
-          <w:lang w:val="en-US"/>
-        </w:rPr>
-        <w:t xml:space="preserve">SCENARIO 1 – </w:t>
-      </w:r>
-      <w:r>
-        <w:rPr>
-          <w:b/>
-          <w:bCs/>
-          <w:sz w:val="28"/>
-          <w:szCs w:val="28"/>
-          <w:lang w:val="en-US"/>
-        </w:rPr>
-        <w:t xml:space="preserve">Saudia Arabia </w:t>
-      </w:r>
-      <w:r>
-        <w:rPr>
-          <w:b/>
-          <w:bCs/>
-          <w:sz w:val="28"/>
-          <w:szCs w:val="28"/>
-          <w:lang w:val="en-US"/>
-        </w:rPr>
-        <w:t>Floods</w:t>
-      </w:r>
-      <w:r>
-        <w:rPr>
-          <w:b/>
-          <w:bCs/>
-          <w:sz w:val="28"/>
-          <w:szCs w:val="28"/>
-          <w:lang w:val="en-US"/>
-        </w:rPr>
-        <w:t xml:space="preserve"> the Market </w:t>
-      </w:r>
-    </w:p>
-    <w:p>
-      <w:pPr>
+          <w:sz w:val="28"/>
+          <w:szCs w:val="28"/>
+          <w:lang w:val="en-US"/>
+        </w:rPr>
+        <w:t xml:space="preserve">SCENARIO 1 – Saudia Arabia Floods the Market </w:t>
+      </w:r>
+    </w:p>
+    <w:p>
+      <w:pPr>
+        <w:pStyle w:val="Normal"/>
         <w:rPr>
           <w:sz w:val="24"/>
           <w:szCs w:val="24"/>
           <w:lang w:val="en-US"/>
         </w:rPr>
       </w:pPr>
+      <w:r>
+        <w:rPr>
+          <w:sz w:val="24"/>
+          <w:szCs w:val="24"/>
+          <w:lang w:val="en-US"/>
+        </w:rPr>
+      </w:r>
     </w:p>
     <w:tbl>
       <w:tblPr>
         <w:tblStyle w:val="TableGrid"/>
-        <w:tblW w:w="0" w:type="auto"/>
-        <w:tblLook w:val="04A0" w:firstRow="1" w:lastRow="0" w:firstColumn="1" w:lastColumn="0" w:noHBand="0" w:noVBand="1"/>
+        <w:tblW w:w="9016" w:type="dxa"/>
+        <w:jc w:val="start"/>
+        <w:tblInd w:w="0" w:type="dxa"/>
+        <w:tblLayout w:type="fixed"/>
+        <w:tblCellMar>
+          <w:top w:w="0" w:type="dxa"/>
+          <w:start w:w="108" w:type="dxa"/>
+          <w:bottom w:w="0" w:type="dxa"/>
+          <w:end w:w="108" w:type="dxa"/>
+        </w:tblCellMar>
+        <w:tblLook w:val="04a0" w:noHBand="0" w:noVBand="1" w:firstColumn="1" w:lastRow="0" w:lastColumn="0" w:firstRow="1"/>
       </w:tblPr>
       <w:tblGrid>
         <w:gridCol w:w="1803"/>
@@ -746,12 +684,18 @@
         <w:gridCol w:w="1804"/>
       </w:tblGrid>
       <w:tr>
+        <w:trPr/>
         <w:tc>
           <w:tcPr>
             <w:tcW w:w="1803" w:type="dxa"/>
+            <w:tcBorders/>
           </w:tcPr>
           <w:p>
             <w:pPr>
+              <w:pStyle w:val="Normal"/>
+              <w:widowControl/>
+              <w:spacing w:lineRule="auto" w:line="240" w:before="0" w:after="0"/>
+              <w:jc w:val="start"/>
               <w:rPr>
                 <w:sz w:val="24"/>
                 <w:szCs w:val="24"/>
@@ -760,28 +704,27 @@
             </w:pPr>
             <w:r>
               <w:rPr>
-                <w:sz w:val="24"/>
-                <w:szCs w:val="24"/>
-                <w:lang w:val="en-US"/>
-              </w:rPr>
-              <w:t>Saudia Arabi</w:t>
-            </w:r>
-            <w:r>
-              <w:rPr>
-                <w:sz w:val="24"/>
-                <w:szCs w:val="24"/>
-                <w:lang w:val="en-US"/>
-              </w:rPr>
-              <w:t>a</w:t>
+                <w:rFonts w:eastAsia="Aptos" w:cs=""/>
+                <w:kern w:val="2"/>
+                <w:sz w:val="24"/>
+                <w:szCs w:val="24"/>
+                <w:lang w:val="en-US" w:eastAsia="en-US" w:bidi="ar-SA"/>
+              </w:rPr>
+              <w:t>Saudia Arabia</w:t>
             </w:r>
           </w:p>
         </w:tc>
         <w:tc>
           <w:tcPr>
             <w:tcW w:w="1803" w:type="dxa"/>
+            <w:tcBorders/>
           </w:tcPr>
           <w:p>
             <w:pPr>
+              <w:pStyle w:val="Normal"/>
+              <w:widowControl/>
+              <w:spacing w:lineRule="auto" w:line="240" w:before="0" w:after="0"/>
+              <w:jc w:val="start"/>
               <w:rPr>
                 <w:sz w:val="24"/>
                 <w:szCs w:val="24"/>
@@ -790,9 +733,11 @@
             </w:pPr>
             <w:r>
               <w:rPr>
-                <w:sz w:val="24"/>
-                <w:szCs w:val="24"/>
-                <w:lang w:val="en-US"/>
+                <w:rFonts w:eastAsia="Aptos" w:cs=""/>
+                <w:kern w:val="2"/>
+                <w:sz w:val="24"/>
+                <w:szCs w:val="24"/>
+                <w:lang w:val="en-US" w:eastAsia="en-US" w:bidi="ar-SA"/>
               </w:rPr>
               <w:t>Venezuela</w:t>
             </w:r>
@@ -801,9 +746,14 @@
         <w:tc>
           <w:tcPr>
             <w:tcW w:w="1803" w:type="dxa"/>
+            <w:tcBorders/>
           </w:tcPr>
           <w:p>
             <w:pPr>
+              <w:pStyle w:val="Normal"/>
+              <w:widowControl/>
+              <w:spacing w:lineRule="auto" w:line="240" w:before="0" w:after="0"/>
+              <w:jc w:val="start"/>
               <w:rPr>
                 <w:sz w:val="24"/>
                 <w:szCs w:val="24"/>
@@ -812,9 +762,11 @@
             </w:pPr>
             <w:r>
               <w:rPr>
-                <w:sz w:val="24"/>
-                <w:szCs w:val="24"/>
-                <w:lang w:val="en-US"/>
+                <w:rFonts w:eastAsia="Aptos" w:cs=""/>
+                <w:kern w:val="2"/>
+                <w:sz w:val="24"/>
+                <w:szCs w:val="24"/>
+                <w:lang w:val="en-US" w:eastAsia="en-US" w:bidi="ar-SA"/>
               </w:rPr>
               <w:t>UAE</w:t>
             </w:r>
@@ -823,9 +775,14 @@
         <w:tc>
           <w:tcPr>
             <w:tcW w:w="1803" w:type="dxa"/>
+            <w:tcBorders/>
           </w:tcPr>
           <w:p>
             <w:pPr>
+              <w:pStyle w:val="Normal"/>
+              <w:widowControl/>
+              <w:spacing w:lineRule="auto" w:line="240" w:before="0" w:after="0"/>
+              <w:jc w:val="start"/>
               <w:rPr>
                 <w:sz w:val="24"/>
                 <w:szCs w:val="24"/>
@@ -834,9 +791,11 @@
             </w:pPr>
             <w:r>
               <w:rPr>
-                <w:sz w:val="24"/>
-                <w:szCs w:val="24"/>
-                <w:lang w:val="en-US"/>
+                <w:rFonts w:eastAsia="Aptos" w:cs=""/>
+                <w:kern w:val="2"/>
+                <w:sz w:val="24"/>
+                <w:szCs w:val="24"/>
+                <w:lang w:val="en-US" w:eastAsia="en-US" w:bidi="ar-SA"/>
               </w:rPr>
               <w:t xml:space="preserve">Nigeria </w:t>
             </w:r>
@@ -845,9 +804,14 @@
         <w:tc>
           <w:tcPr>
             <w:tcW w:w="1804" w:type="dxa"/>
+            <w:tcBorders/>
           </w:tcPr>
           <w:p>
             <w:pPr>
+              <w:pStyle w:val="Normal"/>
+              <w:widowControl/>
+              <w:spacing w:lineRule="auto" w:line="240" w:before="0" w:after="0"/>
+              <w:jc w:val="start"/>
               <w:rPr>
                 <w:sz w:val="24"/>
                 <w:szCs w:val="24"/>
@@ -856,9 +820,11 @@
             </w:pPr>
             <w:r>
               <w:rPr>
-                <w:sz w:val="24"/>
-                <w:szCs w:val="24"/>
-                <w:lang w:val="en-US"/>
+                <w:rFonts w:eastAsia="Aptos" w:cs=""/>
+                <w:kern w:val="2"/>
+                <w:sz w:val="24"/>
+                <w:szCs w:val="24"/>
+                <w:lang w:val="en-US" w:eastAsia="en-US" w:bidi="ar-SA"/>
               </w:rPr>
               <w:t>Total</w:t>
             </w:r>
@@ -866,12 +832,18 @@
         </w:tc>
       </w:tr>
       <w:tr>
+        <w:trPr/>
         <w:tc>
           <w:tcPr>
             <w:tcW w:w="1803" w:type="dxa"/>
+            <w:tcBorders/>
           </w:tcPr>
           <w:p>
             <w:pPr>
+              <w:pStyle w:val="Normal"/>
+              <w:widowControl/>
+              <w:spacing w:lineRule="auto" w:line="240" w:before="0" w:after="0"/>
+              <w:jc w:val="start"/>
               <w:rPr>
                 <w:sz w:val="24"/>
                 <w:szCs w:val="24"/>
@@ -880,9 +852,11 @@
             </w:pPr>
             <w:r>
               <w:rPr>
-                <w:sz w:val="24"/>
-                <w:szCs w:val="24"/>
-                <w:lang w:val="en-US"/>
+                <w:rFonts w:eastAsia="Aptos" w:cs=""/>
+                <w:kern w:val="2"/>
+                <w:sz w:val="24"/>
+                <w:szCs w:val="24"/>
+                <w:lang w:val="en-US" w:eastAsia="en-US" w:bidi="ar-SA"/>
               </w:rPr>
               <w:t>25 574</w:t>
             </w:r>
@@ -891,9 +865,14 @@
         <w:tc>
           <w:tcPr>
             <w:tcW w:w="1803" w:type="dxa"/>
+            <w:tcBorders/>
           </w:tcPr>
           <w:p>
             <w:pPr>
+              <w:pStyle w:val="Normal"/>
+              <w:widowControl/>
+              <w:spacing w:lineRule="auto" w:line="240" w:before="0" w:after="0"/>
+              <w:jc w:val="start"/>
               <w:rPr>
                 <w:sz w:val="24"/>
                 <w:szCs w:val="24"/>
@@ -902,9 +881,11 @@
             </w:pPr>
             <w:r>
               <w:rPr>
-                <w:sz w:val="24"/>
-                <w:szCs w:val="24"/>
-                <w:lang w:val="en-US"/>
+                <w:rFonts w:eastAsia="Aptos" w:cs=""/>
+                <w:kern w:val="2"/>
+                <w:sz w:val="24"/>
+                <w:szCs w:val="24"/>
+                <w:lang w:val="en-US" w:eastAsia="en-US" w:bidi="ar-SA"/>
               </w:rPr>
               <w:t>1 996</w:t>
             </w:r>
@@ -913,9 +894,14 @@
         <w:tc>
           <w:tcPr>
             <w:tcW w:w="1803" w:type="dxa"/>
+            <w:tcBorders/>
           </w:tcPr>
           <w:p>
             <w:pPr>
+              <w:pStyle w:val="Normal"/>
+              <w:widowControl/>
+              <w:spacing w:lineRule="auto" w:line="240" w:before="0" w:after="0"/>
+              <w:jc w:val="start"/>
               <w:rPr>
                 <w:sz w:val="24"/>
                 <w:szCs w:val="24"/>
@@ -924,9 +910,11 @@
             </w:pPr>
             <w:r>
               <w:rPr>
-                <w:sz w:val="24"/>
-                <w:szCs w:val="24"/>
-                <w:lang w:val="en-US"/>
+                <w:rFonts w:eastAsia="Aptos" w:cs=""/>
+                <w:kern w:val="2"/>
+                <w:sz w:val="24"/>
+                <w:szCs w:val="24"/>
+                <w:lang w:val="en-US" w:eastAsia="en-US" w:bidi="ar-SA"/>
               </w:rPr>
               <w:t>9 640</w:t>
             </w:r>
@@ -935,9 +923,14 @@
         <w:tc>
           <w:tcPr>
             <w:tcW w:w="1803" w:type="dxa"/>
+            <w:tcBorders/>
           </w:tcPr>
           <w:p>
             <w:pPr>
+              <w:pStyle w:val="Normal"/>
+              <w:widowControl/>
+              <w:spacing w:lineRule="auto" w:line="240" w:before="0" w:after="0"/>
+              <w:jc w:val="start"/>
               <w:rPr>
                 <w:sz w:val="24"/>
                 <w:szCs w:val="24"/>
@@ -946,9 +939,11 @@
             </w:pPr>
             <w:r>
               <w:rPr>
-                <w:sz w:val="24"/>
-                <w:szCs w:val="24"/>
-                <w:lang w:val="en-US"/>
+                <w:rFonts w:eastAsia="Aptos" w:cs=""/>
+                <w:kern w:val="2"/>
+                <w:sz w:val="24"/>
+                <w:szCs w:val="24"/>
+                <w:lang w:val="en-US" w:eastAsia="en-US" w:bidi="ar-SA"/>
               </w:rPr>
               <w:t>2 095</w:t>
             </w:r>
@@ -957,9 +952,14 @@
         <w:tc>
           <w:tcPr>
             <w:tcW w:w="1804" w:type="dxa"/>
+            <w:tcBorders/>
           </w:tcPr>
           <w:p>
             <w:pPr>
+              <w:pStyle w:val="Normal"/>
+              <w:widowControl/>
+              <w:spacing w:lineRule="auto" w:line="240" w:before="0" w:after="0"/>
+              <w:jc w:val="start"/>
               <w:rPr>
                 <w:sz w:val="24"/>
                 <w:szCs w:val="24"/>
@@ -968,9 +968,11 @@
             </w:pPr>
             <w:r>
               <w:rPr>
-                <w:sz w:val="24"/>
-                <w:szCs w:val="24"/>
-                <w:lang w:val="en-US"/>
+                <w:rFonts w:eastAsia="Aptos" w:cs=""/>
+                <w:kern w:val="2"/>
+                <w:sz w:val="24"/>
+                <w:szCs w:val="24"/>
+                <w:lang w:val="en-US" w:eastAsia="en-US" w:bidi="ar-SA"/>
               </w:rPr>
               <w:t>39 306</w:t>
             </w:r>
@@ -980,143 +982,100 @@
     </w:tbl>
     <w:p>
       <w:pPr>
+        <w:pStyle w:val="Normal"/>
         <w:rPr>
           <w:sz w:val="24"/>
           <w:szCs w:val="24"/>
           <w:lang w:val="en-US"/>
         </w:rPr>
       </w:pPr>
-    </w:p>
-    <w:p>
-      <w:pPr>
+      <w:r>
         <w:rPr>
           <w:sz w:val="24"/>
           <w:szCs w:val="24"/>
           <w:lang w:val="en-US"/>
         </w:rPr>
-      </w:pPr>
-    </w:p>
-    <w:p>
-      <w:pPr>
-        <w:rPr>
-          <w:b/>
-          <w:bCs/>
-          <w:sz w:val="28"/>
-          <w:szCs w:val="28"/>
-          <w:lang w:val="en-US"/>
-        </w:rPr>
-      </w:pPr>
-      <w:r>
-        <w:rPr>
-          <w:b/>
-          <w:bCs/>
-          <w:sz w:val="28"/>
-          <w:szCs w:val="28"/>
-          <w:lang w:val="en-US"/>
-        </w:rPr>
-        <w:t xml:space="preserve">SCENARIO 2 – All OPEC </w:t>
-      </w:r>
-      <w:r>
-        <w:rPr>
-          <w:b/>
-          <w:bCs/>
-          <w:sz w:val="28"/>
-          <w:szCs w:val="28"/>
-          <w:lang w:val="en-US"/>
-        </w:rPr>
-        <w:t>M</w:t>
-      </w:r>
-      <w:r>
-        <w:rPr>
-          <w:b/>
-          <w:bCs/>
-          <w:sz w:val="28"/>
-          <w:szCs w:val="28"/>
-          <w:lang w:val="en-US"/>
-        </w:rPr>
-        <w:t xml:space="preserve">embers </w:t>
-      </w:r>
-      <w:r>
-        <w:rPr>
-          <w:b/>
-          <w:bCs/>
-          <w:sz w:val="28"/>
-          <w:szCs w:val="28"/>
-          <w:lang w:val="en-US"/>
-        </w:rPr>
-        <w:t>F</w:t>
-      </w:r>
-      <w:r>
-        <w:rPr>
-          <w:b/>
-          <w:bCs/>
-          <w:sz w:val="28"/>
-          <w:szCs w:val="28"/>
-          <w:lang w:val="en-US"/>
-        </w:rPr>
-        <w:t xml:space="preserve">ollow </w:t>
-      </w:r>
-      <w:r>
-        <w:rPr>
-          <w:b/>
-          <w:bCs/>
-          <w:sz w:val="28"/>
-          <w:szCs w:val="28"/>
-          <w:lang w:val="en-US"/>
-        </w:rPr>
-        <w:t>Q</w:t>
-      </w:r>
-      <w:r>
-        <w:rPr>
-          <w:b/>
-          <w:bCs/>
-          <w:sz w:val="28"/>
-          <w:szCs w:val="28"/>
-          <w:lang w:val="en-US"/>
-        </w:rPr>
-        <w:t>uotas</w:t>
-      </w:r>
-    </w:p>
-    <w:p>
-      <w:pPr>
-        <w:rPr>
-          <w:b/>
-          <w:bCs/>
-          <w:sz w:val="28"/>
-          <w:szCs w:val="28"/>
-          <w:lang w:val="en-US"/>
-        </w:rPr>
-      </w:pPr>
-      <w:r>
-        <w:rPr>
-          <w:b/>
-          <w:bCs/>
-          <w:noProof/>
+      </w:r>
+    </w:p>
+    <w:p>
+      <w:pPr>
+        <w:pStyle w:val="Normal"/>
+        <w:rPr>
+          <w:sz w:val="24"/>
+          <w:szCs w:val="24"/>
+          <w:lang w:val="en-US"/>
+        </w:rPr>
+      </w:pPr>
+      <w:r>
+        <w:rPr>
+          <w:sz w:val="24"/>
+          <w:szCs w:val="24"/>
+          <w:lang w:val="en-US"/>
+        </w:rPr>
+      </w:r>
+    </w:p>
+    <w:p>
+      <w:pPr>
+        <w:pStyle w:val="Normal"/>
+        <w:rPr>
+          <w:b/>
+          <w:bCs/>
+          <w:sz w:val="28"/>
+          <w:szCs w:val="28"/>
+          <w:lang w:val="en-US"/>
+        </w:rPr>
+      </w:pPr>
+      <w:r>
+        <w:rPr>
+          <w:b/>
+          <w:bCs/>
+          <w:sz w:val="28"/>
+          <w:szCs w:val="28"/>
+          <w:lang w:val="en-US"/>
+        </w:rPr>
+        <w:t>SCENARIO 2 – All OPEC Members Follow Quotas</w:t>
+      </w:r>
+    </w:p>
+    <w:p>
+      <w:pPr>
+        <w:pStyle w:val="Normal"/>
+        <w:rPr>
+          <w:b/>
+          <w:bCs/>
+          <w:sz w:val="28"/>
+          <w:szCs w:val="28"/>
+          <w:lang w:val="en-US"/>
+        </w:rPr>
+      </w:pPr>
+      <w:r>
+        <w:rPr>
+          <w:b/>
+          <w:bCs/>
           <w:sz w:val="28"/>
           <w:szCs w:val="28"/>
           <w:lang w:val="en-US"/>
         </w:rPr>
         <w:drawing>
-          <wp:anchor distT="0" distB="0" distL="114300" distR="114300" simplePos="0" relativeHeight="251661312" behindDoc="1" locked="0" layoutInCell="1" allowOverlap="1" wp14:anchorId="18F5807C" wp14:editId="746C0034">
+          <wp:anchor distT="0" distB="0" distL="114300" distR="114300" simplePos="0" relativeHeight="4" behindDoc="0" locked="0" layoutInCell="0" allowOverlap="1">
             <wp:simplePos x="0" y="0"/>
-            <wp:positionH relativeFrom="column">
-              <wp:posOffset>2806198</wp:posOffset>
+            <wp:positionH relativeFrom="margin">
+              <wp:posOffset>-478155</wp:posOffset>
             </wp:positionH>
             <wp:positionV relativeFrom="paragraph">
-              <wp:posOffset>221246</wp:posOffset>
+              <wp:posOffset>379095</wp:posOffset>
             </wp:positionV>
-            <wp:extent cx="3143250" cy="2370455"/>
+            <wp:extent cx="2880995" cy="2209165"/>
             <wp:effectExtent l="0" t="0" r="0" b="0"/>
             <wp:wrapTight wrapText="bothSides">
               <wp:wrapPolygon edited="0">
-                <wp:start x="0" y="0"/>
-                <wp:lineTo x="0" y="21351"/>
-                <wp:lineTo x="21469" y="21351"/>
-                <wp:lineTo x="21469" y="0"/>
-                <wp:lineTo x="0" y="0"/>
+                <wp:start x="-4" y="0"/>
+                <wp:lineTo x="-4" y="21420"/>
+                <wp:lineTo x="21421" y="21420"/>
+                <wp:lineTo x="21421" y="0"/>
+                <wp:lineTo x="-4" y="0"/>
               </wp:wrapPolygon>
             </wp:wrapTight>
-            <wp:docPr id="1772915540" name="Picture 1"/>
+            <wp:docPr id="3" name="Image4"/>
             <wp:cNvGraphicFramePr>
               <a:graphicFrameLocks xmlns:a="http://schemas.openxmlformats.org/drawingml/2006/main" noChangeAspect="1"/>
             </wp:cNvGraphicFramePr>
@@ -1124,18 +1083,69 @@
               <a:graphicData uri="http://schemas.openxmlformats.org/drawingml/2006/picture">
                 <pic:pic xmlns:pic="http://schemas.openxmlformats.org/drawingml/2006/picture">
                   <pic:nvPicPr>
-                    <pic:cNvPr id="1772915540" name=""/>
-                    <pic:cNvPicPr/>
+                    <pic:cNvPr id="3" name="Image4"/>
+                    <pic:cNvPicPr>
+                      <a:picLocks noChangeAspect="1" noChangeArrowheads="1"/>
+                    </pic:cNvPicPr>
                   </pic:nvPicPr>
-                  <pic:blipFill rotWithShape="1">
-                    <a:blip r:embed="rId7" cstate="print">
-                      <a:extLst>
-                        <a:ext uri="{28A0092B-C50C-407E-A947-70E740481C1C}">
-                          <a14:useLocalDpi xmlns:a14="http://schemas.microsoft.com/office/drawing/2010/main" val="0"/>
-                        </a:ext>
-                      </a:extLst>
-                    </a:blip>
-                    <a:srcRect l="1320"/>
+                  <pic:blipFill>
+                    <a:blip r:embed="rId4"/>
+                    <a:srcRect l="1923" t="0" r="0" b="0"/>
+                    <a:stretch>
+                      <a:fillRect/>
+                    </a:stretch>
+                  </pic:blipFill>
+                  <pic:spPr bwMode="auto">
+                    <a:xfrm>
+                      <a:off x="0" y="0"/>
+                      <a:ext cx="2880995" cy="2209165"/>
+                    </a:xfrm>
+                    <a:prstGeom prst="rect">
+                      <a:avLst/>
+                    </a:prstGeom>
+                    <a:noFill/>
+                  </pic:spPr>
+                </pic:pic>
+              </a:graphicData>
+            </a:graphic>
+          </wp:anchor>
+        </w:drawing>
+        <w:drawing>
+          <wp:anchor distT="0" distB="0" distL="114300" distR="114300" simplePos="0" relativeHeight="5" behindDoc="0" locked="0" layoutInCell="0" allowOverlap="1">
+            <wp:simplePos x="0" y="0"/>
+            <wp:positionH relativeFrom="column">
+              <wp:posOffset>2806065</wp:posOffset>
+            </wp:positionH>
+            <wp:positionV relativeFrom="paragraph">
+              <wp:posOffset>221615</wp:posOffset>
+            </wp:positionV>
+            <wp:extent cx="3143250" cy="2370455"/>
+            <wp:effectExtent l="0" t="0" r="0" b="0"/>
+            <wp:wrapTight wrapText="bothSides">
+              <wp:wrapPolygon edited="0">
+                <wp:start x="1" y="0"/>
+                <wp:lineTo x="1" y="21350"/>
+                <wp:lineTo x="21466" y="21350"/>
+                <wp:lineTo x="21466" y="0"/>
+                <wp:lineTo x="1" y="0"/>
+              </wp:wrapPolygon>
+            </wp:wrapTight>
+            <wp:docPr id="4" name="Image3"/>
+            <wp:cNvGraphicFramePr>
+              <a:graphicFrameLocks xmlns:a="http://schemas.openxmlformats.org/drawingml/2006/main" noChangeAspect="1"/>
+            </wp:cNvGraphicFramePr>
+            <a:graphic xmlns:a="http://schemas.openxmlformats.org/drawingml/2006/main">
+              <a:graphicData uri="http://schemas.openxmlformats.org/drawingml/2006/picture">
+                <pic:pic xmlns:pic="http://schemas.openxmlformats.org/drawingml/2006/picture">
+                  <pic:nvPicPr>
+                    <pic:cNvPr id="4" name="Image3"/>
+                    <pic:cNvPicPr>
+                      <a:picLocks noChangeAspect="1" noChangeArrowheads="1"/>
+                    </pic:cNvPicPr>
+                  </pic:nvPicPr>
+                  <pic:blipFill>
+                    <a:blip r:embed="rId5"/>
+                    <a:srcRect l="1315" t="0" r="0" b="0"/>
                     <a:stretch>
                       <a:fillRect/>
                     </a:stretch>
@@ -1148,126 +1158,50 @@
                     <a:prstGeom prst="rect">
                       <a:avLst/>
                     </a:prstGeom>
-                    <a:ln>
-                      <a:noFill/>
-                    </a:ln>
-                    <a:extLst>
-                      <a:ext uri="{53640926-AAD7-44D8-BBD7-CCE9431645EC}">
-                        <a14:shadowObscured xmlns:a14="http://schemas.microsoft.com/office/drawing/2010/main"/>
-                      </a:ext>
-                    </a:extLst>
+                    <a:noFill/>
                   </pic:spPr>
                 </pic:pic>
               </a:graphicData>
             </a:graphic>
-            <wp14:sizeRelH relativeFrom="margin">
-              <wp14:pctWidth>0</wp14:pctWidth>
-            </wp14:sizeRelH>
-            <wp14:sizeRelV relativeFrom="margin">
-              <wp14:pctHeight>0</wp14:pctHeight>
-            </wp14:sizeRelV>
           </wp:anchor>
         </w:drawing>
       </w:r>
-      <w:r>
-        <w:rPr>
-          <w:b/>
-          <w:bCs/>
-          <w:noProof/>
-          <w:sz w:val="28"/>
-          <w:szCs w:val="28"/>
-          <w:lang w:val="en-US"/>
-        </w:rPr>
-        <w:drawing>
-          <wp:anchor distT="0" distB="0" distL="114300" distR="114300" simplePos="0" relativeHeight="251660288" behindDoc="1" locked="0" layoutInCell="1" allowOverlap="1" wp14:anchorId="79FC89B9" wp14:editId="65DDB555">
-            <wp:simplePos x="0" y="0"/>
-            <wp:positionH relativeFrom="margin">
-              <wp:posOffset>-478465</wp:posOffset>
-            </wp:positionH>
-            <wp:positionV relativeFrom="paragraph">
-              <wp:posOffset>378962</wp:posOffset>
-            </wp:positionV>
-            <wp:extent cx="2880995" cy="2209165"/>
-            <wp:effectExtent l="0" t="0" r="0" b="635"/>
-            <wp:wrapTight wrapText="bothSides">
-              <wp:wrapPolygon edited="0">
-                <wp:start x="0" y="0"/>
-                <wp:lineTo x="0" y="21420"/>
-                <wp:lineTo x="21424" y="21420"/>
-                <wp:lineTo x="21424" y="0"/>
-                <wp:lineTo x="0" y="0"/>
-              </wp:wrapPolygon>
-            </wp:wrapTight>
-            <wp:docPr id="1724389342" name="Picture 1"/>
-            <wp:cNvGraphicFramePr>
-              <a:graphicFrameLocks xmlns:a="http://schemas.openxmlformats.org/drawingml/2006/main" noChangeAspect="1"/>
-            </wp:cNvGraphicFramePr>
-            <a:graphic xmlns:a="http://schemas.openxmlformats.org/drawingml/2006/main">
-              <a:graphicData uri="http://schemas.openxmlformats.org/drawingml/2006/picture">
-                <pic:pic xmlns:pic="http://schemas.openxmlformats.org/drawingml/2006/picture">
-                  <pic:nvPicPr>
-                    <pic:cNvPr id="1724389342" name=""/>
-                    <pic:cNvPicPr/>
-                  </pic:nvPicPr>
-                  <pic:blipFill rotWithShape="1">
-                    <a:blip r:embed="rId8" cstate="print">
-                      <a:extLst>
-                        <a:ext uri="{28A0092B-C50C-407E-A947-70E740481C1C}">
-                          <a14:useLocalDpi xmlns:a14="http://schemas.microsoft.com/office/drawing/2010/main" val="0"/>
-                        </a:ext>
-                      </a:extLst>
-                    </a:blip>
-                    <a:srcRect l="1922"/>
-                    <a:stretch>
-                      <a:fillRect/>
-                    </a:stretch>
-                  </pic:blipFill>
-                  <pic:spPr bwMode="auto">
-                    <a:xfrm>
-                      <a:off x="0" y="0"/>
-                      <a:ext cx="2880995" cy="2209165"/>
-                    </a:xfrm>
-                    <a:prstGeom prst="rect">
-                      <a:avLst/>
-                    </a:prstGeom>
-                    <a:ln>
-                      <a:noFill/>
-                    </a:ln>
-                    <a:extLst>
-                      <a:ext uri="{53640926-AAD7-44D8-BBD7-CCE9431645EC}">
-                        <a14:shadowObscured xmlns:a14="http://schemas.microsoft.com/office/drawing/2010/main"/>
-                      </a:ext>
-                    </a:extLst>
-                  </pic:spPr>
-                </pic:pic>
-              </a:graphicData>
-            </a:graphic>
-            <wp14:sizeRelH relativeFrom="margin">
-              <wp14:pctWidth>0</wp14:pctWidth>
-            </wp14:sizeRelH>
-            <wp14:sizeRelV relativeFrom="margin">
-              <wp14:pctHeight>0</wp14:pctHeight>
-            </wp14:sizeRelV>
-          </wp:anchor>
-        </w:drawing>
-      </w:r>
-    </w:p>
-    <w:p>
-      <w:pPr>
-        <w:rPr>
-          <w:b/>
-          <w:bCs/>
-          <w:sz w:val="28"/>
-          <w:szCs w:val="28"/>
-          <w:lang w:val="en-US"/>
-        </w:rPr>
-      </w:pPr>
+    </w:p>
+    <w:p>
+      <w:pPr>
+        <w:pStyle w:val="Normal"/>
+        <w:rPr>
+          <w:b/>
+          <w:bCs/>
+          <w:sz w:val="28"/>
+          <w:szCs w:val="28"/>
+          <w:lang w:val="en-US"/>
+        </w:rPr>
+      </w:pPr>
+      <w:r>
+        <w:rPr>
+          <w:b/>
+          <w:bCs/>
+          <w:sz w:val="28"/>
+          <w:szCs w:val="28"/>
+          <w:lang w:val="en-US"/>
+        </w:rPr>
+      </w:r>
     </w:p>
     <w:tbl>
       <w:tblPr>
         <w:tblStyle w:val="TableGrid"/>
-        <w:tblW w:w="0" w:type="auto"/>
-        <w:tblLook w:val="04A0" w:firstRow="1" w:lastRow="0" w:firstColumn="1" w:lastColumn="0" w:noHBand="0" w:noVBand="1"/>
+        <w:tblW w:w="9016" w:type="dxa"/>
+        <w:jc w:val="start"/>
+        <w:tblInd w:w="0" w:type="dxa"/>
+        <w:tblLayout w:type="fixed"/>
+        <w:tblCellMar>
+          <w:top w:w="0" w:type="dxa"/>
+          <w:start w:w="108" w:type="dxa"/>
+          <w:bottom w:w="0" w:type="dxa"/>
+          <w:end w:w="108" w:type="dxa"/>
+        </w:tblCellMar>
+        <w:tblLook w:val="04a0" w:noHBand="0" w:noVBand="1" w:firstColumn="1" w:lastRow="0" w:lastColumn="0" w:firstRow="1"/>
       </w:tblPr>
       <w:tblGrid>
         <w:gridCol w:w="1803"/>
@@ -1277,12 +1211,18 @@
         <w:gridCol w:w="1804"/>
       </w:tblGrid>
       <w:tr>
+        <w:trPr/>
         <w:tc>
           <w:tcPr>
             <w:tcW w:w="1803" w:type="dxa"/>
+            <w:tcBorders/>
           </w:tcPr>
           <w:p>
             <w:pPr>
+              <w:pStyle w:val="Normal"/>
+              <w:widowControl/>
+              <w:spacing w:lineRule="auto" w:line="240" w:before="0" w:after="0"/>
+              <w:jc w:val="start"/>
               <w:rPr>
                 <w:sz w:val="24"/>
                 <w:szCs w:val="24"/>
@@ -1291,28 +1231,27 @@
             </w:pPr>
             <w:r>
               <w:rPr>
-                <w:sz w:val="24"/>
-                <w:szCs w:val="24"/>
-                <w:lang w:val="en-US"/>
-              </w:rPr>
-              <w:t>Saudia Arabi</w:t>
-            </w:r>
-            <w:r>
-              <w:rPr>
-                <w:sz w:val="24"/>
-                <w:szCs w:val="24"/>
-                <w:lang w:val="en-US"/>
-              </w:rPr>
-              <w:t>a</w:t>
+                <w:rFonts w:eastAsia="Aptos" w:cs=""/>
+                <w:kern w:val="2"/>
+                <w:sz w:val="24"/>
+                <w:szCs w:val="24"/>
+                <w:lang w:val="en-US" w:eastAsia="en-US" w:bidi="ar-SA"/>
+              </w:rPr>
+              <w:t>Saudia Arabia</w:t>
             </w:r>
           </w:p>
         </w:tc>
         <w:tc>
           <w:tcPr>
             <w:tcW w:w="1803" w:type="dxa"/>
+            <w:tcBorders/>
           </w:tcPr>
           <w:p>
             <w:pPr>
+              <w:pStyle w:val="Normal"/>
+              <w:widowControl/>
+              <w:spacing w:lineRule="auto" w:line="240" w:before="0" w:after="0"/>
+              <w:jc w:val="start"/>
               <w:rPr>
                 <w:sz w:val="24"/>
                 <w:szCs w:val="24"/>
@@ -1321,9 +1260,11 @@
             </w:pPr>
             <w:r>
               <w:rPr>
-                <w:sz w:val="24"/>
-                <w:szCs w:val="24"/>
-                <w:lang w:val="en-US"/>
+                <w:rFonts w:eastAsia="Aptos" w:cs=""/>
+                <w:kern w:val="2"/>
+                <w:sz w:val="24"/>
+                <w:szCs w:val="24"/>
+                <w:lang w:val="en-US" w:eastAsia="en-US" w:bidi="ar-SA"/>
               </w:rPr>
               <w:t>Venezuela</w:t>
             </w:r>
@@ -1332,9 +1273,14 @@
         <w:tc>
           <w:tcPr>
             <w:tcW w:w="1803" w:type="dxa"/>
+            <w:tcBorders/>
           </w:tcPr>
           <w:p>
             <w:pPr>
+              <w:pStyle w:val="Normal"/>
+              <w:widowControl/>
+              <w:spacing w:lineRule="auto" w:line="240" w:before="0" w:after="0"/>
+              <w:jc w:val="start"/>
               <w:rPr>
                 <w:sz w:val="24"/>
                 <w:szCs w:val="24"/>
@@ -1343,9 +1289,11 @@
             </w:pPr>
             <w:r>
               <w:rPr>
-                <w:sz w:val="24"/>
-                <w:szCs w:val="24"/>
-                <w:lang w:val="en-US"/>
+                <w:rFonts w:eastAsia="Aptos" w:cs=""/>
+                <w:kern w:val="2"/>
+                <w:sz w:val="24"/>
+                <w:szCs w:val="24"/>
+                <w:lang w:val="en-US" w:eastAsia="en-US" w:bidi="ar-SA"/>
               </w:rPr>
               <w:t>UAE</w:t>
             </w:r>
@@ -1354,9 +1302,14 @@
         <w:tc>
           <w:tcPr>
             <w:tcW w:w="1803" w:type="dxa"/>
+            <w:tcBorders/>
           </w:tcPr>
           <w:p>
             <w:pPr>
+              <w:pStyle w:val="Normal"/>
+              <w:widowControl/>
+              <w:spacing w:lineRule="auto" w:line="240" w:before="0" w:after="0"/>
+              <w:jc w:val="start"/>
               <w:rPr>
                 <w:sz w:val="24"/>
                 <w:szCs w:val="24"/>
@@ -1365,9 +1318,11 @@
             </w:pPr>
             <w:r>
               <w:rPr>
-                <w:sz w:val="24"/>
-                <w:szCs w:val="24"/>
-                <w:lang w:val="en-US"/>
+                <w:rFonts w:eastAsia="Aptos" w:cs=""/>
+                <w:kern w:val="2"/>
+                <w:sz w:val="24"/>
+                <w:szCs w:val="24"/>
+                <w:lang w:val="en-US" w:eastAsia="en-US" w:bidi="ar-SA"/>
               </w:rPr>
               <w:t xml:space="preserve">Nigeria </w:t>
             </w:r>
@@ -1376,9 +1331,14 @@
         <w:tc>
           <w:tcPr>
             <w:tcW w:w="1804" w:type="dxa"/>
+            <w:tcBorders/>
           </w:tcPr>
           <w:p>
             <w:pPr>
+              <w:pStyle w:val="Normal"/>
+              <w:widowControl/>
+              <w:spacing w:lineRule="auto" w:line="240" w:before="0" w:after="0"/>
+              <w:jc w:val="start"/>
               <w:rPr>
                 <w:sz w:val="24"/>
                 <w:szCs w:val="24"/>
@@ -1387,9 +1347,11 @@
             </w:pPr>
             <w:r>
               <w:rPr>
-                <w:sz w:val="24"/>
-                <w:szCs w:val="24"/>
-                <w:lang w:val="en-US"/>
+                <w:rFonts w:eastAsia="Aptos" w:cs=""/>
+                <w:kern w:val="2"/>
+                <w:sz w:val="24"/>
+                <w:szCs w:val="24"/>
+                <w:lang w:val="en-US" w:eastAsia="en-US" w:bidi="ar-SA"/>
               </w:rPr>
               <w:t>Total</w:t>
             </w:r>
@@ -1397,12 +1359,18 @@
         </w:tc>
       </w:tr>
       <w:tr>
+        <w:trPr/>
         <w:tc>
           <w:tcPr>
             <w:tcW w:w="1803" w:type="dxa"/>
+            <w:tcBorders/>
           </w:tcPr>
           <w:p>
             <w:pPr>
+              <w:pStyle w:val="Normal"/>
+              <w:widowControl/>
+              <w:spacing w:lineRule="auto" w:line="240" w:before="0" w:after="0"/>
+              <w:jc w:val="start"/>
               <w:rPr>
                 <w:sz w:val="24"/>
                 <w:szCs w:val="24"/>
@@ -1411,9 +1379,11 @@
             </w:pPr>
             <w:r>
               <w:rPr>
-                <w:sz w:val="24"/>
-                <w:szCs w:val="24"/>
-                <w:lang w:val="en-US"/>
+                <w:rFonts w:eastAsia="Aptos" w:cs=""/>
+                <w:kern w:val="2"/>
+                <w:sz w:val="24"/>
+                <w:szCs w:val="24"/>
+                <w:lang w:val="en-US" w:eastAsia="en-US" w:bidi="ar-SA"/>
               </w:rPr>
               <w:t>30 420</w:t>
             </w:r>
@@ -1422,9 +1392,14 @@
         <w:tc>
           <w:tcPr>
             <w:tcW w:w="1803" w:type="dxa"/>
+            <w:tcBorders/>
           </w:tcPr>
           <w:p>
             <w:pPr>
+              <w:pStyle w:val="Normal"/>
+              <w:widowControl/>
+              <w:spacing w:lineRule="auto" w:line="240" w:before="0" w:after="0"/>
+              <w:jc w:val="start"/>
               <w:rPr>
                 <w:sz w:val="24"/>
                 <w:szCs w:val="24"/>
@@ -1433,9 +1408,11 @@
             </w:pPr>
             <w:r>
               <w:rPr>
-                <w:sz w:val="24"/>
-                <w:szCs w:val="24"/>
-                <w:lang w:val="en-US"/>
+                <w:rFonts w:eastAsia="Aptos" w:cs=""/>
+                <w:kern w:val="2"/>
+                <w:sz w:val="24"/>
+                <w:szCs w:val="24"/>
+                <w:lang w:val="en-US" w:eastAsia="en-US" w:bidi="ar-SA"/>
               </w:rPr>
               <w:t>3 383</w:t>
             </w:r>
@@ -1444,9 +1421,14 @@
         <w:tc>
           <w:tcPr>
             <w:tcW w:w="1803" w:type="dxa"/>
+            <w:tcBorders/>
           </w:tcPr>
           <w:p>
             <w:pPr>
+              <w:pStyle w:val="Normal"/>
+              <w:widowControl/>
+              <w:spacing w:lineRule="auto" w:line="240" w:before="0" w:after="0"/>
+              <w:jc w:val="start"/>
               <w:rPr>
                 <w:sz w:val="24"/>
                 <w:szCs w:val="24"/>
@@ -1455,9 +1437,11 @@
             </w:pPr>
             <w:r>
               <w:rPr>
-                <w:sz w:val="24"/>
-                <w:szCs w:val="24"/>
-                <w:lang w:val="en-US"/>
+                <w:rFonts w:eastAsia="Aptos" w:cs=""/>
+                <w:kern w:val="2"/>
+                <w:sz w:val="24"/>
+                <w:szCs w:val="24"/>
+                <w:lang w:val="en-US" w:eastAsia="en-US" w:bidi="ar-SA"/>
               </w:rPr>
               <w:t>12 119</w:t>
             </w:r>
@@ -1466,9 +1450,14 @@
         <w:tc>
           <w:tcPr>
             <w:tcW w:w="1803" w:type="dxa"/>
+            <w:tcBorders/>
           </w:tcPr>
           <w:p>
             <w:pPr>
+              <w:pStyle w:val="Normal"/>
+              <w:widowControl/>
+              <w:spacing w:lineRule="auto" w:line="240" w:before="0" w:after="0"/>
+              <w:jc w:val="start"/>
               <w:rPr>
                 <w:sz w:val="24"/>
                 <w:szCs w:val="24"/>
@@ -1477,9 +1466,11 @@
             </w:pPr>
             <w:r>
               <w:rPr>
-                <w:sz w:val="24"/>
-                <w:szCs w:val="24"/>
-                <w:lang w:val="en-US"/>
+                <w:rFonts w:eastAsia="Aptos" w:cs=""/>
+                <w:kern w:val="2"/>
+                <w:sz w:val="24"/>
+                <w:szCs w:val="24"/>
+                <w:lang w:val="en-US" w:eastAsia="en-US" w:bidi="ar-SA"/>
               </w:rPr>
               <w:t>3 195</w:t>
             </w:r>
@@ -1488,9 +1479,14 @@
         <w:tc>
           <w:tcPr>
             <w:tcW w:w="1804" w:type="dxa"/>
+            <w:tcBorders/>
           </w:tcPr>
           <w:p>
             <w:pPr>
+              <w:pStyle w:val="Normal"/>
+              <w:widowControl/>
+              <w:spacing w:lineRule="auto" w:line="240" w:before="0" w:after="0"/>
+              <w:jc w:val="start"/>
               <w:rPr>
                 <w:sz w:val="24"/>
                 <w:szCs w:val="24"/>
@@ -1499,9 +1495,11 @@
             </w:pPr>
             <w:r>
               <w:rPr>
-                <w:sz w:val="24"/>
-                <w:szCs w:val="24"/>
-                <w:lang w:val="en-US"/>
+                <w:rFonts w:eastAsia="Aptos" w:cs=""/>
+                <w:kern w:val="2"/>
+                <w:sz w:val="24"/>
+                <w:szCs w:val="24"/>
+                <w:lang w:val="en-US" w:eastAsia="en-US" w:bidi="ar-SA"/>
               </w:rPr>
               <w:t>49 119</w:t>
             </w:r>
@@ -1511,121 +1509,60 @@
     </w:tbl>
     <w:p>
       <w:pPr>
-        <w:rPr>
-          <w:b/>
-          <w:bCs/>
-          <w:sz w:val="28"/>
-          <w:szCs w:val="28"/>
-          <w:lang w:val="en-US"/>
-        </w:rPr>
-      </w:pPr>
-    </w:p>
-    <w:p>
-      <w:pPr>
-        <w:rPr>
-          <w:b/>
-          <w:bCs/>
-          <w:sz w:val="28"/>
-          <w:szCs w:val="28"/>
-          <w:lang w:val="en-US"/>
-        </w:rPr>
-      </w:pPr>
-    </w:p>
-    <w:p>
-      <w:pPr>
-        <w:rPr>
-          <w:b/>
-          <w:bCs/>
-          <w:sz w:val="28"/>
-          <w:szCs w:val="28"/>
-          <w:lang w:val="en-US"/>
-        </w:rPr>
-      </w:pPr>
-      <w:r>
-        <w:rPr>
-          <w:b/>
-          <w:bCs/>
-          <w:noProof/>
-          <w:sz w:val="28"/>
-          <w:szCs w:val="28"/>
-          <w:lang w:val="en-US"/>
-        </w:rPr>
-        <w:lastRenderedPageBreak/>
+        <w:pStyle w:val="Normal"/>
+        <w:rPr>
+          <w:b/>
+          <w:bCs/>
+          <w:sz w:val="28"/>
+          <w:szCs w:val="28"/>
+          <w:lang w:val="en-US"/>
+        </w:rPr>
+      </w:pPr>
+      <w:r>
+        <w:rPr>
+          <w:b/>
+          <w:bCs/>
+          <w:sz w:val="28"/>
+          <w:szCs w:val="28"/>
+          <w:lang w:val="en-US"/>
+        </w:rPr>
+      </w:r>
+    </w:p>
+    <w:p>
+      <w:pPr>
+        <w:pStyle w:val="Normal"/>
+        <w:rPr>
+          <w:b/>
+          <w:bCs/>
+          <w:sz w:val="28"/>
+          <w:szCs w:val="28"/>
+          <w:lang w:val="en-US"/>
+        </w:rPr>
+      </w:pPr>
+      <w:r>
+        <w:rPr>
+          <w:b/>
+          <w:bCs/>
+          <w:sz w:val="28"/>
+          <w:szCs w:val="28"/>
+          <w:lang w:val="en-US"/>
+        </w:rPr>
+      </w:r>
+    </w:p>
+    <w:p>
+      <w:pPr>
+        <w:pStyle w:val="Normal"/>
+        <w:rPr>
+          <w:b/>
+          <w:bCs/>
+          <w:sz w:val="28"/>
+          <w:szCs w:val="28"/>
+          <w:lang w:val="en-US"/>
+        </w:rPr>
+      </w:pPr>
+      <w:r>
         <w:drawing>
-          <wp:anchor distT="0" distB="0" distL="114300" distR="114300" simplePos="0" relativeHeight="251663360" behindDoc="1" locked="0" layoutInCell="1" allowOverlap="1" wp14:anchorId="1D45111D" wp14:editId="0280E9A8">
-            <wp:simplePos x="0" y="0"/>
-            <wp:positionH relativeFrom="page">
-              <wp:posOffset>3986988</wp:posOffset>
-            </wp:positionH>
-            <wp:positionV relativeFrom="paragraph">
-              <wp:posOffset>509934</wp:posOffset>
-            </wp:positionV>
-            <wp:extent cx="2976880" cy="2242185"/>
-            <wp:effectExtent l="0" t="0" r="0" b="5715"/>
-            <wp:wrapTight wrapText="bothSides">
-              <wp:wrapPolygon edited="0">
-                <wp:start x="0" y="0"/>
-                <wp:lineTo x="0" y="21472"/>
-                <wp:lineTo x="21425" y="21472"/>
-                <wp:lineTo x="21425" y="0"/>
-                <wp:lineTo x="0" y="0"/>
-              </wp:wrapPolygon>
-            </wp:wrapTight>
-            <wp:docPr id="1921279553" name="Picture 1"/>
-            <wp:cNvGraphicFramePr>
-              <a:graphicFrameLocks xmlns:a="http://schemas.openxmlformats.org/drawingml/2006/main" noChangeAspect="1"/>
-            </wp:cNvGraphicFramePr>
-            <a:graphic xmlns:a="http://schemas.openxmlformats.org/drawingml/2006/main">
-              <a:graphicData uri="http://schemas.openxmlformats.org/drawingml/2006/picture">
-                <pic:pic xmlns:pic="http://schemas.openxmlformats.org/drawingml/2006/picture">
-                  <pic:nvPicPr>
-                    <pic:cNvPr id="1921279553" name=""/>
-                    <pic:cNvPicPr/>
-                  </pic:nvPicPr>
-                  <pic:blipFill>
-                    <a:blip r:embed="rId9">
-                      <a:extLst>
-                        <a:ext uri="{28A0092B-C50C-407E-A947-70E740481C1C}">
-                          <a14:useLocalDpi xmlns:a14="http://schemas.microsoft.com/office/drawing/2010/main" val="0"/>
-                        </a:ext>
-                      </a:extLst>
-                    </a:blip>
-                    <a:stretch>
-                      <a:fillRect/>
-                    </a:stretch>
-                  </pic:blipFill>
-                  <pic:spPr>
-                    <a:xfrm>
-                      <a:off x="0" y="0"/>
-                      <a:ext cx="2976880" cy="2242185"/>
-                    </a:xfrm>
-                    <a:prstGeom prst="rect">
-                      <a:avLst/>
-                    </a:prstGeom>
-                  </pic:spPr>
-                </pic:pic>
-              </a:graphicData>
-            </a:graphic>
-            <wp14:sizeRelH relativeFrom="margin">
-              <wp14:pctWidth>0</wp14:pctWidth>
-            </wp14:sizeRelH>
-            <wp14:sizeRelV relativeFrom="margin">
-              <wp14:pctHeight>0</wp14:pctHeight>
-            </wp14:sizeRelV>
-          </wp:anchor>
-        </w:drawing>
-      </w:r>
-      <w:r>
-        <w:rPr>
-          <w:b/>
-          <w:bCs/>
-          <w:noProof/>
-          <w:sz w:val="28"/>
-          <w:szCs w:val="28"/>
-          <w:lang w:val="en-US"/>
-        </w:rPr>
-        <w:drawing>
-          <wp:anchor distT="0" distB="0" distL="114300" distR="114300" simplePos="0" relativeHeight="251662336" behindDoc="1" locked="0" layoutInCell="1" allowOverlap="1" wp14:anchorId="0F4904FE" wp14:editId="746947C3">
+          <wp:anchor distT="0" distB="0" distL="114300" distR="114300" simplePos="0" relativeHeight="6" behindDoc="0" locked="0" layoutInCell="0" allowOverlap="1">
             <wp:simplePos x="0" y="0"/>
             <wp:positionH relativeFrom="margin">
               <wp:posOffset>-574675</wp:posOffset>
@@ -1634,17 +1571,17 @@
               <wp:posOffset>361315</wp:posOffset>
             </wp:positionV>
             <wp:extent cx="3419475" cy="2562225"/>
-            <wp:effectExtent l="0" t="0" r="9525" b="9525"/>
+            <wp:effectExtent l="0" t="0" r="0" b="0"/>
             <wp:wrapTight wrapText="bothSides">
               <wp:wrapPolygon edited="0">
-                <wp:start x="0" y="0"/>
-                <wp:lineTo x="0" y="21520"/>
-                <wp:lineTo x="21540" y="21520"/>
-                <wp:lineTo x="21540" y="0"/>
-                <wp:lineTo x="0" y="0"/>
+                <wp:start x="1" y="0"/>
+                <wp:lineTo x="1" y="21519"/>
+                <wp:lineTo x="21539" y="21519"/>
+                <wp:lineTo x="21539" y="0"/>
+                <wp:lineTo x="1" y="0"/>
               </wp:wrapPolygon>
             </wp:wrapTight>
-            <wp:docPr id="1908003953" name="Picture 1"/>
+            <wp:docPr id="5" name="Image6"/>
             <wp:cNvGraphicFramePr>
               <a:graphicFrameLocks xmlns:a="http://schemas.openxmlformats.org/drawingml/2006/main" noChangeAspect="1"/>
             </wp:cNvGraphicFramePr>
@@ -1652,22 +1589,18 @@
               <a:graphicData uri="http://schemas.openxmlformats.org/drawingml/2006/picture">
                 <pic:pic xmlns:pic="http://schemas.openxmlformats.org/drawingml/2006/picture">
                   <pic:nvPicPr>
-                    <pic:cNvPr id="1908003953" name=""/>
-                    <pic:cNvPicPr/>
+                    <pic:cNvPr id="5" name="Image6"/>
+                    <pic:cNvPicPr>
+                      <a:picLocks noChangeAspect="1" noChangeArrowheads="1"/>
+                    </pic:cNvPicPr>
                   </pic:nvPicPr>
                   <pic:blipFill>
-                    <a:blip r:embed="rId10">
-                      <a:extLst>
-                        <a:ext uri="{28A0092B-C50C-407E-A947-70E740481C1C}">
-                          <a14:useLocalDpi xmlns:a14="http://schemas.microsoft.com/office/drawing/2010/main" val="0"/>
-                        </a:ext>
-                      </a:extLst>
-                    </a:blip>
+                    <a:blip r:embed="rId6"/>
                     <a:stretch>
                       <a:fillRect/>
                     </a:stretch>
                   </pic:blipFill>
-                  <pic:spPr>
+                  <pic:spPr bwMode="auto">
                     <a:xfrm>
                       <a:off x="0" y="0"/>
                       <a:ext cx="3419475" cy="2562225"/>
@@ -1675,66 +1608,114 @@
                     <a:prstGeom prst="rect">
                       <a:avLst/>
                     </a:prstGeom>
+                    <a:noFill/>
                   </pic:spPr>
                 </pic:pic>
               </a:graphicData>
             </a:graphic>
-            <wp14:sizeRelH relativeFrom="margin">
-              <wp14:pctWidth>0</wp14:pctWidth>
-            </wp14:sizeRelH>
-            <wp14:sizeRelV relativeFrom="margin">
-              <wp14:pctHeight>0</wp14:pctHeight>
-            </wp14:sizeRelV>
           </wp:anchor>
         </w:drawing>
-      </w:r>
-      <w:r>
-        <w:rPr>
-          <w:b/>
-          <w:bCs/>
-          <w:sz w:val="28"/>
-          <w:szCs w:val="28"/>
-          <w:lang w:val="en-US"/>
-        </w:rPr>
-        <w:t xml:space="preserve">SCENARIO 3 – Saudi Arabia </w:t>
-      </w:r>
-      <w:r>
-        <w:rPr>
-          <w:b/>
-          <w:bCs/>
-          <w:sz w:val="28"/>
-          <w:szCs w:val="28"/>
-          <w:lang w:val="en-US"/>
-        </w:rPr>
-        <w:t>Saves the Market</w:t>
-      </w:r>
-      <w:r>
-        <w:rPr>
-          <w:b/>
-          <w:bCs/>
-          <w:sz w:val="28"/>
-          <w:szCs w:val="28"/>
-          <w:lang w:val="en-US"/>
-        </w:rPr>
-        <w:t xml:space="preserve"> Price</w:t>
-      </w:r>
-    </w:p>
-    <w:p>
-      <w:pPr>
-        <w:rPr>
-          <w:b/>
-          <w:bCs/>
-          <w:sz w:val="28"/>
-          <w:szCs w:val="28"/>
-          <w:lang w:val="en-US"/>
-        </w:rPr>
-      </w:pPr>
+        <w:drawing>
+          <wp:anchor distT="0" distB="0" distL="114300" distR="114300" simplePos="0" relativeHeight="7" behindDoc="0" locked="0" layoutInCell="0" allowOverlap="1">
+            <wp:simplePos x="0" y="0"/>
+            <wp:positionH relativeFrom="page">
+              <wp:posOffset>3987165</wp:posOffset>
+            </wp:positionH>
+            <wp:positionV relativeFrom="paragraph">
+              <wp:posOffset>509905</wp:posOffset>
+            </wp:positionV>
+            <wp:extent cx="2976880" cy="2242185"/>
+            <wp:effectExtent l="0" t="0" r="0" b="0"/>
+            <wp:wrapTight wrapText="bothSides">
+              <wp:wrapPolygon edited="0">
+                <wp:start x="-1" y="0"/>
+                <wp:lineTo x="-1" y="21471"/>
+                <wp:lineTo x="21423" y="21471"/>
+                <wp:lineTo x="21423" y="0"/>
+                <wp:lineTo x="-1" y="0"/>
+              </wp:wrapPolygon>
+            </wp:wrapTight>
+            <wp:docPr id="6" name="Image5"/>
+            <wp:cNvGraphicFramePr>
+              <a:graphicFrameLocks xmlns:a="http://schemas.openxmlformats.org/drawingml/2006/main" noChangeAspect="1"/>
+            </wp:cNvGraphicFramePr>
+            <a:graphic xmlns:a="http://schemas.openxmlformats.org/drawingml/2006/main">
+              <a:graphicData uri="http://schemas.openxmlformats.org/drawingml/2006/picture">
+                <pic:pic xmlns:pic="http://schemas.openxmlformats.org/drawingml/2006/picture">
+                  <pic:nvPicPr>
+                    <pic:cNvPr id="6" name="Image5"/>
+                    <pic:cNvPicPr>
+                      <a:picLocks noChangeAspect="1" noChangeArrowheads="1"/>
+                    </pic:cNvPicPr>
+                  </pic:nvPicPr>
+                  <pic:blipFill>
+                    <a:blip r:embed="rId7"/>
+                    <a:stretch>
+                      <a:fillRect/>
+                    </a:stretch>
+                  </pic:blipFill>
+                  <pic:spPr bwMode="auto">
+                    <a:xfrm>
+                      <a:off x="0" y="0"/>
+                      <a:ext cx="2976880" cy="2242185"/>
+                    </a:xfrm>
+                    <a:prstGeom prst="rect">
+                      <a:avLst/>
+                    </a:prstGeom>
+                    <a:noFill/>
+                  </pic:spPr>
+                </pic:pic>
+              </a:graphicData>
+            </a:graphic>
+          </wp:anchor>
+        </w:drawing>
+      </w:r>
+      <w:r>
+        <w:rPr>
+          <w:b/>
+          <w:bCs/>
+          <w:sz w:val="28"/>
+          <w:szCs w:val="28"/>
+          <w:lang w:val="en-US"/>
+        </w:rPr>
+        <w:t>SCENARIO 3 – Saudi Arabia Saves the Market Price</w:t>
+      </w:r>
+    </w:p>
+    <w:p>
+      <w:pPr>
+        <w:pStyle w:val="Normal"/>
+        <w:rPr>
+          <w:b/>
+          <w:bCs/>
+          <w:sz w:val="28"/>
+          <w:szCs w:val="28"/>
+          <w:lang w:val="en-US"/>
+        </w:rPr>
+      </w:pPr>
+      <w:r>
+        <w:rPr>
+          <w:b/>
+          <w:bCs/>
+          <w:sz w:val="28"/>
+          <w:szCs w:val="28"/>
+          <w:lang w:val="en-US"/>
+        </w:rPr>
+      </w:r>
     </w:p>
     <w:tbl>
       <w:tblPr>
         <w:tblStyle w:val="TableGrid"/>
-        <w:tblW w:w="0" w:type="auto"/>
-        <w:tblLook w:val="04A0" w:firstRow="1" w:lastRow="0" w:firstColumn="1" w:lastColumn="0" w:noHBand="0" w:noVBand="1"/>
+        <w:tblW w:w="9016" w:type="dxa"/>
+        <w:jc w:val="start"/>
+        <w:tblInd w:w="0" w:type="dxa"/>
+        <w:tblLayout w:type="fixed"/>
+        <w:tblCellMar>
+          <w:top w:w="0" w:type="dxa"/>
+          <w:start w:w="108" w:type="dxa"/>
+          <w:bottom w:w="0" w:type="dxa"/>
+          <w:end w:w="108" w:type="dxa"/>
+        </w:tblCellMar>
+        <w:tblLook w:val="04a0" w:noHBand="0" w:noVBand="1" w:firstColumn="1" w:lastRow="0" w:lastColumn="0" w:firstRow="1"/>
       </w:tblPr>
       <w:tblGrid>
         <w:gridCol w:w="1803"/>
@@ -1744,12 +1725,18 @@
         <w:gridCol w:w="1804"/>
       </w:tblGrid>
       <w:tr>
+        <w:trPr/>
         <w:tc>
           <w:tcPr>
             <w:tcW w:w="1803" w:type="dxa"/>
+            <w:tcBorders/>
           </w:tcPr>
           <w:p>
             <w:pPr>
+              <w:pStyle w:val="Normal"/>
+              <w:widowControl/>
+              <w:spacing w:lineRule="auto" w:line="240" w:before="0" w:after="0"/>
+              <w:jc w:val="start"/>
               <w:rPr>
                 <w:sz w:val="24"/>
                 <w:szCs w:val="24"/>
@@ -1758,28 +1745,27 @@
             </w:pPr>
             <w:r>
               <w:rPr>
-                <w:sz w:val="24"/>
-                <w:szCs w:val="24"/>
-                <w:lang w:val="en-US"/>
-              </w:rPr>
-              <w:t>Saudia Arabi</w:t>
-            </w:r>
-            <w:r>
-              <w:rPr>
-                <w:sz w:val="24"/>
-                <w:szCs w:val="24"/>
-                <w:lang w:val="en-US"/>
-              </w:rPr>
-              <w:t>a</w:t>
+                <w:rFonts w:eastAsia="Aptos" w:cs=""/>
+                <w:kern w:val="2"/>
+                <w:sz w:val="24"/>
+                <w:szCs w:val="24"/>
+                <w:lang w:val="en-US" w:eastAsia="en-US" w:bidi="ar-SA"/>
+              </w:rPr>
+              <w:t>Saudia Arabia</w:t>
             </w:r>
           </w:p>
         </w:tc>
         <w:tc>
           <w:tcPr>
             <w:tcW w:w="1803" w:type="dxa"/>
+            <w:tcBorders/>
           </w:tcPr>
           <w:p>
             <w:pPr>
+              <w:pStyle w:val="Normal"/>
+              <w:widowControl/>
+              <w:spacing w:lineRule="auto" w:line="240" w:before="0" w:after="0"/>
+              <w:jc w:val="start"/>
               <w:rPr>
                 <w:sz w:val="24"/>
                 <w:szCs w:val="24"/>
@@ -1788,9 +1774,11 @@
             </w:pPr>
             <w:r>
               <w:rPr>
-                <w:sz w:val="24"/>
-                <w:szCs w:val="24"/>
-                <w:lang w:val="en-US"/>
+                <w:rFonts w:eastAsia="Aptos" w:cs=""/>
+                <w:kern w:val="2"/>
+                <w:sz w:val="24"/>
+                <w:szCs w:val="24"/>
+                <w:lang w:val="en-US" w:eastAsia="en-US" w:bidi="ar-SA"/>
               </w:rPr>
               <w:t>Venezuela</w:t>
             </w:r>
@@ -1799,9 +1787,14 @@
         <w:tc>
           <w:tcPr>
             <w:tcW w:w="1803" w:type="dxa"/>
+            <w:tcBorders/>
           </w:tcPr>
           <w:p>
             <w:pPr>
+              <w:pStyle w:val="Normal"/>
+              <w:widowControl/>
+              <w:spacing w:lineRule="auto" w:line="240" w:before="0" w:after="0"/>
+              <w:jc w:val="start"/>
               <w:rPr>
                 <w:sz w:val="24"/>
                 <w:szCs w:val="24"/>
@@ -1810,9 +1803,11 @@
             </w:pPr>
             <w:r>
               <w:rPr>
-                <w:sz w:val="24"/>
-                <w:szCs w:val="24"/>
-                <w:lang w:val="en-US"/>
+                <w:rFonts w:eastAsia="Aptos" w:cs=""/>
+                <w:kern w:val="2"/>
+                <w:sz w:val="24"/>
+                <w:szCs w:val="24"/>
+                <w:lang w:val="en-US" w:eastAsia="en-US" w:bidi="ar-SA"/>
               </w:rPr>
               <w:t>UAE</w:t>
             </w:r>
@@ -1821,9 +1816,14 @@
         <w:tc>
           <w:tcPr>
             <w:tcW w:w="1803" w:type="dxa"/>
+            <w:tcBorders/>
           </w:tcPr>
           <w:p>
             <w:pPr>
+              <w:pStyle w:val="Normal"/>
+              <w:widowControl/>
+              <w:spacing w:lineRule="auto" w:line="240" w:before="0" w:after="0"/>
+              <w:jc w:val="start"/>
               <w:rPr>
                 <w:sz w:val="24"/>
                 <w:szCs w:val="24"/>
@@ -1832,9 +1832,11 @@
             </w:pPr>
             <w:r>
               <w:rPr>
-                <w:sz w:val="24"/>
-                <w:szCs w:val="24"/>
-                <w:lang w:val="en-US"/>
+                <w:rFonts w:eastAsia="Aptos" w:cs=""/>
+                <w:kern w:val="2"/>
+                <w:sz w:val="24"/>
+                <w:szCs w:val="24"/>
+                <w:lang w:val="en-US" w:eastAsia="en-US" w:bidi="ar-SA"/>
               </w:rPr>
               <w:t xml:space="preserve">Nigeria </w:t>
             </w:r>
@@ -1843,9 +1845,14 @@
         <w:tc>
           <w:tcPr>
             <w:tcW w:w="1804" w:type="dxa"/>
+            <w:tcBorders/>
           </w:tcPr>
           <w:p>
             <w:pPr>
+              <w:pStyle w:val="Normal"/>
+              <w:widowControl/>
+              <w:spacing w:lineRule="auto" w:line="240" w:before="0" w:after="0"/>
+              <w:jc w:val="start"/>
               <w:rPr>
                 <w:sz w:val="24"/>
                 <w:szCs w:val="24"/>
@@ -1854,9 +1861,11 @@
             </w:pPr>
             <w:r>
               <w:rPr>
-                <w:sz w:val="24"/>
-                <w:szCs w:val="24"/>
-                <w:lang w:val="en-US"/>
+                <w:rFonts w:eastAsia="Aptos" w:cs=""/>
+                <w:kern w:val="2"/>
+                <w:sz w:val="24"/>
+                <w:szCs w:val="24"/>
+                <w:lang w:val="en-US" w:eastAsia="en-US" w:bidi="ar-SA"/>
               </w:rPr>
               <w:t>Total</w:t>
             </w:r>
@@ -1864,12 +1873,18 @@
         </w:tc>
       </w:tr>
       <w:tr>
+        <w:trPr/>
         <w:tc>
           <w:tcPr>
             <w:tcW w:w="1803" w:type="dxa"/>
+            <w:tcBorders/>
           </w:tcPr>
           <w:p>
             <w:pPr>
+              <w:pStyle w:val="Normal"/>
+              <w:widowControl/>
+              <w:spacing w:lineRule="auto" w:line="240" w:before="0" w:after="0"/>
+              <w:jc w:val="start"/>
               <w:rPr>
                 <w:sz w:val="24"/>
                 <w:szCs w:val="24"/>
@@ -1878,9 +1893,11 @@
             </w:pPr>
             <w:r>
               <w:rPr>
-                <w:sz w:val="24"/>
-                <w:szCs w:val="24"/>
-                <w:lang w:val="en-US"/>
+                <w:rFonts w:eastAsia="Aptos" w:cs=""/>
+                <w:kern w:val="2"/>
+                <w:sz w:val="24"/>
+                <w:szCs w:val="24"/>
+                <w:lang w:val="en-US" w:eastAsia="en-US" w:bidi="ar-SA"/>
               </w:rPr>
               <w:t>27 763</w:t>
             </w:r>
@@ -1889,9 +1906,14 @@
         <w:tc>
           <w:tcPr>
             <w:tcW w:w="1803" w:type="dxa"/>
+            <w:tcBorders/>
           </w:tcPr>
           <w:p>
             <w:pPr>
+              <w:pStyle w:val="Normal"/>
+              <w:widowControl/>
+              <w:spacing w:lineRule="auto" w:line="240" w:before="0" w:after="0"/>
+              <w:jc w:val="start"/>
               <w:rPr>
                 <w:sz w:val="24"/>
                 <w:szCs w:val="24"/>
@@ -1900,28 +1922,27 @@
             </w:pPr>
             <w:r>
               <w:rPr>
-                <w:sz w:val="24"/>
-                <w:szCs w:val="24"/>
-                <w:lang w:val="en-US"/>
-              </w:rPr>
-              <w:t xml:space="preserve">3 </w:t>
-            </w:r>
-            <w:r>
-              <w:rPr>
-                <w:sz w:val="24"/>
-                <w:szCs w:val="24"/>
-                <w:lang w:val="en-US"/>
-              </w:rPr>
-              <w:t>254</w:t>
+                <w:rFonts w:eastAsia="Aptos" w:cs=""/>
+                <w:kern w:val="2"/>
+                <w:sz w:val="24"/>
+                <w:szCs w:val="24"/>
+                <w:lang w:val="en-US" w:eastAsia="en-US" w:bidi="ar-SA"/>
+              </w:rPr>
+              <w:t>3 254</w:t>
             </w:r>
           </w:p>
         </w:tc>
         <w:tc>
           <w:tcPr>
             <w:tcW w:w="1803" w:type="dxa"/>
+            <w:tcBorders/>
           </w:tcPr>
           <w:p>
             <w:pPr>
+              <w:pStyle w:val="Normal"/>
+              <w:widowControl/>
+              <w:spacing w:lineRule="auto" w:line="240" w:before="0" w:after="0"/>
+              <w:jc w:val="start"/>
               <w:rPr>
                 <w:sz w:val="24"/>
                 <w:szCs w:val="24"/>
@@ -1930,28 +1951,27 @@
             </w:pPr>
             <w:r>
               <w:rPr>
-                <w:sz w:val="24"/>
-                <w:szCs w:val="24"/>
-                <w:lang w:val="en-US"/>
-              </w:rPr>
-              <w:t>1</w:t>
-            </w:r>
-            <w:r>
-              <w:rPr>
-                <w:sz w:val="24"/>
-                <w:szCs w:val="24"/>
-                <w:lang w:val="en-US"/>
-              </w:rPr>
-              <w:t>3 936</w:t>
+                <w:rFonts w:eastAsia="Aptos" w:cs=""/>
+                <w:kern w:val="2"/>
+                <w:sz w:val="24"/>
+                <w:szCs w:val="24"/>
+                <w:lang w:val="en-US" w:eastAsia="en-US" w:bidi="ar-SA"/>
+              </w:rPr>
+              <w:t>13 936</w:t>
             </w:r>
           </w:p>
         </w:tc>
         <w:tc>
           <w:tcPr>
             <w:tcW w:w="1803" w:type="dxa"/>
+            <w:tcBorders/>
           </w:tcPr>
           <w:p>
             <w:pPr>
+              <w:pStyle w:val="Normal"/>
+              <w:widowControl/>
+              <w:spacing w:lineRule="auto" w:line="240" w:before="0" w:after="0"/>
+              <w:jc w:val="start"/>
               <w:rPr>
                 <w:sz w:val="24"/>
                 <w:szCs w:val="24"/>
@@ -1960,28 +1980,27 @@
             </w:pPr>
             <w:r>
               <w:rPr>
-                <w:sz w:val="24"/>
-                <w:szCs w:val="24"/>
-                <w:lang w:val="en-US"/>
-              </w:rPr>
-              <w:t xml:space="preserve">3 </w:t>
-            </w:r>
-            <w:r>
-              <w:rPr>
-                <w:sz w:val="24"/>
-                <w:szCs w:val="24"/>
-                <w:lang w:val="en-US"/>
-              </w:rPr>
-              <w:t>087</w:t>
+                <w:rFonts w:eastAsia="Aptos" w:cs=""/>
+                <w:kern w:val="2"/>
+                <w:sz w:val="24"/>
+                <w:szCs w:val="24"/>
+                <w:lang w:val="en-US" w:eastAsia="en-US" w:bidi="ar-SA"/>
+              </w:rPr>
+              <w:t>3 087</w:t>
             </w:r>
           </w:p>
         </w:tc>
         <w:tc>
           <w:tcPr>
             <w:tcW w:w="1804" w:type="dxa"/>
+            <w:tcBorders/>
           </w:tcPr>
           <w:p>
             <w:pPr>
+              <w:pStyle w:val="Normal"/>
+              <w:widowControl/>
+              <w:spacing w:lineRule="auto" w:line="240" w:before="0" w:after="0"/>
+              <w:jc w:val="start"/>
               <w:rPr>
                 <w:sz w:val="24"/>
                 <w:szCs w:val="24"/>
@@ -1990,19 +2009,13 @@
             </w:pPr>
             <w:r>
               <w:rPr>
-                <w:sz w:val="24"/>
-                <w:szCs w:val="24"/>
-                <w:lang w:val="en-US"/>
-              </w:rPr>
-              <w:t>4</w:t>
-            </w:r>
-            <w:r>
-              <w:rPr>
-                <w:sz w:val="24"/>
-                <w:szCs w:val="24"/>
-                <w:lang w:val="en-US"/>
-              </w:rPr>
-              <w:t>8 042</w:t>
+                <w:rFonts w:eastAsia="Aptos" w:cs=""/>
+                <w:kern w:val="2"/>
+                <w:sz w:val="24"/>
+                <w:szCs w:val="24"/>
+                <w:lang w:val="en-US" w:eastAsia="en-US" w:bidi="ar-SA"/>
+              </w:rPr>
+              <w:t>48 042</w:t>
             </w:r>
           </w:p>
         </w:tc>
@@ -2010,55 +2023,58 @@
     </w:tbl>
     <w:p>
       <w:pPr>
-        <w:rPr>
-          <w:b/>
-          <w:bCs/>
-          <w:sz w:val="28"/>
-          <w:szCs w:val="28"/>
-          <w:lang w:val="en-US"/>
-        </w:rPr>
-      </w:pPr>
-    </w:p>
-    <w:p>
-      <w:pPr>
-        <w:rPr>
-          <w:b/>
-          <w:bCs/>
-          <w:sz w:val="28"/>
-          <w:szCs w:val="28"/>
-          <w:lang w:val="en-US"/>
-        </w:rPr>
-      </w:pPr>
-      <w:r>
-        <w:rPr>
-          <w:b/>
-          <w:bCs/>
-          <w:noProof/>
-          <w:sz w:val="28"/>
-          <w:szCs w:val="28"/>
-          <w:lang w:val="en-US"/>
-        </w:rPr>
+        <w:pStyle w:val="Normal"/>
+        <w:rPr>
+          <w:b/>
+          <w:bCs/>
+          <w:sz w:val="28"/>
+          <w:szCs w:val="28"/>
+          <w:lang w:val="en-US"/>
+        </w:rPr>
+      </w:pPr>
+      <w:r>
+        <w:rPr>
+          <w:b/>
+          <w:bCs/>
+          <w:sz w:val="28"/>
+          <w:szCs w:val="28"/>
+          <w:lang w:val="en-US"/>
+        </w:rPr>
+      </w:r>
+    </w:p>
+    <w:p>
+      <w:pPr>
+        <w:pStyle w:val="Normal"/>
+        <w:rPr>
+          <w:b/>
+          <w:bCs/>
+          <w:sz w:val="28"/>
+          <w:szCs w:val="28"/>
+          <w:lang w:val="en-US"/>
+        </w:rPr>
+      </w:pPr>
+      <w:r>
         <w:drawing>
-          <wp:anchor distT="0" distB="0" distL="114300" distR="114300" simplePos="0" relativeHeight="251665408" behindDoc="1" locked="0" layoutInCell="1" allowOverlap="1" wp14:anchorId="2AF73F03" wp14:editId="7F64CCA1">
+          <wp:anchor distT="0" distB="0" distL="114300" distR="114300" simplePos="0" relativeHeight="9" behindDoc="0" locked="0" layoutInCell="0" allowOverlap="1">
             <wp:simplePos x="0" y="0"/>
             <wp:positionH relativeFrom="margin">
-              <wp:posOffset>2944672</wp:posOffset>
+              <wp:posOffset>2944495</wp:posOffset>
             </wp:positionH>
             <wp:positionV relativeFrom="paragraph">
-              <wp:posOffset>547518</wp:posOffset>
+              <wp:posOffset>547370</wp:posOffset>
             </wp:positionV>
             <wp:extent cx="3576320" cy="2764155"/>
-            <wp:effectExtent l="0" t="0" r="5080" b="0"/>
+            <wp:effectExtent l="0" t="0" r="0" b="0"/>
             <wp:wrapTight wrapText="bothSides">
               <wp:wrapPolygon edited="0">
-                <wp:start x="0" y="0"/>
-                <wp:lineTo x="0" y="21436"/>
-                <wp:lineTo x="21516" y="21436"/>
-                <wp:lineTo x="21516" y="0"/>
-                <wp:lineTo x="0" y="0"/>
+                <wp:start x="-1" y="0"/>
+                <wp:lineTo x="-1" y="21435"/>
+                <wp:lineTo x="21514" y="21435"/>
+                <wp:lineTo x="21514" y="0"/>
+                <wp:lineTo x="-1" y="0"/>
               </wp:wrapPolygon>
             </wp:wrapTight>
-            <wp:docPr id="1482730357" name="Picture 1"/>
+            <wp:docPr id="7" name="Image7"/>
             <wp:cNvGraphicFramePr>
               <a:graphicFrameLocks xmlns:a="http://schemas.openxmlformats.org/drawingml/2006/main" noChangeAspect="1"/>
             </wp:cNvGraphicFramePr>
@@ -2066,22 +2082,18 @@
               <a:graphicData uri="http://schemas.openxmlformats.org/drawingml/2006/picture">
                 <pic:pic xmlns:pic="http://schemas.openxmlformats.org/drawingml/2006/picture">
                   <pic:nvPicPr>
-                    <pic:cNvPr id="1482730357" name=""/>
-                    <pic:cNvPicPr/>
+                    <pic:cNvPr id="7" name="Image7"/>
+                    <pic:cNvPicPr>
+                      <a:picLocks noChangeAspect="1" noChangeArrowheads="1"/>
+                    </pic:cNvPicPr>
                   </pic:nvPicPr>
                   <pic:blipFill>
-                    <a:blip r:embed="rId11">
-                      <a:extLst>
-                        <a:ext uri="{28A0092B-C50C-407E-A947-70E740481C1C}">
-                          <a14:useLocalDpi xmlns:a14="http://schemas.microsoft.com/office/drawing/2010/main" val="0"/>
-                        </a:ext>
-                      </a:extLst>
-                    </a:blip>
+                    <a:blip r:embed="rId8"/>
                     <a:stretch>
                       <a:fillRect/>
                     </a:stretch>
                   </pic:blipFill>
-                  <pic:spPr>
+                  <pic:spPr bwMode="auto">
                     <a:xfrm>
                       <a:off x="0" y="0"/>
                       <a:ext cx="3576320" cy="2764155"/>
@@ -2089,16 +2101,11 @@
                     <a:prstGeom prst="rect">
                       <a:avLst/>
                     </a:prstGeom>
+                    <a:noFill/>
                   </pic:spPr>
                 </pic:pic>
               </a:graphicData>
             </a:graphic>
-            <wp14:sizeRelH relativeFrom="margin">
-              <wp14:pctWidth>0</wp14:pctWidth>
-            </wp14:sizeRelH>
-            <wp14:sizeRelV relativeFrom="margin">
-              <wp14:pctHeight>0</wp14:pctHeight>
-            </wp14:sizeRelV>
           </wp:anchor>
         </w:drawing>
       </w:r>
@@ -2115,25 +2122,25 @@
     </w:p>
     <w:p>
       <w:pPr>
-        <w:rPr>
-          <w:b/>
-          <w:bCs/>
-          <w:sz w:val="28"/>
-          <w:szCs w:val="28"/>
-          <w:lang w:val="en-US"/>
-        </w:rPr>
-      </w:pPr>
-      <w:r>
-        <w:rPr>
-          <w:b/>
-          <w:bCs/>
-          <w:noProof/>
+        <w:pStyle w:val="Normal"/>
+        <w:rPr>
+          <w:b/>
+          <w:bCs/>
+          <w:sz w:val="28"/>
+          <w:szCs w:val="28"/>
+          <w:lang w:val="en-US"/>
+        </w:rPr>
+      </w:pPr>
+      <w:r>
+        <w:rPr>
+          <w:b/>
+          <w:bCs/>
           <w:sz w:val="28"/>
           <w:szCs w:val="28"/>
           <w:lang w:val="en-US"/>
         </w:rPr>
         <w:drawing>
-          <wp:anchor distT="0" distB="0" distL="114300" distR="114300" simplePos="0" relativeHeight="251664384" behindDoc="1" locked="0" layoutInCell="1" allowOverlap="1" wp14:anchorId="2BAF9F71" wp14:editId="55FB23E9">
+          <wp:anchor distT="0" distB="0" distL="114300" distR="114300" simplePos="0" relativeHeight="8" behindDoc="0" locked="0" layoutInCell="0" allowOverlap="1">
             <wp:simplePos x="0" y="0"/>
             <wp:positionH relativeFrom="column">
               <wp:posOffset>-669925</wp:posOffset>
@@ -2142,17 +2149,17 @@
               <wp:posOffset>137160</wp:posOffset>
             </wp:positionV>
             <wp:extent cx="3712210" cy="2795905"/>
-            <wp:effectExtent l="0" t="0" r="2540" b="4445"/>
+            <wp:effectExtent l="0" t="0" r="0" b="0"/>
             <wp:wrapTight wrapText="bothSides">
               <wp:wrapPolygon edited="0">
-                <wp:start x="0" y="0"/>
-                <wp:lineTo x="0" y="21487"/>
-                <wp:lineTo x="21504" y="21487"/>
-                <wp:lineTo x="21504" y="0"/>
-                <wp:lineTo x="0" y="0"/>
+                <wp:start x="-1" y="0"/>
+                <wp:lineTo x="-1" y="21487"/>
+                <wp:lineTo x="21503" y="21487"/>
+                <wp:lineTo x="21503" y="0"/>
+                <wp:lineTo x="-1" y="0"/>
               </wp:wrapPolygon>
             </wp:wrapTight>
-            <wp:docPr id="193355353" name="Picture 1"/>
+            <wp:docPr id="8" name="Image8"/>
             <wp:cNvGraphicFramePr>
               <a:graphicFrameLocks xmlns:a="http://schemas.openxmlformats.org/drawingml/2006/main" noChangeAspect="1"/>
             </wp:cNvGraphicFramePr>
@@ -2160,22 +2167,18 @@
               <a:graphicData uri="http://schemas.openxmlformats.org/drawingml/2006/picture">
                 <pic:pic xmlns:pic="http://schemas.openxmlformats.org/drawingml/2006/picture">
                   <pic:nvPicPr>
-                    <pic:cNvPr id="193355353" name=""/>
-                    <pic:cNvPicPr/>
+                    <pic:cNvPr id="8" name="Image8"/>
+                    <pic:cNvPicPr>
+                      <a:picLocks noChangeAspect="1" noChangeArrowheads="1"/>
+                    </pic:cNvPicPr>
                   </pic:nvPicPr>
                   <pic:blipFill>
-                    <a:blip r:embed="rId12">
-                      <a:extLst>
-                        <a:ext uri="{28A0092B-C50C-407E-A947-70E740481C1C}">
-                          <a14:useLocalDpi xmlns:a14="http://schemas.microsoft.com/office/drawing/2010/main" val="0"/>
-                        </a:ext>
-                      </a:extLst>
-                    </a:blip>
+                    <a:blip r:embed="rId9"/>
                     <a:stretch>
                       <a:fillRect/>
                     </a:stretch>
                   </pic:blipFill>
-                  <pic:spPr>
+                  <pic:spPr bwMode="auto">
                     <a:xfrm>
                       <a:off x="0" y="0"/>
                       <a:ext cx="3712210" cy="2795905"/>
@@ -2183,16 +2186,11 @@
                     <a:prstGeom prst="rect">
                       <a:avLst/>
                     </a:prstGeom>
+                    <a:noFill/>
                   </pic:spPr>
                 </pic:pic>
               </a:graphicData>
             </a:graphic>
-            <wp14:sizeRelH relativeFrom="margin">
-              <wp14:pctWidth>0</wp14:pctWidth>
-            </wp14:sizeRelH>
-            <wp14:sizeRelV relativeFrom="margin">
-              <wp14:pctHeight>0</wp14:pctHeight>
-            </wp14:sizeRelV>
           </wp:anchor>
         </w:drawing>
       </w:r>
@@ -2200,8 +2198,17 @@
     <w:tbl>
       <w:tblPr>
         <w:tblStyle w:val="TableGrid"/>
-        <w:tblW w:w="0" w:type="auto"/>
-        <w:tblLook w:val="04A0" w:firstRow="1" w:lastRow="0" w:firstColumn="1" w:lastColumn="0" w:noHBand="0" w:noVBand="1"/>
+        <w:tblW w:w="9016" w:type="dxa"/>
+        <w:jc w:val="start"/>
+        <w:tblInd w:w="0" w:type="dxa"/>
+        <w:tblLayout w:type="fixed"/>
+        <w:tblCellMar>
+          <w:top w:w="0" w:type="dxa"/>
+          <w:start w:w="108" w:type="dxa"/>
+          <w:bottom w:w="0" w:type="dxa"/>
+          <w:end w:w="108" w:type="dxa"/>
+        </w:tblCellMar>
+        <w:tblLook w:val="04a0" w:noHBand="0" w:noVBand="1" w:firstColumn="1" w:lastRow="0" w:lastColumn="0" w:firstRow="1"/>
       </w:tblPr>
       <w:tblGrid>
         <w:gridCol w:w="1803"/>
@@ -2211,12 +2218,18 @@
         <w:gridCol w:w="1804"/>
       </w:tblGrid>
       <w:tr>
+        <w:trPr/>
         <w:tc>
           <w:tcPr>
             <w:tcW w:w="1803" w:type="dxa"/>
+            <w:tcBorders/>
           </w:tcPr>
           <w:p>
             <w:pPr>
+              <w:pStyle w:val="Normal"/>
+              <w:widowControl/>
+              <w:spacing w:lineRule="auto" w:line="240" w:before="0" w:after="0"/>
+              <w:jc w:val="start"/>
               <w:rPr>
                 <w:sz w:val="24"/>
                 <w:szCs w:val="24"/>
@@ -2225,28 +2238,27 @@
             </w:pPr>
             <w:r>
               <w:rPr>
-                <w:sz w:val="24"/>
-                <w:szCs w:val="24"/>
-                <w:lang w:val="en-US"/>
-              </w:rPr>
-              <w:t>Saudia Arabi</w:t>
-            </w:r>
-            <w:r>
-              <w:rPr>
-                <w:sz w:val="24"/>
-                <w:szCs w:val="24"/>
-                <w:lang w:val="en-US"/>
-              </w:rPr>
-              <w:t>a</w:t>
+                <w:rFonts w:eastAsia="Aptos" w:cs=""/>
+                <w:kern w:val="2"/>
+                <w:sz w:val="24"/>
+                <w:szCs w:val="24"/>
+                <w:lang w:val="en-US" w:eastAsia="en-US" w:bidi="ar-SA"/>
+              </w:rPr>
+              <w:t>Saudia Arabia</w:t>
             </w:r>
           </w:p>
         </w:tc>
         <w:tc>
           <w:tcPr>
             <w:tcW w:w="1803" w:type="dxa"/>
+            <w:tcBorders/>
           </w:tcPr>
           <w:p>
             <w:pPr>
+              <w:pStyle w:val="Normal"/>
+              <w:widowControl/>
+              <w:spacing w:lineRule="auto" w:line="240" w:before="0" w:after="0"/>
+              <w:jc w:val="start"/>
               <w:rPr>
                 <w:sz w:val="24"/>
                 <w:szCs w:val="24"/>
@@ -2255,9 +2267,11 @@
             </w:pPr>
             <w:r>
               <w:rPr>
-                <w:sz w:val="24"/>
-                <w:szCs w:val="24"/>
-                <w:lang w:val="en-US"/>
+                <w:rFonts w:eastAsia="Aptos" w:cs=""/>
+                <w:kern w:val="2"/>
+                <w:sz w:val="24"/>
+                <w:szCs w:val="24"/>
+                <w:lang w:val="en-US" w:eastAsia="en-US" w:bidi="ar-SA"/>
               </w:rPr>
               <w:t>Venezuela</w:t>
             </w:r>
@@ -2266,9 +2280,14 @@
         <w:tc>
           <w:tcPr>
             <w:tcW w:w="1803" w:type="dxa"/>
+            <w:tcBorders/>
           </w:tcPr>
           <w:p>
             <w:pPr>
+              <w:pStyle w:val="Normal"/>
+              <w:widowControl/>
+              <w:spacing w:lineRule="auto" w:line="240" w:before="0" w:after="0"/>
+              <w:jc w:val="start"/>
               <w:rPr>
                 <w:sz w:val="24"/>
                 <w:szCs w:val="24"/>
@@ -2277,9 +2296,11 @@
             </w:pPr>
             <w:r>
               <w:rPr>
-                <w:sz w:val="24"/>
-                <w:szCs w:val="24"/>
-                <w:lang w:val="en-US"/>
+                <w:rFonts w:eastAsia="Aptos" w:cs=""/>
+                <w:kern w:val="2"/>
+                <w:sz w:val="24"/>
+                <w:szCs w:val="24"/>
+                <w:lang w:val="en-US" w:eastAsia="en-US" w:bidi="ar-SA"/>
               </w:rPr>
               <w:t>UAE</w:t>
             </w:r>
@@ -2288,9 +2309,14 @@
         <w:tc>
           <w:tcPr>
             <w:tcW w:w="1803" w:type="dxa"/>
+            <w:tcBorders/>
           </w:tcPr>
           <w:p>
             <w:pPr>
+              <w:pStyle w:val="Normal"/>
+              <w:widowControl/>
+              <w:spacing w:lineRule="auto" w:line="240" w:before="0" w:after="0"/>
+              <w:jc w:val="start"/>
               <w:rPr>
                 <w:sz w:val="24"/>
                 <w:szCs w:val="24"/>
@@ -2299,9 +2325,11 @@
             </w:pPr>
             <w:r>
               <w:rPr>
-                <w:sz w:val="24"/>
-                <w:szCs w:val="24"/>
-                <w:lang w:val="en-US"/>
+                <w:rFonts w:eastAsia="Aptos" w:cs=""/>
+                <w:kern w:val="2"/>
+                <w:sz w:val="24"/>
+                <w:szCs w:val="24"/>
+                <w:lang w:val="en-US" w:eastAsia="en-US" w:bidi="ar-SA"/>
               </w:rPr>
               <w:t xml:space="preserve">Nigeria </w:t>
             </w:r>
@@ -2310,9 +2338,14 @@
         <w:tc>
           <w:tcPr>
             <w:tcW w:w="1804" w:type="dxa"/>
+            <w:tcBorders/>
           </w:tcPr>
           <w:p>
             <w:pPr>
+              <w:pStyle w:val="Normal"/>
+              <w:widowControl/>
+              <w:spacing w:lineRule="auto" w:line="240" w:before="0" w:after="0"/>
+              <w:jc w:val="start"/>
               <w:rPr>
                 <w:sz w:val="24"/>
                 <w:szCs w:val="24"/>
@@ -2321,9 +2354,11 @@
             </w:pPr>
             <w:r>
               <w:rPr>
-                <w:sz w:val="24"/>
-                <w:szCs w:val="24"/>
-                <w:lang w:val="en-US"/>
+                <w:rFonts w:eastAsia="Aptos" w:cs=""/>
+                <w:kern w:val="2"/>
+                <w:sz w:val="24"/>
+                <w:szCs w:val="24"/>
+                <w:lang w:val="en-US" w:eastAsia="en-US" w:bidi="ar-SA"/>
               </w:rPr>
               <w:t>Total</w:t>
             </w:r>
@@ -2331,12 +2366,18 @@
         </w:tc>
       </w:tr>
       <w:tr>
+        <w:trPr/>
         <w:tc>
           <w:tcPr>
             <w:tcW w:w="1803" w:type="dxa"/>
+            <w:tcBorders/>
           </w:tcPr>
           <w:p>
             <w:pPr>
+              <w:pStyle w:val="Normal"/>
+              <w:widowControl/>
+              <w:spacing w:lineRule="auto" w:line="240" w:before="0" w:after="0"/>
+              <w:jc w:val="start"/>
               <w:rPr>
                 <w:sz w:val="24"/>
                 <w:szCs w:val="24"/>
@@ -2345,9 +2386,11 @@
             </w:pPr>
             <w:r>
               <w:rPr>
-                <w:sz w:val="24"/>
-                <w:szCs w:val="24"/>
-                <w:lang w:val="en-US"/>
+                <w:rFonts w:eastAsia="Aptos" w:cs=""/>
+                <w:kern w:val="2"/>
+                <w:sz w:val="24"/>
+                <w:szCs w:val="24"/>
+                <w:lang w:val="en-US" w:eastAsia="en-US" w:bidi="ar-SA"/>
               </w:rPr>
               <w:t>19 439</w:t>
             </w:r>
@@ -2356,9 +2399,14 @@
         <w:tc>
           <w:tcPr>
             <w:tcW w:w="1803" w:type="dxa"/>
+            <w:tcBorders/>
           </w:tcPr>
           <w:p>
             <w:pPr>
+              <w:pStyle w:val="Normal"/>
+              <w:widowControl/>
+              <w:spacing w:lineRule="auto" w:line="240" w:before="0" w:after="0"/>
+              <w:jc w:val="start"/>
               <w:rPr>
                 <w:sz w:val="24"/>
                 <w:szCs w:val="24"/>
@@ -2367,9 +2415,11 @@
             </w:pPr>
             <w:r>
               <w:rPr>
-                <w:sz w:val="24"/>
-                <w:szCs w:val="24"/>
-                <w:lang w:val="en-US"/>
+                <w:rFonts w:eastAsia="Aptos" w:cs=""/>
+                <w:kern w:val="2"/>
+                <w:sz w:val="24"/>
+                <w:szCs w:val="24"/>
+                <w:lang w:val="en-US" w:eastAsia="en-US" w:bidi="ar-SA"/>
               </w:rPr>
               <w:t>264</w:t>
             </w:r>
@@ -2378,9 +2428,14 @@
         <w:tc>
           <w:tcPr>
             <w:tcW w:w="1803" w:type="dxa"/>
+            <w:tcBorders/>
           </w:tcPr>
           <w:p>
             <w:pPr>
+              <w:pStyle w:val="Normal"/>
+              <w:widowControl/>
+              <w:spacing w:lineRule="auto" w:line="240" w:before="0" w:after="0"/>
+              <w:jc w:val="start"/>
               <w:rPr>
                 <w:sz w:val="24"/>
                 <w:szCs w:val="24"/>
@@ -2389,9 +2444,11 @@
             </w:pPr>
             <w:r>
               <w:rPr>
-                <w:sz w:val="24"/>
-                <w:szCs w:val="24"/>
-                <w:lang w:val="en-US"/>
+                <w:rFonts w:eastAsia="Aptos" w:cs=""/>
+                <w:kern w:val="2"/>
+                <w:sz w:val="24"/>
+                <w:szCs w:val="24"/>
+                <w:lang w:val="en-US" w:eastAsia="en-US" w:bidi="ar-SA"/>
               </w:rPr>
               <w:t>5 715</w:t>
             </w:r>
@@ -2400,9 +2457,14 @@
         <w:tc>
           <w:tcPr>
             <w:tcW w:w="1803" w:type="dxa"/>
+            <w:tcBorders/>
           </w:tcPr>
           <w:p>
             <w:pPr>
+              <w:pStyle w:val="Normal"/>
+              <w:widowControl/>
+              <w:spacing w:lineRule="auto" w:line="240" w:before="0" w:after="0"/>
+              <w:jc w:val="start"/>
               <w:rPr>
                 <w:sz w:val="24"/>
                 <w:szCs w:val="24"/>
@@ -2411,9 +2473,11 @@
             </w:pPr>
             <w:r>
               <w:rPr>
-                <w:sz w:val="24"/>
-                <w:szCs w:val="24"/>
-                <w:lang w:val="en-US"/>
+                <w:rFonts w:eastAsia="Aptos" w:cs=""/>
+                <w:kern w:val="2"/>
+                <w:sz w:val="24"/>
+                <w:szCs w:val="24"/>
+                <w:lang w:val="en-US" w:eastAsia="en-US" w:bidi="ar-SA"/>
               </w:rPr>
               <w:t>739</w:t>
             </w:r>
@@ -2422,9 +2486,14 @@
         <w:tc>
           <w:tcPr>
             <w:tcW w:w="1804" w:type="dxa"/>
+            <w:tcBorders/>
           </w:tcPr>
           <w:p>
             <w:pPr>
+              <w:pStyle w:val="Normal"/>
+              <w:widowControl/>
+              <w:spacing w:lineRule="auto" w:line="240" w:before="0" w:after="0"/>
+              <w:jc w:val="start"/>
               <w:rPr>
                 <w:sz w:val="24"/>
                 <w:szCs w:val="24"/>
@@ -2433,9 +2502,11 @@
             </w:pPr>
             <w:r>
               <w:rPr>
-                <w:sz w:val="24"/>
-                <w:szCs w:val="24"/>
-                <w:lang w:val="en-US"/>
+                <w:rFonts w:eastAsia="Aptos" w:cs=""/>
+                <w:kern w:val="2"/>
+                <w:sz w:val="24"/>
+                <w:szCs w:val="24"/>
+                <w:lang w:val="en-US" w:eastAsia="en-US" w:bidi="ar-SA"/>
               </w:rPr>
               <w:t>26 158</w:t>
             </w:r>
@@ -2445,50 +2516,342 @@
     </w:tbl>
     <w:p>
       <w:pPr>
-        <w:rPr>
-          <w:b/>
-          <w:bCs/>
-          <w:sz w:val="28"/>
-          <w:szCs w:val="28"/>
-          <w:lang w:val="en-US"/>
-        </w:rPr>
-      </w:pPr>
-    </w:p>
-    <w:p>
-      <w:pPr>
-        <w:rPr>
-          <w:b/>
-          <w:bCs/>
-          <w:sz w:val="28"/>
-          <w:szCs w:val="28"/>
-          <w:lang w:val="en-US"/>
-        </w:rPr>
-      </w:pPr>
-    </w:p>
-    <w:p>
-      <w:pPr>
-        <w:rPr>
-          <w:b/>
-          <w:bCs/>
-          <w:sz w:val="28"/>
-          <w:szCs w:val="28"/>
-          <w:lang w:val="en-US"/>
-        </w:rPr>
-      </w:pPr>
-      <w:r>
-        <w:rPr>
-          <w:b/>
-          <w:bCs/>
-          <w:sz w:val="28"/>
-          <w:szCs w:val="28"/>
-          <w:lang w:val="en-US"/>
-        </w:rPr>
-        <w:lastRenderedPageBreak/>
+        <w:pStyle w:val="Normal"/>
+        <w:rPr>
+          <w:b/>
+          <w:bCs/>
+          <w:sz w:val="28"/>
+          <w:szCs w:val="28"/>
+          <w:lang w:val="en-US"/>
+        </w:rPr>
+      </w:pPr>
+      <w:r>
+        <w:rPr>
+          <w:b/>
+          <w:bCs/>
+          <w:sz w:val="28"/>
+          <w:szCs w:val="28"/>
+          <w:lang w:val="en-US"/>
+        </w:rPr>
+      </w:r>
+    </w:p>
+    <w:p>
+      <w:pPr>
+        <w:pStyle w:val="Normal"/>
+        <w:rPr>
+          <w:b/>
+          <w:bCs/>
+          <w:sz w:val="28"/>
+          <w:szCs w:val="28"/>
+          <w:lang w:val="en-US"/>
+        </w:rPr>
+      </w:pPr>
+      <w:r>
+        <w:rPr>
+          <w:b/>
+          <w:bCs/>
+          <w:sz w:val="28"/>
+          <w:szCs w:val="28"/>
+          <w:lang w:val="en-US"/>
+        </w:rPr>
+        <w:t>Revenues with a market drop</w:t>
+        <w:tab/>
+      </w:r>
+    </w:p>
+    <w:p>
+      <w:pPr>
+        <w:pStyle w:val="Normal"/>
+        <w:rPr>
+          <w:b/>
+          <w:bCs/>
+          <w:sz w:val="28"/>
+          <w:szCs w:val="28"/>
+          <w:lang w:val="en-US"/>
+        </w:rPr>
+      </w:pPr>
+      <w:r>
+        <w:rPr>
+          <w:b/>
+          <w:bCs/>
+          <w:sz w:val="28"/>
+          <w:szCs w:val="28"/>
+          <w:lang w:val="en-US"/>
+        </w:rPr>
+        <w:drawing>
+          <wp:anchor distT="0" distB="0" distL="0" distR="0" simplePos="0" relativeHeight="10" behindDoc="0" locked="0" layoutInCell="0" allowOverlap="1">
+            <wp:simplePos x="0" y="0"/>
+            <wp:positionH relativeFrom="column">
+              <wp:posOffset>-45720</wp:posOffset>
+            </wp:positionH>
+            <wp:positionV relativeFrom="paragraph">
+              <wp:posOffset>-28575</wp:posOffset>
+            </wp:positionV>
+            <wp:extent cx="3048000" cy="2286000"/>
+            <wp:effectExtent l="0" t="0" r="0" b="0"/>
+            <wp:wrapTopAndBottom/>
+            <wp:docPr id="9" name="Image9"/>
+            <wp:cNvGraphicFramePr>
+              <a:graphicFrameLocks xmlns:a="http://schemas.openxmlformats.org/drawingml/2006/main" noChangeAspect="1"/>
+            </wp:cNvGraphicFramePr>
+            <a:graphic xmlns:a="http://schemas.openxmlformats.org/drawingml/2006/main">
+              <a:graphicData uri="http://schemas.openxmlformats.org/drawingml/2006/picture">
+                <pic:pic xmlns:pic="http://schemas.openxmlformats.org/drawingml/2006/picture">
+                  <pic:nvPicPr>
+                    <pic:cNvPr id="9" name="Image9"/>
+                    <pic:cNvPicPr>
+                      <a:picLocks noChangeAspect="1" noChangeArrowheads="1"/>
+                    </pic:cNvPicPr>
+                  </pic:nvPicPr>
+                  <pic:blipFill>
+                    <a:blip r:embed="rId10"/>
+                    <a:stretch>
+                      <a:fillRect/>
+                    </a:stretch>
+                  </pic:blipFill>
+                  <pic:spPr bwMode="auto">
+                    <a:xfrm>
+                      <a:off x="0" y="0"/>
+                      <a:ext cx="3048000" cy="2286000"/>
+                    </a:xfrm>
+                    <a:prstGeom prst="rect">
+                      <a:avLst/>
+                    </a:prstGeom>
+                    <a:noFill/>
+                  </pic:spPr>
+                </pic:pic>
+              </a:graphicData>
+            </a:graphic>
+          </wp:anchor>
+        </w:drawing>
+        <w:drawing>
+          <wp:anchor distT="0" distB="0" distL="0" distR="0" simplePos="0" relativeHeight="12" behindDoc="0" locked="0" layoutInCell="0" allowOverlap="1">
+            <wp:simplePos x="0" y="0"/>
+            <wp:positionH relativeFrom="column">
+              <wp:posOffset>3303905</wp:posOffset>
+            </wp:positionH>
+            <wp:positionV relativeFrom="paragraph">
+              <wp:posOffset>12700</wp:posOffset>
+            </wp:positionV>
+            <wp:extent cx="3048000" cy="2286000"/>
+            <wp:effectExtent l="0" t="0" r="0" b="0"/>
+            <wp:wrapSquare wrapText="largest"/>
+            <wp:docPr id="10" name="Image10"/>
+            <wp:cNvGraphicFramePr>
+              <a:graphicFrameLocks xmlns:a="http://schemas.openxmlformats.org/drawingml/2006/main" noChangeAspect="1"/>
+            </wp:cNvGraphicFramePr>
+            <a:graphic xmlns:a="http://schemas.openxmlformats.org/drawingml/2006/main">
+              <a:graphicData uri="http://schemas.openxmlformats.org/drawingml/2006/picture">
+                <pic:pic xmlns:pic="http://schemas.openxmlformats.org/drawingml/2006/picture">
+                  <pic:nvPicPr>
+                    <pic:cNvPr id="10" name="Image10"/>
+                    <pic:cNvPicPr>
+                      <a:picLocks noChangeAspect="1" noChangeArrowheads="1"/>
+                    </pic:cNvPicPr>
+                  </pic:nvPicPr>
+                  <pic:blipFill>
+                    <a:blip r:embed="rId11"/>
+                    <a:stretch>
+                      <a:fillRect/>
+                    </a:stretch>
+                  </pic:blipFill>
+                  <pic:spPr bwMode="auto">
+                    <a:xfrm>
+                      <a:off x="0" y="0"/>
+                      <a:ext cx="3048000" cy="2286000"/>
+                    </a:xfrm>
+                    <a:prstGeom prst="rect">
+                      <a:avLst/>
+                    </a:prstGeom>
+                    <a:noFill/>
+                  </pic:spPr>
+                </pic:pic>
+              </a:graphicData>
+            </a:graphic>
+          </wp:anchor>
+        </w:drawing>
+      </w:r>
+    </w:p>
+    <w:p>
+      <w:pPr>
+        <w:pStyle w:val="Normal"/>
+        <w:rPr>
+          <w:b/>
+          <w:bCs/>
+          <w:sz w:val="28"/>
+          <w:szCs w:val="28"/>
+          <w:lang w:val="en-US"/>
+        </w:rPr>
+      </w:pPr>
+      <w:r>
+        <w:rPr>
+          <w:b/>
+          <w:bCs/>
+          <w:sz w:val="28"/>
+          <w:szCs w:val="28"/>
+          <w:lang w:val="en-US"/>
+        </w:rPr>
+        <w:t>Revenues without a market drop</w:t>
+      </w:r>
+    </w:p>
+    <w:p>
+      <w:pPr>
+        <w:pStyle w:val="Normal"/>
+        <w:rPr>
+          <w:b/>
+          <w:bCs/>
+          <w:sz w:val="28"/>
+          <w:szCs w:val="28"/>
+          <w:lang w:val="en-US"/>
+        </w:rPr>
+      </w:pPr>
+      <w:r>
+        <w:rPr>
+          <w:b/>
+          <w:bCs/>
+          <w:sz w:val="28"/>
+          <w:szCs w:val="28"/>
+          <w:lang w:val="en-US"/>
+        </w:rPr>
+        <w:drawing>
+          <wp:anchor distT="0" distB="0" distL="0" distR="0" simplePos="0" relativeHeight="11" behindDoc="0" locked="0" layoutInCell="0" allowOverlap="1">
+            <wp:simplePos x="0" y="0"/>
+            <wp:positionH relativeFrom="column">
+              <wp:posOffset>52705</wp:posOffset>
+            </wp:positionH>
+            <wp:positionV relativeFrom="paragraph">
+              <wp:posOffset>101600</wp:posOffset>
+            </wp:positionV>
+            <wp:extent cx="3048000" cy="2286000"/>
+            <wp:effectExtent l="0" t="0" r="0" b="0"/>
+            <wp:wrapTopAndBottom/>
+            <wp:docPr id="11" name="Image1"/>
+            <wp:cNvGraphicFramePr>
+              <a:graphicFrameLocks xmlns:a="http://schemas.openxmlformats.org/drawingml/2006/main" noChangeAspect="1"/>
+            </wp:cNvGraphicFramePr>
+            <a:graphic xmlns:a="http://schemas.openxmlformats.org/drawingml/2006/main">
+              <a:graphicData uri="http://schemas.openxmlformats.org/drawingml/2006/picture">
+                <pic:pic xmlns:pic="http://schemas.openxmlformats.org/drawingml/2006/picture">
+                  <pic:nvPicPr>
+                    <pic:cNvPr id="11" name="Image1"/>
+                    <pic:cNvPicPr>
+                      <a:picLocks noChangeAspect="1" noChangeArrowheads="1"/>
+                    </pic:cNvPicPr>
+                  </pic:nvPicPr>
+                  <pic:blipFill>
+                    <a:blip r:embed="rId12"/>
+                    <a:stretch>
+                      <a:fillRect/>
+                    </a:stretch>
+                  </pic:blipFill>
+                  <pic:spPr bwMode="auto">
+                    <a:xfrm>
+                      <a:off x="0" y="0"/>
+                      <a:ext cx="3048000" cy="2286000"/>
+                    </a:xfrm>
+                    <a:prstGeom prst="rect">
+                      <a:avLst/>
+                    </a:prstGeom>
+                    <a:noFill/>
+                  </pic:spPr>
+                </pic:pic>
+              </a:graphicData>
+            </a:graphic>
+          </wp:anchor>
+        </w:drawing>
+        <w:drawing>
+          <wp:anchor distT="0" distB="0" distL="0" distR="0" simplePos="0" relativeHeight="13" behindDoc="0" locked="0" layoutInCell="0" allowOverlap="1">
+            <wp:simplePos x="0" y="0"/>
+            <wp:positionH relativeFrom="column">
+              <wp:posOffset>3418205</wp:posOffset>
+            </wp:positionH>
+            <wp:positionV relativeFrom="paragraph">
+              <wp:posOffset>-69850</wp:posOffset>
+            </wp:positionV>
+            <wp:extent cx="3048000" cy="2286000"/>
+            <wp:effectExtent l="0" t="0" r="0" b="0"/>
+            <wp:wrapSquare wrapText="largest"/>
+            <wp:docPr id="12" name="Image11"/>
+            <wp:cNvGraphicFramePr>
+              <a:graphicFrameLocks xmlns:a="http://schemas.openxmlformats.org/drawingml/2006/main" noChangeAspect="1"/>
+            </wp:cNvGraphicFramePr>
+            <a:graphic xmlns:a="http://schemas.openxmlformats.org/drawingml/2006/main">
+              <a:graphicData uri="http://schemas.openxmlformats.org/drawingml/2006/picture">
+                <pic:pic xmlns:pic="http://schemas.openxmlformats.org/drawingml/2006/picture">
+                  <pic:nvPicPr>
+                    <pic:cNvPr id="12" name="Image11"/>
+                    <pic:cNvPicPr>
+                      <a:picLocks noChangeAspect="1" noChangeArrowheads="1"/>
+                    </pic:cNvPicPr>
+                  </pic:nvPicPr>
+                  <pic:blipFill>
+                    <a:blip r:embed="rId13"/>
+                    <a:stretch>
+                      <a:fillRect/>
+                    </a:stretch>
+                  </pic:blipFill>
+                  <pic:spPr bwMode="auto">
+                    <a:xfrm>
+                      <a:off x="0" y="0"/>
+                      <a:ext cx="3048000" cy="2286000"/>
+                    </a:xfrm>
+                    <a:prstGeom prst="rect">
+                      <a:avLst/>
+                    </a:prstGeom>
+                    <a:noFill/>
+                  </pic:spPr>
+                </pic:pic>
+              </a:graphicData>
+            </a:graphic>
+          </wp:anchor>
+        </w:drawing>
+      </w:r>
+    </w:p>
+    <w:p>
+      <w:pPr>
+        <w:pStyle w:val="Normal"/>
+        <w:rPr>
+          <w:b/>
+          <w:bCs/>
+          <w:sz w:val="28"/>
+          <w:szCs w:val="28"/>
+          <w:lang w:val="en-US"/>
+        </w:rPr>
+      </w:pPr>
+      <w:r>
+        <w:rPr>
+          <w:b/>
+          <w:bCs/>
+          <w:sz w:val="28"/>
+          <w:szCs w:val="28"/>
+          <w:lang w:val="en-US"/>
+        </w:rPr>
+      </w:r>
+    </w:p>
+    <w:p>
+      <w:pPr>
+        <w:pStyle w:val="Normal"/>
+        <w:rPr>
+          <w:b/>
+          <w:bCs/>
+          <w:sz w:val="28"/>
+          <w:szCs w:val="28"/>
+          <w:lang w:val="en-US"/>
+        </w:rPr>
+      </w:pPr>
+      <w:r>
+        <w:rPr>
+          <w:b/>
+          <w:bCs/>
+          <w:sz w:val="28"/>
+          <w:szCs w:val="28"/>
+          <w:lang w:val="en-US"/>
+        </w:rPr>
         <w:t>Source</w:t>
       </w:r>
     </w:p>
     <w:p>
       <w:pPr>
+        <w:pStyle w:val="Normal"/>
         <w:rPr>
           <w:sz w:val="24"/>
           <w:szCs w:val="24"/>
@@ -2506,15 +2869,16 @@
     </w:p>
     <w:p>
       <w:pPr>
-        <w:rPr>
-          <w:b/>
-          <w:bCs/>
-          <w:sz w:val="28"/>
-          <w:szCs w:val="28"/>
-          <w:lang w:val="en-US"/>
-        </w:rPr>
-      </w:pPr>
-      <w:hyperlink r:id="rId13" w:history="1">
+        <w:pStyle w:val="Normal"/>
+        <w:rPr>
+          <w:b/>
+          <w:bCs/>
+          <w:sz w:val="28"/>
+          <w:szCs w:val="28"/>
+          <w:lang w:val="en-US"/>
+        </w:rPr>
+      </w:pPr>
+      <w:hyperlink r:id="rId14">
         <w:r>
           <w:rPr>
             <w:rStyle w:val="Hyperlink"/>
@@ -2530,17 +2894,28 @@
     </w:p>
     <w:p>
       <w:pPr>
-        <w:rPr>
-          <w:b/>
-          <w:bCs/>
-          <w:sz w:val="28"/>
-          <w:szCs w:val="28"/>
-          <w:lang w:val="en-US"/>
-        </w:rPr>
-      </w:pPr>
-    </w:p>
-    <w:p>
-      <w:pPr>
+        <w:pStyle w:val="Normal"/>
+        <w:rPr>
+          <w:b/>
+          <w:bCs/>
+          <w:sz w:val="28"/>
+          <w:szCs w:val="28"/>
+          <w:lang w:val="en-US"/>
+        </w:rPr>
+      </w:pPr>
+      <w:r>
+        <w:rPr>
+          <w:b/>
+          <w:bCs/>
+          <w:sz w:val="28"/>
+          <w:szCs w:val="28"/>
+          <w:lang w:val="en-US"/>
+        </w:rPr>
+      </w:r>
+    </w:p>
+    <w:p>
+      <w:pPr>
+        <w:pStyle w:val="Normal"/>
         <w:rPr>
           <w:sz w:val="24"/>
           <w:szCs w:val="24"/>
@@ -2558,13 +2933,14 @@
     </w:p>
     <w:p>
       <w:pPr>
+        <w:pStyle w:val="Normal"/>
         <w:rPr>
           <w:sz w:val="24"/>
           <w:szCs w:val="24"/>
           <w:lang w:val="en-US"/>
         </w:rPr>
       </w:pPr>
-      <w:hyperlink r:id="rId14" w:history="1">
+      <w:hyperlink r:id="rId15">
         <w:r>
           <w:rPr>
             <w:rStyle w:val="Hyperlink"/>
@@ -2578,183 +2954,327 @@
     </w:p>
     <w:p>
       <w:pPr>
+        <w:pStyle w:val="Normal"/>
         <w:rPr>
           <w:sz w:val="24"/>
           <w:szCs w:val="24"/>
           <w:lang w:val="en-US"/>
         </w:rPr>
       </w:pPr>
-    </w:p>
-    <w:p>
-      <w:pPr>
-        <w:rPr>
-          <w:lang w:val="en-US"/>
-        </w:rPr>
-      </w:pPr>
-    </w:p>
-    <w:p>
-      <w:pPr>
-        <w:rPr>
-          <w:lang w:val="en-US"/>
-        </w:rPr>
-      </w:pPr>
-    </w:p>
-    <w:p>
-      <w:pPr>
-        <w:rPr>
-          <w:lang w:val="en-US"/>
-        </w:rPr>
-      </w:pPr>
-    </w:p>
-    <w:p>
-      <w:pPr>
-        <w:rPr>
-          <w:lang w:val="en-US"/>
-        </w:rPr>
-      </w:pPr>
-    </w:p>
-    <w:p>
-      <w:pPr>
-        <w:rPr>
-          <w:lang w:val="en-US"/>
-        </w:rPr>
-      </w:pPr>
-    </w:p>
-    <w:p>
-      <w:pPr>
-        <w:rPr>
-          <w:lang w:val="en-US"/>
-        </w:rPr>
-      </w:pPr>
-    </w:p>
-    <w:p>
-      <w:pPr>
-        <w:rPr>
-          <w:lang w:val="en-US"/>
-        </w:rPr>
-      </w:pPr>
-    </w:p>
-    <w:p>
-      <w:pPr>
-        <w:rPr>
-          <w:lang w:val="en-US"/>
-        </w:rPr>
-      </w:pPr>
-    </w:p>
-    <w:p>
-      <w:pPr>
-        <w:rPr>
-          <w:lang w:val="en-US"/>
-        </w:rPr>
-      </w:pPr>
-    </w:p>
-    <w:p>
-      <w:pPr>
-        <w:rPr>
-          <w:lang w:val="en-US"/>
-        </w:rPr>
-      </w:pPr>
-    </w:p>
-    <w:p>
-      <w:pPr>
-        <w:rPr>
-          <w:lang w:val="en-US"/>
-        </w:rPr>
-      </w:pPr>
-    </w:p>
-    <w:p>
-      <w:pPr>
-        <w:rPr>
-          <w:lang w:val="en-US"/>
-        </w:rPr>
-      </w:pPr>
-    </w:p>
-    <w:p>
-      <w:pPr>
-        <w:rPr>
-          <w:lang w:val="en-US"/>
-        </w:rPr>
-      </w:pPr>
-    </w:p>
-    <w:p>
-      <w:pPr>
-        <w:rPr>
-          <w:lang w:val="en-US"/>
-        </w:rPr>
-      </w:pPr>
-    </w:p>
-    <w:p>
-      <w:pPr>
-        <w:rPr>
-          <w:lang w:val="en-US"/>
-        </w:rPr>
-      </w:pPr>
-    </w:p>
-    <w:p>
-      <w:pPr>
-        <w:rPr>
-          <w:lang w:val="en-US"/>
-        </w:rPr>
-      </w:pPr>
-    </w:p>
-    <w:p>
-      <w:pPr>
-        <w:rPr>
-          <w:lang w:val="en-US"/>
-        </w:rPr>
-      </w:pPr>
-    </w:p>
-    <w:p>
-      <w:pPr>
-        <w:rPr>
-          <w:lang w:val="en-US"/>
-        </w:rPr>
-      </w:pPr>
-    </w:p>
-    <w:p>
-      <w:pPr>
-        <w:rPr>
-          <w:lang w:val="en-US"/>
-        </w:rPr>
-      </w:pPr>
-    </w:p>
-    <w:p>
-      <w:pPr>
-        <w:rPr>
-          <w:lang w:val="en-US"/>
-        </w:rPr>
-      </w:pPr>
-    </w:p>
-    <w:p>
-      <w:pPr>
-        <w:rPr>
-          <w:lang w:val="en-US"/>
-        </w:rPr>
-      </w:pPr>
-    </w:p>
-    <w:p>
-      <w:pPr>
-        <w:rPr>
-          <w:lang w:val="en-US"/>
-        </w:rPr>
-      </w:pPr>
+      <w:r>
+        <w:rPr>
+          <w:sz w:val="24"/>
+          <w:szCs w:val="24"/>
+          <w:lang w:val="en-US"/>
+        </w:rPr>
+      </w:r>
+    </w:p>
+    <w:p>
+      <w:pPr>
+        <w:pStyle w:val="Normal"/>
+        <w:rPr>
+          <w:lang w:val="en-US"/>
+        </w:rPr>
+      </w:pPr>
+      <w:r>
+        <w:rPr>
+          <w:lang w:val="en-US"/>
+        </w:rPr>
+      </w:r>
+    </w:p>
+    <w:p>
+      <w:pPr>
+        <w:pStyle w:val="Normal"/>
+        <w:rPr>
+          <w:lang w:val="en-US"/>
+        </w:rPr>
+      </w:pPr>
+      <w:r>
+        <w:rPr>
+          <w:lang w:val="en-US"/>
+        </w:rPr>
+      </w:r>
+    </w:p>
+    <w:p>
+      <w:pPr>
+        <w:pStyle w:val="Normal"/>
+        <w:rPr>
+          <w:lang w:val="en-US"/>
+        </w:rPr>
+      </w:pPr>
+      <w:r>
+        <w:rPr>
+          <w:lang w:val="en-US"/>
+        </w:rPr>
+      </w:r>
+    </w:p>
+    <w:p>
+      <w:pPr>
+        <w:pStyle w:val="Normal"/>
+        <w:rPr>
+          <w:lang w:val="en-US"/>
+        </w:rPr>
+      </w:pPr>
+      <w:r>
+        <w:rPr>
+          <w:lang w:val="en-US"/>
+        </w:rPr>
+      </w:r>
+    </w:p>
+    <w:p>
+      <w:pPr>
+        <w:pStyle w:val="Normal"/>
+        <w:rPr>
+          <w:lang w:val="en-US"/>
+        </w:rPr>
+      </w:pPr>
+      <w:r>
+        <w:rPr>
+          <w:lang w:val="en-US"/>
+        </w:rPr>
+      </w:r>
+    </w:p>
+    <w:p>
+      <w:pPr>
+        <w:pStyle w:val="Normal"/>
+        <w:rPr>
+          <w:lang w:val="en-US"/>
+        </w:rPr>
+      </w:pPr>
+      <w:r>
+        <w:rPr>
+          <w:lang w:val="en-US"/>
+        </w:rPr>
+      </w:r>
+    </w:p>
+    <w:p>
+      <w:pPr>
+        <w:pStyle w:val="Normal"/>
+        <w:rPr>
+          <w:lang w:val="en-US"/>
+        </w:rPr>
+      </w:pPr>
+      <w:r>
+        <w:rPr>
+          <w:lang w:val="en-US"/>
+        </w:rPr>
+      </w:r>
+    </w:p>
+    <w:p>
+      <w:pPr>
+        <w:pStyle w:val="Normal"/>
+        <w:rPr>
+          <w:lang w:val="en-US"/>
+        </w:rPr>
+      </w:pPr>
+      <w:r>
+        <w:rPr>
+          <w:lang w:val="en-US"/>
+        </w:rPr>
+      </w:r>
+    </w:p>
+    <w:p>
+      <w:pPr>
+        <w:pStyle w:val="Normal"/>
+        <w:rPr>
+          <w:lang w:val="en-US"/>
+        </w:rPr>
+      </w:pPr>
+      <w:r>
+        <w:rPr>
+          <w:lang w:val="en-US"/>
+        </w:rPr>
+      </w:r>
+    </w:p>
+    <w:p>
+      <w:pPr>
+        <w:pStyle w:val="Normal"/>
+        <w:rPr>
+          <w:lang w:val="en-US"/>
+        </w:rPr>
+      </w:pPr>
+      <w:r>
+        <w:rPr>
+          <w:lang w:val="en-US"/>
+        </w:rPr>
+      </w:r>
+    </w:p>
+    <w:p>
+      <w:pPr>
+        <w:pStyle w:val="Normal"/>
+        <w:rPr>
+          <w:lang w:val="en-US"/>
+        </w:rPr>
+      </w:pPr>
+      <w:r>
+        <w:rPr>
+          <w:lang w:val="en-US"/>
+        </w:rPr>
+      </w:r>
+    </w:p>
+    <w:p>
+      <w:pPr>
+        <w:pStyle w:val="Normal"/>
+        <w:rPr>
+          <w:lang w:val="en-US"/>
+        </w:rPr>
+      </w:pPr>
+      <w:r>
+        <w:rPr>
+          <w:lang w:val="en-US"/>
+        </w:rPr>
+      </w:r>
+    </w:p>
+    <w:p>
+      <w:pPr>
+        <w:pStyle w:val="Normal"/>
+        <w:rPr>
+          <w:lang w:val="en-US"/>
+        </w:rPr>
+      </w:pPr>
+      <w:r>
+        <w:rPr>
+          <w:lang w:val="en-US"/>
+        </w:rPr>
+      </w:r>
+    </w:p>
+    <w:p>
+      <w:pPr>
+        <w:pStyle w:val="Normal"/>
+        <w:rPr>
+          <w:lang w:val="en-US"/>
+        </w:rPr>
+      </w:pPr>
+      <w:r>
+        <w:rPr>
+          <w:lang w:val="en-US"/>
+        </w:rPr>
+      </w:r>
+    </w:p>
+    <w:p>
+      <w:pPr>
+        <w:pStyle w:val="Normal"/>
+        <w:rPr>
+          <w:lang w:val="en-US"/>
+        </w:rPr>
+      </w:pPr>
+      <w:r>
+        <w:rPr>
+          <w:lang w:val="en-US"/>
+        </w:rPr>
+      </w:r>
+    </w:p>
+    <w:p>
+      <w:pPr>
+        <w:pStyle w:val="Normal"/>
+        <w:rPr>
+          <w:lang w:val="en-US"/>
+        </w:rPr>
+      </w:pPr>
+      <w:r>
+        <w:rPr>
+          <w:lang w:val="en-US"/>
+        </w:rPr>
+      </w:r>
+    </w:p>
+    <w:p>
+      <w:pPr>
+        <w:pStyle w:val="Normal"/>
+        <w:rPr>
+          <w:lang w:val="en-US"/>
+        </w:rPr>
+      </w:pPr>
+      <w:r>
+        <w:rPr>
+          <w:lang w:val="en-US"/>
+        </w:rPr>
+      </w:r>
+    </w:p>
+    <w:p>
+      <w:pPr>
+        <w:pStyle w:val="Normal"/>
+        <w:rPr>
+          <w:lang w:val="en-US"/>
+        </w:rPr>
+      </w:pPr>
+      <w:r>
+        <w:rPr>
+          <w:lang w:val="en-US"/>
+        </w:rPr>
+      </w:r>
+    </w:p>
+    <w:p>
+      <w:pPr>
+        <w:pStyle w:val="Normal"/>
+        <w:rPr>
+          <w:lang w:val="en-US"/>
+        </w:rPr>
+      </w:pPr>
+      <w:r>
+        <w:rPr>
+          <w:lang w:val="en-US"/>
+        </w:rPr>
+      </w:r>
+    </w:p>
+    <w:p>
+      <w:pPr>
+        <w:pStyle w:val="Normal"/>
+        <w:rPr>
+          <w:lang w:val="en-US"/>
+        </w:rPr>
+      </w:pPr>
+      <w:r>
+        <w:rPr>
+          <w:lang w:val="en-US"/>
+        </w:rPr>
+      </w:r>
+    </w:p>
+    <w:p>
+      <w:pPr>
+        <w:pStyle w:val="Normal"/>
+        <w:rPr>
+          <w:lang w:val="en-US"/>
+        </w:rPr>
+      </w:pPr>
+      <w:r>
+        <w:rPr>
+          <w:lang w:val="en-US"/>
+        </w:rPr>
+      </w:r>
+    </w:p>
+    <w:p>
+      <w:pPr>
+        <w:pStyle w:val="Normal"/>
+        <w:spacing w:before="0" w:after="160"/>
+        <w:rPr>
+          <w:lang w:val="en-US"/>
+        </w:rPr>
+      </w:pPr>
+      <w:r>
+        <w:rPr>
+          <w:lang w:val="en-US"/>
+        </w:rPr>
+      </w:r>
     </w:p>
     <w:sectPr>
+      <w:type w:val="nextPage"/>
       <w:pgSz w:w="11906" w:h="16838"/>
-      <w:pgMar w:top="1440" w:right="1440" w:bottom="1440" w:left="1440" w:header="708" w:footer="708" w:gutter="0"/>
-      <w:cols w:space="708"/>
-      <w:docGrid w:linePitch="360"/>
+      <w:pgMar w:left="1440" w:right="1440" w:gutter="0" w:header="0" w:top="1440" w:footer="0" w:bottom="1440"/>
+      <w:pgNumType w:fmt="decimal"/>
+      <w:formProt w:val="false"/>
+      <w:textDirection w:val="lrTb"/>
+      <w:docGrid w:type="default" w:linePitch="360" w:charSpace="0"/>
     </w:sectPr>
   </w:body>
 </w:document>
 </file>
 
 <file path=word/styles.xml><?xml version="1.0" encoding="utf-8"?>
-<w:styles xmlns:mc="http://schemas.openxmlformats.org/markup-compatibility/2006" xmlns:r="http://schemas.openxmlformats.org/officeDocument/2006/relationships" xmlns:w="http://schemas.openxmlformats.org/wordprocessingml/2006/main" xmlns:w14="http://schemas.microsoft.com/office/word/2010/wordml" xmlns:w15="http://schemas.microsoft.com/office/word/2012/wordml" xmlns:w16cex="http://schemas.microsoft.com/office/word/2018/wordml/cex" xmlns:w16cid="http://schemas.microsoft.com/office/word/2016/wordml/cid" xmlns:w16="http://schemas.microsoft.com/office/word/2018/wordml" xmlns:w16du="http://schemas.microsoft.com/office/word/2023/wordml/word16du" xmlns:w16sdtdh="http://schemas.microsoft.com/office/word/2020/wordml/sdtdatahash" xmlns:w16sdtfl="http://schemas.microsoft.com/office/word/2024/wordml/sdtformatlock" xmlns:w16se="http://schemas.microsoft.com/office/word/2015/wordml/symex" mc:Ignorable="w14 w15 w16se w16cid w16 w16cex w16sdtdh w16sdtfl w16du">
+<w:styles xmlns:w="http://schemas.openxmlformats.org/wordprocessingml/2006/main" xmlns:w14="http://schemas.microsoft.com/office/word/2010/wordml" xmlns:mc="http://schemas.openxmlformats.org/markup-compatibility/2006" mc:Ignorable="w14">
   <w:docDefaults>
     <w:rPrDefault>
       <w:rPr>
-        <w:rFonts w:asciiTheme="minorHAnsi" w:eastAsiaTheme="minorHAnsi" w:hAnsiTheme="minorHAnsi" w:cstheme="minorBidi"/>
+        <w:rFonts w:ascii="Aptos" w:hAnsi="Aptos" w:eastAsia="Aptos" w:cs="" w:asciiTheme="minorHAnsi" w:cstheme="minorBidi" w:eastAsiaTheme="minorHAnsi" w:hAnsiTheme="minorHAnsi"/>
         <w:kern w:val="2"/>
         <w:sz w:val="22"/>
         <w:szCs w:val="22"/>
@@ -2764,21 +3284,21 @@
     </w:rPrDefault>
     <w:pPrDefault>
       <w:pPr>
-        <w:spacing w:after="160" w:line="259" w:lineRule="auto"/>
+        <w:suppressAutoHyphens w:val="true"/>
       </w:pPr>
     </w:pPrDefault>
   </w:docDefaults>
   <w:latentStyles w:defLockedState="0" w:defUIPriority="99" w:defSemiHidden="0" w:defUnhideWhenUsed="0" w:defQFormat="0" w:count="376">
     <w:lsdException w:name="Normal" w:uiPriority="0" w:qFormat="1"/>
     <w:lsdException w:name="heading 1" w:uiPriority="9" w:qFormat="1"/>
-    <w:lsdException w:name="heading 2" w:semiHidden="1" w:uiPriority="9" w:unhideWhenUsed="1" w:qFormat="1"/>
-    <w:lsdException w:name="heading 3" w:semiHidden="1" w:uiPriority="9" w:unhideWhenUsed="1" w:qFormat="1"/>
-    <w:lsdException w:name="heading 4" w:semiHidden="1" w:uiPriority="9" w:unhideWhenUsed="1" w:qFormat="1"/>
-    <w:lsdException w:name="heading 5" w:semiHidden="1" w:uiPriority="9" w:unhideWhenUsed="1" w:qFormat="1"/>
-    <w:lsdException w:name="heading 6" w:semiHidden="1" w:uiPriority="9" w:unhideWhenUsed="1" w:qFormat="1"/>
-    <w:lsdException w:name="heading 7" w:semiHidden="1" w:uiPriority="9" w:unhideWhenUsed="1" w:qFormat="1"/>
-    <w:lsdException w:name="heading 8" w:semiHidden="1" w:uiPriority="9" w:unhideWhenUsed="1" w:qFormat="1"/>
-    <w:lsdException w:name="heading 9" w:semiHidden="1" w:uiPriority="9" w:unhideWhenUsed="1" w:qFormat="1"/>
+    <w:lsdException w:name="heading 2" w:uiPriority="9" w:semiHidden="1" w:unhideWhenUsed="1" w:qFormat="1"/>
+    <w:lsdException w:name="heading 3" w:uiPriority="9" w:semiHidden="1" w:unhideWhenUsed="1" w:qFormat="1"/>
+    <w:lsdException w:name="heading 4" w:uiPriority="9" w:semiHidden="1" w:unhideWhenUsed="1" w:qFormat="1"/>
+    <w:lsdException w:name="heading 5" w:uiPriority="9" w:semiHidden="1" w:unhideWhenUsed="1" w:qFormat="1"/>
+    <w:lsdException w:name="heading 6" w:uiPriority="9" w:semiHidden="1" w:unhideWhenUsed="1" w:qFormat="1"/>
+    <w:lsdException w:name="heading 7" w:uiPriority="9" w:semiHidden="1" w:unhideWhenUsed="1" w:qFormat="1"/>
+    <w:lsdException w:name="heading 8" w:uiPriority="9" w:semiHidden="1" w:unhideWhenUsed="1" w:qFormat="1"/>
+    <w:lsdException w:name="heading 9" w:uiPriority="9" w:semiHidden="1" w:unhideWhenUsed="1" w:qFormat="1"/>
     <w:lsdException w:name="index 1" w:semiHidden="1" w:unhideWhenUsed="1"/>
     <w:lsdException w:name="index 2" w:semiHidden="1" w:unhideWhenUsed="1"/>
     <w:lsdException w:name="index 3" w:semiHidden="1" w:unhideWhenUsed="1"/>
@@ -2788,22 +3308,22 @@
     <w:lsdException w:name="index 7" w:semiHidden="1" w:unhideWhenUsed="1"/>
     <w:lsdException w:name="index 8" w:semiHidden="1" w:unhideWhenUsed="1"/>
     <w:lsdException w:name="index 9" w:semiHidden="1" w:unhideWhenUsed="1"/>
-    <w:lsdException w:name="toc 1" w:semiHidden="1" w:uiPriority="39" w:unhideWhenUsed="1"/>
-    <w:lsdException w:name="toc 2" w:semiHidden="1" w:uiPriority="39" w:unhideWhenUsed="1"/>
-    <w:lsdException w:name="toc 3" w:semiHidden="1" w:uiPriority="39" w:unhideWhenUsed="1"/>
-    <w:lsdException w:name="toc 4" w:semiHidden="1" w:uiPriority="39" w:unhideWhenUsed="1"/>
-    <w:lsdException w:name="toc 5" w:semiHidden="1" w:uiPriority="39" w:unhideWhenUsed="1"/>
-    <w:lsdException w:name="toc 6" w:semiHidden="1" w:uiPriority="39" w:unhideWhenUsed="1"/>
-    <w:lsdException w:name="toc 7" w:semiHidden="1" w:uiPriority="39" w:unhideWhenUsed="1"/>
-    <w:lsdException w:name="toc 8" w:semiHidden="1" w:uiPriority="39" w:unhideWhenUsed="1"/>
-    <w:lsdException w:name="toc 9" w:semiHidden="1" w:uiPriority="39" w:unhideWhenUsed="1"/>
+    <w:lsdException w:name="toc 1" w:uiPriority="39" w:semiHidden="1" w:unhideWhenUsed="1"/>
+    <w:lsdException w:name="toc 2" w:uiPriority="39" w:semiHidden="1" w:unhideWhenUsed="1"/>
+    <w:lsdException w:name="toc 3" w:uiPriority="39" w:semiHidden="1" w:unhideWhenUsed="1"/>
+    <w:lsdException w:name="toc 4" w:uiPriority="39" w:semiHidden="1" w:unhideWhenUsed="1"/>
+    <w:lsdException w:name="toc 5" w:uiPriority="39" w:semiHidden="1" w:unhideWhenUsed="1"/>
+    <w:lsdException w:name="toc 6" w:uiPriority="39" w:semiHidden="1" w:unhideWhenUsed="1"/>
+    <w:lsdException w:name="toc 7" w:uiPriority="39" w:semiHidden="1" w:unhideWhenUsed="1"/>
+    <w:lsdException w:name="toc 8" w:uiPriority="39" w:semiHidden="1" w:unhideWhenUsed="1"/>
+    <w:lsdException w:name="toc 9" w:uiPriority="39" w:semiHidden="1" w:unhideWhenUsed="1"/>
     <w:lsdException w:name="Normal Indent" w:semiHidden="1" w:unhideWhenUsed="1"/>
     <w:lsdException w:name="footnote text" w:semiHidden="1" w:unhideWhenUsed="1"/>
     <w:lsdException w:name="annotation text" w:semiHidden="1" w:unhideWhenUsed="1"/>
     <w:lsdException w:name="header" w:semiHidden="1" w:unhideWhenUsed="1"/>
     <w:lsdException w:name="footer" w:semiHidden="1" w:unhideWhenUsed="1"/>
     <w:lsdException w:name="index heading" w:semiHidden="1" w:unhideWhenUsed="1"/>
-    <w:lsdException w:name="caption" w:semiHidden="1" w:uiPriority="35" w:unhideWhenUsed="1" w:qFormat="1"/>
+    <w:lsdException w:name="caption" w:uiPriority="35" w:semiHidden="1" w:unhideWhenUsed="1" w:qFormat="1"/>
     <w:lsdException w:name="table of figures" w:semiHidden="1" w:unhideWhenUsed="1"/>
     <w:lsdException w:name="envelope address" w:semiHidden="1" w:unhideWhenUsed="1"/>
     <w:lsdException w:name="envelope return" w:semiHidden="1" w:unhideWhenUsed="1"/>
@@ -2834,7 +3354,7 @@
     <w:lsdException w:name="Title" w:uiPriority="10" w:qFormat="1"/>
     <w:lsdException w:name="Closing" w:semiHidden="1" w:unhideWhenUsed="1"/>
     <w:lsdException w:name="Signature" w:semiHidden="1" w:unhideWhenUsed="1"/>
-    <w:lsdException w:name="Default Paragraph Font" w:semiHidden="1" w:uiPriority="1" w:unhideWhenUsed="1"/>
+    <w:lsdException w:name="Default Paragraph Font" w:uiPriority="1" w:semiHidden="1" w:unhideWhenUsed="1"/>
     <w:lsdException w:name="Body Text" w:semiHidden="1" w:unhideWhenUsed="1"/>
     <w:lsdException w:name="Body Text Indent" w:semiHidden="1" w:unhideWhenUsed="1"/>
     <w:lsdException w:name="List Continue" w:semiHidden="1" w:unhideWhenUsed="1"/>
@@ -3034,8 +3554,8 @@
     <w:lsdException w:name="Subtle Reference" w:uiPriority="31" w:qFormat="1"/>
     <w:lsdException w:name="Intense Reference" w:uiPriority="32" w:qFormat="1"/>
     <w:lsdException w:name="Book Title" w:uiPriority="33" w:qFormat="1"/>
-    <w:lsdException w:name="Bibliography" w:semiHidden="1" w:uiPriority="37" w:unhideWhenUsed="1"/>
-    <w:lsdException w:name="TOC Heading" w:semiHidden="1" w:uiPriority="39" w:unhideWhenUsed="1" w:qFormat="1"/>
+    <w:lsdException w:name="Bibliography" w:uiPriority="37" w:semiHidden="1" w:unhideWhenUsed="1"/>
+    <w:lsdException w:name="TOC Heading" w:uiPriority="39" w:semiHidden="1" w:unhideWhenUsed="1" w:qFormat="1"/>
     <w:lsdException w:name="Plain Table 1" w:uiPriority="41"/>
     <w:lsdException w:name="Plain Table 2" w:uiPriority="42"/>
     <w:lsdException w:name="Plain Table 3" w:uiPriority="43"/>
@@ -3146,12 +3666,24 @@
     <w:lsdException w:name="Unresolved Mention" w:semiHidden="1" w:unhideWhenUsed="1"/>
     <w:lsdException w:name="Smart Link" w:semiHidden="1" w:unhideWhenUsed="1"/>
   </w:latentStyles>
-  <w:style w:type="paragraph" w:default="1" w:styleId="Normal">
+  <w:style w:type="paragraph" w:styleId="Normal" w:default="1">
     <w:name w:val="Normal"/>
     <w:qFormat/>
-    <w:rsid w:val="002F509C"/>
+    <w:rsid w:val="002f509c"/>
+    <w:pPr>
+      <w:widowControl/>
+      <w:bidi w:val="0"/>
+      <w:spacing w:lineRule="auto" w:line="259" w:before="0" w:after="160"/>
+      <w:jc w:val="start"/>
+    </w:pPr>
     <w:rPr>
-      <w:lang w:val="en-GB"/>
+      <w:rFonts w:ascii="Aptos" w:hAnsi="Aptos" w:eastAsia="Aptos" w:cs="" w:asciiTheme="minorHAnsi" w:cstheme="minorBidi" w:eastAsiaTheme="minorHAnsi" w:hAnsiTheme="minorHAnsi"/>
+      <w:color w:val="auto"/>
+      <w:kern w:val="2"/>
+      <w:sz w:val="22"/>
+      <w:szCs w:val="22"/>
+      <w:lang w:val="en-GB" w:eastAsia="en-US" w:bidi="ar-SA"/>
+      <w14:ligatures w14:val="standardContextual"/>
     </w:rPr>
   </w:style>
   <w:style w:type="paragraph" w:styleId="Heading1">
@@ -3161,16 +3693,16 @@
     <w:link w:val="Heading1Char"/>
     <w:uiPriority w:val="9"/>
     <w:qFormat/>
-    <w:rsid w:val="008B07E8"/>
+    <w:rsid w:val="008b07e8"/>
     <w:pPr>
-      <w:keepNext/>
+      <w:keepNext w:val="true"/>
       <w:keepLines/>
       <w:spacing w:before="360" w:after="80"/>
       <w:outlineLvl w:val="0"/>
     </w:pPr>
     <w:rPr>
-      <w:rFonts w:asciiTheme="majorHAnsi" w:eastAsiaTheme="majorEastAsia" w:hAnsiTheme="majorHAnsi" w:cstheme="majorBidi"/>
-      <w:color w:val="0F4761" w:themeColor="accent1" w:themeShade="BF"/>
+      <w:rFonts w:ascii="Aptos Display" w:hAnsi="Aptos Display" w:eastAsia="" w:cs="" w:asciiTheme="majorHAnsi" w:cstheme="majorBidi" w:eastAsiaTheme="majorEastAsia" w:hAnsiTheme="majorHAnsi"/>
+      <w:color w:themeColor="accent1" w:themeShade="bf" w:val="0F4761"/>
       <w:sz w:val="40"/>
       <w:szCs w:val="40"/>
     </w:rPr>
@@ -3184,16 +3716,16 @@
     <w:semiHidden/>
     <w:unhideWhenUsed/>
     <w:qFormat/>
-    <w:rsid w:val="008B07E8"/>
+    <w:rsid w:val="008b07e8"/>
     <w:pPr>
-      <w:keepNext/>
+      <w:keepNext w:val="true"/>
       <w:keepLines/>
       <w:spacing w:before="160" w:after="80"/>
       <w:outlineLvl w:val="1"/>
     </w:pPr>
     <w:rPr>
-      <w:rFonts w:asciiTheme="majorHAnsi" w:eastAsiaTheme="majorEastAsia" w:hAnsiTheme="majorHAnsi" w:cstheme="majorBidi"/>
-      <w:color w:val="0F4761" w:themeColor="accent1" w:themeShade="BF"/>
+      <w:rFonts w:ascii="Aptos Display" w:hAnsi="Aptos Display" w:eastAsia="" w:cs="" w:asciiTheme="majorHAnsi" w:cstheme="majorBidi" w:eastAsiaTheme="majorEastAsia" w:hAnsiTheme="majorHAnsi"/>
+      <w:color w:themeColor="accent1" w:themeShade="bf" w:val="0F4761"/>
       <w:sz w:val="32"/>
       <w:szCs w:val="32"/>
     </w:rPr>
@@ -3207,16 +3739,16 @@
     <w:semiHidden/>
     <w:unhideWhenUsed/>
     <w:qFormat/>
-    <w:rsid w:val="008B07E8"/>
+    <w:rsid w:val="008b07e8"/>
     <w:pPr>
-      <w:keepNext/>
+      <w:keepNext w:val="true"/>
       <w:keepLines/>
       <w:spacing w:before="160" w:after="80"/>
       <w:outlineLvl w:val="2"/>
     </w:pPr>
     <w:rPr>
-      <w:rFonts w:eastAsiaTheme="majorEastAsia" w:cstheme="majorBidi"/>
-      <w:color w:val="0F4761" w:themeColor="accent1" w:themeShade="BF"/>
+      <w:rFonts w:eastAsia="" w:cs="" w:cstheme="majorBidi" w:eastAsiaTheme="majorEastAsia"/>
+      <w:color w:themeColor="accent1" w:themeShade="bf" w:val="0F4761"/>
       <w:sz w:val="28"/>
       <w:szCs w:val="28"/>
     </w:rPr>
@@ -3230,18 +3762,18 @@
     <w:semiHidden/>
     <w:unhideWhenUsed/>
     <w:qFormat/>
-    <w:rsid w:val="008B07E8"/>
+    <w:rsid w:val="008b07e8"/>
     <w:pPr>
-      <w:keepNext/>
+      <w:keepNext w:val="true"/>
       <w:keepLines/>
       <w:spacing w:before="80" w:after="40"/>
       <w:outlineLvl w:val="3"/>
     </w:pPr>
     <w:rPr>
-      <w:rFonts w:eastAsiaTheme="majorEastAsia" w:cstheme="majorBidi"/>
+      <w:rFonts w:eastAsia="" w:cs="" w:cstheme="majorBidi" w:eastAsiaTheme="majorEastAsia"/>
       <w:i/>
       <w:iCs/>
-      <w:color w:val="0F4761" w:themeColor="accent1" w:themeShade="BF"/>
+      <w:color w:themeColor="accent1" w:themeShade="bf" w:val="0F4761"/>
     </w:rPr>
   </w:style>
   <w:style w:type="paragraph" w:styleId="Heading5">
@@ -3253,16 +3785,16 @@
     <w:semiHidden/>
     <w:unhideWhenUsed/>
     <w:qFormat/>
-    <w:rsid w:val="008B07E8"/>
+    <w:rsid w:val="008b07e8"/>
     <w:pPr>
-      <w:keepNext/>
+      <w:keepNext w:val="true"/>
       <w:keepLines/>
       <w:spacing w:before="80" w:after="40"/>
       <w:outlineLvl w:val="4"/>
     </w:pPr>
     <w:rPr>
-      <w:rFonts w:eastAsiaTheme="majorEastAsia" w:cstheme="majorBidi"/>
-      <w:color w:val="0F4761" w:themeColor="accent1" w:themeShade="BF"/>
+      <w:rFonts w:eastAsia="" w:cs="" w:cstheme="majorBidi" w:eastAsiaTheme="majorEastAsia"/>
+      <w:color w:themeColor="accent1" w:themeShade="bf" w:val="0F4761"/>
     </w:rPr>
   </w:style>
   <w:style w:type="paragraph" w:styleId="Heading6">
@@ -3274,18 +3806,18 @@
     <w:semiHidden/>
     <w:unhideWhenUsed/>
     <w:qFormat/>
-    <w:rsid w:val="008B07E8"/>
+    <w:rsid w:val="008b07e8"/>
     <w:pPr>
-      <w:keepNext/>
+      <w:keepNext w:val="true"/>
       <w:keepLines/>
       <w:spacing w:before="40" w:after="0"/>
       <w:outlineLvl w:val="5"/>
     </w:pPr>
     <w:rPr>
-      <w:rFonts w:eastAsiaTheme="majorEastAsia" w:cstheme="majorBidi"/>
+      <w:rFonts w:eastAsia="" w:cs="" w:cstheme="majorBidi" w:eastAsiaTheme="majorEastAsia"/>
       <w:i/>
       <w:iCs/>
-      <w:color w:val="595959" w:themeColor="text1" w:themeTint="A6"/>
+      <w:color w:themeColor="text1" w:themeTint="a6" w:val="595959"/>
     </w:rPr>
   </w:style>
   <w:style w:type="paragraph" w:styleId="Heading7">
@@ -3297,16 +3829,16 @@
     <w:semiHidden/>
     <w:unhideWhenUsed/>
     <w:qFormat/>
-    <w:rsid w:val="008B07E8"/>
+    <w:rsid w:val="008b07e8"/>
     <w:pPr>
-      <w:keepNext/>
+      <w:keepNext w:val="true"/>
       <w:keepLines/>
       <w:spacing w:before="40" w:after="0"/>
       <w:outlineLvl w:val="6"/>
     </w:pPr>
     <w:rPr>
-      <w:rFonts w:eastAsiaTheme="majorEastAsia" w:cstheme="majorBidi"/>
-      <w:color w:val="595959" w:themeColor="text1" w:themeTint="A6"/>
+      <w:rFonts w:eastAsia="" w:cs="" w:cstheme="majorBidi" w:eastAsiaTheme="majorEastAsia"/>
+      <w:color w:themeColor="text1" w:themeTint="a6" w:val="595959"/>
     </w:rPr>
   </w:style>
   <w:style w:type="paragraph" w:styleId="Heading8">
@@ -3318,18 +3850,18 @@
     <w:semiHidden/>
     <w:unhideWhenUsed/>
     <w:qFormat/>
-    <w:rsid w:val="008B07E8"/>
+    <w:rsid w:val="008b07e8"/>
     <w:pPr>
-      <w:keepNext/>
+      <w:keepNext w:val="true"/>
       <w:keepLines/>
-      <w:spacing w:after="0"/>
+      <w:spacing w:before="0" w:after="0"/>
       <w:outlineLvl w:val="7"/>
     </w:pPr>
     <w:rPr>
-      <w:rFonts w:eastAsiaTheme="majorEastAsia" w:cstheme="majorBidi"/>
+      <w:rFonts w:eastAsia="" w:cs="" w:cstheme="majorBidi" w:eastAsiaTheme="majorEastAsia"/>
       <w:i/>
       <w:iCs/>
-      <w:color w:val="272727" w:themeColor="text1" w:themeTint="D8"/>
+      <w:color w:themeColor="text1" w:themeTint="d8" w:val="272727"/>
     </w:rPr>
   </w:style>
   <w:style w:type="paragraph" w:styleId="Heading9">
@@ -3341,171 +3873,341 @@
     <w:semiHidden/>
     <w:unhideWhenUsed/>
     <w:qFormat/>
-    <w:rsid w:val="008B07E8"/>
+    <w:rsid w:val="008b07e8"/>
     <w:pPr>
-      <w:keepNext/>
+      <w:keepNext w:val="true"/>
       <w:keepLines/>
-      <w:spacing w:after="0"/>
+      <w:spacing w:before="0" w:after="0"/>
       <w:outlineLvl w:val="8"/>
     </w:pPr>
     <w:rPr>
-      <w:rFonts w:eastAsiaTheme="majorEastAsia" w:cstheme="majorBidi"/>
-      <w:color w:val="272727" w:themeColor="text1" w:themeTint="D8"/>
+      <w:rFonts w:eastAsia="" w:cs="" w:cstheme="majorBidi" w:eastAsiaTheme="majorEastAsia"/>
+      <w:color w:themeColor="text1" w:themeTint="d8" w:val="272727"/>
     </w:rPr>
   </w:style>
-  <w:style w:type="character" w:default="1" w:styleId="DefaultParagraphFont">
+  <w:style w:type="character" w:styleId="DefaultParagraphFont" w:default="1">
     <w:name w:val="Default Paragraph Font"/>
     <w:uiPriority w:val="1"/>
     <w:semiHidden/>
     <w:unhideWhenUsed/>
+    <w:qFormat/>
+    <w:rPr/>
   </w:style>
-  <w:style w:type="table" w:default="1" w:styleId="TableNormal">
-    <w:name w:val="Normal Table"/>
-    <w:uiPriority w:val="99"/>
-    <w:semiHidden/>
-    <w:unhideWhenUsed/>
-    <w:tblPr>
-      <w:tblInd w:w="0" w:type="dxa"/>
-      <w:tblCellMar>
-        <w:top w:w="0" w:type="dxa"/>
-        <w:left w:w="108" w:type="dxa"/>
-        <w:bottom w:w="0" w:type="dxa"/>
-        <w:right w:w="108" w:type="dxa"/>
-      </w:tblCellMar>
-    </w:tblPr>
-  </w:style>
-  <w:style w:type="numbering" w:default="1" w:styleId="NoList">
-    <w:name w:val="No List"/>
-    <w:uiPriority w:val="99"/>
-    <w:semiHidden/>
-    <w:unhideWhenUsed/>
-  </w:style>
-  <w:style w:type="character" w:customStyle="1" w:styleId="Heading1Char">
+  <w:style w:type="character" w:styleId="Heading1Char" w:customStyle="1">
     <w:name w:val="Heading 1 Char"/>
     <w:basedOn w:val="DefaultParagraphFont"/>
     <w:link w:val="Heading1"/>
     <w:uiPriority w:val="9"/>
-    <w:rsid w:val="008B07E8"/>
+    <w:qFormat/>
+    <w:rsid w:val="008b07e8"/>
     <w:rPr>
-      <w:rFonts w:asciiTheme="majorHAnsi" w:eastAsiaTheme="majorEastAsia" w:hAnsiTheme="majorHAnsi" w:cstheme="majorBidi"/>
-      <w:color w:val="0F4761" w:themeColor="accent1" w:themeShade="BF"/>
+      <w:rFonts w:ascii="Aptos Display" w:hAnsi="Aptos Display" w:eastAsia="" w:cs="" w:asciiTheme="majorHAnsi" w:cstheme="majorBidi" w:eastAsiaTheme="majorEastAsia" w:hAnsiTheme="majorHAnsi"/>
+      <w:color w:themeColor="accent1" w:themeShade="bf" w:val="0F4761"/>
       <w:sz w:val="40"/>
       <w:szCs w:val="40"/>
       <w:lang w:val="en-GB"/>
     </w:rPr>
   </w:style>
-  <w:style w:type="character" w:customStyle="1" w:styleId="Heading2Char">
+  <w:style w:type="character" w:styleId="Heading2Char" w:customStyle="1">
     <w:name w:val="Heading 2 Char"/>
     <w:basedOn w:val="DefaultParagraphFont"/>
     <w:link w:val="Heading2"/>
     <w:uiPriority w:val="9"/>
     <w:semiHidden/>
-    <w:rsid w:val="008B07E8"/>
+    <w:qFormat/>
+    <w:rsid w:val="008b07e8"/>
     <w:rPr>
-      <w:rFonts w:asciiTheme="majorHAnsi" w:eastAsiaTheme="majorEastAsia" w:hAnsiTheme="majorHAnsi" w:cstheme="majorBidi"/>
-      <w:color w:val="0F4761" w:themeColor="accent1" w:themeShade="BF"/>
+      <w:rFonts w:ascii="Aptos Display" w:hAnsi="Aptos Display" w:eastAsia="" w:cs="" w:asciiTheme="majorHAnsi" w:cstheme="majorBidi" w:eastAsiaTheme="majorEastAsia" w:hAnsiTheme="majorHAnsi"/>
+      <w:color w:themeColor="accent1" w:themeShade="bf" w:val="0F4761"/>
       <w:sz w:val="32"/>
       <w:szCs w:val="32"/>
       <w:lang w:val="en-GB"/>
     </w:rPr>
   </w:style>
-  <w:style w:type="character" w:customStyle="1" w:styleId="Heading3Char">
+  <w:style w:type="character" w:styleId="Heading3Char" w:customStyle="1">
     <w:name w:val="Heading 3 Char"/>
     <w:basedOn w:val="DefaultParagraphFont"/>
     <w:link w:val="Heading3"/>
     <w:uiPriority w:val="9"/>
     <w:semiHidden/>
-    <w:rsid w:val="008B07E8"/>
+    <w:qFormat/>
+    <w:rsid w:val="008b07e8"/>
     <w:rPr>
-      <w:rFonts w:eastAsiaTheme="majorEastAsia" w:cstheme="majorBidi"/>
-      <w:color w:val="0F4761" w:themeColor="accent1" w:themeShade="BF"/>
+      <w:rFonts w:eastAsia="" w:cs="" w:cstheme="majorBidi" w:eastAsiaTheme="majorEastAsia"/>
+      <w:color w:themeColor="accent1" w:themeShade="bf" w:val="0F4761"/>
       <w:sz w:val="28"/>
       <w:szCs w:val="28"/>
       <w:lang w:val="en-GB"/>
     </w:rPr>
   </w:style>
-  <w:style w:type="character" w:customStyle="1" w:styleId="Heading4Char">
+  <w:style w:type="character" w:styleId="Heading4Char" w:customStyle="1">
     <w:name w:val="Heading 4 Char"/>
     <w:basedOn w:val="DefaultParagraphFont"/>
     <w:link w:val="Heading4"/>
     <w:uiPriority w:val="9"/>
     <w:semiHidden/>
-    <w:rsid w:val="008B07E8"/>
+    <w:qFormat/>
+    <w:rsid w:val="008b07e8"/>
     <w:rPr>
-      <w:rFonts w:eastAsiaTheme="majorEastAsia" w:cstheme="majorBidi"/>
+      <w:rFonts w:eastAsia="" w:cs="" w:cstheme="majorBidi" w:eastAsiaTheme="majorEastAsia"/>
       <w:i/>
       <w:iCs/>
-      <w:color w:val="0F4761" w:themeColor="accent1" w:themeShade="BF"/>
+      <w:color w:themeColor="accent1" w:themeShade="bf" w:val="0F4761"/>
       <w:lang w:val="en-GB"/>
     </w:rPr>
   </w:style>
-  <w:style w:type="character" w:customStyle="1" w:styleId="Heading5Char">
+  <w:style w:type="character" w:styleId="Heading5Char" w:customStyle="1">
     <w:name w:val="Heading 5 Char"/>
     <w:basedOn w:val="DefaultParagraphFont"/>
     <w:link w:val="Heading5"/>
     <w:uiPriority w:val="9"/>
     <w:semiHidden/>
-    <w:rsid w:val="008B07E8"/>
+    <w:qFormat/>
+    <w:rsid w:val="008b07e8"/>
     <w:rPr>
-      <w:rFonts w:eastAsiaTheme="majorEastAsia" w:cstheme="majorBidi"/>
-      <w:color w:val="0F4761" w:themeColor="accent1" w:themeShade="BF"/>
+      <w:rFonts w:eastAsia="" w:cs="" w:cstheme="majorBidi" w:eastAsiaTheme="majorEastAsia"/>
+      <w:color w:themeColor="accent1" w:themeShade="bf" w:val="0F4761"/>
       <w:lang w:val="en-GB"/>
     </w:rPr>
   </w:style>
-  <w:style w:type="character" w:customStyle="1" w:styleId="Heading6Char">
+  <w:style w:type="character" w:styleId="Heading6Char" w:customStyle="1">
     <w:name w:val="Heading 6 Char"/>
     <w:basedOn w:val="DefaultParagraphFont"/>
     <w:link w:val="Heading6"/>
     <w:uiPriority w:val="9"/>
     <w:semiHidden/>
-    <w:rsid w:val="008B07E8"/>
+    <w:qFormat/>
+    <w:rsid w:val="008b07e8"/>
     <w:rPr>
-      <w:rFonts w:eastAsiaTheme="majorEastAsia" w:cstheme="majorBidi"/>
+      <w:rFonts w:eastAsia="" w:cs="" w:cstheme="majorBidi" w:eastAsiaTheme="majorEastAsia"/>
       <w:i/>
       <w:iCs/>
-      <w:color w:val="595959" w:themeColor="text1" w:themeTint="A6"/>
+      <w:color w:themeColor="text1" w:themeTint="a6" w:val="595959"/>
       <w:lang w:val="en-GB"/>
     </w:rPr>
   </w:style>
-  <w:style w:type="character" w:customStyle="1" w:styleId="Heading7Char">
+  <w:style w:type="character" w:styleId="Heading7Char" w:customStyle="1">
     <w:name w:val="Heading 7 Char"/>
     <w:basedOn w:val="DefaultParagraphFont"/>
     <w:link w:val="Heading7"/>
     <w:uiPriority w:val="9"/>
     <w:semiHidden/>
-    <w:rsid w:val="008B07E8"/>
+    <w:qFormat/>
+    <w:rsid w:val="008b07e8"/>
     <w:rPr>
-      <w:rFonts w:eastAsiaTheme="majorEastAsia" w:cstheme="majorBidi"/>
-      <w:color w:val="595959" w:themeColor="text1" w:themeTint="A6"/>
+      <w:rFonts w:eastAsia="" w:cs="" w:cstheme="majorBidi" w:eastAsiaTheme="majorEastAsia"/>
+      <w:color w:themeColor="text1" w:themeTint="a6" w:val="595959"/>
       <w:lang w:val="en-GB"/>
     </w:rPr>
   </w:style>
-  <w:style w:type="character" w:customStyle="1" w:styleId="Heading8Char">
+  <w:style w:type="character" w:styleId="Heading8Char" w:customStyle="1">
     <w:name w:val="Heading 8 Char"/>
     <w:basedOn w:val="DefaultParagraphFont"/>
     <w:link w:val="Heading8"/>
     <w:uiPriority w:val="9"/>
     <w:semiHidden/>
-    <w:rsid w:val="008B07E8"/>
+    <w:qFormat/>
+    <w:rsid w:val="008b07e8"/>
     <w:rPr>
-      <w:rFonts w:eastAsiaTheme="majorEastAsia" w:cstheme="majorBidi"/>
+      <w:rFonts w:eastAsia="" w:cs="" w:cstheme="majorBidi" w:eastAsiaTheme="majorEastAsia"/>
       <w:i/>
       <w:iCs/>
-      <w:color w:val="272727" w:themeColor="text1" w:themeTint="D8"/>
+      <w:color w:themeColor="text1" w:themeTint="d8" w:val="272727"/>
       <w:lang w:val="en-GB"/>
     </w:rPr>
   </w:style>
-  <w:style w:type="character" w:customStyle="1" w:styleId="Heading9Char">
+  <w:style w:type="character" w:styleId="Heading9Char" w:customStyle="1">
     <w:name w:val="Heading 9 Char"/>
     <w:basedOn w:val="DefaultParagraphFont"/>
     <w:link w:val="Heading9"/>
     <w:uiPriority w:val="9"/>
     <w:semiHidden/>
-    <w:rsid w:val="008B07E8"/>
+    <w:qFormat/>
+    <w:rsid w:val="008b07e8"/>
     <w:rPr>
-      <w:rFonts w:eastAsiaTheme="majorEastAsia" w:cstheme="majorBidi"/>
-      <w:color w:val="272727" w:themeColor="text1" w:themeTint="D8"/>
+      <w:rFonts w:eastAsia="" w:cs="" w:cstheme="majorBidi" w:eastAsiaTheme="majorEastAsia"/>
+      <w:color w:themeColor="text1" w:themeTint="d8" w:val="272727"/>
       <w:lang w:val="en-GB"/>
+    </w:rPr>
+  </w:style>
+  <w:style w:type="character" w:styleId="TitleChar" w:customStyle="1">
+    <w:name w:val="Title Char"/>
+    <w:basedOn w:val="DefaultParagraphFont"/>
+    <w:link w:val="Title"/>
+    <w:uiPriority w:val="10"/>
+    <w:qFormat/>
+    <w:rsid w:val="008b07e8"/>
+    <w:rPr>
+      <w:rFonts w:ascii="Aptos Display" w:hAnsi="Aptos Display" w:eastAsia="" w:cs="" w:asciiTheme="majorHAnsi" w:cstheme="majorBidi" w:eastAsiaTheme="majorEastAsia" w:hAnsiTheme="majorHAnsi"/>
+      <w:spacing w:val="-10"/>
+      <w:kern w:val="2"/>
+      <w:sz w:val="56"/>
+      <w:szCs w:val="56"/>
+      <w:lang w:val="en-GB"/>
+    </w:rPr>
+  </w:style>
+  <w:style w:type="character" w:styleId="SubtitleChar" w:customStyle="1">
+    <w:name w:val="Subtitle Char"/>
+    <w:basedOn w:val="DefaultParagraphFont"/>
+    <w:link w:val="Subtitle"/>
+    <w:uiPriority w:val="11"/>
+    <w:qFormat/>
+    <w:rsid w:val="008b07e8"/>
+    <w:rPr>
+      <w:rFonts w:eastAsia="" w:cs="" w:cstheme="majorBidi" w:eastAsiaTheme="majorEastAsia"/>
+      <w:color w:themeColor="text1" w:themeTint="a6" w:val="595959"/>
+      <w:spacing w:val="15"/>
+      <w:sz w:val="28"/>
+      <w:szCs w:val="28"/>
+      <w:lang w:val="en-GB"/>
+    </w:rPr>
+  </w:style>
+  <w:style w:type="character" w:styleId="QuoteChar" w:customStyle="1">
+    <w:name w:val="Quote Char"/>
+    <w:basedOn w:val="DefaultParagraphFont"/>
+    <w:link w:val="Quote"/>
+    <w:uiPriority w:val="29"/>
+    <w:qFormat/>
+    <w:rsid w:val="008b07e8"/>
+    <w:rPr>
+      <w:i/>
+      <w:iCs/>
+      <w:color w:themeColor="text1" w:themeTint="bf" w:val="404040"/>
+      <w:lang w:val="en-GB"/>
+    </w:rPr>
+  </w:style>
+  <w:style w:type="character" w:styleId="IntenseEmphasis">
+    <w:name w:val="Intense Emphasis"/>
+    <w:basedOn w:val="DefaultParagraphFont"/>
+    <w:uiPriority w:val="21"/>
+    <w:qFormat/>
+    <w:rsid w:val="008b07e8"/>
+    <w:rPr>
+      <w:i/>
+      <w:iCs/>
+      <w:color w:themeColor="accent1" w:themeShade="bf" w:val="0F4761"/>
+    </w:rPr>
+  </w:style>
+  <w:style w:type="character" w:styleId="IntenseQuoteChar" w:customStyle="1">
+    <w:name w:val="Intense Quote Char"/>
+    <w:basedOn w:val="DefaultParagraphFont"/>
+    <w:link w:val="IntenseQuote"/>
+    <w:uiPriority w:val="30"/>
+    <w:qFormat/>
+    <w:rsid w:val="008b07e8"/>
+    <w:rPr>
+      <w:i/>
+      <w:iCs/>
+      <w:color w:themeColor="accent1" w:themeShade="bf" w:val="0F4761"/>
+      <w:lang w:val="en-GB"/>
+    </w:rPr>
+  </w:style>
+  <w:style w:type="character" w:styleId="IntenseReference">
+    <w:name w:val="Intense Reference"/>
+    <w:basedOn w:val="DefaultParagraphFont"/>
+    <w:uiPriority w:val="32"/>
+    <w:qFormat/>
+    <w:rsid w:val="008b07e8"/>
+    <w:rPr>
+      <w:b/>
+      <w:bCs/>
+      <w:smallCaps/>
+      <w:color w:themeColor="accent1" w:themeShade="bf" w:val="0F4761"/>
+      <w:spacing w:val="5"/>
+    </w:rPr>
+  </w:style>
+  <w:style w:type="character" w:styleId="Hyperlink">
+    <w:name w:val="Hyperlink"/>
+    <w:basedOn w:val="DefaultParagraphFont"/>
+    <w:uiPriority w:val="99"/>
+    <w:unhideWhenUsed/>
+    <w:rsid w:val="00c50d0f"/>
+    <w:rPr>
+      <w:color w:themeColor="hyperlink" w:val="467886"/>
+      <w:u w:val="single"/>
+    </w:rPr>
+  </w:style>
+  <w:style w:type="character" w:styleId="UnresolvedMention">
+    <w:name w:val="Unresolved Mention"/>
+    <w:basedOn w:val="DefaultParagraphFont"/>
+    <w:uiPriority w:val="99"/>
+    <w:semiHidden/>
+    <w:unhideWhenUsed/>
+    <w:qFormat/>
+    <w:rsid w:val="00c50d0f"/>
+    <w:rPr>
+      <w:color w:val="605E5C"/>
+      <w:shd w:fill="E1DFDD" w:val="clear"/>
+    </w:rPr>
+  </w:style>
+  <w:style w:type="character" w:styleId="FollowedHyperlink">
+    <w:name w:val="FollowedHyperlink"/>
+    <w:basedOn w:val="DefaultParagraphFont"/>
+    <w:uiPriority w:val="99"/>
+    <w:semiHidden/>
+    <w:unhideWhenUsed/>
+    <w:rsid w:val="00c50d0f"/>
+    <w:rPr>
+      <w:color w:themeColor="followedHyperlink" w:val="96607D"/>
+      <w:u w:val="single"/>
+    </w:rPr>
+  </w:style>
+  <w:style w:type="paragraph" w:styleId="Heading">
+    <w:name w:val="Heading"/>
+    <w:basedOn w:val="Normal"/>
+    <w:next w:val="BodyText"/>
+    <w:qFormat/>
+    <w:pPr>
+      <w:keepNext w:val="true"/>
+      <w:spacing w:before="240" w:after="120"/>
+    </w:pPr>
+    <w:rPr>
+      <w:rFonts w:ascii="Liberation Sans" w:hAnsi="Liberation Sans" w:eastAsia="Noto Sans CJK SC" w:cs="Noto Sans Devanagari"/>
+      <w:sz w:val="28"/>
+      <w:szCs w:val="28"/>
+    </w:rPr>
+  </w:style>
+  <w:style w:type="paragraph" w:styleId="BodyText">
+    <w:name w:val="Body Text"/>
+    <w:basedOn w:val="Normal"/>
+    <w:pPr>
+      <w:spacing w:lineRule="auto" w:line="276" w:before="0" w:after="140"/>
+    </w:pPr>
+    <w:rPr/>
+  </w:style>
+  <w:style w:type="paragraph" w:styleId="List">
+    <w:name w:val="List"/>
+    <w:basedOn w:val="BodyText"/>
+    <w:pPr/>
+    <w:rPr>
+      <w:rFonts w:cs="Noto Sans Devanagari"/>
+    </w:rPr>
+  </w:style>
+  <w:style w:type="paragraph" w:styleId="Caption">
+    <w:name w:val="caption"/>
+    <w:basedOn w:val="Normal"/>
+    <w:qFormat/>
+    <w:pPr>
+      <w:suppressLineNumbers/>
+      <w:spacing w:before="120" w:after="120"/>
+    </w:pPr>
+    <w:rPr>
+      <w:rFonts w:cs="Noto Sans Devanagari"/>
+      <w:i/>
+      <w:iCs/>
+      <w:sz w:val="24"/>
+      <w:szCs w:val="24"/>
+    </w:rPr>
+  </w:style>
+  <w:style w:type="paragraph" w:styleId="Index">
+    <w:name w:val="Index"/>
+    <w:basedOn w:val="Normal"/>
+    <w:qFormat/>
+    <w:pPr>
+      <w:suppressLineNumbers/>
+    </w:pPr>
+    <w:rPr>
+      <w:rFonts w:cs="Noto Sans Devanagari"/>
     </w:rPr>
   </w:style>
   <w:style w:type="paragraph" w:styleId="Title">
@@ -3515,32 +4217,17 @@
     <w:link w:val="TitleChar"/>
     <w:uiPriority w:val="10"/>
     <w:qFormat/>
-    <w:rsid w:val="008B07E8"/>
+    <w:rsid w:val="008b07e8"/>
     <w:pPr>
-      <w:spacing w:after="80" w:line="240" w:lineRule="auto"/>
+      <w:spacing w:lineRule="auto" w:line="240" w:before="0" w:after="80"/>
       <w:contextualSpacing/>
     </w:pPr>
     <w:rPr>
-      <w:rFonts w:asciiTheme="majorHAnsi" w:eastAsiaTheme="majorEastAsia" w:hAnsiTheme="majorHAnsi" w:cstheme="majorBidi"/>
+      <w:rFonts w:ascii="Aptos Display" w:hAnsi="Aptos Display" w:eastAsia="" w:cs="" w:asciiTheme="majorHAnsi" w:cstheme="majorBidi" w:eastAsiaTheme="majorEastAsia" w:hAnsiTheme="majorHAnsi"/>
       <w:spacing w:val="-10"/>
-      <w:kern w:val="28"/>
+      <w:kern w:val="2"/>
       <w:sz w:val="56"/>
       <w:szCs w:val="56"/>
-    </w:rPr>
-  </w:style>
-  <w:style w:type="character" w:customStyle="1" w:styleId="TitleChar">
-    <w:name w:val="Title Char"/>
-    <w:basedOn w:val="DefaultParagraphFont"/>
-    <w:link w:val="Title"/>
-    <w:uiPriority w:val="10"/>
-    <w:rsid w:val="008B07E8"/>
-    <w:rPr>
-      <w:rFonts w:asciiTheme="majorHAnsi" w:eastAsiaTheme="majorEastAsia" w:hAnsiTheme="majorHAnsi" w:cstheme="majorBidi"/>
-      <w:spacing w:val="-10"/>
-      <w:kern w:val="28"/>
-      <w:sz w:val="56"/>
-      <w:szCs w:val="56"/>
-      <w:lang w:val="en-GB"/>
     </w:rPr>
   </w:style>
   <w:style w:type="paragraph" w:styleId="Subtitle">
@@ -3550,33 +4237,14 @@
     <w:link w:val="SubtitleChar"/>
     <w:uiPriority w:val="11"/>
     <w:qFormat/>
-    <w:rsid w:val="008B07E8"/>
-    <w:pPr>
-      <w:numPr>
-        <w:ilvl w:val="1"/>
-      </w:numPr>
-    </w:pPr>
+    <w:rsid w:val="008b07e8"/>
+    <w:pPr/>
     <w:rPr>
-      <w:rFonts w:eastAsiaTheme="majorEastAsia" w:cstheme="majorBidi"/>
-      <w:color w:val="595959" w:themeColor="text1" w:themeTint="A6"/>
+      <w:rFonts w:eastAsia="" w:cs="" w:cstheme="majorBidi" w:eastAsiaTheme="majorEastAsia"/>
+      <w:color w:themeColor="text1" w:themeTint="a6" w:val="595959"/>
       <w:spacing w:val="15"/>
       <w:sz w:val="28"/>
       <w:szCs w:val="28"/>
-    </w:rPr>
-  </w:style>
-  <w:style w:type="character" w:customStyle="1" w:styleId="SubtitleChar">
-    <w:name w:val="Subtitle Char"/>
-    <w:basedOn w:val="DefaultParagraphFont"/>
-    <w:link w:val="Subtitle"/>
-    <w:uiPriority w:val="11"/>
-    <w:rsid w:val="008B07E8"/>
-    <w:rPr>
-      <w:rFonts w:eastAsiaTheme="majorEastAsia" w:cstheme="majorBidi"/>
-      <w:color w:val="595959" w:themeColor="text1" w:themeTint="A6"/>
-      <w:spacing w:val="15"/>
-      <w:sz w:val="28"/>
-      <w:szCs w:val="28"/>
-      <w:lang w:val="en-GB"/>
     </w:rPr>
   </w:style>
   <w:style w:type="paragraph" w:styleId="Quote">
@@ -3586,28 +4254,15 @@
     <w:link w:val="QuoteChar"/>
     <w:uiPriority w:val="29"/>
     <w:qFormat/>
-    <w:rsid w:val="008B07E8"/>
+    <w:rsid w:val="008b07e8"/>
     <w:pPr>
-      <w:spacing w:before="160"/>
+      <w:spacing w:before="160" w:after="160"/>
       <w:jc w:val="center"/>
     </w:pPr>
     <w:rPr>
       <w:i/>
       <w:iCs/>
-      <w:color w:val="404040" w:themeColor="text1" w:themeTint="BF"/>
-    </w:rPr>
-  </w:style>
-  <w:style w:type="character" w:customStyle="1" w:styleId="QuoteChar">
-    <w:name w:val="Quote Char"/>
-    <w:basedOn w:val="DefaultParagraphFont"/>
-    <w:link w:val="Quote"/>
-    <w:uiPriority w:val="29"/>
-    <w:rsid w:val="008B07E8"/>
-    <w:rPr>
-      <w:i/>
-      <w:iCs/>
-      <w:color w:val="404040" w:themeColor="text1" w:themeTint="BF"/>
-      <w:lang w:val="en-GB"/>
+      <w:color w:themeColor="text1" w:themeTint="bf" w:val="404040"/>
     </w:rPr>
   </w:style>
   <w:style w:type="paragraph" w:styleId="ListParagraph">
@@ -3615,23 +4270,13 @@
     <w:basedOn w:val="Normal"/>
     <w:uiPriority w:val="34"/>
     <w:qFormat/>
-    <w:rsid w:val="008B07E8"/>
+    <w:rsid w:val="008b07e8"/>
     <w:pPr>
-      <w:ind w:left="720"/>
+      <w:spacing w:before="0" w:after="160"/>
+      <w:ind w:start="720"/>
       <w:contextualSpacing/>
     </w:pPr>
-  </w:style>
-  <w:style w:type="character" w:styleId="IntenseEmphasis">
-    <w:name w:val="Intense Emphasis"/>
-    <w:basedOn w:val="DefaultParagraphFont"/>
-    <w:uiPriority w:val="21"/>
-    <w:qFormat/>
-    <w:rsid w:val="008B07E8"/>
-    <w:rPr>
-      <w:i/>
-      <w:iCs/>
-      <w:color w:val="0F4761" w:themeColor="accent1" w:themeShade="BF"/>
-    </w:rPr>
+    <w:rPr/>
   </w:style>
   <w:style w:type="paragraph" w:styleId="IntenseQuote">
     <w:name w:val="Intense Quote"/>
@@ -3640,100 +4285,59 @@
     <w:link w:val="IntenseQuoteChar"/>
     <w:uiPriority w:val="30"/>
     <w:qFormat/>
-    <w:rsid w:val="008B07E8"/>
+    <w:rsid w:val="008b07e8"/>
     <w:pPr>
       <w:pBdr>
-        <w:top w:val="single" w:sz="4" w:space="10" w:color="0F4761" w:themeColor="accent1" w:themeShade="BF"/>
-        <w:bottom w:val="single" w:sz="4" w:space="10" w:color="0F4761" w:themeColor="accent1" w:themeShade="BF"/>
+        <w:top w:val="single" w:sz="4" w:space="10" w:color="0F4761" w:themeColor="accent1" w:themeShade="bf"/>
+        <w:bottom w:val="single" w:sz="4" w:space="10" w:color="0F4761" w:themeColor="accent1" w:themeShade="bf"/>
       </w:pBdr>
       <w:spacing w:before="360" w:after="360"/>
-      <w:ind w:left="864" w:right="864"/>
+      <w:ind w:start="864" w:end="864"/>
       <w:jc w:val="center"/>
     </w:pPr>
     <w:rPr>
       <w:i/>
       <w:iCs/>
-      <w:color w:val="0F4761" w:themeColor="accent1" w:themeShade="BF"/>
+      <w:color w:themeColor="accent1" w:themeShade="bf" w:val="0F4761"/>
     </w:rPr>
   </w:style>
-  <w:style w:type="character" w:customStyle="1" w:styleId="IntenseQuoteChar">
-    <w:name w:val="Intense Quote Char"/>
-    <w:basedOn w:val="DefaultParagraphFont"/>
-    <w:link w:val="IntenseQuote"/>
-    <w:uiPriority w:val="30"/>
-    <w:rsid w:val="008B07E8"/>
-    <w:rPr>
-      <w:i/>
-      <w:iCs/>
-      <w:color w:val="0F4761" w:themeColor="accent1" w:themeShade="BF"/>
-      <w:lang w:val="en-GB"/>
-    </w:rPr>
-  </w:style>
-  <w:style w:type="character" w:styleId="IntenseReference">
-    <w:name w:val="Intense Reference"/>
-    <w:basedOn w:val="DefaultParagraphFont"/>
-    <w:uiPriority w:val="32"/>
-    <w:qFormat/>
-    <w:rsid w:val="008B07E8"/>
-    <w:rPr>
-      <w:b/>
-      <w:bCs/>
-      <w:smallCaps/>
-      <w:color w:val="0F4761" w:themeColor="accent1" w:themeShade="BF"/>
-      <w:spacing w:val="5"/>
-    </w:rPr>
-  </w:style>
-  <w:style w:type="character" w:styleId="Hyperlink">
-    <w:name w:val="Hyperlink"/>
-    <w:basedOn w:val="DefaultParagraphFont"/>
-    <w:uiPriority w:val="99"/>
-    <w:unhideWhenUsed/>
-    <w:rsid w:val="00C50D0F"/>
-    <w:rPr>
-      <w:color w:val="467886" w:themeColor="hyperlink"/>
-      <w:u w:val="single"/>
-    </w:rPr>
-  </w:style>
-  <w:style w:type="character" w:styleId="UnresolvedMention">
-    <w:name w:val="Unresolved Mention"/>
-    <w:basedOn w:val="DefaultParagraphFont"/>
+  <w:style w:type="numbering" w:styleId="NoList" w:default="1">
+    <w:name w:val="No List"/>
     <w:uiPriority w:val="99"/>
     <w:semiHidden/>
     <w:unhideWhenUsed/>
-    <w:rsid w:val="00C50D0F"/>
-    <w:rPr>
-      <w:color w:val="605E5C"/>
-      <w:shd w:val="clear" w:color="auto" w:fill="E1DFDD"/>
-    </w:rPr>
+    <w:qFormat/>
   </w:style>
-  <w:style w:type="character" w:styleId="FollowedHyperlink">
-    <w:name w:val="FollowedHyperlink"/>
-    <w:basedOn w:val="DefaultParagraphFont"/>
+  <w:style w:type="table" w:default="1" w:styleId="TableNormal">
+    <w:name w:val="Normal Table"/>
     <w:uiPriority w:val="99"/>
     <w:semiHidden/>
     <w:unhideWhenUsed/>
-    <w:rsid w:val="00C50D0F"/>
-    <w:rPr>
-      <w:color w:val="96607D" w:themeColor="followedHyperlink"/>
-      <w:u w:val="single"/>
-    </w:rPr>
+    <w:tblPr>
+      <w:tblCellMar>
+        <w:top w:w="0" w:type="dxa"/>
+        <w:left w:w="108" w:type="dxa"/>
+        <w:bottom w:w="0" w:type="dxa"/>
+        <w:right w:w="108" w:type="dxa"/>
+      </w:tblCellMar>
+    </w:tblPr>
   </w:style>
   <w:style w:type="table" w:styleId="TableGrid">
     <w:name w:val="Table Grid"/>
     <w:basedOn w:val="TableNormal"/>
     <w:uiPriority w:val="39"/>
-    <w:rsid w:val="00F200BE"/>
+    <w:rsid w:val="00f200be"/>
     <w:pPr>
       <w:spacing w:after="0" w:line="240" w:lineRule="auto"/>
     </w:pPr>
     <w:tblPr>
       <w:tblBorders>
-        <w:top w:val="single" w:sz="4" w:space="0" w:color="auto"/>
-        <w:left w:val="single" w:sz="4" w:space="0" w:color="auto"/>
-        <w:bottom w:val="single" w:sz="4" w:space="0" w:color="auto"/>
-        <w:right w:val="single" w:sz="4" w:space="0" w:color="auto"/>
-        <w:insideH w:val="single" w:sz="4" w:space="0" w:color="auto"/>
-        <w:insideV w:val="single" w:sz="4" w:space="0" w:color="auto"/>
+        <w:top w:val="single" w:color="auto" w:sz="4" w:space="0"/>
+        <w:left w:val="single" w:color="auto" w:sz="4" w:space="0"/>
+        <w:bottom w:val="single" w:color="auto" w:sz="4" w:space="0"/>
+        <w:right w:val="single" w:color="auto" w:sz="4" w:space="0"/>
+        <w:insideH w:val="single" w:color="auto" w:sz="4" w:space="0"/>
+        <w:insideV w:val="single" w:color="auto" w:sz="4" w:space="0"/>
       </w:tblBorders>
     </w:tblPr>
   </w:style>
@@ -3741,195 +4345,97 @@
 </file>
 
 <file path=word/theme/theme1.xml><?xml version="1.0" encoding="utf-8"?>
-<a:theme xmlns:a="http://schemas.openxmlformats.org/drawingml/2006/main" name="Office Theme">
+<a:theme xmlns:a="http://schemas.openxmlformats.org/drawingml/2006/main" xmlns:r="http://schemas.openxmlformats.org/officeDocument/2006/relationships" name="Office Theme">
   <a:themeElements>
     <a:clrScheme name="Office">
       <a:dk1>
-        <a:sysClr val="windowText" lastClr="000000"/>
+        <a:srgbClr val="000000"/>
       </a:dk1>
       <a:lt1>
-        <a:sysClr val="window" lastClr="FFFFFF"/>
+        <a:srgbClr val="ffffff"/>
       </a:lt1>
       <a:dk2>
-        <a:srgbClr val="0E2841"/>
+        <a:srgbClr val="0e2841"/>
       </a:dk2>
       <a:lt2>
-        <a:srgbClr val="E8E8E8"/>
+        <a:srgbClr val="e8e8e8"/>
       </a:lt2>
       <a:accent1>
         <a:srgbClr val="156082"/>
       </a:accent1>
       <a:accent2>
-        <a:srgbClr val="E97132"/>
+        <a:srgbClr val="e97132"/>
       </a:accent2>
       <a:accent3>
-        <a:srgbClr val="196B24"/>
+        <a:srgbClr val="196b24"/>
       </a:accent3>
       <a:accent4>
-        <a:srgbClr val="0F9ED5"/>
+        <a:srgbClr val="0f9ed5"/>
       </a:accent4>
       <a:accent5>
-        <a:srgbClr val="A02B93"/>
+        <a:srgbClr val="a02b93"/>
       </a:accent5>
       <a:accent6>
-        <a:srgbClr val="4EA72E"/>
+        <a:srgbClr val="4ea72e"/>
       </a:accent6>
       <a:hlink>
         <a:srgbClr val="467886"/>
       </a:hlink>
       <a:folHlink>
-        <a:srgbClr val="96607D"/>
+        <a:srgbClr val="96607d"/>
       </a:folHlink>
     </a:clrScheme>
     <a:fontScheme name="Office">
       <a:majorFont>
-        <a:latin typeface="Aptos Display" panose="02110004020202020204"/>
+        <a:latin typeface="Aptos Display" panose="02110004020202020204" pitchFamily="0" charset="1"/>
         <a:ea typeface=""/>
         <a:cs typeface=""/>
-        <a:font script="Jpan" typeface="游ゴシック Light"/>
-        <a:font script="Hang" typeface="맑은 고딕"/>
-        <a:font script="Hans" typeface="等线 Light"/>
-        <a:font script="Hant" typeface="新細明體"/>
-        <a:font script="Arab" typeface="Times New Roman"/>
-        <a:font script="Hebr" typeface="Times New Roman"/>
-        <a:font script="Thai" typeface="Angsana New"/>
-        <a:font script="Ethi" typeface="Nyala"/>
-        <a:font script="Beng" typeface="Vrinda"/>
-        <a:font script="Gujr" typeface="Shruti"/>
-        <a:font script="Khmr" typeface="MoolBoran"/>
-        <a:font script="Knda" typeface="Tunga"/>
-        <a:font script="Guru" typeface="Raavi"/>
-        <a:font script="Cans" typeface="Euphemia"/>
-        <a:font script="Cher" typeface="Plantagenet Cherokee"/>
-        <a:font script="Yiii" typeface="Microsoft Yi Baiti"/>
-        <a:font script="Tibt" typeface="Microsoft Himalaya"/>
-        <a:font script="Thaa" typeface="MV Boli"/>
-        <a:font script="Deva" typeface="Mangal"/>
-        <a:font script="Telu" typeface="Gautami"/>
-        <a:font script="Taml" typeface="Latha"/>
-        <a:font script="Syrc" typeface="Estrangelo Edessa"/>
-        <a:font script="Orya" typeface="Kalinga"/>
-        <a:font script="Mlym" typeface="Kartika"/>
-        <a:font script="Laoo" typeface="DokChampa"/>
-        <a:font script="Sinh" typeface="Iskoola Pota"/>
-        <a:font script="Mong" typeface="Mongolian Baiti"/>
-        <a:font script="Viet" typeface="Times New Roman"/>
-        <a:font script="Uigh" typeface="Microsoft Uighur"/>
-        <a:font script="Geor" typeface="Sylfaen"/>
-        <a:font script="Armn" typeface="Arial"/>
-        <a:font script="Bugi" typeface="Leelawadee UI"/>
-        <a:font script="Bopo" typeface="Microsoft JhengHei"/>
-        <a:font script="Java" typeface="Javanese Text"/>
-        <a:font script="Lisu" typeface="Segoe UI"/>
-        <a:font script="Mymr" typeface="Myanmar Text"/>
-        <a:font script="Nkoo" typeface="Ebrima"/>
-        <a:font script="Olck" typeface="Nirmala UI"/>
-        <a:font script="Osma" typeface="Ebrima"/>
-        <a:font script="Phag" typeface="Phagspa"/>
-        <a:font script="Syrn" typeface="Estrangelo Edessa"/>
-        <a:font script="Syrj" typeface="Estrangelo Edessa"/>
-        <a:font script="Syre" typeface="Estrangelo Edessa"/>
-        <a:font script="Sora" typeface="Nirmala UI"/>
-        <a:font script="Tale" typeface="Microsoft Tai Le"/>
-        <a:font script="Talu" typeface="Microsoft New Tai Lue"/>
-        <a:font script="Tfng" typeface="Ebrima"/>
       </a:majorFont>
       <a:minorFont>
-        <a:latin typeface="Aptos" panose="02110004020202020204"/>
+        <a:latin typeface="Aptos" panose="02110004020202020204" pitchFamily="0" charset="1"/>
         <a:ea typeface=""/>
         <a:cs typeface=""/>
-        <a:font script="Jpan" typeface="游ゴシック"/>
-        <a:font script="Hang" typeface="맑은 고딕"/>
-        <a:font script="Hans" typeface="等线"/>
-        <a:font script="Hant" typeface="新細明體"/>
-        <a:font script="Arab" typeface="Arial"/>
-        <a:font script="Hebr" typeface="Arial"/>
-        <a:font script="Thai" typeface="Cordia New"/>
-        <a:font script="Ethi" typeface="Nyala"/>
-        <a:font script="Beng" typeface="Vrinda"/>
-        <a:font script="Gujr" typeface="Shruti"/>
-        <a:font script="Khmr" typeface="DaunPenh"/>
-        <a:font script="Knda" typeface="Tunga"/>
-        <a:font script="Guru" typeface="Raavi"/>
-        <a:font script="Cans" typeface="Euphemia"/>
-        <a:font script="Cher" typeface="Plantagenet Cherokee"/>
-        <a:font script="Yiii" typeface="Microsoft Yi Baiti"/>
-        <a:font script="Tibt" typeface="Microsoft Himalaya"/>
-        <a:font script="Thaa" typeface="MV Boli"/>
-        <a:font script="Deva" typeface="Mangal"/>
-        <a:font script="Telu" typeface="Gautami"/>
-        <a:font script="Taml" typeface="Latha"/>
-        <a:font script="Syrc" typeface="Estrangelo Edessa"/>
-        <a:font script="Orya" typeface="Kalinga"/>
-        <a:font script="Mlym" typeface="Kartika"/>
-        <a:font script="Laoo" typeface="DokChampa"/>
-        <a:font script="Sinh" typeface="Iskoola Pota"/>
-        <a:font script="Mong" typeface="Mongolian Baiti"/>
-        <a:font script="Viet" typeface="Arial"/>
-        <a:font script="Uigh" typeface="Microsoft Uighur"/>
-        <a:font script="Geor" typeface="Sylfaen"/>
-        <a:font script="Armn" typeface="Arial"/>
-        <a:font script="Bugi" typeface="Leelawadee UI"/>
-        <a:font script="Bopo" typeface="Microsoft JhengHei"/>
-        <a:font script="Java" typeface="Javanese Text"/>
-        <a:font script="Lisu" typeface="Segoe UI"/>
-        <a:font script="Mymr" typeface="Myanmar Text"/>
-        <a:font script="Nkoo" typeface="Ebrima"/>
-        <a:font script="Olck" typeface="Nirmala UI"/>
-        <a:font script="Osma" typeface="Ebrima"/>
-        <a:font script="Phag" typeface="Phagspa"/>
-        <a:font script="Syrn" typeface="Estrangelo Edessa"/>
-        <a:font script="Syrj" typeface="Estrangelo Edessa"/>
-        <a:font script="Syre" typeface="Estrangelo Edessa"/>
-        <a:font script="Sora" typeface="Nirmala UI"/>
-        <a:font script="Tale" typeface="Microsoft Tai Le"/>
-        <a:font script="Talu" typeface="Microsoft New Tai Lue"/>
-        <a:font script="Tfng" typeface="Ebrima"/>
       </a:minorFont>
     </a:fontScheme>
-    <a:fmtScheme name="Office">
+    <a:fmtScheme>
       <a:fillStyleLst>
         <a:solidFill>
           <a:schemeClr val="phClr"/>
         </a:solidFill>
-        <a:gradFill rotWithShape="1">
+        <a:gradFill>
           <a:gsLst>
             <a:gs pos="0">
               <a:schemeClr val="phClr">
                 <a:lumMod val="110000"/>
-                <a:satMod val="105000"/>
                 <a:tint val="67000"/>
               </a:schemeClr>
             </a:gs>
             <a:gs pos="50000">
               <a:schemeClr val="phClr">
                 <a:lumMod val="105000"/>
-                <a:satMod val="103000"/>
                 <a:tint val="73000"/>
               </a:schemeClr>
             </a:gs>
             <a:gs pos="100000">
               <a:schemeClr val="phClr">
                 <a:lumMod val="105000"/>
-                <a:satMod val="109000"/>
                 <a:tint val="81000"/>
               </a:schemeClr>
             </a:gs>
           </a:gsLst>
           <a:lin ang="5400000" scaled="0"/>
+          <a:tileRect l="0" t="0" r="0" b="0"/>
         </a:gradFill>
-        <a:gradFill rotWithShape="1">
+        <a:gradFill>
           <a:gsLst>
             <a:gs pos="0">
               <a:schemeClr val="phClr">
-                <a:satMod val="103000"/>
                 <a:lumMod val="102000"/>
                 <a:tint val="94000"/>
               </a:schemeClr>
             </a:gs>
             <a:gs pos="50000">
               <a:schemeClr val="phClr">
-                <a:satMod val="110000"/>
                 <a:lumMod val="100000"/>
                 <a:shade val="100000"/>
               </a:schemeClr>
@@ -3937,33 +4443,24 @@
             <a:gs pos="100000">
               <a:schemeClr val="phClr">
                 <a:lumMod val="99000"/>
-                <a:satMod val="120000"/>
                 <a:shade val="78000"/>
               </a:schemeClr>
             </a:gs>
           </a:gsLst>
           <a:lin ang="5400000" scaled="0"/>
+          <a:tileRect l="0" t="0" r="0" b="0"/>
         </a:gradFill>
       </a:fillStyleLst>
       <a:lnStyleLst>
         <a:ln w="6350" cap="flat" cmpd="sng" algn="ctr">
-          <a:solidFill>
-            <a:schemeClr val="phClr"/>
-          </a:solidFill>
           <a:prstDash val="solid"/>
           <a:miter lim="800000"/>
         </a:ln>
         <a:ln w="12700" cap="flat" cmpd="sng" algn="ctr">
-          <a:solidFill>
-            <a:schemeClr val="phClr"/>
-          </a:solidFill>
           <a:prstDash val="solid"/>
           <a:miter lim="800000"/>
         </a:ln>
         <a:ln w="19050" cap="flat" cmpd="sng" algn="ctr">
-          <a:solidFill>
-            <a:schemeClr val="phClr"/>
-          </a:solidFill>
           <a:prstDash val="solid"/>
           <a:miter lim="800000"/>
         </a:ln>
@@ -3976,13 +4473,7 @@
           <a:effectLst/>
         </a:effectStyle>
         <a:effectStyle>
-          <a:effectLst>
-            <a:outerShdw blurRad="57150" dist="19050" dir="5400000" algn="ctr" rotWithShape="0">
-              <a:srgbClr val="000000">
-                <a:alpha val="63000"/>
-              </a:srgbClr>
-            </a:outerShdw>
-          </a:effectLst>
+          <a:effectLst/>
         </a:effectStyle>
       </a:effectStyleLst>
       <a:bgFillStyleLst>
@@ -3992,15 +4483,13 @@
         <a:solidFill>
           <a:schemeClr val="phClr">
             <a:tint val="95000"/>
-            <a:satMod val="170000"/>
           </a:schemeClr>
         </a:solidFill>
-        <a:gradFill rotWithShape="1">
+        <a:gradFill>
           <a:gsLst>
             <a:gs pos="0">
               <a:schemeClr val="phClr">
                 <a:tint val="93000"/>
-                <a:satMod val="150000"/>
                 <a:shade val="98000"/>
                 <a:lumMod val="102000"/>
               </a:schemeClr>
@@ -4008,7 +4497,6 @@
             <a:gs pos="50000">
               <a:schemeClr val="phClr">
                 <a:tint val="98000"/>
-                <a:satMod val="130000"/>
                 <a:shade val="90000"/>
                 <a:lumMod val="103000"/>
               </a:schemeClr>
@@ -4016,22 +4504,15 @@
             <a:gs pos="100000">
               <a:schemeClr val="phClr">
                 <a:shade val="63000"/>
-                <a:satMod val="120000"/>
               </a:schemeClr>
             </a:gs>
           </a:gsLst>
           <a:lin ang="5400000" scaled="0"/>
+          <a:tileRect l="0" t="0" r="0" b="0"/>
         </a:gradFill>
       </a:bgFillStyleLst>
     </a:fmtScheme>
   </a:themeElements>
-  <a:objectDefaults/>
-  <a:extraClrSchemeLst/>
-  <a:extLst>
-    <a:ext uri="{05A4C25C-085E-4340-85A3-A5531E510DB2}">
-      <thm15:themeFamily xmlns:thm15="http://schemas.microsoft.com/office/thememl/2012/main" name="Office Theme" id="{62F939B6-93AF-4DB8-9C6B-D6C7DFDC589F}" vid="{4A3C46E8-61CC-4603-A589-7422A47A8E4A}"/>
-    </a:ext>
-  </a:extLst>
 </a:theme>
 </file>
 
@@ -4045,10 +4526,4 @@
     <ds:schemaRef ds:uri="http://schemas.openxmlformats.org/officeDocument/2006/bibliography"/>
   </ds:schemaRefs>
 </ds:datastoreItem>
-</file>
-
-<file path=docMetadata/LabelInfo.xml><?xml version="1.0" encoding="utf-8"?>
-<clbl:labelList xmlns:clbl="http://schemas.microsoft.com/office/2020/mipLabelMetadata">
-  <clbl:label id="{11904f23-f0db-4cdc-96f7-390bd55fcee8}" enabled="0" method="" siteId="{11904f23-f0db-4cdc-96f7-390bd55fcee8}" removed="1"/>
-</clbl:labelList>
 </file>
--- a/report_notes.docx
+++ b/report_notes.docx
@@ -532,19 +532,44 @@
         </w:rPr>
       </w:pPr>
       <w:r>
+        <w:rPr>
+          <w:b/>
+          <w:bCs/>
+          <w:sz w:val="28"/>
+          <w:szCs w:val="28"/>
+          <w:lang w:val="en-US"/>
+        </w:rPr>
+        <w:t xml:space="preserve">SCENARIO 1 – Saudia Arabia Floods the Market </w:t>
+      </w:r>
+    </w:p>
+    <w:p>
+      <w:pPr>
+        <w:pStyle w:val="Normal"/>
+        <w:rPr>
+          <w:sz w:val="24"/>
+          <w:szCs w:val="24"/>
+          <w:lang w:val="en-US"/>
+        </w:rPr>
+      </w:pPr>
+      <w:r>
+        <w:rPr>
+          <w:sz w:val="24"/>
+          <w:szCs w:val="24"/>
+          <w:lang w:val="en-US"/>
+        </w:rPr>
         <w:drawing>
-          <wp:anchor distT="0" distB="0" distL="114300" distR="114300" simplePos="0" relativeHeight="2" behindDoc="0" locked="0" layoutInCell="0" allowOverlap="1">
+          <wp:anchor distT="0" distB="0" distL="0" distR="0" simplePos="0" relativeHeight="18" behindDoc="0" locked="0" layoutInCell="0" allowOverlap="1">
             <wp:simplePos x="0" y="0"/>
-            <wp:positionH relativeFrom="margin">
-              <wp:posOffset>-403860</wp:posOffset>
+            <wp:positionH relativeFrom="column">
+              <wp:posOffset>3107055</wp:posOffset>
             </wp:positionH>
             <wp:positionV relativeFrom="paragraph">
-              <wp:posOffset>393065</wp:posOffset>
+              <wp:posOffset>127000</wp:posOffset>
             </wp:positionV>
-            <wp:extent cx="3324860" cy="2508885"/>
+            <wp:extent cx="3048000" cy="2286000"/>
             <wp:effectExtent l="0" t="0" r="0" b="0"/>
-            <wp:wrapSquare wrapText="bothSides"/>
-            <wp:docPr id="1" name="Image2"/>
+            <wp:wrapSquare wrapText="largest"/>
+            <wp:docPr id="1" name="Image18"/>
             <wp:cNvGraphicFramePr>
               <a:graphicFrameLocks xmlns:a="http://schemas.openxmlformats.org/drawingml/2006/main" noChangeAspect="1"/>
             </wp:cNvGraphicFramePr>
@@ -552,7 +577,7 @@
               <a:graphicData uri="http://schemas.openxmlformats.org/drawingml/2006/picture">
                 <pic:pic xmlns:pic="http://schemas.openxmlformats.org/drawingml/2006/picture">
                   <pic:nvPicPr>
-                    <pic:cNvPr id="1" name="Image2"/>
+                    <pic:cNvPr id="1" name="Image18"/>
                     <pic:cNvPicPr>
                       <a:picLocks noChangeAspect="1" noChangeArrowheads="1"/>
                     </pic:cNvPicPr>
@@ -566,7 +591,7 @@
                   <pic:spPr bwMode="auto">
                     <a:xfrm>
                       <a:off x="0" y="0"/>
-                      <a:ext cx="3324860" cy="2508885"/>
+                      <a:ext cx="3048000" cy="2286000"/>
                     </a:xfrm>
                     <a:prstGeom prst="rect">
                       <a:avLst/>
@@ -579,26 +604,18 @@
           </wp:anchor>
         </w:drawing>
         <w:drawing>
-          <wp:anchor distT="0" distB="0" distL="114300" distR="114300" simplePos="0" relativeHeight="3" behindDoc="0" locked="0" layoutInCell="0" allowOverlap="1">
+          <wp:anchor distT="0" distB="0" distL="0" distR="0" simplePos="0" relativeHeight="19" behindDoc="0" locked="0" layoutInCell="0" allowOverlap="1">
             <wp:simplePos x="0" y="0"/>
-            <wp:positionH relativeFrom="margin">
-              <wp:posOffset>2827655</wp:posOffset>
+            <wp:positionH relativeFrom="column">
+              <wp:posOffset>8255</wp:posOffset>
             </wp:positionH>
             <wp:positionV relativeFrom="paragraph">
-              <wp:posOffset>307340</wp:posOffset>
+              <wp:posOffset>171450</wp:posOffset>
             </wp:positionV>
-            <wp:extent cx="3380740" cy="2625725"/>
+            <wp:extent cx="3048000" cy="2286000"/>
             <wp:effectExtent l="0" t="0" r="0" b="0"/>
-            <wp:wrapTight wrapText="bothSides">
-              <wp:wrapPolygon edited="0">
-                <wp:start x="-1" y="0"/>
-                <wp:lineTo x="-1" y="21469"/>
-                <wp:lineTo x="21420" y="21469"/>
-                <wp:lineTo x="21420" y="0"/>
-                <wp:lineTo x="-1" y="0"/>
-              </wp:wrapPolygon>
-            </wp:wrapTight>
-            <wp:docPr id="2" name="Picture 1"/>
+            <wp:wrapSquare wrapText="largest"/>
+            <wp:docPr id="2" name="Image2"/>
             <wp:cNvGraphicFramePr>
               <a:graphicFrameLocks xmlns:a="http://schemas.openxmlformats.org/drawingml/2006/main" noChangeAspect="1"/>
             </wp:cNvGraphicFramePr>
@@ -606,7 +623,7 @@
               <a:graphicData uri="http://schemas.openxmlformats.org/drawingml/2006/picture">
                 <pic:pic xmlns:pic="http://schemas.openxmlformats.org/drawingml/2006/picture">
                   <pic:nvPicPr>
-                    <pic:cNvPr id="2" name="Picture 1"/>
+                    <pic:cNvPr id="2" name="Image2"/>
                     <pic:cNvPicPr>
                       <a:picLocks noChangeAspect="1" noChangeArrowheads="1"/>
                     </pic:cNvPicPr>
@@ -620,7 +637,7 @@
                   <pic:spPr bwMode="auto">
                     <a:xfrm>
                       <a:off x="0" y="0"/>
-                      <a:ext cx="3380740" cy="2625725"/>
+                      <a:ext cx="3048000" cy="2286000"/>
                     </a:xfrm>
                     <a:prstGeom prst="rect">
                       <a:avLst/>
@@ -632,33 +649,6 @@
             </a:graphic>
           </wp:anchor>
         </w:drawing>
-      </w:r>
-      <w:r>
-        <w:rPr>
-          <w:b/>
-          <w:bCs/>
-          <w:sz w:val="28"/>
-          <w:szCs w:val="28"/>
-          <w:lang w:val="en-US"/>
-        </w:rPr>
-        <w:t xml:space="preserve">SCENARIO 1 – Saudia Arabia Floods the Market </w:t>
-      </w:r>
-    </w:p>
-    <w:p>
-      <w:pPr>
-        <w:pStyle w:val="Normal"/>
-        <w:rPr>
-          <w:sz w:val="24"/>
-          <w:szCs w:val="24"/>
-          <w:lang w:val="en-US"/>
-        </w:rPr>
-      </w:pPr>
-      <w:r>
-        <w:rPr>
-          <w:sz w:val="24"/>
-          <w:szCs w:val="24"/>
-          <w:lang w:val="en-US"/>
-        </w:rPr>
       </w:r>
     </w:p>
     <w:tbl>
@@ -694,6 +684,7 @@
             <w:pPr>
               <w:pStyle w:val="Normal"/>
               <w:widowControl/>
+              <w:suppressAutoHyphens w:val="true"/>
               <w:spacing w:lineRule="auto" w:line="240" w:before="0" w:after="0"/>
               <w:jc w:val="start"/>
               <w:rPr>
@@ -723,6 +714,7 @@
             <w:pPr>
               <w:pStyle w:val="Normal"/>
               <w:widowControl/>
+              <w:suppressAutoHyphens w:val="true"/>
               <w:spacing w:lineRule="auto" w:line="240" w:before="0" w:after="0"/>
               <w:jc w:val="start"/>
               <w:rPr>
@@ -752,6 +744,7 @@
             <w:pPr>
               <w:pStyle w:val="Normal"/>
               <w:widowControl/>
+              <w:suppressAutoHyphens w:val="true"/>
               <w:spacing w:lineRule="auto" w:line="240" w:before="0" w:after="0"/>
               <w:jc w:val="start"/>
               <w:rPr>
@@ -781,6 +774,7 @@
             <w:pPr>
               <w:pStyle w:val="Normal"/>
               <w:widowControl/>
+              <w:suppressAutoHyphens w:val="true"/>
               <w:spacing w:lineRule="auto" w:line="240" w:before="0" w:after="0"/>
               <w:jc w:val="start"/>
               <w:rPr>
@@ -810,6 +804,7 @@
             <w:pPr>
               <w:pStyle w:val="Normal"/>
               <w:widowControl/>
+              <w:suppressAutoHyphens w:val="true"/>
               <w:spacing w:lineRule="auto" w:line="240" w:before="0" w:after="0"/>
               <w:jc w:val="start"/>
               <w:rPr>
@@ -842,6 +837,7 @@
             <w:pPr>
               <w:pStyle w:val="Normal"/>
               <w:widowControl/>
+              <w:suppressAutoHyphens w:val="true"/>
               <w:spacing w:lineRule="auto" w:line="240" w:before="0" w:after="0"/>
               <w:jc w:val="start"/>
               <w:rPr>
@@ -871,6 +867,7 @@
             <w:pPr>
               <w:pStyle w:val="Normal"/>
               <w:widowControl/>
+              <w:suppressAutoHyphens w:val="true"/>
               <w:spacing w:lineRule="auto" w:line="240" w:before="0" w:after="0"/>
               <w:jc w:val="start"/>
               <w:rPr>
@@ -900,6 +897,7 @@
             <w:pPr>
               <w:pStyle w:val="Normal"/>
               <w:widowControl/>
+              <w:suppressAutoHyphens w:val="true"/>
               <w:spacing w:lineRule="auto" w:line="240" w:before="0" w:after="0"/>
               <w:jc w:val="start"/>
               <w:rPr>
@@ -929,6 +927,7 @@
             <w:pPr>
               <w:pStyle w:val="Normal"/>
               <w:widowControl/>
+              <w:suppressAutoHyphens w:val="true"/>
               <w:spacing w:lineRule="auto" w:line="240" w:before="0" w:after="0"/>
               <w:jc w:val="start"/>
               <w:rPr>
@@ -958,6 +957,7 @@
             <w:pPr>
               <w:pStyle w:val="Normal"/>
               <w:widowControl/>
+              <w:suppressAutoHyphens w:val="true"/>
               <w:spacing w:lineRule="auto" w:line="240" w:before="0" w:after="0"/>
               <w:jc w:val="start"/>
               <w:rPr>
@@ -1056,7 +1056,7 @@
           <w:lang w:val="en-US"/>
         </w:rPr>
         <w:drawing>
-          <wp:anchor distT="0" distB="0" distL="114300" distR="114300" simplePos="0" relativeHeight="4" behindDoc="0" locked="0" layoutInCell="0" allowOverlap="1">
+          <wp:anchor distT="0" distB="0" distL="114300" distR="114300" simplePos="0" relativeHeight="2" behindDoc="0" locked="0" layoutInCell="0" allowOverlap="1">
             <wp:simplePos x="0" y="0"/>
             <wp:positionH relativeFrom="margin">
               <wp:posOffset>-478155</wp:posOffset>
@@ -1070,8 +1070,8 @@
               <wp:wrapPolygon edited="0">
                 <wp:start x="-4" y="0"/>
                 <wp:lineTo x="-4" y="21420"/>
-                <wp:lineTo x="21421" y="21420"/>
-                <wp:lineTo x="21421" y="0"/>
+                <wp:lineTo x="21416" y="21420"/>
+                <wp:lineTo x="21416" y="0"/>
                 <wp:lineTo x="-4" y="0"/>
               </wp:wrapPolygon>
             </wp:wrapTight>
@@ -1111,7 +1111,7 @@
           </wp:anchor>
         </w:drawing>
         <w:drawing>
-          <wp:anchor distT="0" distB="0" distL="114300" distR="114300" simplePos="0" relativeHeight="5" behindDoc="0" locked="0" layoutInCell="0" allowOverlap="1">
+          <wp:anchor distT="0" distB="0" distL="114300" distR="114300" simplePos="0" relativeHeight="3" behindDoc="0" locked="0" layoutInCell="0" allowOverlap="1">
             <wp:simplePos x="0" y="0"/>
             <wp:positionH relativeFrom="column">
               <wp:posOffset>2806065</wp:posOffset>
@@ -1125,8 +1125,8 @@
               <wp:wrapPolygon edited="0">
                 <wp:start x="1" y="0"/>
                 <wp:lineTo x="1" y="21350"/>
-                <wp:lineTo x="21466" y="21350"/>
-                <wp:lineTo x="21466" y="0"/>
+                <wp:lineTo x="21459" y="21350"/>
+                <wp:lineTo x="21459" y="0"/>
                 <wp:lineTo x="1" y="0"/>
               </wp:wrapPolygon>
             </wp:wrapTight>
@@ -1221,6 +1221,7 @@
             <w:pPr>
               <w:pStyle w:val="Normal"/>
               <w:widowControl/>
+              <w:suppressAutoHyphens w:val="true"/>
               <w:spacing w:lineRule="auto" w:line="240" w:before="0" w:after="0"/>
               <w:jc w:val="start"/>
               <w:rPr>
@@ -1250,6 +1251,7 @@
             <w:pPr>
               <w:pStyle w:val="Normal"/>
               <w:widowControl/>
+              <w:suppressAutoHyphens w:val="true"/>
               <w:spacing w:lineRule="auto" w:line="240" w:before="0" w:after="0"/>
               <w:jc w:val="start"/>
               <w:rPr>
@@ -1279,6 +1281,7 @@
             <w:pPr>
               <w:pStyle w:val="Normal"/>
               <w:widowControl/>
+              <w:suppressAutoHyphens w:val="true"/>
               <w:spacing w:lineRule="auto" w:line="240" w:before="0" w:after="0"/>
               <w:jc w:val="start"/>
               <w:rPr>
@@ -1308,6 +1311,7 @@
             <w:pPr>
               <w:pStyle w:val="Normal"/>
               <w:widowControl/>
+              <w:suppressAutoHyphens w:val="true"/>
               <w:spacing w:lineRule="auto" w:line="240" w:before="0" w:after="0"/>
               <w:jc w:val="start"/>
               <w:rPr>
@@ -1337,6 +1341,7 @@
             <w:pPr>
               <w:pStyle w:val="Normal"/>
               <w:widowControl/>
+              <w:suppressAutoHyphens w:val="true"/>
               <w:spacing w:lineRule="auto" w:line="240" w:before="0" w:after="0"/>
               <w:jc w:val="start"/>
               <w:rPr>
@@ -1369,6 +1374,7 @@
             <w:pPr>
               <w:pStyle w:val="Normal"/>
               <w:widowControl/>
+              <w:suppressAutoHyphens w:val="true"/>
               <w:spacing w:lineRule="auto" w:line="240" w:before="0" w:after="0"/>
               <w:jc w:val="start"/>
               <w:rPr>
@@ -1398,6 +1404,7 @@
             <w:pPr>
               <w:pStyle w:val="Normal"/>
               <w:widowControl/>
+              <w:suppressAutoHyphens w:val="true"/>
               <w:spacing w:lineRule="auto" w:line="240" w:before="0" w:after="0"/>
               <w:jc w:val="start"/>
               <w:rPr>
@@ -1427,6 +1434,7 @@
             <w:pPr>
               <w:pStyle w:val="Normal"/>
               <w:widowControl/>
+              <w:suppressAutoHyphens w:val="true"/>
               <w:spacing w:lineRule="auto" w:line="240" w:before="0" w:after="0"/>
               <w:jc w:val="start"/>
               <w:rPr>
@@ -1456,6 +1464,7 @@
             <w:pPr>
               <w:pStyle w:val="Normal"/>
               <w:widowControl/>
+              <w:suppressAutoHyphens w:val="true"/>
               <w:spacing w:lineRule="auto" w:line="240" w:before="0" w:after="0"/>
               <w:jc w:val="start"/>
               <w:rPr>
@@ -1485,6 +1494,7 @@
             <w:pPr>
               <w:pStyle w:val="Normal"/>
               <w:widowControl/>
+              <w:suppressAutoHyphens w:val="true"/>
               <w:spacing w:lineRule="auto" w:line="240" w:before="0" w:after="0"/>
               <w:jc w:val="start"/>
               <w:rPr>
@@ -1561,26 +1571,47 @@
         </w:rPr>
       </w:pPr>
       <w:r>
+        <w:rPr>
+          <w:b/>
+          <w:bCs/>
+          <w:sz w:val="28"/>
+          <w:szCs w:val="28"/>
+          <w:lang w:val="en-US"/>
+        </w:rPr>
+        <w:t>SCENARIO 3 – Saudi Arabia Saves the Market Price</w:t>
+      </w:r>
+    </w:p>
+    <w:p>
+      <w:pPr>
+        <w:pStyle w:val="Normal"/>
+        <w:rPr>
+          <w:b/>
+          <w:bCs/>
+          <w:sz w:val="28"/>
+          <w:szCs w:val="28"/>
+          <w:lang w:val="en-US"/>
+        </w:rPr>
+      </w:pPr>
+      <w:r>
+        <w:rPr>
+          <w:b/>
+          <w:bCs/>
+          <w:sz w:val="28"/>
+          <w:szCs w:val="28"/>
+          <w:lang w:val="en-US"/>
+        </w:rPr>
         <w:drawing>
-          <wp:anchor distT="0" distB="0" distL="114300" distR="114300" simplePos="0" relativeHeight="6" behindDoc="0" locked="0" layoutInCell="0" allowOverlap="1">
+          <wp:anchor distT="0" distB="0" distL="0" distR="0" simplePos="0" relativeHeight="16" behindDoc="0" locked="0" layoutInCell="0" allowOverlap="1">
             <wp:simplePos x="0" y="0"/>
-            <wp:positionH relativeFrom="margin">
-              <wp:posOffset>-574675</wp:posOffset>
+            <wp:positionH relativeFrom="column">
+              <wp:posOffset>-48895</wp:posOffset>
             </wp:positionH>
             <wp:positionV relativeFrom="paragraph">
-              <wp:posOffset>361315</wp:posOffset>
+              <wp:posOffset>12700</wp:posOffset>
             </wp:positionV>
-            <wp:extent cx="3419475" cy="2562225"/>
+            <wp:extent cx="3048000" cy="2286000"/>
             <wp:effectExtent l="0" t="0" r="0" b="0"/>
-            <wp:wrapTight wrapText="bothSides">
-              <wp:wrapPolygon edited="0">
-                <wp:start x="1" y="0"/>
-                <wp:lineTo x="1" y="21519"/>
-                <wp:lineTo x="21539" y="21519"/>
-                <wp:lineTo x="21539" y="0"/>
-                <wp:lineTo x="1" y="0"/>
-              </wp:wrapPolygon>
-            </wp:wrapTight>
+            <wp:wrapSquare wrapText="largest"/>
             <wp:docPr id="5" name="Image6"/>
             <wp:cNvGraphicFramePr>
               <a:graphicFrameLocks xmlns:a="http://schemas.openxmlformats.org/drawingml/2006/main" noChangeAspect="1"/>
@@ -1603,7 +1634,7 @@
                   <pic:spPr bwMode="auto">
                     <a:xfrm>
                       <a:off x="0" y="0"/>
-                      <a:ext cx="3419475" cy="2562225"/>
+                      <a:ext cx="3048000" cy="2286000"/>
                     </a:xfrm>
                     <a:prstGeom prst="rect">
                       <a:avLst/>
@@ -1616,25 +1647,17 @@
           </wp:anchor>
         </w:drawing>
         <w:drawing>
-          <wp:anchor distT="0" distB="0" distL="114300" distR="114300" simplePos="0" relativeHeight="7" behindDoc="0" locked="0" layoutInCell="0" allowOverlap="1">
+          <wp:anchor distT="0" distB="0" distL="0" distR="0" simplePos="0" relativeHeight="17" behindDoc="0" locked="0" layoutInCell="0" allowOverlap="1">
             <wp:simplePos x="0" y="0"/>
-            <wp:positionH relativeFrom="page">
-              <wp:posOffset>3987165</wp:posOffset>
+            <wp:positionH relativeFrom="column">
+              <wp:posOffset>2795905</wp:posOffset>
             </wp:positionH>
             <wp:positionV relativeFrom="paragraph">
-              <wp:posOffset>509905</wp:posOffset>
+              <wp:posOffset>12700</wp:posOffset>
             </wp:positionV>
-            <wp:extent cx="2976880" cy="2242185"/>
+            <wp:extent cx="3048000" cy="2286000"/>
             <wp:effectExtent l="0" t="0" r="0" b="0"/>
-            <wp:wrapTight wrapText="bothSides">
-              <wp:wrapPolygon edited="0">
-                <wp:start x="-1" y="0"/>
-                <wp:lineTo x="-1" y="21471"/>
-                <wp:lineTo x="21423" y="21471"/>
-                <wp:lineTo x="21423" y="0"/>
-                <wp:lineTo x="-1" y="0"/>
-              </wp:wrapPolygon>
-            </wp:wrapTight>
+            <wp:wrapSquare wrapText="largest"/>
             <wp:docPr id="6" name="Image5"/>
             <wp:cNvGraphicFramePr>
               <a:graphicFrameLocks xmlns:a="http://schemas.openxmlformats.org/drawingml/2006/main" noChangeAspect="1"/>
@@ -1657,7 +1680,7 @@
                   <pic:spPr bwMode="auto">
                     <a:xfrm>
                       <a:off x="0" y="0"/>
-                      <a:ext cx="2976880" cy="2242185"/>
+                      <a:ext cx="3048000" cy="2286000"/>
                     </a:xfrm>
                     <a:prstGeom prst="rect">
                       <a:avLst/>
@@ -1669,37 +1692,6 @@
             </a:graphic>
           </wp:anchor>
         </w:drawing>
-      </w:r>
-      <w:r>
-        <w:rPr>
-          <w:b/>
-          <w:bCs/>
-          <w:sz w:val="28"/>
-          <w:szCs w:val="28"/>
-          <w:lang w:val="en-US"/>
-        </w:rPr>
-        <w:t>SCENARIO 3 – Saudi Arabia Saves the Market Price</w:t>
-      </w:r>
-    </w:p>
-    <w:p>
-      <w:pPr>
-        <w:pStyle w:val="Normal"/>
-        <w:rPr>
-          <w:b/>
-          <w:bCs/>
-          <w:sz w:val="28"/>
-          <w:szCs w:val="28"/>
-          <w:lang w:val="en-US"/>
-        </w:rPr>
-      </w:pPr>
-      <w:r>
-        <w:rPr>
-          <w:b/>
-          <w:bCs/>
-          <w:sz w:val="28"/>
-          <w:szCs w:val="28"/>
-          <w:lang w:val="en-US"/>
-        </w:rPr>
       </w:r>
     </w:p>
     <w:tbl>
@@ -1735,6 +1727,7 @@
             <w:pPr>
               <w:pStyle w:val="Normal"/>
               <w:widowControl/>
+              <w:suppressAutoHyphens w:val="true"/>
               <w:spacing w:lineRule="auto" w:line="240" w:before="0" w:after="0"/>
               <w:jc w:val="start"/>
               <w:rPr>
@@ -1764,6 +1757,7 @@
             <w:pPr>
               <w:pStyle w:val="Normal"/>
               <w:widowControl/>
+              <w:suppressAutoHyphens w:val="true"/>
               <w:spacing w:lineRule="auto" w:line="240" w:before="0" w:after="0"/>
               <w:jc w:val="start"/>
               <w:rPr>
@@ -1793,6 +1787,7 @@
             <w:pPr>
               <w:pStyle w:val="Normal"/>
               <w:widowControl/>
+              <w:suppressAutoHyphens w:val="true"/>
               <w:spacing w:lineRule="auto" w:line="240" w:before="0" w:after="0"/>
               <w:jc w:val="start"/>
               <w:rPr>
@@ -1822,6 +1817,7 @@
             <w:pPr>
               <w:pStyle w:val="Normal"/>
               <w:widowControl/>
+              <w:suppressAutoHyphens w:val="true"/>
               <w:spacing w:lineRule="auto" w:line="240" w:before="0" w:after="0"/>
               <w:jc w:val="start"/>
               <w:rPr>
@@ -1851,6 +1847,7 @@
             <w:pPr>
               <w:pStyle w:val="Normal"/>
               <w:widowControl/>
+              <w:suppressAutoHyphens w:val="true"/>
               <w:spacing w:lineRule="auto" w:line="240" w:before="0" w:after="0"/>
               <w:jc w:val="start"/>
               <w:rPr>
@@ -1883,6 +1880,7 @@
             <w:pPr>
               <w:pStyle w:val="Normal"/>
               <w:widowControl/>
+              <w:suppressAutoHyphens w:val="true"/>
               <w:spacing w:lineRule="auto" w:line="240" w:before="0" w:after="0"/>
               <w:jc w:val="start"/>
               <w:rPr>
@@ -1912,6 +1910,7 @@
             <w:pPr>
               <w:pStyle w:val="Normal"/>
               <w:widowControl/>
+              <w:suppressAutoHyphens w:val="true"/>
               <w:spacing w:lineRule="auto" w:line="240" w:before="0" w:after="0"/>
               <w:jc w:val="start"/>
               <w:rPr>
@@ -1941,6 +1940,7 @@
             <w:pPr>
               <w:pStyle w:val="Normal"/>
               <w:widowControl/>
+              <w:suppressAutoHyphens w:val="true"/>
               <w:spacing w:lineRule="auto" w:line="240" w:before="0" w:after="0"/>
               <w:jc w:val="start"/>
               <w:rPr>
@@ -1970,6 +1970,7 @@
             <w:pPr>
               <w:pStyle w:val="Normal"/>
               <w:widowControl/>
+              <w:suppressAutoHyphens w:val="true"/>
               <w:spacing w:lineRule="auto" w:line="240" w:before="0" w:after="0"/>
               <w:jc w:val="start"/>
               <w:rPr>
@@ -1999,6 +2000,7 @@
             <w:pPr>
               <w:pStyle w:val="Normal"/>
               <w:widowControl/>
+              <w:suppressAutoHyphens w:val="true"/>
               <w:spacing w:lineRule="auto" w:line="240" w:before="0" w:after="0"/>
               <w:jc w:val="start"/>
               <w:rPr>
@@ -2055,7 +2057,7 @@
       </w:pPr>
       <w:r>
         <w:drawing>
-          <wp:anchor distT="0" distB="0" distL="114300" distR="114300" simplePos="0" relativeHeight="9" behindDoc="0" locked="0" layoutInCell="0" allowOverlap="1">
+          <wp:anchor distT="0" distB="0" distL="114300" distR="114300" simplePos="0" relativeHeight="5" behindDoc="0" locked="0" layoutInCell="0" allowOverlap="1">
             <wp:simplePos x="0" y="0"/>
             <wp:positionH relativeFrom="margin">
               <wp:posOffset>2944495</wp:posOffset>
@@ -2069,8 +2071,8 @@
               <wp:wrapPolygon edited="0">
                 <wp:start x="-1" y="0"/>
                 <wp:lineTo x="-1" y="21435"/>
-                <wp:lineTo x="21514" y="21435"/>
-                <wp:lineTo x="21514" y="0"/>
+                <wp:lineTo x="21511" y="21435"/>
+                <wp:lineTo x="21511" y="0"/>
                 <wp:lineTo x="-1" y="0"/>
               </wp:wrapPolygon>
             </wp:wrapTight>
@@ -2140,7 +2142,7 @@
           <w:lang w:val="en-US"/>
         </w:rPr>
         <w:drawing>
-          <wp:anchor distT="0" distB="0" distL="114300" distR="114300" simplePos="0" relativeHeight="8" behindDoc="0" locked="0" layoutInCell="0" allowOverlap="1">
+          <wp:anchor distT="0" distB="0" distL="114300" distR="114300" simplePos="0" relativeHeight="4" behindDoc="0" locked="0" layoutInCell="0" allowOverlap="1">
             <wp:simplePos x="0" y="0"/>
             <wp:positionH relativeFrom="column">
               <wp:posOffset>-669925</wp:posOffset>
@@ -2154,8 +2156,8 @@
               <wp:wrapPolygon edited="0">
                 <wp:start x="-1" y="0"/>
                 <wp:lineTo x="-1" y="21487"/>
-                <wp:lineTo x="21503" y="21487"/>
-                <wp:lineTo x="21503" y="0"/>
+                <wp:lineTo x="21500" y="21487"/>
+                <wp:lineTo x="21500" y="0"/>
                 <wp:lineTo x="-1" y="0"/>
               </wp:wrapPolygon>
             </wp:wrapTight>
@@ -2228,6 +2230,7 @@
             <w:pPr>
               <w:pStyle w:val="Normal"/>
               <w:widowControl/>
+              <w:suppressAutoHyphens w:val="true"/>
               <w:spacing w:lineRule="auto" w:line="240" w:before="0" w:after="0"/>
               <w:jc w:val="start"/>
               <w:rPr>
@@ -2257,6 +2260,7 @@
             <w:pPr>
               <w:pStyle w:val="Normal"/>
               <w:widowControl/>
+              <w:suppressAutoHyphens w:val="true"/>
               <w:spacing w:lineRule="auto" w:line="240" w:before="0" w:after="0"/>
               <w:jc w:val="start"/>
               <w:rPr>
@@ -2286,6 +2290,7 @@
             <w:pPr>
               <w:pStyle w:val="Normal"/>
               <w:widowControl/>
+              <w:suppressAutoHyphens w:val="true"/>
               <w:spacing w:lineRule="auto" w:line="240" w:before="0" w:after="0"/>
               <w:jc w:val="start"/>
               <w:rPr>
@@ -2315,6 +2320,7 @@
             <w:pPr>
               <w:pStyle w:val="Normal"/>
               <w:widowControl/>
+              <w:suppressAutoHyphens w:val="true"/>
               <w:spacing w:lineRule="auto" w:line="240" w:before="0" w:after="0"/>
               <w:jc w:val="start"/>
               <w:rPr>
@@ -2344,6 +2350,7 @@
             <w:pPr>
               <w:pStyle w:val="Normal"/>
               <w:widowControl/>
+              <w:suppressAutoHyphens w:val="true"/>
               <w:spacing w:lineRule="auto" w:line="240" w:before="0" w:after="0"/>
               <w:jc w:val="start"/>
               <w:rPr>
@@ -2376,6 +2383,7 @@
             <w:pPr>
               <w:pStyle w:val="Normal"/>
               <w:widowControl/>
+              <w:suppressAutoHyphens w:val="true"/>
               <w:spacing w:lineRule="auto" w:line="240" w:before="0" w:after="0"/>
               <w:jc w:val="start"/>
               <w:rPr>
@@ -2405,6 +2413,7 @@
             <w:pPr>
               <w:pStyle w:val="Normal"/>
               <w:widowControl/>
+              <w:suppressAutoHyphens w:val="true"/>
               <w:spacing w:lineRule="auto" w:line="240" w:before="0" w:after="0"/>
               <w:jc w:val="start"/>
               <w:rPr>
@@ -2434,6 +2443,7 @@
             <w:pPr>
               <w:pStyle w:val="Normal"/>
               <w:widowControl/>
+              <w:suppressAutoHyphens w:val="true"/>
               <w:spacing w:lineRule="auto" w:line="240" w:before="0" w:after="0"/>
               <w:jc w:val="start"/>
               <w:rPr>
@@ -2463,6 +2473,7 @@
             <w:pPr>
               <w:pStyle w:val="Normal"/>
               <w:widowControl/>
+              <w:suppressAutoHyphens w:val="true"/>
               <w:spacing w:lineRule="auto" w:line="240" w:before="0" w:after="0"/>
               <w:jc w:val="start"/>
               <w:rPr>
@@ -2492,6 +2503,7 @@
             <w:pPr>
               <w:pStyle w:val="Normal"/>
               <w:widowControl/>
+              <w:suppressAutoHyphens w:val="true"/>
               <w:spacing w:lineRule="auto" w:line="240" w:before="0" w:after="0"/>
               <w:jc w:val="start"/>
               <w:rPr>
@@ -2578,7 +2590,7 @@
           <w:lang w:val="en-US"/>
         </w:rPr>
         <w:drawing>
-          <wp:anchor distT="0" distB="0" distL="0" distR="0" simplePos="0" relativeHeight="10" behindDoc="0" locked="0" layoutInCell="0" allowOverlap="1">
+          <wp:anchor distT="0" distB="0" distL="0" distR="0" simplePos="0" relativeHeight="6" behindDoc="0" locked="0" layoutInCell="0" allowOverlap="1">
             <wp:simplePos x="0" y="0"/>
             <wp:positionH relativeFrom="column">
               <wp:posOffset>-45720</wp:posOffset>
@@ -2624,7 +2636,7 @@
           </wp:anchor>
         </w:drawing>
         <w:drawing>
-          <wp:anchor distT="0" distB="0" distL="0" distR="0" simplePos="0" relativeHeight="12" behindDoc="0" locked="0" layoutInCell="0" allowOverlap="1">
+          <wp:anchor distT="0" distB="0" distL="0" distR="0" simplePos="0" relativeHeight="8" behindDoc="0" locked="0" layoutInCell="0" allowOverlap="1">
             <wp:simplePos x="0" y="0"/>
             <wp:positionH relativeFrom="column">
               <wp:posOffset>3303905</wp:posOffset>
@@ -2712,8 +2724,22 @@
           <w:szCs w:val="28"/>
           <w:lang w:val="en-US"/>
         </w:rPr>
+      </w:r>
+    </w:p>
+    <w:p>
+      <w:pPr>
+        <w:pStyle w:val="Normal"/>
+        <w:rPr>
+          <w:b/>
+          <w:bCs/>
+          <w:sz w:val="28"/>
+          <w:szCs w:val="28"/>
+          <w:lang w:val="en-US"/>
+        </w:rPr>
+      </w:pPr>
+      <w:r>
         <w:drawing>
-          <wp:anchor distT="0" distB="0" distL="0" distR="0" simplePos="0" relativeHeight="11" behindDoc="0" locked="0" layoutInCell="0" allowOverlap="1">
+          <wp:anchor distT="0" distB="0" distL="0" distR="0" simplePos="0" relativeHeight="7" behindDoc="0" locked="0" layoutInCell="0" allowOverlap="1">
             <wp:simplePos x="0" y="0"/>
             <wp:positionH relativeFrom="column">
               <wp:posOffset>52705</wp:posOffset>
@@ -2759,13 +2785,13 @@
           </wp:anchor>
         </w:drawing>
         <w:drawing>
-          <wp:anchor distT="0" distB="0" distL="0" distR="0" simplePos="0" relativeHeight="13" behindDoc="0" locked="0" layoutInCell="0" allowOverlap="1">
+          <wp:anchor distT="0" distB="0" distL="0" distR="0" simplePos="0" relativeHeight="9" behindDoc="0" locked="0" layoutInCell="0" allowOverlap="1">
             <wp:simplePos x="0" y="0"/>
             <wp:positionH relativeFrom="column">
-              <wp:posOffset>3418205</wp:posOffset>
+              <wp:posOffset>3335655</wp:posOffset>
             </wp:positionH>
             <wp:positionV relativeFrom="paragraph">
-              <wp:posOffset>-69850</wp:posOffset>
+              <wp:posOffset>101600</wp:posOffset>
             </wp:positionV>
             <wp:extent cx="3048000" cy="2286000"/>
             <wp:effectExtent l="0" t="0" r="0" b="0"/>
@@ -2805,6 +2831,736 @@
           </wp:anchor>
         </w:drawing>
       </w:r>
+      <w:r>
+        <w:rPr>
+          <w:b/>
+          <w:bCs/>
+          <w:sz w:val="28"/>
+          <w:szCs w:val="28"/>
+          <w:lang w:val="en-US"/>
+        </w:rPr>
+        <w:t>Saudi saviour with a market drop</w:t>
+      </w:r>
+    </w:p>
+    <w:p>
+      <w:pPr>
+        <w:pStyle w:val="Normal"/>
+        <w:rPr>
+          <w:b/>
+          <w:bCs/>
+          <w:sz w:val="28"/>
+          <w:szCs w:val="28"/>
+          <w:lang w:val="en-US"/>
+        </w:rPr>
+      </w:pPr>
+      <w:r>
+        <w:rPr>
+          <w:b/>
+          <w:bCs/>
+          <w:sz w:val="28"/>
+          <w:szCs w:val="28"/>
+          <w:lang w:val="en-US"/>
+        </w:rPr>
+      </w:r>
+    </w:p>
+    <w:p>
+      <w:pPr>
+        <w:pStyle w:val="Normal"/>
+        <w:rPr>
+          <w:b/>
+          <w:bCs/>
+          <w:sz w:val="28"/>
+          <w:szCs w:val="28"/>
+          <w:lang w:val="en-US"/>
+        </w:rPr>
+      </w:pPr>
+      <w:r>
+        <w:rPr>
+          <w:b/>
+          <w:bCs/>
+          <w:sz w:val="28"/>
+          <w:szCs w:val="28"/>
+          <w:lang w:val="en-US"/>
+        </w:rPr>
+      </w:r>
+    </w:p>
+    <w:p>
+      <w:pPr>
+        <w:pStyle w:val="Normal"/>
+        <w:rPr>
+          <w:b/>
+          <w:bCs/>
+          <w:sz w:val="28"/>
+          <w:szCs w:val="28"/>
+          <w:lang w:val="en-US"/>
+        </w:rPr>
+      </w:pPr>
+      <w:r>
+        <w:rPr>
+          <w:b/>
+          <w:bCs/>
+          <w:sz w:val="28"/>
+          <w:szCs w:val="28"/>
+          <w:lang w:val="en-US"/>
+        </w:rPr>
+      </w:r>
+    </w:p>
+    <w:p>
+      <w:pPr>
+        <w:pStyle w:val="Normal"/>
+        <w:rPr>
+          <w:b/>
+          <w:bCs/>
+          <w:sz w:val="28"/>
+          <w:szCs w:val="28"/>
+          <w:lang w:val="en-US"/>
+        </w:rPr>
+      </w:pPr>
+      <w:r>
+        <w:rPr>
+          <w:b/>
+          <w:bCs/>
+          <w:sz w:val="28"/>
+          <w:szCs w:val="28"/>
+          <w:lang w:val="en-US"/>
+        </w:rPr>
+      </w:r>
+    </w:p>
+    <w:p>
+      <w:pPr>
+        <w:pStyle w:val="Normal"/>
+        <w:rPr>
+          <w:b/>
+          <w:bCs/>
+          <w:sz w:val="28"/>
+          <w:szCs w:val="28"/>
+          <w:lang w:val="en-US"/>
+        </w:rPr>
+      </w:pPr>
+      <w:r>
+        <w:rPr>
+          <w:b/>
+          <w:bCs/>
+          <w:sz w:val="28"/>
+          <w:szCs w:val="28"/>
+          <w:lang w:val="en-US"/>
+        </w:rPr>
+        <w:drawing>
+          <wp:anchor distT="0" distB="0" distL="0" distR="0" simplePos="0" relativeHeight="10" behindDoc="0" locked="0" layoutInCell="0" allowOverlap="1">
+            <wp:simplePos x="0" y="0"/>
+            <wp:positionH relativeFrom="column">
+              <wp:posOffset>-15875</wp:posOffset>
+            </wp:positionH>
+            <wp:positionV relativeFrom="paragraph">
+              <wp:posOffset>-50800</wp:posOffset>
+            </wp:positionV>
+            <wp:extent cx="3048000" cy="2286000"/>
+            <wp:effectExtent l="0" t="0" r="0" b="0"/>
+            <wp:wrapSquare wrapText="largest"/>
+            <wp:docPr id="13" name="Image12"/>
+            <wp:cNvGraphicFramePr>
+              <a:graphicFrameLocks xmlns:a="http://schemas.openxmlformats.org/drawingml/2006/main" noChangeAspect="1"/>
+            </wp:cNvGraphicFramePr>
+            <a:graphic xmlns:a="http://schemas.openxmlformats.org/drawingml/2006/main">
+              <a:graphicData uri="http://schemas.openxmlformats.org/drawingml/2006/picture">
+                <pic:pic xmlns:pic="http://schemas.openxmlformats.org/drawingml/2006/picture">
+                  <pic:nvPicPr>
+                    <pic:cNvPr id="13" name="Image12"/>
+                    <pic:cNvPicPr>
+                      <a:picLocks noChangeAspect="1" noChangeArrowheads="1"/>
+                    </pic:cNvPicPr>
+                  </pic:nvPicPr>
+                  <pic:blipFill>
+                    <a:blip r:embed="rId14"/>
+                    <a:stretch>
+                      <a:fillRect/>
+                    </a:stretch>
+                  </pic:blipFill>
+                  <pic:spPr bwMode="auto">
+                    <a:xfrm>
+                      <a:off x="0" y="0"/>
+                      <a:ext cx="3048000" cy="2286000"/>
+                    </a:xfrm>
+                    <a:prstGeom prst="rect">
+                      <a:avLst/>
+                    </a:prstGeom>
+                    <a:noFill/>
+                  </pic:spPr>
+                </pic:pic>
+              </a:graphicData>
+            </a:graphic>
+          </wp:anchor>
+        </w:drawing>
+        <w:drawing>
+          <wp:anchor distT="0" distB="0" distL="0" distR="0" simplePos="0" relativeHeight="11" behindDoc="0" locked="0" layoutInCell="0" allowOverlap="1">
+            <wp:simplePos x="0" y="0"/>
+            <wp:positionH relativeFrom="column">
+              <wp:posOffset>3145155</wp:posOffset>
+            </wp:positionH>
+            <wp:positionV relativeFrom="paragraph">
+              <wp:posOffset>-17145</wp:posOffset>
+            </wp:positionV>
+            <wp:extent cx="3048000" cy="2286000"/>
+            <wp:effectExtent l="0" t="0" r="0" b="0"/>
+            <wp:wrapSquare wrapText="largest"/>
+            <wp:docPr id="14" name="Image13"/>
+            <wp:cNvGraphicFramePr>
+              <a:graphicFrameLocks xmlns:a="http://schemas.openxmlformats.org/drawingml/2006/main" noChangeAspect="1"/>
+            </wp:cNvGraphicFramePr>
+            <a:graphic xmlns:a="http://schemas.openxmlformats.org/drawingml/2006/main">
+              <a:graphicData uri="http://schemas.openxmlformats.org/drawingml/2006/picture">
+                <pic:pic xmlns:pic="http://schemas.openxmlformats.org/drawingml/2006/picture">
+                  <pic:nvPicPr>
+                    <pic:cNvPr id="14" name="Image13"/>
+                    <pic:cNvPicPr>
+                      <a:picLocks noChangeAspect="1" noChangeArrowheads="1"/>
+                    </pic:cNvPicPr>
+                  </pic:nvPicPr>
+                  <pic:blipFill>
+                    <a:blip r:embed="rId15"/>
+                    <a:stretch>
+                      <a:fillRect/>
+                    </a:stretch>
+                  </pic:blipFill>
+                  <pic:spPr bwMode="auto">
+                    <a:xfrm>
+                      <a:off x="0" y="0"/>
+                      <a:ext cx="3048000" cy="2286000"/>
+                    </a:xfrm>
+                    <a:prstGeom prst="rect">
+                      <a:avLst/>
+                    </a:prstGeom>
+                    <a:noFill/>
+                  </pic:spPr>
+                </pic:pic>
+              </a:graphicData>
+            </a:graphic>
+          </wp:anchor>
+        </w:drawing>
+      </w:r>
+    </w:p>
+    <w:p>
+      <w:pPr>
+        <w:pStyle w:val="Normal"/>
+        <w:rPr>
+          <w:b/>
+          <w:bCs/>
+          <w:sz w:val="28"/>
+          <w:szCs w:val="28"/>
+          <w:lang w:val="en-US"/>
+        </w:rPr>
+      </w:pPr>
+      <w:r>
+        <w:rPr>
+          <w:b/>
+          <w:bCs/>
+          <w:sz w:val="28"/>
+          <w:szCs w:val="28"/>
+          <w:lang w:val="en-US"/>
+        </w:rPr>
+      </w:r>
+    </w:p>
+    <w:p>
+      <w:pPr>
+        <w:pStyle w:val="Normal"/>
+        <w:rPr>
+          <w:b/>
+          <w:bCs/>
+          <w:sz w:val="28"/>
+          <w:szCs w:val="28"/>
+          <w:lang w:val="en-US"/>
+        </w:rPr>
+      </w:pPr>
+      <w:r>
+        <w:rPr>
+          <w:b/>
+          <w:bCs/>
+          <w:sz w:val="28"/>
+          <w:szCs w:val="28"/>
+          <w:lang w:val="en-US"/>
+        </w:rPr>
+      </w:r>
+    </w:p>
+    <w:p>
+      <w:pPr>
+        <w:pStyle w:val="Normal"/>
+        <w:rPr>
+          <w:b/>
+          <w:bCs/>
+          <w:sz w:val="28"/>
+          <w:szCs w:val="28"/>
+          <w:lang w:val="en-US"/>
+        </w:rPr>
+      </w:pPr>
+      <w:r>
+        <w:rPr>
+          <w:b/>
+          <w:bCs/>
+          <w:sz w:val="28"/>
+          <w:szCs w:val="28"/>
+          <w:lang w:val="en-US"/>
+        </w:rPr>
+      </w:r>
+    </w:p>
+    <w:p>
+      <w:pPr>
+        <w:pStyle w:val="Normal"/>
+        <w:rPr>
+          <w:b/>
+          <w:bCs/>
+          <w:sz w:val="28"/>
+          <w:szCs w:val="28"/>
+          <w:lang w:val="en-US"/>
+        </w:rPr>
+      </w:pPr>
+      <w:r>
+        <w:rPr>
+          <w:b/>
+          <w:bCs/>
+          <w:sz w:val="28"/>
+          <w:szCs w:val="28"/>
+          <w:lang w:val="en-US"/>
+        </w:rPr>
+      </w:r>
+    </w:p>
+    <w:p>
+      <w:pPr>
+        <w:pStyle w:val="Normal"/>
+        <w:rPr>
+          <w:b/>
+          <w:bCs/>
+          <w:sz w:val="28"/>
+          <w:szCs w:val="28"/>
+          <w:lang w:val="en-US"/>
+        </w:rPr>
+      </w:pPr>
+      <w:r>
+        <w:rPr>
+          <w:b/>
+          <w:bCs/>
+          <w:sz w:val="28"/>
+          <w:szCs w:val="28"/>
+          <w:lang w:val="en-US"/>
+        </w:rPr>
+      </w:r>
+    </w:p>
+    <w:p>
+      <w:pPr>
+        <w:pStyle w:val="Normal"/>
+        <w:rPr>
+          <w:b/>
+          <w:bCs/>
+          <w:sz w:val="28"/>
+          <w:szCs w:val="28"/>
+          <w:lang w:val="en-US"/>
+        </w:rPr>
+      </w:pPr>
+      <w:r>
+        <w:rPr>
+          <w:b/>
+          <w:bCs/>
+          <w:sz w:val="28"/>
+          <w:szCs w:val="28"/>
+          <w:lang w:val="en-US"/>
+        </w:rPr>
+        <w:drawing>
+          <wp:anchor distT="0" distB="0" distL="0" distR="0" simplePos="0" relativeHeight="15" behindDoc="0" locked="0" layoutInCell="0" allowOverlap="1">
+            <wp:simplePos x="0" y="0"/>
+            <wp:positionH relativeFrom="column">
+              <wp:posOffset>338455</wp:posOffset>
+            </wp:positionH>
+            <wp:positionV relativeFrom="paragraph">
+              <wp:posOffset>109855</wp:posOffset>
+            </wp:positionV>
+            <wp:extent cx="3048000" cy="2286000"/>
+            <wp:effectExtent l="0" t="0" r="0" b="0"/>
+            <wp:wrapSquare wrapText="largest"/>
+            <wp:docPr id="15" name="Image17"/>
+            <wp:cNvGraphicFramePr>
+              <a:graphicFrameLocks xmlns:a="http://schemas.openxmlformats.org/drawingml/2006/main" noChangeAspect="1"/>
+            </wp:cNvGraphicFramePr>
+            <a:graphic xmlns:a="http://schemas.openxmlformats.org/drawingml/2006/main">
+              <a:graphicData uri="http://schemas.openxmlformats.org/drawingml/2006/picture">
+                <pic:pic xmlns:pic="http://schemas.openxmlformats.org/drawingml/2006/picture">
+                  <pic:nvPicPr>
+                    <pic:cNvPr id="15" name="Image17"/>
+                    <pic:cNvPicPr>
+                      <a:picLocks noChangeAspect="1" noChangeArrowheads="1"/>
+                    </pic:cNvPicPr>
+                  </pic:nvPicPr>
+                  <pic:blipFill>
+                    <a:blip r:embed="rId16"/>
+                    <a:stretch>
+                      <a:fillRect/>
+                    </a:stretch>
+                  </pic:blipFill>
+                  <pic:spPr bwMode="auto">
+                    <a:xfrm>
+                      <a:off x="0" y="0"/>
+                      <a:ext cx="3048000" cy="2286000"/>
+                    </a:xfrm>
+                    <a:prstGeom prst="rect">
+                      <a:avLst/>
+                    </a:prstGeom>
+                    <a:noFill/>
+                  </pic:spPr>
+                </pic:pic>
+              </a:graphicData>
+            </a:graphic>
+          </wp:anchor>
+        </w:drawing>
+      </w:r>
+    </w:p>
+    <w:p>
+      <w:pPr>
+        <w:pStyle w:val="Normal"/>
+        <w:rPr>
+          <w:b/>
+          <w:bCs/>
+          <w:sz w:val="28"/>
+          <w:szCs w:val="28"/>
+          <w:lang w:val="en-US"/>
+        </w:rPr>
+      </w:pPr>
+      <w:r>
+        <w:rPr>
+          <w:b/>
+          <w:bCs/>
+          <w:sz w:val="28"/>
+          <w:szCs w:val="28"/>
+          <w:lang w:val="en-US"/>
+        </w:rPr>
+      </w:r>
+    </w:p>
+    <w:p>
+      <w:pPr>
+        <w:pStyle w:val="Normal"/>
+        <w:rPr>
+          <w:b/>
+          <w:bCs/>
+          <w:sz w:val="28"/>
+          <w:szCs w:val="28"/>
+          <w:lang w:val="en-US"/>
+        </w:rPr>
+      </w:pPr>
+      <w:r>
+        <w:rPr>
+          <w:b/>
+          <w:bCs/>
+          <w:sz w:val="28"/>
+          <w:szCs w:val="28"/>
+          <w:lang w:val="en-US"/>
+        </w:rPr>
+      </w:r>
+    </w:p>
+    <w:p>
+      <w:pPr>
+        <w:pStyle w:val="Normal"/>
+        <w:rPr>
+          <w:b/>
+          <w:bCs/>
+          <w:sz w:val="28"/>
+          <w:szCs w:val="28"/>
+          <w:lang w:val="en-US"/>
+        </w:rPr>
+      </w:pPr>
+      <w:r>
+        <w:rPr>
+          <w:b/>
+          <w:bCs/>
+          <w:sz w:val="28"/>
+          <w:szCs w:val="28"/>
+          <w:lang w:val="en-US"/>
+        </w:rPr>
+      </w:r>
+    </w:p>
+    <w:p>
+      <w:pPr>
+        <w:pStyle w:val="Normal"/>
+        <w:rPr>
+          <w:b/>
+          <w:bCs/>
+          <w:sz w:val="28"/>
+          <w:szCs w:val="28"/>
+          <w:lang w:val="en-US"/>
+        </w:rPr>
+      </w:pPr>
+      <w:r>
+        <w:rPr>
+          <w:b/>
+          <w:bCs/>
+          <w:sz w:val="28"/>
+          <w:szCs w:val="28"/>
+          <w:lang w:val="en-US"/>
+        </w:rPr>
+      </w:r>
+    </w:p>
+    <w:p>
+      <w:pPr>
+        <w:pStyle w:val="Normal"/>
+        <w:rPr>
+          <w:b/>
+          <w:bCs/>
+          <w:sz w:val="28"/>
+          <w:szCs w:val="28"/>
+          <w:lang w:val="en-US"/>
+        </w:rPr>
+      </w:pPr>
+      <w:r>
+        <w:rPr>
+          <w:b/>
+          <w:bCs/>
+          <w:sz w:val="28"/>
+          <w:szCs w:val="28"/>
+          <w:lang w:val="en-US"/>
+        </w:rPr>
+      </w:r>
+    </w:p>
+    <w:p>
+      <w:pPr>
+        <w:pStyle w:val="Normal"/>
+        <w:rPr>
+          <w:b/>
+          <w:bCs/>
+          <w:sz w:val="28"/>
+          <w:szCs w:val="28"/>
+          <w:lang w:val="en-US"/>
+        </w:rPr>
+      </w:pPr>
+      <w:r>
+        <w:rPr>
+          <w:b/>
+          <w:bCs/>
+          <w:sz w:val="28"/>
+          <w:szCs w:val="28"/>
+          <w:lang w:val="en-US"/>
+        </w:rPr>
+      </w:r>
+    </w:p>
+    <w:p>
+      <w:pPr>
+        <w:pStyle w:val="Normal"/>
+        <w:rPr>
+          <w:b/>
+          <w:bCs/>
+          <w:sz w:val="28"/>
+          <w:szCs w:val="28"/>
+          <w:lang w:val="en-US"/>
+        </w:rPr>
+      </w:pPr>
+      <w:r>
+        <w:rPr>
+          <w:b/>
+          <w:bCs/>
+          <w:sz w:val="28"/>
+          <w:szCs w:val="28"/>
+          <w:lang w:val="en-US"/>
+        </w:rPr>
+        <w:t>Saudi enforcer with a market drop</w:t>
+      </w:r>
+    </w:p>
+    <w:p>
+      <w:pPr>
+        <w:pStyle w:val="Normal"/>
+        <w:rPr>
+          <w:b/>
+          <w:bCs/>
+          <w:sz w:val="28"/>
+          <w:szCs w:val="28"/>
+          <w:lang w:val="en-US"/>
+        </w:rPr>
+      </w:pPr>
+      <w:r>
+        <w:rPr>
+          <w:b/>
+          <w:bCs/>
+          <w:sz w:val="28"/>
+          <w:szCs w:val="28"/>
+          <w:lang w:val="en-US"/>
+        </w:rPr>
+        <w:drawing>
+          <wp:anchor distT="0" distB="0" distL="0" distR="0" simplePos="0" relativeHeight="12" behindDoc="0" locked="0" layoutInCell="0" allowOverlap="1">
+            <wp:simplePos x="0" y="0"/>
+            <wp:positionH relativeFrom="column">
+              <wp:posOffset>-61595</wp:posOffset>
+            </wp:positionH>
+            <wp:positionV relativeFrom="paragraph">
+              <wp:posOffset>88900</wp:posOffset>
+            </wp:positionV>
+            <wp:extent cx="3048000" cy="2286000"/>
+            <wp:effectExtent l="0" t="0" r="0" b="0"/>
+            <wp:wrapTopAndBottom/>
+            <wp:docPr id="16" name="Image14"/>
+            <wp:cNvGraphicFramePr>
+              <a:graphicFrameLocks xmlns:a="http://schemas.openxmlformats.org/drawingml/2006/main" noChangeAspect="1"/>
+            </wp:cNvGraphicFramePr>
+            <a:graphic xmlns:a="http://schemas.openxmlformats.org/drawingml/2006/main">
+              <a:graphicData uri="http://schemas.openxmlformats.org/drawingml/2006/picture">
+                <pic:pic xmlns:pic="http://schemas.openxmlformats.org/drawingml/2006/picture">
+                  <pic:nvPicPr>
+                    <pic:cNvPr id="16" name="Image14"/>
+                    <pic:cNvPicPr>
+                      <a:picLocks noChangeAspect="1" noChangeArrowheads="1"/>
+                    </pic:cNvPicPr>
+                  </pic:nvPicPr>
+                  <pic:blipFill>
+                    <a:blip r:embed="rId17"/>
+                    <a:stretch>
+                      <a:fillRect/>
+                    </a:stretch>
+                  </pic:blipFill>
+                  <pic:spPr bwMode="auto">
+                    <a:xfrm>
+                      <a:off x="0" y="0"/>
+                      <a:ext cx="3048000" cy="2286000"/>
+                    </a:xfrm>
+                    <a:prstGeom prst="rect">
+                      <a:avLst/>
+                    </a:prstGeom>
+                    <a:noFill/>
+                  </pic:spPr>
+                </pic:pic>
+              </a:graphicData>
+            </a:graphic>
+          </wp:anchor>
+        </w:drawing>
+        <w:drawing>
+          <wp:anchor distT="0" distB="0" distL="0" distR="0" simplePos="0" relativeHeight="13" behindDoc="0" locked="0" layoutInCell="0" allowOverlap="1">
+            <wp:simplePos x="0" y="0"/>
+            <wp:positionH relativeFrom="column">
+              <wp:posOffset>3075305</wp:posOffset>
+            </wp:positionH>
+            <wp:positionV relativeFrom="paragraph">
+              <wp:posOffset>31750</wp:posOffset>
+            </wp:positionV>
+            <wp:extent cx="3048000" cy="2286000"/>
+            <wp:effectExtent l="0" t="0" r="0" b="0"/>
+            <wp:wrapSquare wrapText="largest"/>
+            <wp:docPr id="17" name="Image15"/>
+            <wp:cNvGraphicFramePr>
+              <a:graphicFrameLocks xmlns:a="http://schemas.openxmlformats.org/drawingml/2006/main" noChangeAspect="1"/>
+            </wp:cNvGraphicFramePr>
+            <a:graphic xmlns:a="http://schemas.openxmlformats.org/drawingml/2006/main">
+              <a:graphicData uri="http://schemas.openxmlformats.org/drawingml/2006/picture">
+                <pic:pic xmlns:pic="http://schemas.openxmlformats.org/drawingml/2006/picture">
+                  <pic:nvPicPr>
+                    <pic:cNvPr id="17" name="Image15"/>
+                    <pic:cNvPicPr>
+                      <a:picLocks noChangeAspect="1" noChangeArrowheads="1"/>
+                    </pic:cNvPicPr>
+                  </pic:nvPicPr>
+                  <pic:blipFill>
+                    <a:blip r:embed="rId18"/>
+                    <a:stretch>
+                      <a:fillRect/>
+                    </a:stretch>
+                  </pic:blipFill>
+                  <pic:spPr bwMode="auto">
+                    <a:xfrm>
+                      <a:off x="0" y="0"/>
+                      <a:ext cx="3048000" cy="2286000"/>
+                    </a:xfrm>
+                    <a:prstGeom prst="rect">
+                      <a:avLst/>
+                    </a:prstGeom>
+                    <a:noFill/>
+                  </pic:spPr>
+                </pic:pic>
+              </a:graphicData>
+            </a:graphic>
+          </wp:anchor>
+        </w:drawing>
+        <w:drawing>
+          <wp:anchor distT="0" distB="0" distL="0" distR="0" simplePos="0" relativeHeight="14" behindDoc="0" locked="0" layoutInCell="0" allowOverlap="1">
+            <wp:simplePos x="0" y="0"/>
+            <wp:positionH relativeFrom="column">
+              <wp:posOffset>-36195</wp:posOffset>
+            </wp:positionH>
+            <wp:positionV relativeFrom="paragraph">
+              <wp:posOffset>2227580</wp:posOffset>
+            </wp:positionV>
+            <wp:extent cx="2434590" cy="1826260"/>
+            <wp:effectExtent l="0" t="0" r="0" b="0"/>
+            <wp:wrapTopAndBottom/>
+            <wp:docPr id="18" name="Image16"/>
+            <wp:cNvGraphicFramePr>
+              <a:graphicFrameLocks xmlns:a="http://schemas.openxmlformats.org/drawingml/2006/main" noChangeAspect="1"/>
+            </wp:cNvGraphicFramePr>
+            <a:graphic xmlns:a="http://schemas.openxmlformats.org/drawingml/2006/main">
+              <a:graphicData uri="http://schemas.openxmlformats.org/drawingml/2006/picture">
+                <pic:pic xmlns:pic="http://schemas.openxmlformats.org/drawingml/2006/picture">
+                  <pic:nvPicPr>
+                    <pic:cNvPr id="18" name="Image16"/>
+                    <pic:cNvPicPr>
+                      <a:picLocks noChangeAspect="1" noChangeArrowheads="1"/>
+                    </pic:cNvPicPr>
+                  </pic:nvPicPr>
+                  <pic:blipFill>
+                    <a:blip r:embed="rId19"/>
+                    <a:stretch>
+                      <a:fillRect/>
+                    </a:stretch>
+                  </pic:blipFill>
+                  <pic:spPr bwMode="auto">
+                    <a:xfrm>
+                      <a:off x="0" y="0"/>
+                      <a:ext cx="2434590" cy="1826260"/>
+                    </a:xfrm>
+                    <a:prstGeom prst="rect">
+                      <a:avLst/>
+                    </a:prstGeom>
+                    <a:noFill/>
+                  </pic:spPr>
+                </pic:pic>
+              </a:graphicData>
+            </a:graphic>
+          </wp:anchor>
+        </w:drawing>
+      </w:r>
+    </w:p>
+    <w:p>
+      <w:pPr>
+        <w:pStyle w:val="Normal"/>
+        <w:rPr>
+          <w:b/>
+          <w:bCs/>
+          <w:sz w:val="28"/>
+          <w:szCs w:val="28"/>
+          <w:lang w:val="en-US"/>
+        </w:rPr>
+      </w:pPr>
+      <w:r>
+        <w:rPr>
+          <w:b/>
+          <w:bCs/>
+          <w:sz w:val="28"/>
+          <w:szCs w:val="28"/>
+          <w:lang w:val="en-US"/>
+        </w:rPr>
+        <w:t>- no changes in strategy by other players =&gt; the enforcer strategy becomes very bad, known limitation</w:t>
+      </w:r>
+    </w:p>
+    <w:p>
+      <w:pPr>
+        <w:pStyle w:val="Normal"/>
+        <w:rPr>
+          <w:b/>
+          <w:bCs/>
+          <w:sz w:val="28"/>
+          <w:szCs w:val="28"/>
+          <w:lang w:val="en-US"/>
+        </w:rPr>
+      </w:pPr>
+      <w:r>
+        <w:rPr>
+          <w:b/>
+          <w:bCs/>
+          <w:sz w:val="28"/>
+          <w:szCs w:val="28"/>
+          <w:lang w:val="en-US"/>
+        </w:rPr>
+        <w:t xml:space="preserve">-saviour </w:t>
+      </w:r>
     </w:p>
     <w:p>
       <w:pPr>
@@ -2878,7 +3634,7 @@
           <w:lang w:val="en-US"/>
         </w:rPr>
       </w:pPr>
-      <w:hyperlink r:id="rId14">
+      <w:hyperlink r:id="rId20">
         <w:r>
           <w:rPr>
             <w:rStyle w:val="Hyperlink"/>
@@ -2940,7 +3696,7 @@
           <w:lang w:val="en-US"/>
         </w:rPr>
       </w:pPr>
-      <w:hyperlink r:id="rId15">
+      <w:hyperlink r:id="rId21">
         <w:r>
           <w:rPr>
             <w:rStyle w:val="Hyperlink"/>
@@ -3672,6 +4428,7 @@
     <w:rsid w:val="002f509c"/>
     <w:pPr>
       <w:widowControl/>
+      <w:suppressAutoHyphens w:val="true"/>
       <w:bidi w:val="0"/>
       <w:spacing w:lineRule="auto" w:line="259" w:before="0" w:after="160"/>
       <w:jc w:val="start"/>

--- a/report_notes.docx
+++ b/report_notes.docx
@@ -1097,7 +1097,7 @@
           <w:lang w:val="en-US"/>
         </w:rPr>
         <w:drawing>
-          <wp:anchor distT="0" distB="0" distL="114300" distR="114300" simplePos="0" relativeHeight="251661312" behindDoc="1" locked="0" layoutInCell="1" allowOverlap="1" wp14:anchorId="18F5807C" wp14:editId="746C0034">
+          <wp:anchor distT="0" distB="0" distL="114300" distR="114300" simplePos="0" relativeHeight="251661312" behindDoc="1" locked="0" layoutInCell="1" allowOverlap="1" wp14:anchorId="18F5807C" wp14:editId="62170F77">
             <wp:simplePos x="0" y="0"/>
             <wp:positionH relativeFrom="column">
               <wp:posOffset>2806198</wp:posOffset>
@@ -2501,8 +2501,36 @@
           <w:szCs w:val="24"/>
           <w:lang w:val="en-US"/>
         </w:rPr>
-        <w:t>OPEC behaviour: A Test of Alternative Hypotesis</w:t>
-      </w:r>
+        <w:t xml:space="preserve">OPEC </w:t>
+      </w:r>
+      <w:proofErr w:type="spellStart"/>
+      <w:r>
+        <w:rPr>
+          <w:sz w:val="24"/>
+          <w:szCs w:val="24"/>
+          <w:lang w:val="en-US"/>
+        </w:rPr>
+        <w:t>behaviour</w:t>
+      </w:r>
+      <w:proofErr w:type="spellEnd"/>
+      <w:r>
+        <w:rPr>
+          <w:sz w:val="24"/>
+          <w:szCs w:val="24"/>
+          <w:lang w:val="en-US"/>
+        </w:rPr>
+        <w:t xml:space="preserve">: A Test of Alternative </w:t>
+      </w:r>
+      <w:proofErr w:type="spellStart"/>
+      <w:r>
+        <w:rPr>
+          <w:sz w:val="24"/>
+          <w:szCs w:val="24"/>
+          <w:lang w:val="en-US"/>
+        </w:rPr>
+        <w:t>Hypotesis</w:t>
+      </w:r>
+      <w:proofErr w:type="spellEnd"/>
     </w:p>
     <w:p>
       <w:pPr>
@@ -2557,13 +2585,6 @@
       </w:r>
     </w:p>
     <w:p>
-      <w:pPr>
-        <w:rPr>
-          <w:sz w:val="24"/>
-          <w:szCs w:val="24"/>
-          <w:lang w:val="en-US"/>
-        </w:rPr>
-      </w:pPr>
       <w:hyperlink r:id="rId14" w:history="1">
         <w:r>
           <w:rPr>
@@ -2575,6 +2596,16 @@
           <w:t>https://www.diw.de/documents/publikationen/73/diw_01.c.96394.de/dp869.pdf</w:t>
         </w:r>
       </w:hyperlink>
+    </w:p>
+    <w:p/>
+    <w:p>
+      <w:pPr>
+        <w:rPr>
+          <w:sz w:val="24"/>
+          <w:szCs w:val="24"/>
+          <w:lang w:val="en-US"/>
+        </w:rPr>
+      </w:pPr>
     </w:p>
     <w:p>
       <w:pPr>

--- a/report_notes.docx
+++ b/report_notes.docx
@@ -83,31 +83,116 @@
           <w:lang w:val="en-US"/>
         </w:rPr>
       </w:pPr>
-      <w:proofErr w:type="spellStart"/>
-      <w:r>
-        <w:rPr>
-          <w:sz w:val="24"/>
-          <w:szCs w:val="24"/>
-          <w:lang w:val="en-US"/>
-        </w:rPr>
-        <w:t>Implemetation</w:t>
-      </w:r>
-      <w:proofErr w:type="spellEnd"/>
-      <w:r>
-        <w:rPr>
-          <w:sz w:val="24"/>
-          <w:szCs w:val="24"/>
-          <w:lang w:val="en-US"/>
-        </w:rPr>
-        <w:t xml:space="preserve"> done in Python</w:t>
-      </w:r>
-      <w:r>
-        <w:rPr>
-          <w:sz w:val="24"/>
-          <w:szCs w:val="24"/>
-          <w:lang w:val="en-US"/>
-        </w:rPr>
-        <w:t xml:space="preserve"> s</w:t>
+      <w:r>
+        <w:rPr>
+          <w:sz w:val="24"/>
+          <w:szCs w:val="24"/>
+          <w:lang w:val="en-US"/>
+        </w:rPr>
+        <w:t>The project implements repeated game-theoretic model to analyze the evolution of</w:t>
+      </w:r>
+      <w:r>
+        <w:rPr>
+          <w:sz w:val="24"/>
+          <w:szCs w:val="24"/>
+          <w:lang w:val="en-US"/>
+        </w:rPr>
+        <w:t xml:space="preserve"> crude oil prices </w:t>
+      </w:r>
+      <w:r>
+        <w:rPr>
+          <w:sz w:val="24"/>
+          <w:szCs w:val="24"/>
+          <w:lang w:val="en-US"/>
+        </w:rPr>
+        <w:t>under different strategic scenarios adopted by OPEC member states</w:t>
+      </w:r>
+      <w:r>
+        <w:rPr>
+          <w:sz w:val="24"/>
+          <w:szCs w:val="24"/>
+          <w:lang w:val="en-US"/>
+        </w:rPr>
+        <w:t>.</w:t>
+      </w:r>
+    </w:p>
+    <w:p>
+      <w:pPr>
+        <w:rPr>
+          <w:sz w:val="24"/>
+          <w:szCs w:val="24"/>
+          <w:lang w:val="en-US"/>
+        </w:rPr>
+      </w:pPr>
+    </w:p>
+    <w:p>
+      <w:pPr>
+        <w:rPr>
+          <w:b/>
+          <w:bCs/>
+          <w:sz w:val="28"/>
+          <w:szCs w:val="28"/>
+          <w:lang w:val="en-US"/>
+        </w:rPr>
+      </w:pPr>
+      <w:r>
+        <w:rPr>
+          <w:b/>
+          <w:bCs/>
+          <w:sz w:val="28"/>
+          <w:szCs w:val="28"/>
+          <w:lang w:val="en-US"/>
+        </w:rPr>
+        <w:t>Theoretical base - Cournot Oligopoly</w:t>
+      </w:r>
+    </w:p>
+    <w:p>
+      <w:pPr>
+        <w:rPr>
+          <w:sz w:val="24"/>
+          <w:szCs w:val="24"/>
+          <w:lang w:val="en-US"/>
+        </w:rPr>
+      </w:pPr>
+      <w:r>
+        <w:rPr>
+          <w:sz w:val="24"/>
+          <w:szCs w:val="24"/>
+          <w:lang w:val="en-US"/>
+        </w:rPr>
+        <w:t xml:space="preserve">Cournot oligopoly </w:t>
+      </w:r>
+      <w:r>
+        <w:rPr>
+          <w:sz w:val="24"/>
+          <w:szCs w:val="24"/>
+          <w:lang w:val="en-US"/>
+        </w:rPr>
+        <w:t>model is widely used in economics to describe a market where firms produce a homogenous product</w:t>
+      </w:r>
+      <w:r>
+        <w:rPr>
+          <w:sz w:val="24"/>
+          <w:szCs w:val="24"/>
+          <w:lang w:val="en-US"/>
+        </w:rPr>
+        <w:t xml:space="preserve">; </w:t>
+      </w:r>
+      <w:r>
+        <w:rPr>
+          <w:sz w:val="24"/>
+          <w:szCs w:val="24"/>
+          <w:lang w:val="en-US"/>
+        </w:rPr>
+        <w:t>crude oil is a classic example of this</w:t>
+      </w:r>
+      <w:r>
+        <w:rPr>
+          <w:sz w:val="24"/>
+          <w:szCs w:val="24"/>
+          <w:lang w:val="en-US"/>
+        </w:rPr>
+        <w:t>.</w:t>
       </w:r>
       <w:r>
         <w:rPr>
@@ -117,72 +202,12 @@
         </w:rPr>
         <w:t xml:space="preserve"> </w:t>
       </w:r>
-      <w:proofErr w:type="spellStart"/>
-      <w:r>
-        <w:rPr>
-          <w:sz w:val="24"/>
-          <w:szCs w:val="24"/>
-          <w:lang w:val="en-US"/>
-        </w:rPr>
-        <w:t>Jáchou</w:t>
-      </w:r>
-      <w:proofErr w:type="spellEnd"/>
-      <w:r>
-        <w:rPr>
-          <w:sz w:val="24"/>
-          <w:szCs w:val="24"/>
-          <w:lang w:val="en-US"/>
-        </w:rPr>
-        <w:t>.</w:t>
-      </w:r>
-    </w:p>
-    <w:p>
-      <w:pPr>
-        <w:rPr>
-          <w:b/>
-          <w:bCs/>
-          <w:sz w:val="28"/>
-          <w:szCs w:val="28"/>
-          <w:lang w:val="en-US"/>
-        </w:rPr>
-      </w:pPr>
-    </w:p>
-    <w:p>
-      <w:pPr>
-        <w:rPr>
-          <w:b/>
-          <w:bCs/>
-          <w:sz w:val="28"/>
-          <w:szCs w:val="28"/>
-          <w:lang w:val="en-US"/>
-        </w:rPr>
-      </w:pPr>
-      <w:r>
-        <w:rPr>
-          <w:b/>
-          <w:bCs/>
-          <w:sz w:val="28"/>
-          <w:szCs w:val="28"/>
-          <w:lang w:val="en-US"/>
-        </w:rPr>
-        <w:t>Theoretical base - Cournot Oligopoly</w:t>
-      </w:r>
-    </w:p>
-    <w:p>
-      <w:pPr>
-        <w:rPr>
-          <w:sz w:val="24"/>
-          <w:szCs w:val="24"/>
-          <w:lang w:val="en-US"/>
-        </w:rPr>
-      </w:pPr>
-      <w:r>
-        <w:rPr>
-          <w:sz w:val="24"/>
-          <w:szCs w:val="24"/>
-          <w:lang w:val="en-US"/>
-        </w:rPr>
-        <w:t>In Cournot oligopoly model, firms compete by choosing the amount of goods they produce. The market price is then determined from total output using the inverse demand function:</w:t>
+      <w:r>
+        <w:rPr>
+          <w:sz w:val="24"/>
+          <w:szCs w:val="24"/>
+        </w:rPr>
+        <w:t>In this model, firms compete by independently choosing their production quantities. Further details on the Cournot framework can be found in [1]. The market price is determined by total output through an inverse demand function:</w:t>
       </w:r>
     </w:p>
     <w:p>
@@ -234,7 +259,23 @@
           <w:szCs w:val="24"/>
           <w:lang w:val="en-US"/>
         </w:rPr>
-        <w:t>…total quantity produced</w:t>
+        <w:t>…</w:t>
+      </w:r>
+      <w:r>
+        <w:rPr>
+          <w:sz w:val="24"/>
+          <w:szCs w:val="24"/>
+          <w:lang w:val="en-US"/>
+        </w:rPr>
+        <w:t>sum of production of all fir</w:t>
+      </w:r>
+      <w:r>
+        <w:rPr>
+          <w:sz w:val="24"/>
+          <w:szCs w:val="24"/>
+          <w:lang w:val="en-US"/>
+        </w:rPr>
+        <w:t>ms</w:t>
       </w:r>
     </w:p>
     <w:p>
@@ -316,33 +357,62 @@
         <w:rPr>
           <w:sz w:val="24"/>
           <w:szCs w:val="24"/>
-          <w:lang w:val="en-US"/>
-        </w:rPr>
-        <w:t xml:space="preserve">In this model a demand curve was calibrated to an initial market equilibrium. This approach was used mainly because parameter </w:t>
-      </w:r>
-      <w:r>
-        <w:rPr>
-          <w:i/>
-          <w:iCs/>
-          <w:sz w:val="24"/>
-          <w:szCs w:val="24"/>
-          <w:lang w:val="en-US"/>
-        </w:rPr>
-        <w:t xml:space="preserve">a </w:t>
-      </w:r>
-      <w:r>
-        <w:rPr>
-          <w:sz w:val="24"/>
-          <w:szCs w:val="24"/>
-          <w:lang w:val="en-US"/>
-        </w:rPr>
-        <w:t>is a purely theoretical number that is impossible to know. Final price calculation:</w:t>
+        </w:rPr>
+        <w:t>In our model, t</w:t>
+      </w:r>
+      <w:r>
+        <w:rPr>
+          <w:sz w:val="24"/>
+          <w:szCs w:val="24"/>
+        </w:rPr>
+        <w:t>he inverse demand function is calibrated to a reference equilibrium</w:t>
+      </w:r>
+      <w:r>
+        <w:rPr>
+          <w:sz w:val="24"/>
+          <w:szCs w:val="24"/>
+        </w:rPr>
+        <w:t xml:space="preserve"> </w:t>
+      </w:r>
+      <w:r>
+        <w:rPr>
+          <w:sz w:val="24"/>
+          <w:szCs w:val="24"/>
+        </w:rPr>
+        <w:t xml:space="preserve">to avoid the need for estimating the unobservable theoretical intercept </w:t>
+      </w:r>
+      <m:oMath>
+        <m:r>
+          <w:rPr>
+            <w:rFonts w:ascii="Cambria Math" w:hAnsi="Cambria Math"/>
+            <w:sz w:val="24"/>
+            <w:szCs w:val="24"/>
+          </w:rPr>
+          <m:t>α</m:t>
+        </m:r>
+      </m:oMath>
+      <w:r>
+        <w:rPr>
+          <w:rFonts w:eastAsiaTheme="minorEastAsia"/>
+          <w:sz w:val="24"/>
+          <w:szCs w:val="24"/>
+        </w:rPr>
+        <w:t xml:space="preserve">. </w:t>
+      </w:r>
+      <w:r>
+        <w:rPr>
+          <w:rFonts w:eastAsiaTheme="minorEastAsia"/>
+          <w:sz w:val="24"/>
+          <w:szCs w:val="24"/>
+        </w:rPr>
+        <w:t>Final price calculation is the following:</w:t>
       </w:r>
     </w:p>
     <w:p>
       <w:pPr>
         <w:jc w:val="center"/>
         <w:rPr>
+          <w:rFonts w:eastAsiaTheme="minorEastAsia"/>
           <w:sz w:val="24"/>
           <w:szCs w:val="24"/>
           <w:lang w:val="en-US"/>
@@ -482,97 +552,335 @@
           <w:lang w:val="en-US"/>
         </w:rPr>
       </w:pPr>
+      <m:oMath>
+        <m:sSub>
+          <m:sSubPr>
+            <m:ctrlPr>
+              <w:rPr>
+                <w:rFonts w:ascii="Cambria Math" w:hAnsi="Cambria Math"/>
+                <w:i/>
+                <w:sz w:val="24"/>
+                <w:szCs w:val="24"/>
+                <w:lang w:val="en-US"/>
+              </w:rPr>
+            </m:ctrlPr>
+          </m:sSubPr>
+          <m:e>
+            <m:r>
+              <w:rPr>
+                <w:rFonts w:ascii="Cambria Math" w:hAnsi="Cambria Math"/>
+                <w:sz w:val="24"/>
+                <w:szCs w:val="24"/>
+                <w:lang w:val="en-US"/>
+              </w:rPr>
+              <m:t>P</m:t>
+            </m:r>
+          </m:e>
+          <m:sub>
+            <m:r>
+              <w:rPr>
+                <w:rFonts w:ascii="Cambria Math" w:hAnsi="Cambria Math"/>
+                <w:sz w:val="24"/>
+                <w:szCs w:val="24"/>
+                <w:lang w:val="en-US"/>
+              </w:rPr>
+              <m:t>base</m:t>
+            </m:r>
+          </m:sub>
+        </m:sSub>
+      </m:oMath>
+      <w:r>
+        <w:rPr>
+          <w:rFonts w:eastAsiaTheme="minorEastAsia"/>
+          <w:sz w:val="24"/>
+          <w:szCs w:val="24"/>
+          <w:lang w:val="en-US"/>
+        </w:rPr>
+        <w:t xml:space="preserve"> </w:t>
+      </w:r>
+      <w:r>
+        <w:rPr>
+          <w:rFonts w:eastAsiaTheme="minorEastAsia"/>
+          <w:sz w:val="24"/>
+          <w:szCs w:val="24"/>
+          <w:lang w:val="en-US"/>
+        </w:rPr>
+        <w:t xml:space="preserve"> </w:t>
+      </w:r>
+      <w:r>
+        <w:rPr>
+          <w:rFonts w:eastAsiaTheme="minorEastAsia"/>
+          <w:sz w:val="24"/>
+          <w:szCs w:val="24"/>
+          <w:lang w:val="en-US"/>
+        </w:rPr>
+        <w:t xml:space="preserve">and </w:t>
+      </w:r>
+      <m:oMath>
+        <m:sSub>
+          <m:sSubPr>
+            <m:ctrlPr>
+              <w:rPr>
+                <w:rFonts w:ascii="Cambria Math" w:eastAsiaTheme="minorEastAsia" w:hAnsi="Cambria Math"/>
+                <w:i/>
+                <w:sz w:val="24"/>
+                <w:szCs w:val="24"/>
+                <w:lang w:val="en-US"/>
+              </w:rPr>
+            </m:ctrlPr>
+          </m:sSubPr>
+          <m:e>
+            <m:r>
+              <w:rPr>
+                <w:rFonts w:ascii="Cambria Math" w:eastAsiaTheme="minorEastAsia" w:hAnsi="Cambria Math"/>
+                <w:sz w:val="24"/>
+                <w:szCs w:val="24"/>
+                <w:lang w:val="en-US"/>
+              </w:rPr>
+              <m:t>Q</m:t>
+            </m:r>
+          </m:e>
+          <m:sub>
+            <m:r>
+              <w:rPr>
+                <w:rFonts w:ascii="Cambria Math" w:eastAsiaTheme="minorEastAsia" w:hAnsi="Cambria Math"/>
+                <w:sz w:val="24"/>
+                <w:szCs w:val="24"/>
+                <w:lang w:val="en-US"/>
+              </w:rPr>
+              <m:t>base</m:t>
+            </m:r>
+          </m:sub>
+        </m:sSub>
+      </m:oMath>
+      <w:r>
+        <w:rPr>
+          <w:rFonts w:eastAsiaTheme="minorEastAsia"/>
+          <w:sz w:val="24"/>
+          <w:szCs w:val="24"/>
+          <w:lang w:val="en-US"/>
+        </w:rPr>
+        <w:t xml:space="preserve">  were set to correspond to </w:t>
+      </w:r>
+      <w:r>
+        <w:rPr>
+          <w:rFonts w:eastAsiaTheme="minorEastAsia"/>
+          <w:sz w:val="24"/>
+          <w:szCs w:val="24"/>
+          <w:lang w:val="en-US"/>
+        </w:rPr>
+        <w:t xml:space="preserve">historical </w:t>
+      </w:r>
+      <w:r>
+        <w:rPr>
+          <w:rFonts w:eastAsiaTheme="minorEastAsia"/>
+          <w:sz w:val="24"/>
+          <w:szCs w:val="24"/>
+          <w:lang w:val="en-US"/>
+        </w:rPr>
+        <w:t xml:space="preserve">real-world oil market </w:t>
+      </w:r>
+      <w:r>
+        <w:rPr>
+          <w:rFonts w:eastAsiaTheme="minorEastAsia"/>
+          <w:sz w:val="24"/>
+          <w:szCs w:val="24"/>
+          <w:lang w:val="en-US"/>
+        </w:rPr>
+        <w:t>data</w:t>
+      </w:r>
+      <w:r>
+        <w:rPr>
+          <w:rFonts w:eastAsiaTheme="minorEastAsia"/>
+          <w:sz w:val="24"/>
+          <w:szCs w:val="24"/>
+          <w:lang w:val="en-US"/>
+        </w:rPr>
+        <w:t xml:space="preserve"> and the parameter </w:t>
+      </w:r>
+      <m:oMath>
+        <m:r>
+          <w:rPr>
+            <w:rFonts w:ascii="Cambria Math" w:eastAsiaTheme="minorEastAsia" w:hAnsi="Cambria Math"/>
+            <w:sz w:val="24"/>
+            <w:szCs w:val="24"/>
+            <w:lang w:val="en-US"/>
+          </w:rPr>
+          <m:t>b</m:t>
+        </m:r>
+      </m:oMath>
+      <w:r>
+        <w:rPr>
+          <w:rFonts w:eastAsiaTheme="minorEastAsia"/>
+          <w:sz w:val="24"/>
+          <w:szCs w:val="24"/>
+          <w:lang w:val="en-US"/>
+        </w:rPr>
+        <w:t xml:space="preserve"> was</w:t>
+      </w:r>
+      <w:r>
+        <w:rPr>
+          <w:rFonts w:eastAsiaTheme="minorEastAsia"/>
+          <w:sz w:val="24"/>
+          <w:szCs w:val="24"/>
+          <w:lang w:val="en-US"/>
+        </w:rPr>
+        <w:t xml:space="preserve"> fixed</w:t>
+      </w:r>
+      <w:r>
+        <w:rPr>
+          <w:rFonts w:eastAsiaTheme="minorEastAsia"/>
+          <w:sz w:val="24"/>
+          <w:szCs w:val="24"/>
+          <w:lang w:val="en-US"/>
+        </w:rPr>
+        <w:t xml:space="preserve"> </w:t>
+      </w:r>
+      <w:r>
+        <w:rPr>
+          <w:rFonts w:eastAsiaTheme="minorEastAsia"/>
+          <w:sz w:val="24"/>
+          <w:szCs w:val="24"/>
+          <w:lang w:val="en-US"/>
+        </w:rPr>
+        <w:t>at</w:t>
+      </w:r>
+      <w:r>
+        <w:rPr>
+          <w:rFonts w:eastAsiaTheme="minorEastAsia"/>
+          <w:sz w:val="24"/>
+          <w:szCs w:val="24"/>
+          <w:lang w:val="en-US"/>
+        </w:rPr>
+        <w:t xml:space="preserve"> 8. </w:t>
+      </w:r>
+      <w:r>
+        <w:rPr>
+          <w:rFonts w:eastAsiaTheme="minorEastAsia"/>
+          <w:sz w:val="24"/>
+          <w:szCs w:val="24"/>
+          <w:lang w:val="en-US"/>
+        </w:rPr>
+        <w:t>Notably</w:t>
+      </w:r>
+      <w:r>
+        <w:rPr>
+          <w:rFonts w:eastAsiaTheme="minorEastAsia"/>
+          <w:sz w:val="24"/>
+          <w:szCs w:val="24"/>
+          <w:lang w:val="en-US"/>
+        </w:rPr>
+        <w:t xml:space="preserve">, these parameters </w:t>
+      </w:r>
+      <w:r>
+        <w:rPr>
+          <w:rFonts w:eastAsiaTheme="minorEastAsia"/>
+          <w:sz w:val="24"/>
+          <w:szCs w:val="24"/>
+          <w:lang w:val="en-US"/>
+        </w:rPr>
+        <w:t xml:space="preserve">remain constant </w:t>
+      </w:r>
+      <w:r>
+        <w:rPr>
+          <w:rFonts w:eastAsiaTheme="minorEastAsia"/>
+          <w:sz w:val="24"/>
+          <w:szCs w:val="24"/>
+        </w:rPr>
+        <w:t>throughout the model's iterations</w:t>
+      </w:r>
+      <w:r>
+        <w:rPr>
+          <w:rFonts w:eastAsiaTheme="minorEastAsia"/>
+          <w:sz w:val="24"/>
+          <w:szCs w:val="24"/>
+          <w:lang w:val="en-US"/>
+        </w:rPr>
+        <w:t xml:space="preserve">. </w:t>
+      </w:r>
+      <w:r>
+        <w:rPr>
+          <w:rFonts w:eastAsiaTheme="minorEastAsia"/>
+          <w:sz w:val="24"/>
+          <w:szCs w:val="24"/>
+        </w:rPr>
+        <w:t xml:space="preserve">The only </w:t>
+      </w:r>
+      <w:r>
+        <w:rPr>
+          <w:rFonts w:eastAsiaTheme="minorEastAsia"/>
+          <w:sz w:val="24"/>
+          <w:szCs w:val="24"/>
+        </w:rPr>
+        <w:t>changing parameter</w:t>
+      </w:r>
+      <w:r>
+        <w:rPr>
+          <w:rFonts w:eastAsiaTheme="minorEastAsia"/>
+          <w:sz w:val="24"/>
+          <w:szCs w:val="24"/>
+        </w:rPr>
+        <w:t xml:space="preserve"> is the total quantity</w:t>
+      </w:r>
+      <w:r>
+        <w:rPr>
+          <w:rFonts w:eastAsiaTheme="minorEastAsia"/>
+          <w:sz w:val="24"/>
+          <w:szCs w:val="24"/>
+        </w:rPr>
+        <w:t xml:space="preserve"> </w:t>
+      </w:r>
+      <m:oMath>
+        <m:r>
+          <w:rPr>
+            <w:rFonts w:ascii="Cambria Math" w:eastAsiaTheme="minorEastAsia" w:hAnsi="Cambria Math"/>
+            <w:sz w:val="24"/>
+            <w:szCs w:val="24"/>
+            <w:lang w:val="en-US"/>
+          </w:rPr>
+          <m:t>Q</m:t>
+        </m:r>
+      </m:oMath>
+      <w:r>
+        <w:rPr>
+          <w:rFonts w:eastAsiaTheme="minorEastAsia"/>
+          <w:sz w:val="24"/>
+          <w:szCs w:val="24"/>
+        </w:rPr>
+        <w:t>, which is determined endogenously by the specific strategy adopted by each state.</w:t>
+      </w:r>
+    </w:p>
+    <w:p>
+      <w:pPr>
+        <w:rPr>
+          <w:lang w:val="en-US"/>
+        </w:rPr>
+      </w:pPr>
+    </w:p>
+    <w:p>
+      <w:pPr>
+        <w:rPr>
+          <w:b/>
+          <w:bCs/>
+          <w:sz w:val="28"/>
+          <w:szCs w:val="28"/>
+          <w:lang w:val="en-US"/>
+        </w:rPr>
+      </w:pPr>
       <w:proofErr w:type="spellStart"/>
       <w:r>
         <w:rPr>
-          <w:sz w:val="24"/>
-          <w:szCs w:val="24"/>
-          <w:lang w:val="en-US"/>
-        </w:rPr>
-        <w:t>P_base</w:t>
+          <w:b/>
+          <w:bCs/>
+          <w:sz w:val="28"/>
+          <w:szCs w:val="28"/>
+          <w:lang w:val="en-US"/>
+        </w:rPr>
+        <w:t>Atributes</w:t>
       </w:r>
       <w:proofErr w:type="spellEnd"/>
       <w:r>
         <w:rPr>
-          <w:sz w:val="24"/>
-          <w:szCs w:val="24"/>
-          <w:lang w:val="en-US"/>
-        </w:rPr>
-        <w:t>…historically observed equilibrium price</w:t>
-      </w:r>
-    </w:p>
-    <w:p>
-      <w:pPr>
-        <w:rPr>
-          <w:sz w:val="24"/>
-          <w:szCs w:val="24"/>
-          <w:lang w:val="en-US"/>
-        </w:rPr>
-      </w:pPr>
-      <w:proofErr w:type="spellStart"/>
-      <w:r>
-        <w:rPr>
-          <w:sz w:val="24"/>
-          <w:szCs w:val="24"/>
-          <w:lang w:val="en-US"/>
-        </w:rPr>
-        <w:t>Q_base</w:t>
-      </w:r>
-      <w:proofErr w:type="spellEnd"/>
-      <w:r>
-        <w:rPr>
-          <w:sz w:val="24"/>
-          <w:szCs w:val="24"/>
-          <w:lang w:val="en-US"/>
-        </w:rPr>
-        <w:t>…</w:t>
-      </w:r>
-      <w:r>
-        <w:rPr>
-          <w:lang w:val="en-US"/>
-        </w:rPr>
-        <w:t xml:space="preserve"> </w:t>
-      </w:r>
-      <w:r>
-        <w:rPr>
-          <w:sz w:val="24"/>
-          <w:szCs w:val="24"/>
-          <w:lang w:val="en-US"/>
-        </w:rPr>
-        <w:t>production level that naturally results in the Base Price</w:t>
-      </w:r>
-    </w:p>
-    <w:p>
-      <w:pPr>
-        <w:rPr>
-          <w:lang w:val="en-US"/>
-        </w:rPr>
-      </w:pPr>
-    </w:p>
-    <w:p>
-      <w:pPr>
-        <w:rPr>
-          <w:b/>
-          <w:bCs/>
-          <w:sz w:val="28"/>
-          <w:szCs w:val="28"/>
-          <w:lang w:val="en-US"/>
-        </w:rPr>
-      </w:pPr>
-      <w:proofErr w:type="spellStart"/>
-      <w:r>
-        <w:rPr>
-          <w:b/>
-          <w:bCs/>
-          <w:sz w:val="28"/>
-          <w:szCs w:val="28"/>
-          <w:lang w:val="en-US"/>
-        </w:rPr>
-        <w:t>Atributes</w:t>
-      </w:r>
-      <w:proofErr w:type="spellEnd"/>
-      <w:r>
-        <w:rPr>
           <w:b/>
           <w:bCs/>
           <w:sz w:val="28"/>
@@ -603,103 +911,707 @@
           <w:lang w:val="en-US"/>
         </w:rPr>
       </w:pPr>
-    </w:p>
-    <w:p>
-      <w:pPr>
-        <w:rPr>
-          <w:b/>
-          <w:bCs/>
-          <w:sz w:val="28"/>
-          <w:szCs w:val="28"/>
-          <w:lang w:val="en-US"/>
-        </w:rPr>
-      </w:pPr>
-    </w:p>
-    <w:p>
-      <w:pPr>
-        <w:rPr>
-          <w:b/>
-          <w:bCs/>
-          <w:sz w:val="28"/>
-          <w:szCs w:val="28"/>
-          <w:lang w:val="en-US"/>
-        </w:rPr>
-      </w:pPr>
-    </w:p>
-    <w:p>
-      <w:pPr>
-        <w:rPr>
-          <w:b/>
-          <w:bCs/>
-          <w:sz w:val="28"/>
-          <w:szCs w:val="28"/>
-          <w:lang w:val="en-US"/>
-        </w:rPr>
-      </w:pPr>
-    </w:p>
-    <w:p>
-      <w:pPr>
-        <w:rPr>
-          <w:b/>
-          <w:bCs/>
-          <w:sz w:val="28"/>
-          <w:szCs w:val="28"/>
-          <w:lang w:val="en-US"/>
-        </w:rPr>
-      </w:pPr>
-    </w:p>
-    <w:p>
-      <w:pPr>
-        <w:rPr>
-          <w:b/>
-          <w:bCs/>
-          <w:sz w:val="28"/>
-          <w:szCs w:val="28"/>
-          <w:lang w:val="en-US"/>
-        </w:rPr>
-      </w:pPr>
-    </w:p>
-    <w:p>
-      <w:pPr>
-        <w:rPr>
-          <w:b/>
-          <w:bCs/>
-          <w:sz w:val="28"/>
-          <w:szCs w:val="28"/>
-          <w:lang w:val="en-US"/>
-        </w:rPr>
-      </w:pPr>
-    </w:p>
-    <w:p>
-      <w:pPr>
-        <w:rPr>
-          <w:b/>
-          <w:bCs/>
-          <w:sz w:val="28"/>
-          <w:szCs w:val="28"/>
-          <w:lang w:val="en-US"/>
-        </w:rPr>
-      </w:pPr>
-    </w:p>
-    <w:p>
-      <w:pPr>
-        <w:rPr>
-          <w:b/>
-          <w:bCs/>
-          <w:sz w:val="28"/>
-          <w:szCs w:val="28"/>
-          <w:lang w:val="en-US"/>
-        </w:rPr>
-      </w:pPr>
-      <w:r>
-        <w:rPr>
-          <w:b/>
-          <w:bCs/>
-          <w:sz w:val="28"/>
-          <w:szCs w:val="28"/>
-          <w:lang w:val="en-US"/>
-        </w:rPr>
-        <w:t xml:space="preserve">SCENARIO 1 – Saudia Arabia Floods the Market </w:t>
+      <w:r>
+        <w:rPr>
+          <w:b/>
+          <w:bCs/>
+          <w:sz w:val="28"/>
+          <w:szCs w:val="28"/>
+          <w:lang w:val="en-US"/>
+        </w:rPr>
+        <w:t>Scenarios</w:t>
+      </w:r>
+    </w:p>
+    <w:p>
+      <w:pPr>
+        <w:rPr>
+          <w:b/>
+          <w:bCs/>
+          <w:sz w:val="28"/>
+          <w:szCs w:val="28"/>
+          <w:lang w:val="en-US"/>
+        </w:rPr>
+      </w:pPr>
+      <w:r>
+        <w:rPr>
+          <w:b/>
+          <w:bCs/>
+          <w:sz w:val="28"/>
+          <w:szCs w:val="28"/>
+          <w:lang w:val="en-US"/>
+        </w:rPr>
+        <w:t>All follow</w:t>
+      </w:r>
+    </w:p>
+    <w:tbl>
+      <w:tblPr>
+        <w:tblStyle w:val="TableGrid"/>
+        <w:tblW w:w="9016" w:type="dxa"/>
+        <w:tblLayout w:type="fixed"/>
+        <w:tblLook w:val="04A0" w:firstRow="1" w:lastRow="0" w:firstColumn="1" w:lastColumn="0" w:noHBand="0" w:noVBand="1"/>
+      </w:tblPr>
+      <w:tblGrid>
+        <w:gridCol w:w="1803"/>
+        <w:gridCol w:w="1803"/>
+        <w:gridCol w:w="1803"/>
+        <w:gridCol w:w="1803"/>
+        <w:gridCol w:w="1804"/>
+      </w:tblGrid>
+      <w:tr>
+        <w:tc>
+          <w:tcPr>
+            <w:tcW w:w="1803" w:type="dxa"/>
+          </w:tcPr>
+          <w:p>
+            <w:pPr>
+              <w:spacing w:after="0" w:line="240" w:lineRule="auto"/>
+              <w:rPr>
+                <w:sz w:val="24"/>
+                <w:szCs w:val="24"/>
+                <w:lang w:val="en-US"/>
+              </w:rPr>
+            </w:pPr>
+            <w:r>
+              <w:rPr>
+                <w:rFonts w:eastAsia="Aptos"/>
+                <w:sz w:val="24"/>
+                <w:szCs w:val="24"/>
+                <w:lang w:val="en-US"/>
+              </w:rPr>
+              <w:t>Saudia Arabia</w:t>
+            </w:r>
+          </w:p>
+        </w:tc>
+        <w:tc>
+          <w:tcPr>
+            <w:tcW w:w="1803" w:type="dxa"/>
+          </w:tcPr>
+          <w:p>
+            <w:pPr>
+              <w:spacing w:after="0" w:line="240" w:lineRule="auto"/>
+              <w:rPr>
+                <w:sz w:val="24"/>
+                <w:szCs w:val="24"/>
+                <w:lang w:val="en-US"/>
+              </w:rPr>
+            </w:pPr>
+            <w:r>
+              <w:rPr>
+                <w:rFonts w:eastAsia="Aptos"/>
+                <w:sz w:val="24"/>
+                <w:szCs w:val="24"/>
+                <w:lang w:val="en-US"/>
+              </w:rPr>
+              <w:t>Venezuela</w:t>
+            </w:r>
+          </w:p>
+        </w:tc>
+        <w:tc>
+          <w:tcPr>
+            <w:tcW w:w="1803" w:type="dxa"/>
+          </w:tcPr>
+          <w:p>
+            <w:pPr>
+              <w:spacing w:after="0" w:line="240" w:lineRule="auto"/>
+              <w:rPr>
+                <w:sz w:val="24"/>
+                <w:szCs w:val="24"/>
+                <w:lang w:val="en-US"/>
+              </w:rPr>
+            </w:pPr>
+            <w:r>
+              <w:rPr>
+                <w:rFonts w:eastAsia="Aptos"/>
+                <w:sz w:val="24"/>
+                <w:szCs w:val="24"/>
+                <w:lang w:val="en-US"/>
+              </w:rPr>
+              <w:t>UAE</w:t>
+            </w:r>
+          </w:p>
+        </w:tc>
+        <w:tc>
+          <w:tcPr>
+            <w:tcW w:w="1803" w:type="dxa"/>
+          </w:tcPr>
+          <w:p>
+            <w:pPr>
+              <w:spacing w:after="0" w:line="240" w:lineRule="auto"/>
+              <w:rPr>
+                <w:sz w:val="24"/>
+                <w:szCs w:val="24"/>
+                <w:lang w:val="en-US"/>
+              </w:rPr>
+            </w:pPr>
+            <w:r>
+              <w:rPr>
+                <w:rFonts w:eastAsia="Aptos"/>
+                <w:sz w:val="24"/>
+                <w:szCs w:val="24"/>
+                <w:lang w:val="en-US"/>
+              </w:rPr>
+              <w:t xml:space="preserve">Nigeria </w:t>
+            </w:r>
+          </w:p>
+        </w:tc>
+        <w:tc>
+          <w:tcPr>
+            <w:tcW w:w="1804" w:type="dxa"/>
+          </w:tcPr>
+          <w:p>
+            <w:pPr>
+              <w:spacing w:after="0" w:line="240" w:lineRule="auto"/>
+              <w:rPr>
+                <w:sz w:val="24"/>
+                <w:szCs w:val="24"/>
+                <w:lang w:val="en-US"/>
+              </w:rPr>
+            </w:pPr>
+            <w:r>
+              <w:rPr>
+                <w:rFonts w:eastAsia="Aptos"/>
+                <w:sz w:val="24"/>
+                <w:szCs w:val="24"/>
+                <w:lang w:val="en-US"/>
+              </w:rPr>
+              <w:t>Total</w:t>
+            </w:r>
+          </w:p>
+        </w:tc>
+      </w:tr>
+      <w:tr>
+        <w:tc>
+          <w:tcPr>
+            <w:tcW w:w="1803" w:type="dxa"/>
+          </w:tcPr>
+          <w:p>
+            <w:pPr>
+              <w:spacing w:after="0" w:line="240" w:lineRule="auto"/>
+              <w:rPr>
+                <w:sz w:val="24"/>
+                <w:szCs w:val="24"/>
+                <w:lang w:val="en-US"/>
+              </w:rPr>
+            </w:pPr>
+            <w:r>
+              <w:rPr>
+                <w:rFonts w:eastAsia="Aptos"/>
+                <w:sz w:val="24"/>
+                <w:szCs w:val="24"/>
+                <w:lang w:val="en-US"/>
+              </w:rPr>
+              <w:t>$</w:t>
+            </w:r>
+            <w:r>
+              <w:rPr>
+                <w:rFonts w:eastAsia="Aptos"/>
+                <w:sz w:val="24"/>
+                <w:szCs w:val="24"/>
+                <w:lang w:val="en-US"/>
+              </w:rPr>
+              <w:t>30 420</w:t>
+            </w:r>
+          </w:p>
+        </w:tc>
+        <w:tc>
+          <w:tcPr>
+            <w:tcW w:w="1803" w:type="dxa"/>
+          </w:tcPr>
+          <w:p>
+            <w:pPr>
+              <w:spacing w:after="0" w:line="240" w:lineRule="auto"/>
+              <w:rPr>
+                <w:sz w:val="24"/>
+                <w:szCs w:val="24"/>
+                <w:lang w:val="en-US"/>
+              </w:rPr>
+            </w:pPr>
+            <w:r>
+              <w:rPr>
+                <w:rFonts w:eastAsia="Aptos"/>
+                <w:sz w:val="24"/>
+                <w:szCs w:val="24"/>
+                <w:lang w:val="en-US"/>
+              </w:rPr>
+              <w:t>$</w:t>
+            </w:r>
+            <w:r>
+              <w:rPr>
+                <w:rFonts w:eastAsia="Aptos"/>
+                <w:sz w:val="24"/>
+                <w:szCs w:val="24"/>
+                <w:lang w:val="en-US"/>
+              </w:rPr>
+              <w:t>3 383</w:t>
+            </w:r>
+          </w:p>
+        </w:tc>
+        <w:tc>
+          <w:tcPr>
+            <w:tcW w:w="1803" w:type="dxa"/>
+          </w:tcPr>
+          <w:p>
+            <w:pPr>
+              <w:spacing w:after="0" w:line="240" w:lineRule="auto"/>
+              <w:rPr>
+                <w:sz w:val="24"/>
+                <w:szCs w:val="24"/>
+                <w:lang w:val="en-US"/>
+              </w:rPr>
+            </w:pPr>
+            <w:r>
+              <w:rPr>
+                <w:rFonts w:eastAsia="Aptos"/>
+                <w:sz w:val="24"/>
+                <w:szCs w:val="24"/>
+                <w:lang w:val="en-US"/>
+              </w:rPr>
+              <w:t>$</w:t>
+            </w:r>
+            <w:r>
+              <w:rPr>
+                <w:rFonts w:eastAsia="Aptos"/>
+                <w:sz w:val="24"/>
+                <w:szCs w:val="24"/>
+                <w:lang w:val="en-US"/>
+              </w:rPr>
+              <w:t>12 119</w:t>
+            </w:r>
+          </w:p>
+        </w:tc>
+        <w:tc>
+          <w:tcPr>
+            <w:tcW w:w="1803" w:type="dxa"/>
+          </w:tcPr>
+          <w:p>
+            <w:pPr>
+              <w:spacing w:after="0" w:line="240" w:lineRule="auto"/>
+              <w:rPr>
+                <w:sz w:val="24"/>
+                <w:szCs w:val="24"/>
+                <w:lang w:val="en-US"/>
+              </w:rPr>
+            </w:pPr>
+            <w:r>
+              <w:rPr>
+                <w:rFonts w:eastAsia="Aptos"/>
+                <w:sz w:val="24"/>
+                <w:szCs w:val="24"/>
+                <w:lang w:val="en-US"/>
+              </w:rPr>
+              <w:t>$</w:t>
+            </w:r>
+            <w:r>
+              <w:rPr>
+                <w:rFonts w:eastAsia="Aptos"/>
+                <w:sz w:val="24"/>
+                <w:szCs w:val="24"/>
+                <w:lang w:val="en-US"/>
+              </w:rPr>
+              <w:t>3 195</w:t>
+            </w:r>
+          </w:p>
+        </w:tc>
+        <w:tc>
+          <w:tcPr>
+            <w:tcW w:w="1804" w:type="dxa"/>
+          </w:tcPr>
+          <w:p>
+            <w:pPr>
+              <w:spacing w:after="0" w:line="240" w:lineRule="auto"/>
+              <w:rPr>
+                <w:sz w:val="24"/>
+                <w:szCs w:val="24"/>
+                <w:lang w:val="en-US"/>
+              </w:rPr>
+            </w:pPr>
+            <w:r>
+              <w:rPr>
+                <w:rFonts w:eastAsia="Aptos"/>
+                <w:sz w:val="24"/>
+                <w:szCs w:val="24"/>
+                <w:lang w:val="en-US"/>
+              </w:rPr>
+              <w:t>$</w:t>
+            </w:r>
+            <w:r>
+              <w:rPr>
+                <w:rFonts w:eastAsia="Aptos"/>
+                <w:sz w:val="24"/>
+                <w:szCs w:val="24"/>
+                <w:lang w:val="en-US"/>
+              </w:rPr>
+              <w:t>49 119</w:t>
+            </w:r>
+          </w:p>
+        </w:tc>
+      </w:tr>
+    </w:tbl>
+    <w:p>
+      <w:pPr>
+        <w:rPr>
+          <w:b/>
+          <w:bCs/>
+          <w:sz w:val="28"/>
+          <w:szCs w:val="28"/>
+          <w:lang w:val="en-US"/>
+        </w:rPr>
+      </w:pPr>
+    </w:p>
+    <w:p>
+      <w:pPr>
+        <w:rPr>
+          <w:b/>
+          <w:bCs/>
+          <w:sz w:val="28"/>
+          <w:szCs w:val="28"/>
+          <w:lang w:val="en-US"/>
+        </w:rPr>
+      </w:pPr>
+      <w:r>
+        <w:rPr>
+          <w:b/>
+          <w:bCs/>
+          <w:sz w:val="28"/>
+          <w:szCs w:val="28"/>
+          <w:lang w:val="en-US"/>
+        </w:rPr>
+        <w:t>ignore quotas</w:t>
+      </w:r>
+    </w:p>
+    <w:p>
+      <w:pPr>
+        <w:rPr>
+          <w:b/>
+          <w:bCs/>
+          <w:sz w:val="28"/>
+          <w:szCs w:val="28"/>
+          <w:lang w:val="en-US"/>
+        </w:rPr>
+      </w:pPr>
+    </w:p>
+    <w:tbl>
+      <w:tblPr>
+        <w:tblStyle w:val="TableGrid"/>
+        <w:tblW w:w="9016" w:type="dxa"/>
+        <w:tblLayout w:type="fixed"/>
+        <w:tblLook w:val="04A0" w:firstRow="1" w:lastRow="0" w:firstColumn="1" w:lastColumn="0" w:noHBand="0" w:noVBand="1"/>
+      </w:tblPr>
+      <w:tblGrid>
+        <w:gridCol w:w="1803"/>
+        <w:gridCol w:w="1803"/>
+        <w:gridCol w:w="1803"/>
+        <w:gridCol w:w="1803"/>
+        <w:gridCol w:w="1804"/>
+      </w:tblGrid>
+      <w:tr>
+        <w:tc>
+          <w:tcPr>
+            <w:tcW w:w="1803" w:type="dxa"/>
+          </w:tcPr>
+          <w:p>
+            <w:pPr>
+              <w:spacing w:after="0" w:line="240" w:lineRule="auto"/>
+              <w:rPr>
+                <w:sz w:val="24"/>
+                <w:szCs w:val="24"/>
+                <w:lang w:val="en-US"/>
+              </w:rPr>
+            </w:pPr>
+            <w:r>
+              <w:rPr>
+                <w:rFonts w:eastAsia="Aptos"/>
+                <w:sz w:val="24"/>
+                <w:szCs w:val="24"/>
+                <w:lang w:val="en-US"/>
+              </w:rPr>
+              <w:t>Saudia Arabia</w:t>
+            </w:r>
+          </w:p>
+        </w:tc>
+        <w:tc>
+          <w:tcPr>
+            <w:tcW w:w="1803" w:type="dxa"/>
+          </w:tcPr>
+          <w:p>
+            <w:pPr>
+              <w:spacing w:after="0" w:line="240" w:lineRule="auto"/>
+              <w:rPr>
+                <w:sz w:val="24"/>
+                <w:szCs w:val="24"/>
+                <w:lang w:val="en-US"/>
+              </w:rPr>
+            </w:pPr>
+            <w:r>
+              <w:rPr>
+                <w:rFonts w:eastAsia="Aptos"/>
+                <w:sz w:val="24"/>
+                <w:szCs w:val="24"/>
+                <w:lang w:val="en-US"/>
+              </w:rPr>
+              <w:t>Venezuela</w:t>
+            </w:r>
+          </w:p>
+        </w:tc>
+        <w:tc>
+          <w:tcPr>
+            <w:tcW w:w="1803" w:type="dxa"/>
+          </w:tcPr>
+          <w:p>
+            <w:pPr>
+              <w:spacing w:after="0" w:line="240" w:lineRule="auto"/>
+              <w:rPr>
+                <w:sz w:val="24"/>
+                <w:szCs w:val="24"/>
+                <w:lang w:val="en-US"/>
+              </w:rPr>
+            </w:pPr>
+            <w:r>
+              <w:rPr>
+                <w:rFonts w:eastAsia="Aptos"/>
+                <w:sz w:val="24"/>
+                <w:szCs w:val="24"/>
+                <w:lang w:val="en-US"/>
+              </w:rPr>
+              <w:t>UAE</w:t>
+            </w:r>
+          </w:p>
+        </w:tc>
+        <w:tc>
+          <w:tcPr>
+            <w:tcW w:w="1803" w:type="dxa"/>
+          </w:tcPr>
+          <w:p>
+            <w:pPr>
+              <w:spacing w:after="0" w:line="240" w:lineRule="auto"/>
+              <w:rPr>
+                <w:sz w:val="24"/>
+                <w:szCs w:val="24"/>
+                <w:lang w:val="en-US"/>
+              </w:rPr>
+            </w:pPr>
+            <w:r>
+              <w:rPr>
+                <w:rFonts w:eastAsia="Aptos"/>
+                <w:sz w:val="24"/>
+                <w:szCs w:val="24"/>
+                <w:lang w:val="en-US"/>
+              </w:rPr>
+              <w:t xml:space="preserve">Nigeria </w:t>
+            </w:r>
+          </w:p>
+        </w:tc>
+        <w:tc>
+          <w:tcPr>
+            <w:tcW w:w="1804" w:type="dxa"/>
+          </w:tcPr>
+          <w:p>
+            <w:pPr>
+              <w:spacing w:after="0" w:line="240" w:lineRule="auto"/>
+              <w:rPr>
+                <w:sz w:val="24"/>
+                <w:szCs w:val="24"/>
+                <w:lang w:val="en-US"/>
+              </w:rPr>
+            </w:pPr>
+            <w:r>
+              <w:rPr>
+                <w:rFonts w:eastAsia="Aptos"/>
+                <w:sz w:val="24"/>
+                <w:szCs w:val="24"/>
+                <w:lang w:val="en-US"/>
+              </w:rPr>
+              <w:t>Total</w:t>
+            </w:r>
+          </w:p>
+        </w:tc>
+      </w:tr>
+      <w:tr>
+        <w:tc>
+          <w:tcPr>
+            <w:tcW w:w="1803" w:type="dxa"/>
+          </w:tcPr>
+          <w:p>
+            <w:pPr>
+              <w:spacing w:after="0" w:line="240" w:lineRule="auto"/>
+              <w:rPr>
+                <w:sz w:val="24"/>
+                <w:szCs w:val="24"/>
+                <w:lang w:val="en-US"/>
+              </w:rPr>
+            </w:pPr>
+            <w:r>
+              <w:rPr>
+                <w:rFonts w:eastAsia="Aptos"/>
+                <w:sz w:val="24"/>
+                <w:szCs w:val="24"/>
+                <w:lang w:val="en-US"/>
+              </w:rPr>
+              <w:t>19 439</w:t>
+            </w:r>
+          </w:p>
+        </w:tc>
+        <w:tc>
+          <w:tcPr>
+            <w:tcW w:w="1803" w:type="dxa"/>
+          </w:tcPr>
+          <w:p>
+            <w:pPr>
+              <w:spacing w:after="0" w:line="240" w:lineRule="auto"/>
+              <w:rPr>
+                <w:sz w:val="24"/>
+                <w:szCs w:val="24"/>
+                <w:lang w:val="en-US"/>
+              </w:rPr>
+            </w:pPr>
+            <w:r>
+              <w:rPr>
+                <w:rFonts w:eastAsia="Aptos"/>
+                <w:sz w:val="24"/>
+                <w:szCs w:val="24"/>
+                <w:lang w:val="en-US"/>
+              </w:rPr>
+              <w:t>264</w:t>
+            </w:r>
+          </w:p>
+        </w:tc>
+        <w:tc>
+          <w:tcPr>
+            <w:tcW w:w="1803" w:type="dxa"/>
+          </w:tcPr>
+          <w:p>
+            <w:pPr>
+              <w:spacing w:after="0" w:line="240" w:lineRule="auto"/>
+              <w:rPr>
+                <w:sz w:val="24"/>
+                <w:szCs w:val="24"/>
+                <w:lang w:val="en-US"/>
+              </w:rPr>
+            </w:pPr>
+            <w:r>
+              <w:rPr>
+                <w:rFonts w:eastAsia="Aptos"/>
+                <w:sz w:val="24"/>
+                <w:szCs w:val="24"/>
+                <w:lang w:val="en-US"/>
+              </w:rPr>
+              <w:t>5 715</w:t>
+            </w:r>
+          </w:p>
+        </w:tc>
+        <w:tc>
+          <w:tcPr>
+            <w:tcW w:w="1803" w:type="dxa"/>
+          </w:tcPr>
+          <w:p>
+            <w:pPr>
+              <w:spacing w:after="0" w:line="240" w:lineRule="auto"/>
+              <w:rPr>
+                <w:sz w:val="24"/>
+                <w:szCs w:val="24"/>
+                <w:lang w:val="en-US"/>
+              </w:rPr>
+            </w:pPr>
+            <w:r>
+              <w:rPr>
+                <w:rFonts w:eastAsia="Aptos"/>
+                <w:sz w:val="24"/>
+                <w:szCs w:val="24"/>
+                <w:lang w:val="en-US"/>
+              </w:rPr>
+              <w:t>739</w:t>
+            </w:r>
+          </w:p>
+        </w:tc>
+        <w:tc>
+          <w:tcPr>
+            <w:tcW w:w="1804" w:type="dxa"/>
+          </w:tcPr>
+          <w:p>
+            <w:pPr>
+              <w:spacing w:after="0" w:line="240" w:lineRule="auto"/>
+              <w:rPr>
+                <w:sz w:val="24"/>
+                <w:szCs w:val="24"/>
+                <w:lang w:val="en-US"/>
+              </w:rPr>
+            </w:pPr>
+            <w:r>
+              <w:rPr>
+                <w:rFonts w:eastAsia="Aptos"/>
+                <w:sz w:val="24"/>
+                <w:szCs w:val="24"/>
+                <w:lang w:val="en-US"/>
+              </w:rPr>
+              <w:t>26 158</w:t>
+            </w:r>
+          </w:p>
+        </w:tc>
+      </w:tr>
+    </w:tbl>
+    <w:p>
+      <w:pPr>
+        <w:rPr>
+          <w:b/>
+          <w:bCs/>
+          <w:sz w:val="28"/>
+          <w:szCs w:val="28"/>
+          <w:lang w:val="en-US"/>
+        </w:rPr>
+      </w:pPr>
+    </w:p>
+    <w:p>
+      <w:pPr>
+        <w:rPr>
+          <w:b/>
+          <w:bCs/>
+          <w:sz w:val="28"/>
+          <w:szCs w:val="28"/>
+          <w:lang w:val="en-US"/>
+        </w:rPr>
+      </w:pPr>
+    </w:p>
+    <w:p>
+      <w:pPr>
+        <w:rPr>
+          <w:b/>
+          <w:bCs/>
+          <w:sz w:val="28"/>
+          <w:szCs w:val="28"/>
+          <w:lang w:val="en-US"/>
+        </w:rPr>
+      </w:pPr>
+    </w:p>
+    <w:p>
+      <w:pPr>
+        <w:rPr>
+          <w:b/>
+          <w:bCs/>
+          <w:sz w:val="28"/>
+          <w:szCs w:val="28"/>
+          <w:lang w:val="en-US"/>
+        </w:rPr>
+      </w:pPr>
+    </w:p>
+    <w:p>
+      <w:pPr>
+        <w:rPr>
+          <w:b/>
+          <w:bCs/>
+          <w:sz w:val="28"/>
+          <w:szCs w:val="28"/>
+          <w:lang w:val="en-US"/>
+        </w:rPr>
+      </w:pPr>
+      <w:r>
+        <w:rPr>
+          <w:b/>
+          <w:bCs/>
+          <w:sz w:val="28"/>
+          <w:szCs w:val="28"/>
+          <w:lang w:val="en-US"/>
+        </w:rPr>
+        <w:t xml:space="preserve">Saudia Arabia Floods the Market </w:t>
       </w:r>
     </w:p>
     <w:p>
@@ -743,7 +1655,7 @@
                     </pic:cNvPicPr>
                   </pic:nvPicPr>
                   <pic:blipFill>
-                    <a:blip r:embed="rId5"/>
+                    <a:blip r:embed="rId6"/>
                     <a:stretch>
                       <a:fillRect/>
                     </a:stretch>
@@ -797,7 +1709,7 @@
                     </pic:cNvPicPr>
                   </pic:nvPicPr>
                   <pic:blipFill>
-                    <a:blip r:embed="rId6"/>
+                    <a:blip r:embed="rId7"/>
                     <a:stretch>
                       <a:fillRect/>
                     </a:stretch>
@@ -1090,11 +2002,45 @@
     <w:p>
       <w:pPr>
         <w:rPr>
-          <w:sz w:val="24"/>
-          <w:szCs w:val="24"/>
-          <w:lang w:val="en-US"/>
-        </w:rPr>
-      </w:pPr>
+          <w:b/>
+          <w:bCs/>
+          <w:sz w:val="28"/>
+          <w:szCs w:val="28"/>
+          <w:lang w:val="en-US"/>
+        </w:rPr>
+      </w:pPr>
+    </w:p>
+    <w:p>
+      <w:pPr>
+        <w:rPr>
+          <w:b/>
+          <w:bCs/>
+          <w:sz w:val="28"/>
+          <w:szCs w:val="28"/>
+          <w:lang w:val="en-US"/>
+        </w:rPr>
+      </w:pPr>
+    </w:p>
+    <w:p>
+      <w:pPr>
+        <w:rPr>
+          <w:b/>
+          <w:bCs/>
+          <w:sz w:val="28"/>
+          <w:szCs w:val="28"/>
+          <w:lang w:val="en-US"/>
+        </w:rPr>
+      </w:pPr>
+      <w:r>
+        <w:rPr>
+          <w:b/>
+          <w:bCs/>
+          <w:sz w:val="28"/>
+          <w:szCs w:val="28"/>
+          <w:lang w:val="en-US"/>
+        </w:rPr>
+        <w:t>Saudi Arabia Saves the Market Price</w:t>
+      </w:r>
     </w:p>
     <w:p>
       <w:pPr>
@@ -1115,475 +2061,7 @@
           <w:szCs w:val="28"/>
           <w:lang w:val="en-US"/>
         </w:rPr>
-        <w:drawing>
-          <wp:anchor distT="0" distB="0" distL="114300" distR="114300" simplePos="0" relativeHeight="2" behindDoc="0" locked="0" layoutInCell="0" allowOverlap="1" wp14:anchorId="0FE958B1" wp14:editId="1A0F591A">
-            <wp:simplePos x="0" y="0"/>
-            <wp:positionH relativeFrom="margin">
-              <wp:posOffset>-176335</wp:posOffset>
-            </wp:positionH>
-            <wp:positionV relativeFrom="paragraph">
-              <wp:posOffset>371622</wp:posOffset>
-            </wp:positionV>
-            <wp:extent cx="2880995" cy="2209165"/>
-            <wp:effectExtent l="0" t="0" r="0" b="635"/>
-            <wp:wrapSquare wrapText="bothSides"/>
-            <wp:docPr id="3" name="Image4"/>
-            <wp:cNvGraphicFramePr>
-              <a:graphicFrameLocks xmlns:a="http://schemas.openxmlformats.org/drawingml/2006/main" noChangeAspect="1"/>
-            </wp:cNvGraphicFramePr>
-            <a:graphic xmlns:a="http://schemas.openxmlformats.org/drawingml/2006/main">
-              <a:graphicData uri="http://schemas.openxmlformats.org/drawingml/2006/picture">
-                <pic:pic xmlns:pic="http://schemas.openxmlformats.org/drawingml/2006/picture">
-                  <pic:nvPicPr>
-                    <pic:cNvPr id="3" name="Image4"/>
-                    <pic:cNvPicPr>
-                      <a:picLocks noChangeAspect="1" noChangeArrowheads="1"/>
-                    </pic:cNvPicPr>
-                  </pic:nvPicPr>
-                  <pic:blipFill>
-                    <a:blip r:embed="rId7"/>
-                    <a:srcRect l="1923"/>
-                    <a:stretch>
-                      <a:fillRect/>
-                    </a:stretch>
-                  </pic:blipFill>
-                  <pic:spPr bwMode="auto">
-                    <a:xfrm>
-                      <a:off x="0" y="0"/>
-                      <a:ext cx="2880995" cy="2209165"/>
-                    </a:xfrm>
-                    <a:prstGeom prst="rect">
-                      <a:avLst/>
-                    </a:prstGeom>
-                    <a:noFill/>
-                  </pic:spPr>
-                </pic:pic>
-              </a:graphicData>
-            </a:graphic>
-          </wp:anchor>
-        </w:drawing>
-      </w:r>
-      <w:r>
-        <w:rPr>
-          <w:b/>
-          <w:bCs/>
-          <w:sz w:val="28"/>
-          <w:szCs w:val="28"/>
-          <w:lang w:val="en-US"/>
-        </w:rPr>
-        <w:t>SCENARIO 2 – All OPEC Members Follow Quotas</w:t>
-      </w:r>
-    </w:p>
-    <w:p>
-      <w:pPr>
-        <w:rPr>
-          <w:b/>
-          <w:bCs/>
-          <w:sz w:val="28"/>
-          <w:szCs w:val="28"/>
-          <w:lang w:val="en-US"/>
-        </w:rPr>
-      </w:pPr>
-    </w:p>
-    <w:p>
-      <w:pPr>
-        <w:rPr>
-          <w:b/>
-          <w:bCs/>
-          <w:sz w:val="28"/>
-          <w:szCs w:val="28"/>
-          <w:lang w:val="en-US"/>
-        </w:rPr>
-      </w:pPr>
-    </w:p>
-    <w:p>
-      <w:pPr>
-        <w:rPr>
-          <w:b/>
-          <w:bCs/>
-          <w:sz w:val="28"/>
-          <w:szCs w:val="28"/>
-          <w:lang w:val="en-US"/>
-        </w:rPr>
-      </w:pPr>
-    </w:p>
-    <w:p>
-      <w:pPr>
-        <w:rPr>
-          <w:b/>
-          <w:bCs/>
-          <w:sz w:val="28"/>
-          <w:szCs w:val="28"/>
-          <w:lang w:val="en-US"/>
-        </w:rPr>
-      </w:pPr>
-    </w:p>
-    <w:p>
-      <w:pPr>
-        <w:rPr>
-          <w:b/>
-          <w:bCs/>
-          <w:sz w:val="28"/>
-          <w:szCs w:val="28"/>
-          <w:lang w:val="en-US"/>
-        </w:rPr>
-      </w:pPr>
-    </w:p>
-    <w:p>
-      <w:pPr>
-        <w:rPr>
-          <w:b/>
-          <w:bCs/>
-          <w:sz w:val="28"/>
-          <w:szCs w:val="28"/>
-          <w:lang w:val="en-US"/>
-        </w:rPr>
-      </w:pPr>
-    </w:p>
-    <w:p>
-      <w:pPr>
-        <w:rPr>
-          <w:b/>
-          <w:bCs/>
-          <w:sz w:val="28"/>
-          <w:szCs w:val="28"/>
-          <w:lang w:val="en-US"/>
-        </w:rPr>
-      </w:pPr>
-    </w:p>
-    <w:p>
-      <w:pPr>
-        <w:rPr>
-          <w:b/>
-          <w:bCs/>
-          <w:sz w:val="28"/>
-          <w:szCs w:val="28"/>
-          <w:lang w:val="en-US"/>
-        </w:rPr>
-      </w:pPr>
-    </w:p>
-    <w:tbl>
-      <w:tblPr>
-        <w:tblStyle w:val="TableGrid"/>
-        <w:tblW w:w="9016" w:type="dxa"/>
-        <w:tblLayout w:type="fixed"/>
-        <w:tblLook w:val="04A0" w:firstRow="1" w:lastRow="0" w:firstColumn="1" w:lastColumn="0" w:noHBand="0" w:noVBand="1"/>
-      </w:tblPr>
-      <w:tblGrid>
-        <w:gridCol w:w="1803"/>
-        <w:gridCol w:w="1803"/>
-        <w:gridCol w:w="1803"/>
-        <w:gridCol w:w="1803"/>
-        <w:gridCol w:w="1804"/>
-      </w:tblGrid>
-      <w:tr>
-        <w:tc>
-          <w:tcPr>
-            <w:tcW w:w="1803" w:type="dxa"/>
-          </w:tcPr>
-          <w:p>
-            <w:pPr>
-              <w:spacing w:after="0" w:line="240" w:lineRule="auto"/>
-              <w:rPr>
-                <w:sz w:val="24"/>
-                <w:szCs w:val="24"/>
-                <w:lang w:val="en-US"/>
-              </w:rPr>
-            </w:pPr>
-            <w:r>
-              <w:rPr>
-                <w:rFonts w:eastAsia="Aptos"/>
-                <w:sz w:val="24"/>
-                <w:szCs w:val="24"/>
-                <w:lang w:val="en-US"/>
-              </w:rPr>
-              <w:t>Saudia Arabia</w:t>
-            </w:r>
-          </w:p>
-        </w:tc>
-        <w:tc>
-          <w:tcPr>
-            <w:tcW w:w="1803" w:type="dxa"/>
-          </w:tcPr>
-          <w:p>
-            <w:pPr>
-              <w:spacing w:after="0" w:line="240" w:lineRule="auto"/>
-              <w:rPr>
-                <w:sz w:val="24"/>
-                <w:szCs w:val="24"/>
-                <w:lang w:val="en-US"/>
-              </w:rPr>
-            </w:pPr>
-            <w:r>
-              <w:rPr>
-                <w:rFonts w:eastAsia="Aptos"/>
-                <w:sz w:val="24"/>
-                <w:szCs w:val="24"/>
-                <w:lang w:val="en-US"/>
-              </w:rPr>
-              <w:t>Venezuela</w:t>
-            </w:r>
-          </w:p>
-        </w:tc>
-        <w:tc>
-          <w:tcPr>
-            <w:tcW w:w="1803" w:type="dxa"/>
-          </w:tcPr>
-          <w:p>
-            <w:pPr>
-              <w:spacing w:after="0" w:line="240" w:lineRule="auto"/>
-              <w:rPr>
-                <w:sz w:val="24"/>
-                <w:szCs w:val="24"/>
-                <w:lang w:val="en-US"/>
-              </w:rPr>
-            </w:pPr>
-            <w:r>
-              <w:rPr>
-                <w:rFonts w:eastAsia="Aptos"/>
-                <w:sz w:val="24"/>
-                <w:szCs w:val="24"/>
-                <w:lang w:val="en-US"/>
-              </w:rPr>
-              <w:t>UAE</w:t>
-            </w:r>
-          </w:p>
-        </w:tc>
-        <w:tc>
-          <w:tcPr>
-            <w:tcW w:w="1803" w:type="dxa"/>
-          </w:tcPr>
-          <w:p>
-            <w:pPr>
-              <w:spacing w:after="0" w:line="240" w:lineRule="auto"/>
-              <w:rPr>
-                <w:sz w:val="24"/>
-                <w:szCs w:val="24"/>
-                <w:lang w:val="en-US"/>
-              </w:rPr>
-            </w:pPr>
-            <w:r>
-              <w:rPr>
-                <w:rFonts w:eastAsia="Aptos"/>
-                <w:sz w:val="24"/>
-                <w:szCs w:val="24"/>
-                <w:lang w:val="en-US"/>
-              </w:rPr>
-              <w:t xml:space="preserve">Nigeria </w:t>
-            </w:r>
-          </w:p>
-        </w:tc>
-        <w:tc>
-          <w:tcPr>
-            <w:tcW w:w="1804" w:type="dxa"/>
-          </w:tcPr>
-          <w:p>
-            <w:pPr>
-              <w:spacing w:after="0" w:line="240" w:lineRule="auto"/>
-              <w:rPr>
-                <w:sz w:val="24"/>
-                <w:szCs w:val="24"/>
-                <w:lang w:val="en-US"/>
-              </w:rPr>
-            </w:pPr>
-            <w:r>
-              <w:rPr>
-                <w:rFonts w:eastAsia="Aptos"/>
-                <w:sz w:val="24"/>
-                <w:szCs w:val="24"/>
-                <w:lang w:val="en-US"/>
-              </w:rPr>
-              <w:t>Total</w:t>
-            </w:r>
-          </w:p>
-        </w:tc>
-      </w:tr>
-      <w:tr>
-        <w:tc>
-          <w:tcPr>
-            <w:tcW w:w="1803" w:type="dxa"/>
-          </w:tcPr>
-          <w:p>
-            <w:pPr>
-              <w:spacing w:after="0" w:line="240" w:lineRule="auto"/>
-              <w:rPr>
-                <w:sz w:val="24"/>
-                <w:szCs w:val="24"/>
-                <w:lang w:val="en-US"/>
-              </w:rPr>
-            </w:pPr>
-            <w:r>
-              <w:rPr>
-                <w:rFonts w:eastAsia="Aptos"/>
-                <w:sz w:val="24"/>
-                <w:szCs w:val="24"/>
-                <w:lang w:val="en-US"/>
-              </w:rPr>
-              <w:t>30 420</w:t>
-            </w:r>
-          </w:p>
-        </w:tc>
-        <w:tc>
-          <w:tcPr>
-            <w:tcW w:w="1803" w:type="dxa"/>
-          </w:tcPr>
-          <w:p>
-            <w:pPr>
-              <w:spacing w:after="0" w:line="240" w:lineRule="auto"/>
-              <w:rPr>
-                <w:sz w:val="24"/>
-                <w:szCs w:val="24"/>
-                <w:lang w:val="en-US"/>
-              </w:rPr>
-            </w:pPr>
-            <w:r>
-              <w:rPr>
-                <w:rFonts w:eastAsia="Aptos"/>
-                <w:sz w:val="24"/>
-                <w:szCs w:val="24"/>
-                <w:lang w:val="en-US"/>
-              </w:rPr>
-              <w:t>3 383</w:t>
-            </w:r>
-          </w:p>
-        </w:tc>
-        <w:tc>
-          <w:tcPr>
-            <w:tcW w:w="1803" w:type="dxa"/>
-          </w:tcPr>
-          <w:p>
-            <w:pPr>
-              <w:spacing w:after="0" w:line="240" w:lineRule="auto"/>
-              <w:rPr>
-                <w:sz w:val="24"/>
-                <w:szCs w:val="24"/>
-                <w:lang w:val="en-US"/>
-              </w:rPr>
-            </w:pPr>
-            <w:r>
-              <w:rPr>
-                <w:rFonts w:eastAsia="Aptos"/>
-                <w:sz w:val="24"/>
-                <w:szCs w:val="24"/>
-                <w:lang w:val="en-US"/>
-              </w:rPr>
-              <w:t>12 119</w:t>
-            </w:r>
-          </w:p>
-        </w:tc>
-        <w:tc>
-          <w:tcPr>
-            <w:tcW w:w="1803" w:type="dxa"/>
-          </w:tcPr>
-          <w:p>
-            <w:pPr>
-              <w:spacing w:after="0" w:line="240" w:lineRule="auto"/>
-              <w:rPr>
-                <w:sz w:val="24"/>
-                <w:szCs w:val="24"/>
-                <w:lang w:val="en-US"/>
-              </w:rPr>
-            </w:pPr>
-            <w:r>
-              <w:rPr>
-                <w:rFonts w:eastAsia="Aptos"/>
-                <w:sz w:val="24"/>
-                <w:szCs w:val="24"/>
-                <w:lang w:val="en-US"/>
-              </w:rPr>
-              <w:t>3 195</w:t>
-            </w:r>
-          </w:p>
-        </w:tc>
-        <w:tc>
-          <w:tcPr>
-            <w:tcW w:w="1804" w:type="dxa"/>
-          </w:tcPr>
-          <w:p>
-            <w:pPr>
-              <w:spacing w:after="0" w:line="240" w:lineRule="auto"/>
-              <w:rPr>
-                <w:sz w:val="24"/>
-                <w:szCs w:val="24"/>
-                <w:lang w:val="en-US"/>
-              </w:rPr>
-            </w:pPr>
-            <w:r>
-              <w:rPr>
-                <w:rFonts w:eastAsia="Aptos"/>
-                <w:sz w:val="24"/>
-                <w:szCs w:val="24"/>
-                <w:lang w:val="en-US"/>
-              </w:rPr>
-              <w:t>49 119</w:t>
-            </w:r>
-          </w:p>
-        </w:tc>
-      </w:tr>
-    </w:tbl>
-    <w:p>
-      <w:pPr>
-        <w:rPr>
-          <w:b/>
-          <w:bCs/>
-          <w:sz w:val="28"/>
-          <w:szCs w:val="28"/>
-          <w:lang w:val="en-US"/>
-        </w:rPr>
-      </w:pPr>
-    </w:p>
-    <w:p>
-      <w:pPr>
-        <w:rPr>
-          <w:b/>
-          <w:bCs/>
-          <w:sz w:val="28"/>
-          <w:szCs w:val="28"/>
-          <w:lang w:val="en-US"/>
-        </w:rPr>
-      </w:pPr>
-    </w:p>
-    <w:p>
-      <w:pPr>
-        <w:rPr>
-          <w:b/>
-          <w:bCs/>
-          <w:sz w:val="28"/>
-          <w:szCs w:val="28"/>
-          <w:lang w:val="en-US"/>
-        </w:rPr>
-      </w:pPr>
-      <w:r>
-        <w:rPr>
-          <w:b/>
-          <w:bCs/>
-          <w:sz w:val="28"/>
-          <w:szCs w:val="28"/>
-          <w:lang w:val="en-US"/>
-        </w:rPr>
         <w:lastRenderedPageBreak/>
-        <w:t>SCENARIO 3 – Saudi Arabia Saves the Market Price</w:t>
-      </w:r>
-    </w:p>
-    <w:p>
-      <w:pPr>
-        <w:rPr>
-          <w:b/>
-          <w:bCs/>
-          <w:sz w:val="28"/>
-          <w:szCs w:val="28"/>
-          <w:lang w:val="en-US"/>
-        </w:rPr>
-      </w:pPr>
-      <w:r>
-        <w:rPr>
-          <w:b/>
-          <w:bCs/>
-          <w:noProof/>
-          <w:sz w:val="28"/>
-          <w:szCs w:val="28"/>
-          <w:lang w:val="en-US"/>
-        </w:rPr>
         <w:drawing>
           <wp:anchor distT="0" distB="0" distL="0" distR="0" simplePos="0" relativeHeight="16" behindDoc="0" locked="0" layoutInCell="0" allowOverlap="1" wp14:anchorId="5BCFDC52" wp14:editId="50441818">
             <wp:simplePos x="0" y="0"/>
@@ -1958,297 +2436,6 @@
         </w:rPr>
       </w:pPr>
     </w:p>
-    <w:p>
-      <w:pPr>
-        <w:rPr>
-          <w:b/>
-          <w:bCs/>
-          <w:sz w:val="28"/>
-          <w:szCs w:val="28"/>
-          <w:lang w:val="en-US"/>
-        </w:rPr>
-      </w:pPr>
-      <w:r>
-        <w:rPr>
-          <w:b/>
-          <w:bCs/>
-          <w:sz w:val="28"/>
-          <w:szCs w:val="28"/>
-          <w:lang w:val="en-US"/>
-        </w:rPr>
-        <w:t>SCENARIO 4 – Maximal possible production, ignore quotas</w:t>
-      </w:r>
-    </w:p>
-    <w:p>
-      <w:pPr>
-        <w:rPr>
-          <w:b/>
-          <w:bCs/>
-          <w:sz w:val="28"/>
-          <w:szCs w:val="28"/>
-          <w:lang w:val="en-US"/>
-        </w:rPr>
-      </w:pPr>
-    </w:p>
-    <w:tbl>
-      <w:tblPr>
-        <w:tblStyle w:val="TableGrid"/>
-        <w:tblW w:w="9016" w:type="dxa"/>
-        <w:tblLayout w:type="fixed"/>
-        <w:tblLook w:val="04A0" w:firstRow="1" w:lastRow="0" w:firstColumn="1" w:lastColumn="0" w:noHBand="0" w:noVBand="1"/>
-      </w:tblPr>
-      <w:tblGrid>
-        <w:gridCol w:w="1803"/>
-        <w:gridCol w:w="1803"/>
-        <w:gridCol w:w="1803"/>
-        <w:gridCol w:w="1803"/>
-        <w:gridCol w:w="1804"/>
-      </w:tblGrid>
-      <w:tr>
-        <w:tc>
-          <w:tcPr>
-            <w:tcW w:w="1803" w:type="dxa"/>
-          </w:tcPr>
-          <w:p>
-            <w:pPr>
-              <w:spacing w:after="0" w:line="240" w:lineRule="auto"/>
-              <w:rPr>
-                <w:sz w:val="24"/>
-                <w:szCs w:val="24"/>
-                <w:lang w:val="en-US"/>
-              </w:rPr>
-            </w:pPr>
-            <w:r>
-              <w:rPr>
-                <w:rFonts w:eastAsia="Aptos"/>
-                <w:sz w:val="24"/>
-                <w:szCs w:val="24"/>
-                <w:lang w:val="en-US"/>
-              </w:rPr>
-              <w:t>Saudia Arabia</w:t>
-            </w:r>
-          </w:p>
-        </w:tc>
-        <w:tc>
-          <w:tcPr>
-            <w:tcW w:w="1803" w:type="dxa"/>
-          </w:tcPr>
-          <w:p>
-            <w:pPr>
-              <w:spacing w:after="0" w:line="240" w:lineRule="auto"/>
-              <w:rPr>
-                <w:sz w:val="24"/>
-                <w:szCs w:val="24"/>
-                <w:lang w:val="en-US"/>
-              </w:rPr>
-            </w:pPr>
-            <w:r>
-              <w:rPr>
-                <w:rFonts w:eastAsia="Aptos"/>
-                <w:sz w:val="24"/>
-                <w:szCs w:val="24"/>
-                <w:lang w:val="en-US"/>
-              </w:rPr>
-              <w:t>Venezuela</w:t>
-            </w:r>
-          </w:p>
-        </w:tc>
-        <w:tc>
-          <w:tcPr>
-            <w:tcW w:w="1803" w:type="dxa"/>
-          </w:tcPr>
-          <w:p>
-            <w:pPr>
-              <w:spacing w:after="0" w:line="240" w:lineRule="auto"/>
-              <w:rPr>
-                <w:sz w:val="24"/>
-                <w:szCs w:val="24"/>
-                <w:lang w:val="en-US"/>
-              </w:rPr>
-            </w:pPr>
-            <w:r>
-              <w:rPr>
-                <w:rFonts w:eastAsia="Aptos"/>
-                <w:sz w:val="24"/>
-                <w:szCs w:val="24"/>
-                <w:lang w:val="en-US"/>
-              </w:rPr>
-              <w:t>UAE</w:t>
-            </w:r>
-          </w:p>
-        </w:tc>
-        <w:tc>
-          <w:tcPr>
-            <w:tcW w:w="1803" w:type="dxa"/>
-          </w:tcPr>
-          <w:p>
-            <w:pPr>
-              <w:spacing w:after="0" w:line="240" w:lineRule="auto"/>
-              <w:rPr>
-                <w:sz w:val="24"/>
-                <w:szCs w:val="24"/>
-                <w:lang w:val="en-US"/>
-              </w:rPr>
-            </w:pPr>
-            <w:r>
-              <w:rPr>
-                <w:rFonts w:eastAsia="Aptos"/>
-                <w:sz w:val="24"/>
-                <w:szCs w:val="24"/>
-                <w:lang w:val="en-US"/>
-              </w:rPr>
-              <w:t xml:space="preserve">Nigeria </w:t>
-            </w:r>
-          </w:p>
-        </w:tc>
-        <w:tc>
-          <w:tcPr>
-            <w:tcW w:w="1804" w:type="dxa"/>
-          </w:tcPr>
-          <w:p>
-            <w:pPr>
-              <w:spacing w:after="0" w:line="240" w:lineRule="auto"/>
-              <w:rPr>
-                <w:sz w:val="24"/>
-                <w:szCs w:val="24"/>
-                <w:lang w:val="en-US"/>
-              </w:rPr>
-            </w:pPr>
-            <w:r>
-              <w:rPr>
-                <w:rFonts w:eastAsia="Aptos"/>
-                <w:sz w:val="24"/>
-                <w:szCs w:val="24"/>
-                <w:lang w:val="en-US"/>
-              </w:rPr>
-              <w:t>Total</w:t>
-            </w:r>
-          </w:p>
-        </w:tc>
-      </w:tr>
-      <w:tr>
-        <w:tc>
-          <w:tcPr>
-            <w:tcW w:w="1803" w:type="dxa"/>
-          </w:tcPr>
-          <w:p>
-            <w:pPr>
-              <w:spacing w:after="0" w:line="240" w:lineRule="auto"/>
-              <w:rPr>
-                <w:sz w:val="24"/>
-                <w:szCs w:val="24"/>
-                <w:lang w:val="en-US"/>
-              </w:rPr>
-            </w:pPr>
-            <w:r>
-              <w:rPr>
-                <w:rFonts w:eastAsia="Aptos"/>
-                <w:sz w:val="24"/>
-                <w:szCs w:val="24"/>
-                <w:lang w:val="en-US"/>
-              </w:rPr>
-              <w:t>19 439</w:t>
-            </w:r>
-          </w:p>
-        </w:tc>
-        <w:tc>
-          <w:tcPr>
-            <w:tcW w:w="1803" w:type="dxa"/>
-          </w:tcPr>
-          <w:p>
-            <w:pPr>
-              <w:spacing w:after="0" w:line="240" w:lineRule="auto"/>
-              <w:rPr>
-                <w:sz w:val="24"/>
-                <w:szCs w:val="24"/>
-                <w:lang w:val="en-US"/>
-              </w:rPr>
-            </w:pPr>
-            <w:r>
-              <w:rPr>
-                <w:rFonts w:eastAsia="Aptos"/>
-                <w:sz w:val="24"/>
-                <w:szCs w:val="24"/>
-                <w:lang w:val="en-US"/>
-              </w:rPr>
-              <w:t>264</w:t>
-            </w:r>
-          </w:p>
-        </w:tc>
-        <w:tc>
-          <w:tcPr>
-            <w:tcW w:w="1803" w:type="dxa"/>
-          </w:tcPr>
-          <w:p>
-            <w:pPr>
-              <w:spacing w:after="0" w:line="240" w:lineRule="auto"/>
-              <w:rPr>
-                <w:sz w:val="24"/>
-                <w:szCs w:val="24"/>
-                <w:lang w:val="en-US"/>
-              </w:rPr>
-            </w:pPr>
-            <w:r>
-              <w:rPr>
-                <w:rFonts w:eastAsia="Aptos"/>
-                <w:sz w:val="24"/>
-                <w:szCs w:val="24"/>
-                <w:lang w:val="en-US"/>
-              </w:rPr>
-              <w:t>5 715</w:t>
-            </w:r>
-          </w:p>
-        </w:tc>
-        <w:tc>
-          <w:tcPr>
-            <w:tcW w:w="1803" w:type="dxa"/>
-          </w:tcPr>
-          <w:p>
-            <w:pPr>
-              <w:spacing w:after="0" w:line="240" w:lineRule="auto"/>
-              <w:rPr>
-                <w:sz w:val="24"/>
-                <w:szCs w:val="24"/>
-                <w:lang w:val="en-US"/>
-              </w:rPr>
-            </w:pPr>
-            <w:r>
-              <w:rPr>
-                <w:rFonts w:eastAsia="Aptos"/>
-                <w:sz w:val="24"/>
-                <w:szCs w:val="24"/>
-                <w:lang w:val="en-US"/>
-              </w:rPr>
-              <w:t>739</w:t>
-            </w:r>
-          </w:p>
-        </w:tc>
-        <w:tc>
-          <w:tcPr>
-            <w:tcW w:w="1804" w:type="dxa"/>
-          </w:tcPr>
-          <w:p>
-            <w:pPr>
-              <w:spacing w:after="0" w:line="240" w:lineRule="auto"/>
-              <w:rPr>
-                <w:sz w:val="24"/>
-                <w:szCs w:val="24"/>
-                <w:lang w:val="en-US"/>
-              </w:rPr>
-            </w:pPr>
-            <w:r>
-              <w:rPr>
-                <w:rFonts w:eastAsia="Aptos"/>
-                <w:sz w:val="24"/>
-                <w:szCs w:val="24"/>
-                <w:lang w:val="en-US"/>
-              </w:rPr>
-              <w:t>26 158</w:t>
-            </w:r>
-          </w:p>
-        </w:tc>
-      </w:tr>
-    </w:tbl>
     <w:p>
       <w:pPr>
         <w:rPr>
@@ -3241,11 +3428,16 @@
           <w:szCs w:val="28"/>
           <w:lang w:val="en-US"/>
         </w:rPr>
-        <w:t>Source</w:t>
-      </w:r>
-    </w:p>
-    <w:p>
-      <w:pPr>
+        <w:t>References</w:t>
+      </w:r>
+    </w:p>
+    <w:p>
+      <w:pPr>
+        <w:pStyle w:val="ListParagraph"/>
+        <w:numPr>
+          <w:ilvl w:val="0"/>
+          <w:numId w:val="1"/>
+        </w:numPr>
         <w:spacing w:after="0"/>
         <w:rPr>
           <w:sz w:val="24"/>
@@ -3257,31 +3449,31 @@
         <w:rPr>
           <w:sz w:val="24"/>
           <w:szCs w:val="24"/>
-          <w:lang w:val="en-US"/>
         </w:rPr>
         <w:lastRenderedPageBreak/>
-        <w:t>University of Illinois Chicago</w:t>
-      </w:r>
-      <w:r>
-        <w:rPr>
-          <w:sz w:val="24"/>
-          <w:szCs w:val="24"/>
-          <w:lang w:val="en-US"/>
-        </w:rPr>
-        <w:t xml:space="preserve"> - </w:t>
-      </w:r>
-      <w:r>
-        <w:rPr>
-          <w:sz w:val="24"/>
-          <w:szCs w:val="24"/>
-          <w:lang w:val="en-US"/>
-        </w:rPr>
-        <w:t>Notes on Cournot Oligopoly</w:t>
+        <w:t xml:space="preserve">Marker, D. (2019). </w:t>
+      </w:r>
+      <w:r>
+        <w:rPr>
+          <w:i/>
+          <w:iCs/>
+          <w:sz w:val="24"/>
+          <w:szCs w:val="24"/>
+        </w:rPr>
+        <w:t>Notes on Cournot oligopoly</w:t>
+      </w:r>
+      <w:r>
+        <w:rPr>
+          <w:sz w:val="24"/>
+          <w:szCs w:val="24"/>
+        </w:rPr>
+        <w:t>. University of Illinois Chicago, Department of Mathematics, Statistics, and Computer Science.</w:t>
       </w:r>
     </w:p>
     <w:p>
       <w:pPr>
         <w:spacing w:after="0"/>
+        <w:ind w:left="360" w:firstLine="348"/>
         <w:rPr>
           <w:sz w:val="24"/>
           <w:szCs w:val="24"/>
@@ -3330,6 +3522,11 @@
     </w:p>
     <w:p>
       <w:pPr>
+        <w:pStyle w:val="ListParagraph"/>
+        <w:numPr>
+          <w:ilvl w:val="0"/>
+          <w:numId w:val="1"/>
+        </w:numPr>
         <w:spacing w:after="0"/>
         <w:rPr>
           <w:sz w:val="24"/>
@@ -3377,12 +3574,13 @@
     <w:p>
       <w:pPr>
         <w:spacing w:after="0"/>
-        <w:rPr>
-          <w:sz w:val="24"/>
-          <w:szCs w:val="24"/>
-        </w:rPr>
-      </w:pPr>
-      <w:hyperlink r:id="rId21">
+        <w:ind w:left="708"/>
+        <w:rPr>
+          <w:sz w:val="24"/>
+          <w:szCs w:val="24"/>
+        </w:rPr>
+      </w:pPr>
+      <w:hyperlink r:id="rId21" w:history="1">
         <w:r>
           <w:rPr>
             <w:rStyle w:val="Hyperlink"/>
@@ -3426,6 +3624,16 @@
         <w:t>Prilohy</w:t>
       </w:r>
       <w:proofErr w:type="spellEnd"/>
+      <w:r>
+        <w:rPr>
+          <w:b/>
+          <w:bCs/>
+          <w:sz w:val="28"/>
+          <w:szCs w:val="28"/>
+          <w:lang w:val="en-US"/>
+        </w:rPr>
+        <w:t xml:space="preserve"> ???</w:t>
+      </w:r>
     </w:p>
     <w:p>
       <w:pPr>
@@ -3601,6 +3809,103 @@
     </w:sectPr>
   </w:body>
 </w:document>
+</file>
+
+<file path=word/numbering.xml><?xml version="1.0" encoding="utf-8"?>
+<w:numbering xmlns:wpc="http://schemas.microsoft.com/office/word/2010/wordprocessingCanvas" xmlns:cx="http://schemas.microsoft.com/office/drawing/2014/chartex" xmlns:cx1="http://schemas.microsoft.com/office/drawing/2015/9/8/chartex" xmlns:cx2="http://schemas.microsoft.com/office/drawing/2015/10/21/chartex" xmlns:cx3="http://schemas.microsoft.com/office/drawing/2016/5/9/chartex" xmlns:cx4="http://schemas.microsoft.com/office/drawing/2016/5/10/chartex" xmlns:cx5="http://schemas.microsoft.com/office/drawing/2016/5/11/chartex" xmlns:cx6="http://schemas.microsoft.com/office/drawing/2016/5/12/chartex" xmlns:cx7="http://schemas.microsoft.com/office/drawing/2016/5/13/chartex" xmlns:cx8="http://schemas.microsoft.com/office/drawing/2016/5/14/chartex" xmlns:mc="http://schemas.openxmlformats.org/markup-compatibility/2006" xmlns:aink="http://schemas.microsoft.com/office/drawing/2016/ink" xmlns:am3d="http://schemas.microsoft.com/office/drawing/2017/model3d" xmlns:o="urn:schemas-microsoft-com:office:office" xmlns:oel="http://schemas.microsoft.com/office/2019/extlst" xmlns:r="http://schemas.openxmlformats.org/officeDocument/2006/relationships" xmlns:m="http://schemas.openxmlformats.org/officeDocument/2006/math" xmlns:v="urn:schemas-microsoft-com:vml" xmlns:wp14="http://schemas.microsoft.com/office/word/2010/wordprocessingDrawing" xmlns:wp="http://schemas.openxmlformats.org/drawingml/2006/wordprocessingDrawing" xmlns:w10="urn:schemas-microsoft-com:office:word" xmlns:w="http://schemas.openxmlformats.org/wordprocessingml/2006/main" xmlns:w14="http://schemas.microsoft.com/office/word/2010/wordml" xmlns:w15="http://schemas.microsoft.com/office/word/2012/wordml" xmlns:w16cex="http://schemas.microsoft.com/office/word/2018/wordml/cex" xmlns:w16cid="http://schemas.microsoft.com/office/word/2016/wordml/cid" xmlns:w16="http://schemas.microsoft.com/office/word/2018/wordml" xmlns:w16du="http://schemas.microsoft.com/office/word/2023/wordml/word16du" xmlns:w16sdtdh="http://schemas.microsoft.com/office/word/2020/wordml/sdtdatahash" xmlns:w16sdtfl="http://schemas.microsoft.com/office/word/2024/wordml/sdtformatlock" xmlns:w16se="http://schemas.microsoft.com/office/word/2015/wordml/symex" xmlns:wpg="http://schemas.microsoft.com/office/word/2010/wordprocessingGroup" xmlns:wpi="http://schemas.microsoft.com/office/word/2010/wordprocessingInk" xmlns:wne="http://schemas.microsoft.com/office/word/2006/wordml" xmlns:wps="http://schemas.microsoft.com/office/word/2010/wordprocessingShape" mc:Ignorable="w14 w15 w16se w16cid w16 w16cex w16sdtdh w16sdtfl w16du wp14">
+  <w:abstractNum w:abstractNumId="0" w15:restartNumberingAfterBreak="0">
+    <w:nsid w:val="297535D4"/>
+    <w:multiLevelType w:val="hybridMultilevel"/>
+    <w:tmpl w:val="8CA65DDE"/>
+    <w:lvl w:ilvl="0" w:tplc="40F0970E">
+      <w:start w:val="1"/>
+      <w:numFmt w:val="decimal"/>
+      <w:lvlText w:val="[%1]"/>
+      <w:lvlJc w:val="left"/>
+      <w:pPr>
+        <w:ind w:left="720" w:hanging="360"/>
+      </w:pPr>
+      <w:rPr>
+        <w:rFonts w:hint="default"/>
+      </w:rPr>
+    </w:lvl>
+    <w:lvl w:ilvl="1" w:tplc="04050019" w:tentative="1">
+      <w:start w:val="1"/>
+      <w:numFmt w:val="lowerLetter"/>
+      <w:lvlText w:val="%2."/>
+      <w:lvlJc w:val="left"/>
+      <w:pPr>
+        <w:ind w:left="1440" w:hanging="360"/>
+      </w:pPr>
+    </w:lvl>
+    <w:lvl w:ilvl="2" w:tplc="0405001B" w:tentative="1">
+      <w:start w:val="1"/>
+      <w:numFmt w:val="lowerRoman"/>
+      <w:lvlText w:val="%3."/>
+      <w:lvlJc w:val="right"/>
+      <w:pPr>
+        <w:ind w:left="2160" w:hanging="180"/>
+      </w:pPr>
+    </w:lvl>
+    <w:lvl w:ilvl="3" w:tplc="0405000F" w:tentative="1">
+      <w:start w:val="1"/>
+      <w:numFmt w:val="decimal"/>
+      <w:lvlText w:val="%4."/>
+      <w:lvlJc w:val="left"/>
+      <w:pPr>
+        <w:ind w:left="2880" w:hanging="360"/>
+      </w:pPr>
+    </w:lvl>
+    <w:lvl w:ilvl="4" w:tplc="04050019" w:tentative="1">
+      <w:start w:val="1"/>
+      <w:numFmt w:val="lowerLetter"/>
+      <w:lvlText w:val="%5."/>
+      <w:lvlJc w:val="left"/>
+      <w:pPr>
+        <w:ind w:left="3600" w:hanging="360"/>
+      </w:pPr>
+    </w:lvl>
+    <w:lvl w:ilvl="5" w:tplc="0405001B" w:tentative="1">
+      <w:start w:val="1"/>
+      <w:numFmt w:val="lowerRoman"/>
+      <w:lvlText w:val="%6."/>
+      <w:lvlJc w:val="right"/>
+      <w:pPr>
+        <w:ind w:left="4320" w:hanging="180"/>
+      </w:pPr>
+    </w:lvl>
+    <w:lvl w:ilvl="6" w:tplc="0405000F" w:tentative="1">
+      <w:start w:val="1"/>
+      <w:numFmt w:val="decimal"/>
+      <w:lvlText w:val="%7."/>
+      <w:lvlJc w:val="left"/>
+      <w:pPr>
+        <w:ind w:left="5040" w:hanging="360"/>
+      </w:pPr>
+    </w:lvl>
+    <w:lvl w:ilvl="7" w:tplc="04050019" w:tentative="1">
+      <w:start w:val="1"/>
+      <w:numFmt w:val="lowerLetter"/>
+      <w:lvlText w:val="%8."/>
+      <w:lvlJc w:val="left"/>
+      <w:pPr>
+        <w:ind w:left="5760" w:hanging="360"/>
+      </w:pPr>
+    </w:lvl>
+    <w:lvl w:ilvl="8" w:tplc="0405001B" w:tentative="1">
+      <w:start w:val="1"/>
+      <w:numFmt w:val="lowerRoman"/>
+      <w:lvlText w:val="%9."/>
+      <w:lvlJc w:val="right"/>
+      <w:pPr>
+        <w:ind w:left="6480" w:hanging="180"/>
+      </w:pPr>
+    </w:lvl>
+  </w:abstractNum>
+  <w:num w:numId="1" w16cid:durableId="1286544973">
+    <w:abstractNumId w:val="0"/>
+  </w:num>
+</w:numbering>
 </file>
 
 <file path=word/styles.xml><?xml version="1.0" encoding="utf-8"?>
@@ -4003,7 +4308,7 @@
   <w:style w:type="paragraph" w:default="1" w:styleId="Normal">
     <w:name w:val="Normal"/>
     <w:qFormat/>
-    <w:rsid w:val="007842B1"/>
+    <w:rsid w:val="002244B4"/>
     <w:pPr>
       <w:spacing w:after="160" w:line="259" w:lineRule="auto"/>
     </w:pPr>
@@ -4213,7 +4518,6 @@
   <w:style w:type="character" w:default="1" w:styleId="DefaultParagraphFont">
     <w:name w:val="Default Paragraph Font"/>
     <w:uiPriority w:val="1"/>
-    <w:semiHidden/>
     <w:unhideWhenUsed/>
   </w:style>
   <w:style w:type="table" w:default="1" w:styleId="TableNormal">

--- a/report_notes.docx
+++ b/report_notes.docx
@@ -115,35 +115,63 @@
         </w:rPr>
         <w:t>.</w:t>
       </w:r>
-    </w:p>
-    <w:p>
-      <w:pPr>
-        <w:rPr>
-          <w:sz w:val="24"/>
-          <w:szCs w:val="24"/>
-          <w:lang w:val="en-US"/>
-        </w:rPr>
-      </w:pPr>
-    </w:p>
-    <w:p>
-      <w:pPr>
-        <w:rPr>
-          <w:b/>
-          <w:bCs/>
-          <w:sz w:val="28"/>
-          <w:szCs w:val="28"/>
-          <w:lang w:val="en-US"/>
-        </w:rPr>
-      </w:pPr>
-      <w:r>
-        <w:rPr>
-          <w:b/>
-          <w:bCs/>
-          <w:sz w:val="28"/>
-          <w:szCs w:val="28"/>
-          <w:lang w:val="en-US"/>
-        </w:rPr>
-        <w:t>Theoretical base - Cournot Oligopoly</w:t>
+      <w:r>
+        <w:rPr>
+          <w:sz w:val="24"/>
+          <w:szCs w:val="24"/>
+          <w:lang w:val="en-US"/>
+        </w:rPr>
+        <w:t xml:space="preserve"> Implementation of a model was done in Python.</w:t>
+      </w:r>
+    </w:p>
+    <w:p>
+      <w:pPr>
+        <w:rPr>
+          <w:sz w:val="24"/>
+          <w:szCs w:val="24"/>
+          <w:lang w:val="en-US"/>
+        </w:rPr>
+      </w:pPr>
+    </w:p>
+    <w:p>
+      <w:pPr>
+        <w:rPr>
+          <w:b/>
+          <w:bCs/>
+          <w:sz w:val="28"/>
+          <w:szCs w:val="28"/>
+          <w:lang w:val="en-US"/>
+        </w:rPr>
+      </w:pPr>
+      <w:r>
+        <w:rPr>
+          <w:b/>
+          <w:bCs/>
+          <w:sz w:val="28"/>
+          <w:szCs w:val="28"/>
+          <w:lang w:val="en-US"/>
+        </w:rPr>
+        <w:t xml:space="preserve">Theoretical </w:t>
+      </w:r>
+      <w:r>
+        <w:rPr>
+          <w:b/>
+          <w:bCs/>
+          <w:sz w:val="28"/>
+          <w:szCs w:val="28"/>
+          <w:lang w:val="en-US"/>
+        </w:rPr>
+        <w:t>B</w:t>
+      </w:r>
+      <w:r>
+        <w:rPr>
+          <w:b/>
+          <w:bCs/>
+          <w:sz w:val="28"/>
+          <w:szCs w:val="28"/>
+          <w:lang w:val="en-US"/>
+        </w:rPr>
+        <w:t>ase - Cournot Oligopoly</w:t>
       </w:r>
     </w:p>
     <w:p>
@@ -867,18 +895,16 @@
           <w:lang w:val="en-US"/>
         </w:rPr>
       </w:pPr>
-      <w:proofErr w:type="spellStart"/>
-      <w:r>
-        <w:rPr>
-          <w:b/>
-          <w:bCs/>
-          <w:sz w:val="28"/>
-          <w:szCs w:val="28"/>
-          <w:lang w:val="en-US"/>
-        </w:rPr>
-        <w:t>Atributes</w:t>
-      </w:r>
-      <w:proofErr w:type="spellEnd"/>
+      <w:r>
+        <w:rPr>
+          <w:b/>
+          <w:bCs/>
+          <w:sz w:val="28"/>
+          <w:szCs w:val="28"/>
+          <w:lang w:val="en-US"/>
+        </w:rPr>
+        <w:t>Attributes</w:t>
+      </w:r>
       <w:r>
         <w:rPr>
           <w:b/>
@@ -893,54 +919,1377 @@
     <w:p>
       <w:pPr>
         <w:rPr>
-          <w:b/>
-          <w:bCs/>
-          <w:sz w:val="28"/>
-          <w:szCs w:val="28"/>
-          <w:lang w:val="en-US"/>
-        </w:rPr>
-      </w:pPr>
-    </w:p>
-    <w:p>
-      <w:pPr>
-        <w:rPr>
-          <w:b/>
-          <w:bCs/>
-          <w:sz w:val="28"/>
-          <w:szCs w:val="28"/>
-          <w:lang w:val="en-US"/>
-        </w:rPr>
-      </w:pPr>
-      <w:r>
-        <w:rPr>
-          <w:b/>
-          <w:bCs/>
-          <w:sz w:val="28"/>
-          <w:szCs w:val="28"/>
-          <w:lang w:val="en-US"/>
-        </w:rPr>
-        <w:t>Scenarios</w:t>
-      </w:r>
-    </w:p>
-    <w:p>
-      <w:pPr>
-        <w:rPr>
-          <w:b/>
-          <w:bCs/>
-          <w:sz w:val="28"/>
-          <w:szCs w:val="28"/>
-          <w:lang w:val="en-US"/>
-        </w:rPr>
-      </w:pPr>
-      <w:r>
-        <w:rPr>
-          <w:b/>
-          <w:bCs/>
-          <w:sz w:val="28"/>
-          <w:szCs w:val="28"/>
-          <w:lang w:val="en-US"/>
-        </w:rPr>
-        <w:t>All follow</w:t>
+          <w:sz w:val="24"/>
+          <w:szCs w:val="24"/>
+        </w:rPr>
+      </w:pPr>
+      <w:r>
+        <w:rPr>
+          <w:sz w:val="24"/>
+          <w:szCs w:val="24"/>
+        </w:rPr>
+        <w:t>Our model simulates a</w:t>
+      </w:r>
+      <w:r>
+        <w:rPr>
+          <w:sz w:val="24"/>
+          <w:szCs w:val="24"/>
+        </w:rPr>
+        <w:t xml:space="preserve"> 50-round</w:t>
+      </w:r>
+      <w:r>
+        <w:rPr>
+          <w:sz w:val="24"/>
+          <w:szCs w:val="24"/>
+        </w:rPr>
+        <w:t xml:space="preserve"> game involving four players, each representing an archetype of an OPEC member state. Each player's attributes and production quotas are calibrated to reflect the current economic status and strategic positioning of representative OPEC nations, as detailed in Table 1</w:t>
+      </w:r>
+      <w:r>
+        <w:rPr>
+          <w:sz w:val="24"/>
+          <w:szCs w:val="24"/>
+        </w:rPr>
+        <w:t>.</w:t>
+      </w:r>
+    </w:p>
+    <w:p>
+      <w:pPr>
+        <w:rPr>
+          <w:sz w:val="24"/>
+          <w:szCs w:val="24"/>
+        </w:rPr>
+      </w:pPr>
+    </w:p>
+    <w:tbl>
+      <w:tblPr>
+        <w:tblStyle w:val="TableGrid"/>
+        <w:tblW w:w="9459" w:type="dxa"/>
+        <w:tblInd w:w="-572" w:type="dxa"/>
+        <w:tblLook w:val="04A0" w:firstRow="1" w:lastRow="0" w:firstColumn="1" w:lastColumn="0" w:noHBand="0" w:noVBand="1"/>
+      </w:tblPr>
+      <w:tblGrid>
+        <w:gridCol w:w="1533"/>
+        <w:gridCol w:w="1112"/>
+        <w:gridCol w:w="1529"/>
+        <w:gridCol w:w="1670"/>
+        <w:gridCol w:w="1630"/>
+        <w:gridCol w:w="1985"/>
+      </w:tblGrid>
+      <w:tr>
+        <w:trPr>
+          <w:trHeight w:val="699"/>
+        </w:trPr>
+        <w:tc>
+          <w:tcPr>
+            <w:tcW w:w="1533" w:type="dxa"/>
+          </w:tcPr>
+          <w:p>
+            <w:pPr>
+              <w:spacing w:after="0"/>
+              <w:rPr>
+                <w:sz w:val="24"/>
+                <w:szCs w:val="24"/>
+              </w:rPr>
+            </w:pPr>
+          </w:p>
+        </w:tc>
+        <w:tc>
+          <w:tcPr>
+            <w:tcW w:w="1112" w:type="dxa"/>
+          </w:tcPr>
+          <w:p>
+            <w:pPr>
+              <w:spacing w:after="0"/>
+              <w:rPr>
+                <w:b/>
+                <w:bCs/>
+                <w:sz w:val="24"/>
+                <w:szCs w:val="24"/>
+              </w:rPr>
+            </w:pPr>
+            <w:r>
+              <w:rPr>
+                <w:b/>
+                <w:bCs/>
+                <w:sz w:val="24"/>
+                <w:szCs w:val="24"/>
+              </w:rPr>
+              <w:t>Quota</w:t>
+            </w:r>
+          </w:p>
+          <w:p>
+            <w:pPr>
+              <w:spacing w:after="0"/>
+              <w:rPr>
+                <w:sz w:val="24"/>
+                <w:szCs w:val="24"/>
+                <w:lang w:val="en-US"/>
+              </w:rPr>
+            </w:pPr>
+            <w:r>
+              <w:rPr>
+                <w:sz w:val="24"/>
+                <w:szCs w:val="24"/>
+                <w:lang w:val="en-US"/>
+              </w:rPr>
+              <w:t>[mb/d]</w:t>
+            </w:r>
+          </w:p>
+        </w:tc>
+        <w:tc>
+          <w:tcPr>
+            <w:tcW w:w="1529" w:type="dxa"/>
+          </w:tcPr>
+          <w:p>
+            <w:pPr>
+              <w:spacing w:after="0"/>
+              <w:rPr>
+                <w:b/>
+                <w:bCs/>
+                <w:sz w:val="24"/>
+                <w:szCs w:val="24"/>
+              </w:rPr>
+            </w:pPr>
+            <w:r>
+              <w:rPr>
+                <w:b/>
+                <w:bCs/>
+                <w:sz w:val="24"/>
+                <w:szCs w:val="24"/>
+              </w:rPr>
+              <w:t>Mine Price</w:t>
+            </w:r>
+          </w:p>
+          <w:p>
+            <w:pPr>
+              <w:spacing w:after="0"/>
+              <w:rPr>
+                <w:sz w:val="24"/>
+                <w:szCs w:val="24"/>
+              </w:rPr>
+            </w:pPr>
+            <w:r>
+              <w:rPr>
+                <w:sz w:val="24"/>
+                <w:szCs w:val="24"/>
+              </w:rPr>
+              <w:t>[</w:t>
+            </w:r>
+            <w:r>
+              <w:rPr>
+                <w:sz w:val="24"/>
+                <w:szCs w:val="24"/>
+              </w:rPr>
+              <w:t>USD/</w:t>
+            </w:r>
+            <w:proofErr w:type="spellStart"/>
+            <w:r>
+              <w:rPr>
+                <w:sz w:val="24"/>
+                <w:szCs w:val="24"/>
+              </w:rPr>
+              <w:t>bbl</w:t>
+            </w:r>
+            <w:proofErr w:type="spellEnd"/>
+            <w:r>
+              <w:rPr>
+                <w:sz w:val="24"/>
+                <w:szCs w:val="24"/>
+              </w:rPr>
+              <w:t>]</w:t>
+            </w:r>
+          </w:p>
+        </w:tc>
+        <w:tc>
+          <w:tcPr>
+            <w:tcW w:w="1670" w:type="dxa"/>
+          </w:tcPr>
+          <w:p>
+            <w:pPr>
+              <w:spacing w:after="0"/>
+              <w:rPr>
+                <w:b/>
+                <w:bCs/>
+                <w:sz w:val="24"/>
+                <w:szCs w:val="24"/>
+              </w:rPr>
+            </w:pPr>
+            <w:r>
+              <w:rPr>
+                <w:b/>
+                <w:bCs/>
+                <w:sz w:val="24"/>
+                <w:szCs w:val="24"/>
+              </w:rPr>
+              <w:t>Budget Price</w:t>
+            </w:r>
+          </w:p>
+          <w:p>
+            <w:pPr>
+              <w:spacing w:after="0"/>
+              <w:rPr>
+                <w:sz w:val="24"/>
+                <w:szCs w:val="24"/>
+              </w:rPr>
+            </w:pPr>
+            <w:r>
+              <w:rPr>
+                <w:sz w:val="24"/>
+                <w:szCs w:val="24"/>
+              </w:rPr>
+              <w:t>[USD/</w:t>
+            </w:r>
+            <w:proofErr w:type="spellStart"/>
+            <w:r>
+              <w:rPr>
+                <w:sz w:val="24"/>
+                <w:szCs w:val="24"/>
+              </w:rPr>
+              <w:t>bbl</w:t>
+            </w:r>
+            <w:proofErr w:type="spellEnd"/>
+            <w:r>
+              <w:rPr>
+                <w:sz w:val="24"/>
+                <w:szCs w:val="24"/>
+              </w:rPr>
+              <w:t>]</w:t>
+            </w:r>
+          </w:p>
+        </w:tc>
+        <w:tc>
+          <w:tcPr>
+            <w:tcW w:w="1630" w:type="dxa"/>
+          </w:tcPr>
+          <w:p>
+            <w:pPr>
+              <w:spacing w:after="0"/>
+              <w:rPr>
+                <w:b/>
+                <w:bCs/>
+                <w:sz w:val="24"/>
+                <w:szCs w:val="24"/>
+              </w:rPr>
+            </w:pPr>
+            <w:r>
+              <w:rPr>
+                <w:b/>
+                <w:bCs/>
+                <w:sz w:val="24"/>
+                <w:szCs w:val="24"/>
+              </w:rPr>
+              <w:t>Cutoff Price</w:t>
+            </w:r>
+          </w:p>
+          <w:p>
+            <w:pPr>
+              <w:spacing w:after="0"/>
+              <w:rPr>
+                <w:sz w:val="24"/>
+                <w:szCs w:val="24"/>
+              </w:rPr>
+            </w:pPr>
+            <w:r>
+              <w:rPr>
+                <w:sz w:val="24"/>
+                <w:szCs w:val="24"/>
+              </w:rPr>
+              <w:t>[USD/</w:t>
+            </w:r>
+            <w:proofErr w:type="spellStart"/>
+            <w:r>
+              <w:rPr>
+                <w:sz w:val="24"/>
+                <w:szCs w:val="24"/>
+              </w:rPr>
+              <w:t>bbl</w:t>
+            </w:r>
+            <w:proofErr w:type="spellEnd"/>
+            <w:r>
+              <w:rPr>
+                <w:sz w:val="24"/>
+                <w:szCs w:val="24"/>
+              </w:rPr>
+              <w:t>]</w:t>
+            </w:r>
+          </w:p>
+        </w:tc>
+        <w:tc>
+          <w:tcPr>
+            <w:tcW w:w="1985" w:type="dxa"/>
+          </w:tcPr>
+          <w:p>
+            <w:pPr>
+              <w:spacing w:after="0"/>
+              <w:rPr>
+                <w:b/>
+                <w:bCs/>
+                <w:sz w:val="24"/>
+                <w:szCs w:val="24"/>
+              </w:rPr>
+            </w:pPr>
+            <w:r>
+              <w:rPr>
+                <w:b/>
+                <w:bCs/>
+                <w:sz w:val="24"/>
+                <w:szCs w:val="24"/>
+              </w:rPr>
+              <w:t>Max Production</w:t>
+            </w:r>
+          </w:p>
+          <w:p>
+            <w:pPr>
+              <w:spacing w:after="0"/>
+              <w:rPr>
+                <w:sz w:val="24"/>
+                <w:szCs w:val="24"/>
+              </w:rPr>
+            </w:pPr>
+            <w:r>
+              <w:rPr>
+                <w:sz w:val="24"/>
+                <w:szCs w:val="24"/>
+                <w:lang w:val="en-US"/>
+              </w:rPr>
+              <w:t>[mb/d]</w:t>
+            </w:r>
+          </w:p>
+        </w:tc>
+      </w:tr>
+      <w:tr>
+        <w:tc>
+          <w:tcPr>
+            <w:tcW w:w="1533" w:type="dxa"/>
+            <w:vAlign w:val="center"/>
+          </w:tcPr>
+          <w:p>
+            <w:pPr>
+              <w:jc w:val="center"/>
+              <w:rPr>
+                <w:sz w:val="24"/>
+                <w:szCs w:val="24"/>
+              </w:rPr>
+            </w:pPr>
+            <w:r>
+              <w:rPr>
+                <w:sz w:val="24"/>
+                <w:szCs w:val="24"/>
+              </w:rPr>
+              <w:t>Saudi Arabia</w:t>
+            </w:r>
+          </w:p>
+        </w:tc>
+        <w:tc>
+          <w:tcPr>
+            <w:tcW w:w="1112" w:type="dxa"/>
+            <w:vAlign w:val="center"/>
+          </w:tcPr>
+          <w:p>
+            <w:pPr>
+              <w:jc w:val="center"/>
+              <w:rPr>
+                <w:sz w:val="24"/>
+                <w:szCs w:val="24"/>
+              </w:rPr>
+            </w:pPr>
+            <w:r>
+              <w:rPr>
+                <w:sz w:val="24"/>
+                <w:szCs w:val="24"/>
+              </w:rPr>
+              <w:t>9</w:t>
+            </w:r>
+          </w:p>
+        </w:tc>
+        <w:tc>
+          <w:tcPr>
+            <w:tcW w:w="1529" w:type="dxa"/>
+            <w:vAlign w:val="center"/>
+          </w:tcPr>
+          <w:p>
+            <w:pPr>
+              <w:jc w:val="center"/>
+              <w:rPr>
+                <w:sz w:val="24"/>
+                <w:szCs w:val="24"/>
+              </w:rPr>
+            </w:pPr>
+            <w:r>
+              <w:rPr>
+                <w:sz w:val="24"/>
+                <w:szCs w:val="24"/>
+              </w:rPr>
+              <w:t>5</w:t>
+            </w:r>
+          </w:p>
+        </w:tc>
+        <w:tc>
+          <w:tcPr>
+            <w:tcW w:w="1670" w:type="dxa"/>
+            <w:vAlign w:val="center"/>
+          </w:tcPr>
+          <w:p>
+            <w:pPr>
+              <w:jc w:val="center"/>
+              <w:rPr>
+                <w:sz w:val="24"/>
+                <w:szCs w:val="24"/>
+              </w:rPr>
+            </w:pPr>
+            <w:r>
+              <w:rPr>
+                <w:sz w:val="24"/>
+                <w:szCs w:val="24"/>
+              </w:rPr>
+              <w:t>82</w:t>
+            </w:r>
+          </w:p>
+        </w:tc>
+        <w:tc>
+          <w:tcPr>
+            <w:tcW w:w="1630" w:type="dxa"/>
+            <w:vAlign w:val="center"/>
+          </w:tcPr>
+          <w:p>
+            <w:pPr>
+              <w:jc w:val="center"/>
+              <w:rPr>
+                <w:sz w:val="24"/>
+                <w:szCs w:val="24"/>
+              </w:rPr>
+            </w:pPr>
+            <w:r>
+              <w:rPr>
+                <w:sz w:val="24"/>
+                <w:szCs w:val="24"/>
+              </w:rPr>
+              <w:t>68</w:t>
+            </w:r>
+          </w:p>
+        </w:tc>
+        <w:tc>
+          <w:tcPr>
+            <w:tcW w:w="1985" w:type="dxa"/>
+            <w:vAlign w:val="center"/>
+          </w:tcPr>
+          <w:p>
+            <w:pPr>
+              <w:jc w:val="center"/>
+              <w:rPr>
+                <w:sz w:val="24"/>
+                <w:szCs w:val="24"/>
+              </w:rPr>
+            </w:pPr>
+            <w:r>
+              <w:rPr>
+                <w:sz w:val="24"/>
+                <w:szCs w:val="24"/>
+              </w:rPr>
+              <w:t>12</w:t>
+            </w:r>
+          </w:p>
+        </w:tc>
+      </w:tr>
+      <w:tr>
+        <w:tc>
+          <w:tcPr>
+            <w:tcW w:w="1533" w:type="dxa"/>
+            <w:vAlign w:val="center"/>
+          </w:tcPr>
+          <w:p>
+            <w:pPr>
+              <w:rPr>
+                <w:sz w:val="24"/>
+                <w:szCs w:val="24"/>
+              </w:rPr>
+            </w:pPr>
+            <w:r>
+              <w:rPr>
+                <w:sz w:val="24"/>
+                <w:szCs w:val="24"/>
+              </w:rPr>
+              <w:t>Venezuela</w:t>
+            </w:r>
+          </w:p>
+        </w:tc>
+        <w:tc>
+          <w:tcPr>
+            <w:tcW w:w="1112" w:type="dxa"/>
+            <w:vAlign w:val="center"/>
+          </w:tcPr>
+          <w:p>
+            <w:pPr>
+              <w:jc w:val="center"/>
+              <w:rPr>
+                <w:sz w:val="24"/>
+                <w:szCs w:val="24"/>
+              </w:rPr>
+            </w:pPr>
+            <w:r>
+              <w:rPr>
+                <w:sz w:val="24"/>
+                <w:szCs w:val="24"/>
+              </w:rPr>
+              <w:t>1.8</w:t>
+            </w:r>
+          </w:p>
+        </w:tc>
+        <w:tc>
+          <w:tcPr>
+            <w:tcW w:w="1529" w:type="dxa"/>
+            <w:vAlign w:val="center"/>
+          </w:tcPr>
+          <w:p>
+            <w:pPr>
+              <w:jc w:val="center"/>
+              <w:rPr>
+                <w:sz w:val="24"/>
+                <w:szCs w:val="24"/>
+              </w:rPr>
+            </w:pPr>
+            <w:r>
+              <w:rPr>
+                <w:sz w:val="24"/>
+                <w:szCs w:val="24"/>
+              </w:rPr>
+              <w:t>35</w:t>
+            </w:r>
+          </w:p>
+        </w:tc>
+        <w:tc>
+          <w:tcPr>
+            <w:tcW w:w="1670" w:type="dxa"/>
+            <w:vAlign w:val="center"/>
+          </w:tcPr>
+          <w:p>
+            <w:pPr>
+              <w:jc w:val="center"/>
+              <w:rPr>
+                <w:sz w:val="24"/>
+                <w:szCs w:val="24"/>
+              </w:rPr>
+            </w:pPr>
+            <w:r>
+              <w:rPr>
+                <w:sz w:val="24"/>
+                <w:szCs w:val="24"/>
+              </w:rPr>
+              <w:t>120</w:t>
+            </w:r>
+          </w:p>
+        </w:tc>
+        <w:tc>
+          <w:tcPr>
+            <w:tcW w:w="1630" w:type="dxa"/>
+            <w:vAlign w:val="center"/>
+          </w:tcPr>
+          <w:p>
+            <w:pPr>
+              <w:jc w:val="center"/>
+              <w:rPr>
+                <w:sz w:val="24"/>
+                <w:szCs w:val="24"/>
+              </w:rPr>
+            </w:pPr>
+            <w:r>
+              <w:rPr>
+                <w:sz w:val="24"/>
+                <w:szCs w:val="24"/>
+              </w:rPr>
+              <w:t>100</w:t>
+            </w:r>
+          </w:p>
+        </w:tc>
+        <w:tc>
+          <w:tcPr>
+            <w:tcW w:w="1985" w:type="dxa"/>
+            <w:vAlign w:val="center"/>
+          </w:tcPr>
+          <w:p>
+            <w:pPr>
+              <w:jc w:val="center"/>
+              <w:rPr>
+                <w:sz w:val="24"/>
+                <w:szCs w:val="24"/>
+              </w:rPr>
+            </w:pPr>
+            <w:r>
+              <w:rPr>
+                <w:sz w:val="24"/>
+                <w:szCs w:val="24"/>
+              </w:rPr>
+              <w:t>2.2</w:t>
+            </w:r>
+          </w:p>
+        </w:tc>
+      </w:tr>
+      <w:tr>
+        <w:tc>
+          <w:tcPr>
+            <w:tcW w:w="1533" w:type="dxa"/>
+            <w:vAlign w:val="center"/>
+          </w:tcPr>
+          <w:p>
+            <w:pPr>
+              <w:rPr>
+                <w:sz w:val="24"/>
+                <w:szCs w:val="24"/>
+              </w:rPr>
+            </w:pPr>
+            <w:r>
+              <w:rPr>
+                <w:sz w:val="24"/>
+                <w:szCs w:val="24"/>
+              </w:rPr>
+              <w:t>UAE</w:t>
+            </w:r>
+          </w:p>
+        </w:tc>
+        <w:tc>
+          <w:tcPr>
+            <w:tcW w:w="1112" w:type="dxa"/>
+            <w:vAlign w:val="center"/>
+          </w:tcPr>
+          <w:p>
+            <w:pPr>
+              <w:jc w:val="center"/>
+              <w:rPr>
+                <w:sz w:val="24"/>
+                <w:szCs w:val="24"/>
+              </w:rPr>
+            </w:pPr>
+            <w:r>
+              <w:rPr>
+                <w:sz w:val="24"/>
+                <w:szCs w:val="24"/>
+              </w:rPr>
+              <w:t>4</w:t>
+            </w:r>
+          </w:p>
+        </w:tc>
+        <w:tc>
+          <w:tcPr>
+            <w:tcW w:w="1529" w:type="dxa"/>
+            <w:vAlign w:val="center"/>
+          </w:tcPr>
+          <w:p>
+            <w:pPr>
+              <w:jc w:val="center"/>
+              <w:rPr>
+                <w:sz w:val="24"/>
+                <w:szCs w:val="24"/>
+              </w:rPr>
+            </w:pPr>
+            <w:r>
+              <w:rPr>
+                <w:sz w:val="24"/>
+                <w:szCs w:val="24"/>
+              </w:rPr>
+              <w:t>12</w:t>
+            </w:r>
+          </w:p>
+        </w:tc>
+        <w:tc>
+          <w:tcPr>
+            <w:tcW w:w="1670" w:type="dxa"/>
+            <w:vAlign w:val="center"/>
+          </w:tcPr>
+          <w:p>
+            <w:pPr>
+              <w:jc w:val="center"/>
+              <w:rPr>
+                <w:sz w:val="24"/>
+                <w:szCs w:val="24"/>
+              </w:rPr>
+            </w:pPr>
+            <w:r>
+              <w:rPr>
+                <w:sz w:val="24"/>
+                <w:szCs w:val="24"/>
+              </w:rPr>
+              <w:t>65</w:t>
+            </w:r>
+          </w:p>
+        </w:tc>
+        <w:tc>
+          <w:tcPr>
+            <w:tcW w:w="1630" w:type="dxa"/>
+            <w:vAlign w:val="center"/>
+          </w:tcPr>
+          <w:p>
+            <w:pPr>
+              <w:jc w:val="center"/>
+              <w:rPr>
+                <w:sz w:val="24"/>
+                <w:szCs w:val="24"/>
+              </w:rPr>
+            </w:pPr>
+            <w:r>
+              <w:rPr>
+                <w:sz w:val="24"/>
+                <w:szCs w:val="24"/>
+              </w:rPr>
+              <w:t>62</w:t>
+            </w:r>
+          </w:p>
+        </w:tc>
+        <w:tc>
+          <w:tcPr>
+            <w:tcW w:w="1985" w:type="dxa"/>
+            <w:vAlign w:val="center"/>
+          </w:tcPr>
+          <w:p>
+            <w:pPr>
+              <w:jc w:val="center"/>
+              <w:rPr>
+                <w:sz w:val="24"/>
+                <w:szCs w:val="24"/>
+              </w:rPr>
+            </w:pPr>
+            <w:r>
+              <w:rPr>
+                <w:sz w:val="24"/>
+                <w:szCs w:val="24"/>
+              </w:rPr>
+              <w:t>4.5</w:t>
+            </w:r>
+          </w:p>
+        </w:tc>
+      </w:tr>
+      <w:tr>
+        <w:tc>
+          <w:tcPr>
+            <w:tcW w:w="1533" w:type="dxa"/>
+            <w:vAlign w:val="center"/>
+          </w:tcPr>
+          <w:p>
+            <w:pPr>
+              <w:rPr>
+                <w:sz w:val="24"/>
+                <w:szCs w:val="24"/>
+              </w:rPr>
+            </w:pPr>
+            <w:r>
+              <w:rPr>
+                <w:sz w:val="24"/>
+                <w:szCs w:val="24"/>
+              </w:rPr>
+              <w:t>Nigeria</w:t>
+            </w:r>
+          </w:p>
+        </w:tc>
+        <w:tc>
+          <w:tcPr>
+            <w:tcW w:w="1112" w:type="dxa"/>
+            <w:vAlign w:val="center"/>
+          </w:tcPr>
+          <w:p>
+            <w:pPr>
+              <w:jc w:val="center"/>
+              <w:rPr>
+                <w:sz w:val="24"/>
+                <w:szCs w:val="24"/>
+              </w:rPr>
+            </w:pPr>
+            <w:r>
+              <w:rPr>
+                <w:sz w:val="24"/>
+                <w:szCs w:val="24"/>
+              </w:rPr>
+              <w:t>1.5</w:t>
+            </w:r>
+          </w:p>
+        </w:tc>
+        <w:tc>
+          <w:tcPr>
+            <w:tcW w:w="1529" w:type="dxa"/>
+            <w:vAlign w:val="center"/>
+          </w:tcPr>
+          <w:p>
+            <w:pPr>
+              <w:jc w:val="center"/>
+              <w:rPr>
+                <w:sz w:val="24"/>
+                <w:szCs w:val="24"/>
+              </w:rPr>
+            </w:pPr>
+            <w:r>
+              <w:rPr>
+                <w:sz w:val="24"/>
+                <w:szCs w:val="24"/>
+              </w:rPr>
+              <w:t>30</w:t>
+            </w:r>
+          </w:p>
+        </w:tc>
+        <w:tc>
+          <w:tcPr>
+            <w:tcW w:w="1670" w:type="dxa"/>
+            <w:vAlign w:val="center"/>
+          </w:tcPr>
+          <w:p>
+            <w:pPr>
+              <w:jc w:val="center"/>
+              <w:rPr>
+                <w:sz w:val="24"/>
+                <w:szCs w:val="24"/>
+              </w:rPr>
+            </w:pPr>
+            <w:r>
+              <w:rPr>
+                <w:sz w:val="24"/>
+                <w:szCs w:val="24"/>
+              </w:rPr>
+              <w:t>60</w:t>
+            </w:r>
+          </w:p>
+        </w:tc>
+        <w:tc>
+          <w:tcPr>
+            <w:tcW w:w="1630" w:type="dxa"/>
+            <w:vAlign w:val="center"/>
+          </w:tcPr>
+          <w:p>
+            <w:pPr>
+              <w:jc w:val="center"/>
+              <w:rPr>
+                <w:sz w:val="24"/>
+                <w:szCs w:val="24"/>
+              </w:rPr>
+            </w:pPr>
+            <w:r>
+              <w:rPr>
+                <w:sz w:val="24"/>
+                <w:szCs w:val="24"/>
+              </w:rPr>
+              <w:t>50</w:t>
+            </w:r>
+          </w:p>
+        </w:tc>
+        <w:tc>
+          <w:tcPr>
+            <w:tcW w:w="1985" w:type="dxa"/>
+            <w:vAlign w:val="center"/>
+          </w:tcPr>
+          <w:p>
+            <w:pPr>
+              <w:jc w:val="center"/>
+              <w:rPr>
+                <w:sz w:val="24"/>
+                <w:szCs w:val="24"/>
+              </w:rPr>
+            </w:pPr>
+            <w:r>
+              <w:rPr>
+                <w:sz w:val="24"/>
+                <w:szCs w:val="24"/>
+              </w:rPr>
+              <w:t>2</w:t>
+            </w:r>
+          </w:p>
+        </w:tc>
+      </w:tr>
+    </w:tbl>
+    <w:p>
+      <w:pPr>
+        <w:rPr>
+          <w:sz w:val="24"/>
+          <w:szCs w:val="24"/>
+        </w:rPr>
+      </w:pPr>
+      <w:r>
+        <w:rPr>
+          <w:noProof/>
+          <w:sz w:val="24"/>
+          <w:szCs w:val="24"/>
+        </w:rPr>
+        <mc:AlternateContent>
+          <mc:Choice Requires="wps">
+            <w:drawing>
+              <wp:anchor distT="45720" distB="45720" distL="114300" distR="114300" simplePos="0" relativeHeight="251659264" behindDoc="0" locked="0" layoutInCell="1" allowOverlap="1" wp14:anchorId="71EE1DB5" wp14:editId="0F1472F5">
+                <wp:simplePos x="0" y="0"/>
+                <wp:positionH relativeFrom="margin">
+                  <wp:posOffset>504288</wp:posOffset>
+                </wp:positionH>
+                <wp:positionV relativeFrom="paragraph">
+                  <wp:posOffset>52070</wp:posOffset>
+                </wp:positionV>
+                <wp:extent cx="4923155" cy="513080"/>
+                <wp:effectExtent l="0" t="0" r="10795" b="20320"/>
+                <wp:wrapSquare wrapText="bothSides"/>
+                <wp:docPr id="217" name="Text Box 2"/>
+                <wp:cNvGraphicFramePr>
+                  <a:graphicFrameLocks xmlns:a="http://schemas.openxmlformats.org/drawingml/2006/main"/>
+                </wp:cNvGraphicFramePr>
+                <a:graphic xmlns:a="http://schemas.openxmlformats.org/drawingml/2006/main">
+                  <a:graphicData uri="http://schemas.microsoft.com/office/word/2010/wordprocessingShape">
+                    <wps:wsp>
+                      <wps:cNvSpPr txBox="1">
+                        <a:spLocks noChangeArrowheads="1"/>
+                      </wps:cNvSpPr>
+                      <wps:spPr bwMode="auto">
+                        <a:xfrm>
+                          <a:off x="0" y="0"/>
+                          <a:ext cx="4923155" cy="513080"/>
+                        </a:xfrm>
+                        <a:prstGeom prst="rect">
+                          <a:avLst/>
+                        </a:prstGeom>
+                        <a:solidFill>
+                          <a:srgbClr val="FFFFFF"/>
+                        </a:solidFill>
+                        <a:ln w="9525">
+                          <a:solidFill>
+                            <a:schemeClr val="bg1"/>
+                          </a:solidFill>
+                          <a:miter lim="800000"/>
+                          <a:headEnd/>
+                          <a:tailEnd/>
+                        </a:ln>
+                      </wps:spPr>
+                      <wps:txbx>
+                        <w:txbxContent>
+                          <w:p>
+                            <w:pPr>
+                              <w:spacing w:after="0"/>
+                              <w:jc w:val="center"/>
+                              <w:rPr>
+                                <w:lang w:val="en-US"/>
+                              </w:rPr>
+                            </w:pPr>
+                            <w:r>
+                              <w:rPr>
+                                <w:lang w:val="en-US"/>
+                              </w:rPr>
+                              <w:t>Table 1: Attributes of all players</w:t>
+                            </w:r>
+                          </w:p>
+                          <w:p>
+                            <w:pPr>
+                              <w:spacing w:after="0"/>
+                              <w:jc w:val="center"/>
+                              <w:rPr>
+                                <w:lang w:val="en-US"/>
+                              </w:rPr>
+                            </w:pPr>
+                            <w:r>
+                              <w:rPr>
+                                <w:lang w:val="en-US"/>
+                              </w:rPr>
+                              <w:t>Note: mb/d…Million barrels per day; USD/</w:t>
+                            </w:r>
+                            <w:proofErr w:type="spellStart"/>
+                            <w:r>
+                              <w:rPr>
+                                <w:lang w:val="en-US"/>
+                              </w:rPr>
+                              <w:t>bbl</w:t>
+                            </w:r>
+                            <w:proofErr w:type="spellEnd"/>
+                            <w:r>
+                              <w:rPr>
+                                <w:lang w:val="en-US"/>
+                              </w:rPr>
+                              <w:t>…US Dollars per Barrel</w:t>
+                            </w:r>
+                          </w:p>
+                          <w:p>
+                            <w:pPr>
+                              <w:rPr>
+                                <w:lang w:val="en-US"/>
+                              </w:rPr>
+                            </w:pPr>
+                          </w:p>
+                          <w:p>
+                            <w:pPr>
+                              <w:rPr>
+                                <w:lang w:val="en-US"/>
+                              </w:rPr>
+                            </w:pPr>
+                          </w:p>
+                        </w:txbxContent>
+                      </wps:txbx>
+                      <wps:bodyPr rot="0" vert="horz" wrap="square" lIns="91440" tIns="45720" rIns="91440" bIns="45720" anchor="t" anchorCtr="0">
+                        <a:noAutofit/>
+                      </wps:bodyPr>
+                    </wps:wsp>
+                  </a:graphicData>
+                </a:graphic>
+                <wp14:sizeRelH relativeFrom="margin">
+                  <wp14:pctWidth>0</wp14:pctWidth>
+                </wp14:sizeRelH>
+                <wp14:sizeRelV relativeFrom="margin">
+                  <wp14:pctHeight>0</wp14:pctHeight>
+                </wp14:sizeRelV>
+              </wp:anchor>
+            </w:drawing>
+          </mc:Choice>
+          <mc:Fallback>
+            <w:pict>
+              <v:shapetype w14:anchorId="71EE1DB5" id="_x0000_t202" coordsize="21600,21600" o:spt="202" path="m,l,21600r21600,l21600,xe">
+                <v:stroke joinstyle="miter"/>
+                <v:path gradientshapeok="t" o:connecttype="rect"/>
+              </v:shapetype>
+              <v:shape id="Text Box 2" o:spid="_x0000_s1026" type="#_x0000_t202" style="position:absolute;margin-left:39.7pt;margin-top:4.1pt;width:387.65pt;height:40.4pt;z-index:251659264;visibility:visible;mso-wrap-style:square;mso-width-percent:0;mso-height-percent:0;mso-wrap-distance-left:9pt;mso-wrap-distance-top:3.6pt;mso-wrap-distance-right:9pt;mso-wrap-distance-bottom:3.6pt;mso-position-horizontal:absolute;mso-position-horizontal-relative:margin;mso-position-vertical:absolute;mso-position-vertical-relative:text;mso-width-percent:0;mso-height-percent:0;mso-width-relative:margin;mso-height-relative:margin;v-text-anchor:top" o:gfxdata="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" strokecolor="white [3212]">
+                <v:textbox>
+                  <w:txbxContent>
+                    <w:p>
+                      <w:pPr>
+                        <w:spacing w:after="0"/>
+                        <w:jc w:val="center"/>
+                        <w:rPr>
+                          <w:lang w:val="en-US"/>
+                        </w:rPr>
+                      </w:pPr>
+                      <w:r>
+                        <w:rPr>
+                          <w:lang w:val="en-US"/>
+                        </w:rPr>
+                        <w:t>Table 1: Attributes of all players</w:t>
+                      </w:r>
+                    </w:p>
+                    <w:p>
+                      <w:pPr>
+                        <w:spacing w:after="0"/>
+                        <w:jc w:val="center"/>
+                        <w:rPr>
+                          <w:lang w:val="en-US"/>
+                        </w:rPr>
+                      </w:pPr>
+                      <w:r>
+                        <w:rPr>
+                          <w:lang w:val="en-US"/>
+                        </w:rPr>
+                        <w:t>Note: mb/d…Million barrels per day; USD/</w:t>
+                      </w:r>
+                      <w:proofErr w:type="spellStart"/>
+                      <w:r>
+                        <w:rPr>
+                          <w:lang w:val="en-US"/>
+                        </w:rPr>
+                        <w:t>bbl</w:t>
+                      </w:r>
+                      <w:proofErr w:type="spellEnd"/>
+                      <w:r>
+                        <w:rPr>
+                          <w:lang w:val="en-US"/>
+                        </w:rPr>
+                        <w:t>…US Dollars per Barrel</w:t>
+                      </w:r>
+                    </w:p>
+                    <w:p>
+                      <w:pPr>
+                        <w:rPr>
+                          <w:lang w:val="en-US"/>
+                        </w:rPr>
+                      </w:pPr>
+                    </w:p>
+                    <w:p>
+                      <w:pPr>
+                        <w:rPr>
+                          <w:lang w:val="en-US"/>
+                        </w:rPr>
+                      </w:pPr>
+                    </w:p>
+                  </w:txbxContent>
+                </v:textbox>
+                <w10:wrap type="square" anchorx="margin"/>
+              </v:shape>
+            </w:pict>
+          </mc:Fallback>
+        </mc:AlternateContent>
+      </w:r>
+    </w:p>
+    <w:p>
+      <w:pPr>
+        <w:rPr>
+          <w:sz w:val="24"/>
+          <w:szCs w:val="24"/>
+        </w:rPr>
+      </w:pPr>
+    </w:p>
+    <w:p>
+      <w:pPr>
+        <w:rPr>
+          <w:sz w:val="24"/>
+          <w:szCs w:val="24"/>
+        </w:rPr>
+      </w:pPr>
+      <w:r>
+        <w:rPr>
+          <w:sz w:val="24"/>
+          <w:szCs w:val="24"/>
+        </w:rPr>
+        <w:t xml:space="preserve">Quota refers to a </w:t>
+      </w:r>
+      <w:r>
+        <w:rPr>
+          <w:sz w:val="24"/>
+          <w:szCs w:val="24"/>
+        </w:rPr>
+        <w:t>production allocation assigned to the state</w:t>
+      </w:r>
+      <w:r>
+        <w:rPr>
+          <w:sz w:val="24"/>
+          <w:szCs w:val="24"/>
+        </w:rPr>
+        <w:t xml:space="preserve"> by OPEC, while Max Production is the maximum production capacity of </w:t>
+      </w:r>
+      <w:r>
+        <w:rPr>
+          <w:sz w:val="24"/>
+          <w:szCs w:val="24"/>
+        </w:rPr>
+        <w:t>state's oil infrastructure</w:t>
+      </w:r>
+      <w:r>
+        <w:rPr>
+          <w:sz w:val="24"/>
+          <w:szCs w:val="24"/>
+        </w:rPr>
+        <w:t xml:space="preserve">. </w:t>
+      </w:r>
+      <w:r>
+        <w:rPr>
+          <w:sz w:val="24"/>
+          <w:szCs w:val="24"/>
+        </w:rPr>
+        <w:t>Budget price</w:t>
+      </w:r>
+      <w:r>
+        <w:rPr>
+          <w:sz w:val="24"/>
+          <w:szCs w:val="24"/>
+        </w:rPr>
+        <w:t xml:space="preserve"> defines the price level </w:t>
+      </w:r>
+      <w:r>
+        <w:rPr>
+          <w:sz w:val="24"/>
+          <w:szCs w:val="24"/>
+        </w:rPr>
+        <w:t>necessary for the state to maintain national expenditures</w:t>
+      </w:r>
+      <w:r>
+        <w:rPr>
+          <w:sz w:val="24"/>
+          <w:szCs w:val="24"/>
+        </w:rPr>
+        <w:t xml:space="preserve">. Cutoff price represents the market price at which </w:t>
+      </w:r>
+      <w:r>
+        <w:rPr>
+          <w:sz w:val="24"/>
+          <w:szCs w:val="24"/>
+        </w:rPr>
+        <w:t>the state shifts from a passive strategy to an active market intervention</w:t>
+      </w:r>
+      <w:r>
+        <w:rPr>
+          <w:sz w:val="24"/>
+          <w:szCs w:val="24"/>
+        </w:rPr>
+        <w:t>.</w:t>
+      </w:r>
+    </w:p>
+    <w:p>
+      <w:pPr>
+        <w:rPr>
+          <w:sz w:val="24"/>
+          <w:szCs w:val="24"/>
+          <w:lang w:val="en-US"/>
+        </w:rPr>
+      </w:pPr>
+    </w:p>
+    <w:p>
+      <w:pPr>
+        <w:rPr>
+          <w:b/>
+          <w:bCs/>
+          <w:sz w:val="28"/>
+          <w:szCs w:val="28"/>
+          <w:lang w:val="en-US"/>
+        </w:rPr>
+      </w:pPr>
+      <w:r>
+        <w:rPr>
+          <w:b/>
+          <w:bCs/>
+          <w:sz w:val="28"/>
+          <w:szCs w:val="28"/>
+          <w:lang w:val="en-US"/>
+        </w:rPr>
+        <w:t>The effectivity of OPEC Quotas</w:t>
+      </w:r>
+    </w:p>
+    <w:p>
+      <w:pPr>
+        <w:rPr>
+          <w:sz w:val="24"/>
+          <w:szCs w:val="24"/>
+        </w:rPr>
+      </w:pPr>
+      <w:r>
+        <w:rPr>
+          <w:sz w:val="24"/>
+          <w:szCs w:val="24"/>
+        </w:rPr>
+        <w:t>We examined the effectiveness of OPEC-enforced quotas to determine whether they enable member states to increase their aggregate revenue. To do so, we evaluated two distinct strategic scenarios</w:t>
+      </w:r>
+      <w:r>
+        <w:rPr>
+          <w:sz w:val="24"/>
+          <w:szCs w:val="24"/>
+        </w:rPr>
+        <w:t xml:space="preserve">. First strategy </w:t>
+      </w:r>
+      <w:r>
+        <w:rPr>
+          <w:sz w:val="24"/>
+          <w:szCs w:val="24"/>
+        </w:rPr>
+        <w:t xml:space="preserve">assumes </w:t>
+      </w:r>
+      <w:r>
+        <w:rPr>
+          <w:sz w:val="24"/>
+          <w:szCs w:val="24"/>
+        </w:rPr>
+        <w:t>that each state decides to produce exactly the amount of barrels per day</w:t>
+      </w:r>
+      <w:r>
+        <w:rPr>
+          <w:sz w:val="24"/>
+          <w:szCs w:val="24"/>
+        </w:rPr>
+        <w:t xml:space="preserve"> as they are assigned by OPEC quota. Each state then produces a lower volume than its maximum production capacity would otherwise allow. Resulting revenues after 50 rounds of game are in Table 2.</w:t>
+      </w:r>
+    </w:p>
+    <w:p>
+      <w:pPr>
+        <w:rPr>
+          <w:b/>
+          <w:bCs/>
+          <w:sz w:val="28"/>
+          <w:szCs w:val="28"/>
+          <w:lang w:val="cs-CZ"/>
+        </w:rPr>
+      </w:pPr>
+      <w:r>
+        <w:rPr>
+          <w:sz w:val="24"/>
+          <w:szCs w:val="24"/>
+        </w:rPr>
+        <mc:AlternateContent>
+          <mc:Choice Requires="wps">
+            <w:drawing>
+              <wp:anchor distT="45720" distB="45720" distL="114300" distR="114300" simplePos="0" relativeHeight="251661312" behindDoc="0" locked="0" layoutInCell="1" allowOverlap="1" wp14:anchorId="7E77704B" wp14:editId="1EB41EB0">
+                <wp:simplePos x="0" y="0"/>
+                <wp:positionH relativeFrom="margin">
+                  <wp:align>center</wp:align>
+                </wp:positionH>
+                <wp:positionV relativeFrom="paragraph">
+                  <wp:posOffset>1157556</wp:posOffset>
+                </wp:positionV>
+                <wp:extent cx="5711190" cy="316230"/>
+                <wp:effectExtent l="0" t="0" r="22860" b="26670"/>
+                <wp:wrapSquare wrapText="bothSides"/>
+                <wp:docPr id="829296581" name="Text Box 2"/>
+                <wp:cNvGraphicFramePr>
+                  <a:graphicFrameLocks xmlns:a="http://schemas.openxmlformats.org/drawingml/2006/main"/>
+                </wp:cNvGraphicFramePr>
+                <a:graphic xmlns:a="http://schemas.openxmlformats.org/drawingml/2006/main">
+                  <a:graphicData uri="http://schemas.microsoft.com/office/word/2010/wordprocessingShape">
+                    <wps:wsp>
+                      <wps:cNvSpPr txBox="1">
+                        <a:spLocks noChangeArrowheads="1"/>
+                      </wps:cNvSpPr>
+                      <wps:spPr bwMode="auto">
+                        <a:xfrm>
+                          <a:off x="0" y="0"/>
+                          <a:ext cx="5711190" cy="316230"/>
+                        </a:xfrm>
+                        <a:prstGeom prst="rect">
+                          <a:avLst/>
+                        </a:prstGeom>
+                        <a:solidFill>
+                          <a:srgbClr val="FFFFFF"/>
+                        </a:solidFill>
+                        <a:ln w="9525">
+                          <a:solidFill>
+                            <a:schemeClr val="bg1"/>
+                          </a:solidFill>
+                          <a:miter lim="800000"/>
+                          <a:headEnd/>
+                          <a:tailEnd/>
+                        </a:ln>
+                      </wps:spPr>
+                      <wps:txbx>
+                        <w:txbxContent>
+                          <w:p>
+                            <w:pPr>
+                              <w:rPr>
+                                <w:lang w:val="en-US"/>
+                              </w:rPr>
+                            </w:pPr>
+                            <w:r>
+                              <w:rPr>
+                                <w:lang w:val="en-US"/>
+                              </w:rPr>
+                              <w:t>Table 2: Revenues of each state and total revenue if all states comply to OPEC quotas</w:t>
+                            </w:r>
+                          </w:p>
+                        </w:txbxContent>
+                      </wps:txbx>
+                      <wps:bodyPr rot="0" vert="horz" wrap="square" lIns="91440" tIns="45720" rIns="91440" bIns="45720" anchor="t" anchorCtr="0">
+                        <a:noAutofit/>
+                      </wps:bodyPr>
+                    </wps:wsp>
+                  </a:graphicData>
+                </a:graphic>
+                <wp14:sizeRelH relativeFrom="margin">
+                  <wp14:pctWidth>0</wp14:pctWidth>
+                </wp14:sizeRelH>
+                <wp14:sizeRelV relativeFrom="margin">
+                  <wp14:pctHeight>0</wp14:pctHeight>
+                </wp14:sizeRelV>
+              </wp:anchor>
+            </w:drawing>
+          </mc:Choice>
+          <mc:Fallback>
+            <w:pict>
+              <v:shape w14:anchorId="7E77704B" id="_x0000_s1027" type="#_x0000_t202" style="position:absolute;margin-left:0;margin-top:91.15pt;width:449.7pt;height:24.9pt;z-index:251661312;visibility:visible;mso-wrap-style:square;mso-width-percent:0;mso-height-percent:0;mso-wrap-distance-left:9pt;mso-wrap-distance-top:3.6pt;mso-wrap-distance-right:9pt;mso-wrap-distance-bottom:3.6pt;mso-position-horizontal:center;mso-position-horizontal-relative:margin;mso-position-vertical:absolute;mso-position-vertical-relative:text;mso-width-percent:0;mso-height-percent:0;mso-width-relative:margin;mso-height-relative:margin;v-text-anchor:top" o:gfxdata="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" strokecolor="white [3212]">
+                <v:textbox>
+                  <w:txbxContent>
+                    <w:p>
+                      <w:pPr>
+                        <w:rPr>
+                          <w:lang w:val="en-US"/>
+                        </w:rPr>
+                      </w:pPr>
+                      <w:r>
+                        <w:rPr>
+                          <w:lang w:val="en-US"/>
+                        </w:rPr>
+                        <w:t>Table 2: Revenues of each state and total revenue if all states comply to OPEC quotas</w:t>
+                      </w:r>
+                    </w:p>
+                  </w:txbxContent>
+                </v:textbox>
+                <w10:wrap type="square" anchorx="margin"/>
+              </v:shape>
+            </w:pict>
+          </mc:Fallback>
+        </mc:AlternateContent>
+      </w:r>
+      <w:r>
+        <w:rPr>
+          <w:sz w:val="24"/>
+          <w:szCs w:val="24"/>
+        </w:rPr>
+        <w:t>The second strategy simulates a market scenario without an operative OPEC, where states produce at their maximum capacity to maximize revenue in each round. The corresponding revenues for this scenario are presented in Table 3.</w:t>
       </w:r>
     </w:p>
     <w:tbl>
@@ -1257,38 +2606,153 @@
           <w:lang w:val="en-US"/>
         </w:rPr>
       </w:pPr>
-    </w:p>
-    <w:p>
-      <w:pPr>
-        <w:rPr>
-          <w:b/>
-          <w:bCs/>
-          <w:sz w:val="28"/>
-          <w:szCs w:val="28"/>
-          <w:lang w:val="en-US"/>
-        </w:rPr>
-      </w:pPr>
-      <w:r>
-        <w:rPr>
-          <w:b/>
-          <w:bCs/>
-          <w:sz w:val="28"/>
-          <w:szCs w:val="28"/>
-          <w:lang w:val="en-US"/>
-        </w:rPr>
-        <w:t>ignore quotas</w:t>
-      </w:r>
-    </w:p>
-    <w:p>
-      <w:pPr>
-        <w:rPr>
-          <w:b/>
-          <w:bCs/>
-          <w:sz w:val="28"/>
-          <w:szCs w:val="28"/>
-          <w:lang w:val="en-US"/>
-        </w:rPr>
-      </w:pPr>
+      <w:r>
+        <w:rPr>
+          <w:b/>
+          <w:bCs/>
+          <w:noProof/>
+          <w:sz w:val="28"/>
+          <w:szCs w:val="28"/>
+          <w:lang w:val="en-US"/>
+        </w:rPr>
+        <mc:AlternateContent>
+          <mc:Choice Requires="wps">
+            <w:drawing>
+              <wp:anchor distT="45720" distB="45720" distL="114300" distR="114300" simplePos="0" relativeHeight="251663360" behindDoc="0" locked="0" layoutInCell="1" allowOverlap="1" wp14:anchorId="03FF562D" wp14:editId="7EBD9BFE">
+                <wp:simplePos x="0" y="0"/>
+                <wp:positionH relativeFrom="margin">
+                  <wp:align>right</wp:align>
+                </wp:positionH>
+                <wp:positionV relativeFrom="paragraph">
+                  <wp:posOffset>1307367</wp:posOffset>
+                </wp:positionV>
+                <wp:extent cx="5711190" cy="576580"/>
+                <wp:effectExtent l="0" t="0" r="22860" b="13970"/>
+                <wp:wrapSquare wrapText="bothSides"/>
+                <wp:docPr id="974562108" name="Text Box 2"/>
+                <wp:cNvGraphicFramePr>
+                  <a:graphicFrameLocks xmlns:a="http://schemas.openxmlformats.org/drawingml/2006/main"/>
+                </wp:cNvGraphicFramePr>
+                <a:graphic xmlns:a="http://schemas.openxmlformats.org/drawingml/2006/main">
+                  <a:graphicData uri="http://schemas.microsoft.com/office/word/2010/wordprocessingShape">
+                    <wps:wsp>
+                      <wps:cNvSpPr txBox="1">
+                        <a:spLocks noChangeArrowheads="1"/>
+                      </wps:cNvSpPr>
+                      <wps:spPr bwMode="auto">
+                        <a:xfrm>
+                          <a:off x="0" y="0"/>
+                          <a:ext cx="5711190" cy="576775"/>
+                        </a:xfrm>
+                        <a:prstGeom prst="rect">
+                          <a:avLst/>
+                        </a:prstGeom>
+                        <a:solidFill>
+                          <a:srgbClr val="FFFFFF"/>
+                        </a:solidFill>
+                        <a:ln w="9525">
+                          <a:solidFill>
+                            <a:schemeClr val="bg1"/>
+                          </a:solidFill>
+                          <a:miter lim="800000"/>
+                          <a:headEnd/>
+                          <a:tailEnd/>
+                        </a:ln>
+                      </wps:spPr>
+                      <wps:txbx>
+                        <w:txbxContent>
+                          <w:p>
+                            <w:pPr>
+                              <w:rPr>
+                                <w:lang w:val="en-US"/>
+                              </w:rPr>
+                            </w:pPr>
+                            <w:r>
+                              <w:rPr>
+                                <w:lang w:val="en-US"/>
+                              </w:rPr>
+                              <w:t xml:space="preserve">Table </w:t>
+                            </w:r>
+                            <w:r>
+                              <w:rPr>
+                                <w:lang w:val="en-US"/>
+                              </w:rPr>
+                              <w:t>3</w:t>
+                            </w:r>
+                            <w:r>
+                              <w:rPr>
+                                <w:lang w:val="en-US"/>
+                              </w:rPr>
+                              <w:t xml:space="preserve">: Revenues of each state and total revenue if all states </w:t>
+                            </w:r>
+                            <w:r>
+                              <w:rPr>
+                                <w:lang w:val="en-US"/>
+                              </w:rPr>
+                              <w:t>produce at their maximum capacity</w:t>
+                            </w:r>
+                          </w:p>
+                        </w:txbxContent>
+                      </wps:txbx>
+                      <wps:bodyPr rot="0" vert="horz" wrap="square" lIns="91440" tIns="45720" rIns="91440" bIns="45720" anchor="t" anchorCtr="0">
+                        <a:noAutofit/>
+                      </wps:bodyPr>
+                    </wps:wsp>
+                  </a:graphicData>
+                </a:graphic>
+                <wp14:sizeRelH relativeFrom="margin">
+                  <wp14:pctWidth>0</wp14:pctWidth>
+                </wp14:sizeRelH>
+                <wp14:sizeRelV relativeFrom="margin">
+                  <wp14:pctHeight>0</wp14:pctHeight>
+                </wp14:sizeRelV>
+              </wp:anchor>
+            </w:drawing>
+          </mc:Choice>
+          <mc:Fallback>
+            <w:pict>
+              <v:shape w14:anchorId="03FF562D" id="_x0000_s1028" type="#_x0000_t202" style="position:absolute;margin-left:398.5pt;margin-top:102.95pt;width:449.7pt;height:45.4pt;z-index:251663360;visibility:visible;mso-wrap-style:square;mso-width-percent:0;mso-height-percent:0;mso-wrap-distance-left:9pt;mso-wrap-distance-top:3.6pt;mso-wrap-distance-right:9pt;mso-wrap-distance-bottom:3.6pt;mso-position-horizontal:right;mso-position-horizontal-relative:margin;mso-position-vertical:absolute;mso-position-vertical-relative:text;mso-width-percent:0;mso-height-percent:0;mso-width-relative:margin;mso-height-relative:margin;v-text-anchor:top" o:gfxdata="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" strokecolor="white [3212]">
+                <v:textbox>
+                  <w:txbxContent>
+                    <w:p>
+                      <w:pPr>
+                        <w:rPr>
+                          <w:lang w:val="en-US"/>
+                        </w:rPr>
+                      </w:pPr>
+                      <w:r>
+                        <w:rPr>
+                          <w:lang w:val="en-US"/>
+                        </w:rPr>
+                        <w:t xml:space="preserve">Table </w:t>
+                      </w:r>
+                      <w:r>
+                        <w:rPr>
+                          <w:lang w:val="en-US"/>
+                        </w:rPr>
+                        <w:t>3</w:t>
+                      </w:r>
+                      <w:r>
+                        <w:rPr>
+                          <w:lang w:val="en-US"/>
+                        </w:rPr>
+                        <w:t xml:space="preserve">: Revenues of each state and total revenue if all states </w:t>
+                      </w:r>
+                      <w:r>
+                        <w:rPr>
+                          <w:lang w:val="en-US"/>
+                        </w:rPr>
+                        <w:t>produce at their maximum capacity</w:t>
+                      </w:r>
+                    </w:p>
+                  </w:txbxContent>
+                </v:textbox>
+                <w10:wrap type="square" anchorx="margin"/>
+              </v:shape>
+            </w:pict>
+          </mc:Fallback>
+        </mc:AlternateContent>
+      </w:r>
     </w:p>
     <w:tbl>
       <w:tblPr>
@@ -1447,6 +2911,15 @@
                 <w:szCs w:val="24"/>
                 <w:lang w:val="en-US"/>
               </w:rPr>
+              <w:t>$</w:t>
+            </w:r>
+            <w:r>
+              <w:rPr>
+                <w:rFonts w:eastAsia="Aptos"/>
+                <w:sz w:val="24"/>
+                <w:szCs w:val="24"/>
+                <w:lang w:val="en-US"/>
+              </w:rPr>
               <w:t>19 439</w:t>
             </w:r>
           </w:p>
@@ -1471,6 +2944,15 @@
                 <w:szCs w:val="24"/>
                 <w:lang w:val="en-US"/>
               </w:rPr>
+              <w:t>$</w:t>
+            </w:r>
+            <w:r>
+              <w:rPr>
+                <w:rFonts w:eastAsia="Aptos"/>
+                <w:sz w:val="24"/>
+                <w:szCs w:val="24"/>
+                <w:lang w:val="en-US"/>
+              </w:rPr>
               <w:t>264</w:t>
             </w:r>
           </w:p>
@@ -1495,6 +2977,15 @@
                 <w:szCs w:val="24"/>
                 <w:lang w:val="en-US"/>
               </w:rPr>
+              <w:t>$</w:t>
+            </w:r>
+            <w:r>
+              <w:rPr>
+                <w:rFonts w:eastAsia="Aptos"/>
+                <w:sz w:val="24"/>
+                <w:szCs w:val="24"/>
+                <w:lang w:val="en-US"/>
+              </w:rPr>
               <w:t>5 715</w:t>
             </w:r>
           </w:p>
@@ -1519,6 +3010,15 @@
                 <w:szCs w:val="24"/>
                 <w:lang w:val="en-US"/>
               </w:rPr>
+              <w:t>$</w:t>
+            </w:r>
+            <w:r>
+              <w:rPr>
+                <w:rFonts w:eastAsia="Aptos"/>
+                <w:sz w:val="24"/>
+                <w:szCs w:val="24"/>
+                <w:lang w:val="en-US"/>
+              </w:rPr>
               <w:t>739</w:t>
             </w:r>
           </w:p>
@@ -1536,6 +3036,15 @@
                 <w:lang w:val="en-US"/>
               </w:rPr>
             </w:pPr>
+            <w:r>
+              <w:rPr>
+                <w:rFonts w:eastAsia="Aptos"/>
+                <w:sz w:val="24"/>
+                <w:szCs w:val="24"/>
+                <w:lang w:val="en-US"/>
+              </w:rPr>
+              <w:t>$</w:t>
+            </w:r>
             <w:r>
               <w:rPr>
                 <w:rFonts w:eastAsia="Aptos"/>
@@ -1563,24 +3072,25 @@
     <w:p>
       <w:pPr>
         <w:rPr>
-          <w:b/>
-          <w:bCs/>
-          <w:sz w:val="28"/>
-          <w:szCs w:val="28"/>
-          <w:lang w:val="en-US"/>
-        </w:rPr>
-      </w:pPr>
-    </w:p>
-    <w:p>
-      <w:pPr>
-        <w:rPr>
-          <w:b/>
-          <w:bCs/>
-          <w:sz w:val="28"/>
-          <w:szCs w:val="28"/>
-          <w:lang w:val="en-US"/>
-        </w:rPr>
-      </w:pPr>
+          <w:sz w:val="24"/>
+          <w:szCs w:val="24"/>
+        </w:rPr>
+      </w:pPr>
+      <w:r>
+        <w:rPr>
+          <w:sz w:val="24"/>
+          <w:szCs w:val="24"/>
+        </w:rPr>
+        <w:lastRenderedPageBreak/>
+        <w:t>Our model results confirm the economic rationale for OPEC's existence: by coordinating production through quotas, member states can restrict supply to sustain higher market prices, thereby achieving higher aggregate revenues than would be possible under unconstrained competition</w:t>
+      </w:r>
+      <w:r>
+        <w:rPr>
+          <w:sz w:val="24"/>
+          <w:szCs w:val="24"/>
+        </w:rPr>
+        <w:t xml:space="preserve">. </w:t>
+      </w:r>
     </w:p>
     <w:p>
       <w:pPr>
@@ -2061,7 +3571,6 @@
           <w:szCs w:val="28"/>
           <w:lang w:val="en-US"/>
         </w:rPr>
-        <w:lastRenderedPageBreak/>
         <w:drawing>
           <wp:anchor distT="0" distB="0" distL="0" distR="0" simplePos="0" relativeHeight="16" behindDoc="0" locked="0" layoutInCell="0" allowOverlap="1" wp14:anchorId="5BCFDC52" wp14:editId="50441818">
             <wp:simplePos x="0" y="0"/>
@@ -2323,6 +3832,7 @@
                 <w:szCs w:val="24"/>
                 <w:lang w:val="en-US"/>
               </w:rPr>
+              <w:lastRenderedPageBreak/>
               <w:t>27 763</w:t>
             </w:r>
           </w:p>
@@ -2647,7 +4157,6 @@
         <w:rPr>
           <w:noProof/>
         </w:rPr>
-        <w:lastRenderedPageBreak/>
         <w:drawing>
           <wp:anchor distT="0" distB="0" distL="0" distR="0" simplePos="0" relativeHeight="7" behindDoc="0" locked="0" layoutInCell="0" allowOverlap="1" wp14:anchorId="673F1D78" wp14:editId="7B5A79C7">
             <wp:simplePos x="0" y="0"/>
@@ -2842,6 +4351,7 @@
           <w:szCs w:val="28"/>
           <w:lang w:val="en-US"/>
         </w:rPr>
+        <w:lastRenderedPageBreak/>
         <w:drawing>
           <wp:anchor distT="0" distB="0" distL="0" distR="0" simplePos="0" relativeHeight="10" behindDoc="0" locked="0" layoutInCell="0" allowOverlap="1" wp14:anchorId="160605A7" wp14:editId="00138BE6">
             <wp:simplePos x="0" y="0"/>
@@ -3020,7 +4530,6 @@
           <w:szCs w:val="28"/>
           <w:lang w:val="en-US"/>
         </w:rPr>
-        <w:lastRenderedPageBreak/>
         <w:drawing>
           <wp:anchor distT="0" distB="0" distL="0" distR="0" simplePos="0" relativeHeight="15" behindDoc="0" locked="0" layoutInCell="0" allowOverlap="1" wp14:anchorId="27BE0B02" wp14:editId="40B91502">
             <wp:simplePos x="0" y="0"/>
@@ -3175,6 +4684,7 @@
           <w:szCs w:val="28"/>
           <w:lang w:val="en-US"/>
         </w:rPr>
+        <w:lastRenderedPageBreak/>
         <w:drawing>
           <wp:anchor distT="0" distB="0" distL="0" distR="0" simplePos="0" relativeHeight="12" behindDoc="0" locked="0" layoutInCell="0" allowOverlap="1" wp14:anchorId="1767B9EE" wp14:editId="0154AEE4">
             <wp:simplePos x="0" y="0"/>
@@ -3450,7 +4960,6 @@
           <w:sz w:val="24"/>
           <w:szCs w:val="24"/>
         </w:rPr>
-        <w:lastRenderedPageBreak/>
         <w:t xml:space="preserve">Marker, D. (2019). </w:t>
       </w:r>
       <w:r>
@@ -3506,81 +5015,8 @@
             <w:szCs w:val="24"/>
             <w:lang w:val="en-US"/>
           </w:rPr>
-          <w:t>th.uic.edu/~marker/stat473-s19/Cournot.pdf</w:t>
+          <w:t>th.uic.edu/</w:t>
         </w:r>
-      </w:hyperlink>
-    </w:p>
-    <w:p>
-      <w:pPr>
-        <w:spacing w:after="0"/>
-        <w:rPr>
-          <w:sz w:val="24"/>
-          <w:szCs w:val="24"/>
-          <w:lang w:val="en-US"/>
-        </w:rPr>
-      </w:pPr>
-    </w:p>
-    <w:p>
-      <w:pPr>
-        <w:pStyle w:val="ListParagraph"/>
-        <w:numPr>
-          <w:ilvl w:val="0"/>
-          <w:numId w:val="1"/>
-        </w:numPr>
-        <w:spacing w:after="0"/>
-        <w:rPr>
-          <w:sz w:val="24"/>
-          <w:szCs w:val="24"/>
-          <w:lang w:val="en-US"/>
-        </w:rPr>
-      </w:pPr>
-      <w:r>
-        <w:rPr>
-          <w:sz w:val="24"/>
-          <w:szCs w:val="24"/>
-          <w:lang w:val="en-US"/>
-        </w:rPr>
-        <w:t xml:space="preserve">OPEC </w:t>
-      </w:r>
-      <w:proofErr w:type="spellStart"/>
-      <w:r>
-        <w:rPr>
-          <w:sz w:val="24"/>
-          <w:szCs w:val="24"/>
-          <w:lang w:val="en-US"/>
-        </w:rPr>
-        <w:t>behaviour</w:t>
-      </w:r>
-      <w:proofErr w:type="spellEnd"/>
-      <w:r>
-        <w:rPr>
-          <w:sz w:val="24"/>
-          <w:szCs w:val="24"/>
-          <w:lang w:val="en-US"/>
-        </w:rPr>
-        <w:t xml:space="preserve">: A Test of Alternative </w:t>
-      </w:r>
-      <w:proofErr w:type="spellStart"/>
-      <w:r>
-        <w:rPr>
-          <w:sz w:val="24"/>
-          <w:szCs w:val="24"/>
-          <w:lang w:val="en-US"/>
-        </w:rPr>
-        <w:t>Hypotesis</w:t>
-      </w:r>
-      <w:proofErr w:type="spellEnd"/>
-    </w:p>
-    <w:p>
-      <w:pPr>
-        <w:spacing w:after="0"/>
-        <w:ind w:left="708"/>
-        <w:rPr>
-          <w:sz w:val="24"/>
-          <w:szCs w:val="24"/>
-        </w:rPr>
-      </w:pPr>
-      <w:hyperlink r:id="rId21" w:history="1">
         <w:r>
           <w:rPr>
             <w:rStyle w:val="Hyperlink"/>
@@ -3588,9 +5024,46 @@
             <w:szCs w:val="24"/>
             <w:lang w:val="en-US"/>
           </w:rPr>
-          <w:t>https://oaktrust.library.tamu.edu/server/api/core/bitstreams/7baa611a-3399-41b8-b3fc-70381131baca/content</w:t>
+          <w:t>~</w:t>
+        </w:r>
+        <w:r>
+          <w:rPr>
+            <w:rStyle w:val="Hyperlink"/>
+            <w:sz w:val="24"/>
+            <w:szCs w:val="24"/>
+            <w:lang w:val="en-US"/>
+          </w:rPr>
+          <w:t>marker/s</w:t>
+        </w:r>
+        <w:r>
+          <w:rPr>
+            <w:rStyle w:val="Hyperlink"/>
+            <w:sz w:val="24"/>
+            <w:szCs w:val="24"/>
+            <w:lang w:val="en-US"/>
+          </w:rPr>
+          <w:t>t</w:t>
+        </w:r>
+        <w:r>
+          <w:rPr>
+            <w:rStyle w:val="Hyperlink"/>
+            <w:sz w:val="24"/>
+            <w:szCs w:val="24"/>
+            <w:lang w:val="en-US"/>
+          </w:rPr>
+          <w:t>at473-s19/Cournot.pdf</w:t>
         </w:r>
       </w:hyperlink>
+    </w:p>
+    <w:p>
+      <w:pPr>
+        <w:spacing w:after="0"/>
+        <w:rPr>
+          <w:sz w:val="24"/>
+          <w:szCs w:val="24"/>
+          <w:lang w:val="en-US"/>
+        </w:rPr>
+      </w:pPr>
     </w:p>
     <w:p>
       <w:pPr>

--- a/report_notes.docx
+++ b/report_notes.docx
@@ -199,7 +199,69 @@
           <w:sz w:val="24"/>
           <w:szCs w:val="24"/>
         </w:rPr>
-        <w:t>In this model, firms compete by independently choosing their production quantities. Further details on the Cournot framework can be found in [1]. The market price is determined by total output through an inverse demand function:</w:t>
+        <w:t xml:space="preserve">In this model, firms compete by independently choosing their production quantities. Further details on the Cournot framework can be found in </w:t>
+      </w:r>
+      <w:r>
+        <w:rPr>
+          <w:sz w:val="24"/>
+          <w:szCs w:val="24"/>
+        </w:rPr>
+        <w:fldChar w:fldCharType="begin"/>
+      </w:r>
+      <w:r>
+        <w:rPr>
+          <w:sz w:val="24"/>
+          <w:szCs w:val="24"/>
+        </w:rPr>
+        <w:instrText xml:space="preserve"> REF _Ref231203774 \r \h </w:instrText>
+      </w:r>
+      <w:r>
+        <w:rPr>
+          <w:sz w:val="24"/>
+          <w:szCs w:val="24"/>
+        </w:rPr>
+      </w:r>
+      <w:r>
+        <w:rPr>
+          <w:sz w:val="24"/>
+          <w:szCs w:val="24"/>
+        </w:rPr>
+        <w:fldChar w:fldCharType="separate"/>
+      </w:r>
+      <w:r>
+        <w:rPr>
+          <w:sz w:val="24"/>
+          <w:szCs w:val="24"/>
+        </w:rPr>
+        <w:t>[</w:t>
+      </w:r>
+      <w:r>
+        <w:rPr>
+          <w:sz w:val="24"/>
+          <w:szCs w:val="24"/>
+        </w:rPr>
+        <w:t>1</w:t>
+      </w:r>
+      <w:r>
+        <w:rPr>
+          <w:sz w:val="24"/>
+          <w:szCs w:val="24"/>
+        </w:rPr>
+        <w:t>]</w:t>
+      </w:r>
+      <w:r>
+        <w:rPr>
+          <w:sz w:val="24"/>
+          <w:szCs w:val="24"/>
+        </w:rPr>
+        <w:fldChar w:fldCharType="end"/>
+      </w:r>
+      <w:r>
+        <w:rPr>
+          <w:sz w:val="24"/>
+          <w:szCs w:val="24"/>
+        </w:rPr>
+        <w:t>. The market price is determined by total output through an inverse demand function:</w:t>
       </w:r>
     </w:p>
     <w:p>
@@ -221,6 +283,12 @@
               <w:rFonts w:ascii="Cambria Math" w:hAnsi="Cambria Math"/>
             </w:rPr>
             <m:t>P</m:t>
+          </m:r>
+          <m:r>
+            <w:rPr>
+              <w:rFonts w:ascii="Cambria Math" w:hAnsi="Cambria Math"/>
+            </w:rPr>
+            <m:t xml:space="preserve"> </m:t>
           </m:r>
           <m:r>
             <m:rPr>
@@ -537,6 +605,12 @@
               <w:rFonts w:ascii="Cambria Math" w:hAnsi="Cambria Math"/>
             </w:rPr>
             <m:t>P</m:t>
+          </m:r>
+          <m:r>
+            <w:rPr>
+              <w:rFonts w:ascii="Cambria Math" w:hAnsi="Cambria Math"/>
+            </w:rPr>
+            <m:t xml:space="preserve"> </m:t>
           </m:r>
           <m:r>
             <m:rPr>
@@ -1872,11 +1946,15 @@
                               <w:spacing w:after="0"/>
                               <w:jc w:val="center"/>
                               <w:rPr>
+                                <w:i/>
+                                <w:iCs/>
                                 <w:lang w:val="en-US"/>
                               </w:rPr>
                             </w:pPr>
                             <w:r>
                               <w:rPr>
+                                <w:i/>
+                                <w:iCs/>
                                 <w:lang w:val="en-US"/>
                               </w:rPr>
                               <w:t>Table: Attributes of all players</w:t>
@@ -1888,11 +1966,15 @@
                               <w:spacing w:after="0"/>
                               <w:jc w:val="center"/>
                               <w:rPr>
+                                <w:i/>
+                                <w:iCs/>
                                 <w:lang w:val="en-US"/>
                               </w:rPr>
                             </w:pPr>
                             <w:r>
                               <w:rPr>
+                                <w:i/>
+                                <w:iCs/>
                                 <w:lang w:val="en-US"/>
                               </w:rPr>
                               <w:t>Note: mb/d…Million barrels per day; USD/</w:t>
@@ -1900,6 +1982,8 @@
                             <w:proofErr w:type="spellStart"/>
                             <w:r>
                               <w:rPr>
+                                <w:i/>
+                                <w:iCs/>
                                 <w:lang w:val="en-US"/>
                               </w:rPr>
                               <w:t>bbl</w:t>
@@ -1907,6 +1991,8 @@
                             <w:proofErr w:type="spellEnd"/>
                             <w:r>
                               <w:rPr>
+                                <w:i/>
+                                <w:iCs/>
                                 <w:lang w:val="en-US"/>
                               </w:rPr>
                               <w:t>…US Dollars per Barrel</w:t>
@@ -1916,6 +2002,8 @@
                             <w:pPr>
                               <w:pStyle w:val="FrameContents"/>
                               <w:rPr>
+                                <w:i/>
+                                <w:iCs/>
                                 <w:lang w:val="en-US"/>
                               </w:rPr>
                             </w:pPr>
@@ -1950,11 +2038,15 @@
                         <w:spacing w:after="0"/>
                         <w:jc w:val="center"/>
                         <w:rPr>
+                          <w:i/>
+                          <w:iCs/>
                           <w:lang w:val="en-US"/>
                         </w:rPr>
                       </w:pPr>
                       <w:r>
                         <w:rPr>
+                          <w:i/>
+                          <w:iCs/>
                           <w:lang w:val="en-US"/>
                         </w:rPr>
                         <w:t>Table: Attributes of all players</w:t>
@@ -1966,11 +2058,15 @@
                         <w:spacing w:after="0"/>
                         <w:jc w:val="center"/>
                         <w:rPr>
+                          <w:i/>
+                          <w:iCs/>
                           <w:lang w:val="en-US"/>
                         </w:rPr>
                       </w:pPr>
                       <w:r>
                         <w:rPr>
+                          <w:i/>
+                          <w:iCs/>
                           <w:lang w:val="en-US"/>
                         </w:rPr>
                         <w:t>Note: mb/d…Million barrels per day; USD/</w:t>
@@ -1978,6 +2074,8 @@
                       <w:proofErr w:type="spellStart"/>
                       <w:r>
                         <w:rPr>
+                          <w:i/>
+                          <w:iCs/>
                           <w:lang w:val="en-US"/>
                         </w:rPr>
                         <w:t>bbl</w:t>
@@ -1985,6 +2083,8 @@
                       <w:proofErr w:type="spellEnd"/>
                       <w:r>
                         <w:rPr>
+                          <w:i/>
+                          <w:iCs/>
                           <w:lang w:val="en-US"/>
                         </w:rPr>
                         <w:t>…US Dollars per Barrel</w:t>
@@ -1994,6 +2094,8 @@
                       <w:pPr>
                         <w:pStyle w:val="FrameContents"/>
                         <w:rPr>
+                          <w:i/>
+                          <w:iCs/>
                           <w:lang w:val="en-US"/>
                         </w:rPr>
                       </w:pPr>
@@ -2032,6 +2134,8 @@
       </w:pPr>
       <w:r>
         <w:rPr>
+          <w:b/>
+          <w:bCs/>
           <w:sz w:val="24"/>
           <w:szCs w:val="24"/>
         </w:rPr>
@@ -2046,6 +2150,8 @@
       </w:r>
       <w:r>
         <w:rPr>
+          <w:b/>
+          <w:bCs/>
           <w:sz w:val="24"/>
           <w:szCs w:val="24"/>
         </w:rPr>
@@ -2056,7 +2162,39 @@
           <w:sz w:val="24"/>
           <w:szCs w:val="24"/>
         </w:rPr>
-        <w:t xml:space="preserve"> is the maximum production capacity of state's oil infrastructure. Budget price defines the price level necessary for the state to maintain national expenditures. Cut-off price represents the market price at which the state shifts from a passive strategy to an active market intervention.</w:t>
+        <w:t xml:space="preserve"> is the maximum production capacity of state's oil infrastructure. </w:t>
+      </w:r>
+      <w:r>
+        <w:rPr>
+          <w:b/>
+          <w:bCs/>
+          <w:sz w:val="24"/>
+          <w:szCs w:val="24"/>
+        </w:rPr>
+        <w:t>Budget price</w:t>
+      </w:r>
+      <w:r>
+        <w:rPr>
+          <w:sz w:val="24"/>
+          <w:szCs w:val="24"/>
+        </w:rPr>
+        <w:t xml:space="preserve"> defines the price level necessary for the state to maintain national expenditures. </w:t>
+      </w:r>
+      <w:r>
+        <w:rPr>
+          <w:b/>
+          <w:bCs/>
+          <w:sz w:val="24"/>
+          <w:szCs w:val="24"/>
+        </w:rPr>
+        <w:t>Cut-off price</w:t>
+      </w:r>
+      <w:r>
+        <w:rPr>
+          <w:sz w:val="24"/>
+          <w:szCs w:val="24"/>
+        </w:rPr>
+        <w:t xml:space="preserve"> represents the market price at which the state shifts from a passive strategy to an active market intervention.</w:t>
       </w:r>
     </w:p>
     <w:p>
@@ -2102,13 +2240,13 @@
         <mc:AlternateContent>
           <mc:Choice Requires="wps">
             <w:drawing>
-              <wp:anchor distT="40640" distB="66675" distL="109220" distR="131445" simplePos="0" relativeHeight="8" behindDoc="0" locked="0" layoutInCell="0" allowOverlap="1" wp14:anchorId="7E77704B" wp14:editId="6D32985F">
+              <wp:anchor distT="40640" distB="66675" distL="109220" distR="131445" simplePos="0" relativeHeight="8" behindDoc="0" locked="0" layoutInCell="0" allowOverlap="1" wp14:anchorId="7E77704B" wp14:editId="41FB0238">
                 <wp:simplePos x="0" y="0"/>
                 <wp:positionH relativeFrom="margin">
                   <wp:posOffset>-1270</wp:posOffset>
                 </wp:positionH>
                 <wp:positionV relativeFrom="paragraph">
-                  <wp:posOffset>1737360</wp:posOffset>
+                  <wp:posOffset>2009964</wp:posOffset>
                 </wp:positionV>
                 <wp:extent cx="5711190" cy="247650"/>
                 <wp:effectExtent l="0" t="0" r="22860" b="19050"/>
@@ -2155,17 +2293,23 @@
                             <w:pPr>
                               <w:pStyle w:val="FrameContents"/>
                               <w:rPr>
+                                <w:i/>
+                                <w:iCs/>
                                 <w:lang w:val="en-US"/>
                               </w:rPr>
                             </w:pPr>
                             <w:r>
                               <w:rPr>
+                                <w:i/>
+                                <w:iCs/>
                                 <w:lang w:val="en-US"/>
                               </w:rPr>
                               <w:t xml:space="preserve">Table: </w:t>
                             </w:r>
                             <w:r>
                               <w:rPr>
+                                <w:i/>
+                                <w:iCs/>
                                 <w:lang w:val="en-US"/>
                               </w:rPr>
                               <w:t>Revenues of each state and total revenue if all states comply to OPEC (million USD)</w:t>
@@ -2175,6 +2319,8 @@
                             <w:pPr>
                               <w:pStyle w:val="FrameContents"/>
                               <w:rPr>
+                                <w:i/>
+                                <w:iCs/>
                                 <w:lang w:val="en-US"/>
                               </w:rPr>
                             </w:pPr>
@@ -2241,24 +2387,30 @@
           </mc:Choice>
           <mc:Fallback>
             <w:pict>
-              <v:rect w14:anchorId="7E77704B" id="_x0000_s1027" style="position:absolute;margin-left:-.1pt;margin-top:136.8pt;width:449.7pt;height:19.5pt;z-index:8;visibility:visible;mso-wrap-style:square;mso-height-percent:0;mso-wrap-distance-left:8.6pt;mso-wrap-distance-top:3.2pt;mso-wrap-distance-right:10.35pt;mso-wrap-distance-bottom:5.25pt;mso-position-horizontal:absolute;mso-position-horizontal-relative:margin;mso-position-vertical:absolute;mso-position-vertical-relative:text;mso-height-percent:0;mso-height-relative:margin;v-text-anchor:top" o:gfxdata="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" o:allowincell="f" strokecolor="white">
+              <v:rect w14:anchorId="7E77704B" id="_x0000_s1027" style="position:absolute;margin-left:-.1pt;margin-top:158.25pt;width:449.7pt;height:19.5pt;z-index:8;visibility:visible;mso-wrap-style:square;mso-height-percent:0;mso-wrap-distance-left:8.6pt;mso-wrap-distance-top:3.2pt;mso-wrap-distance-right:10.35pt;mso-wrap-distance-bottom:5.25pt;mso-position-horizontal:absolute;mso-position-horizontal-relative:margin;mso-position-vertical:absolute;mso-position-vertical-relative:text;mso-height-percent:0;mso-height-relative:margin;v-text-anchor:top" o:gfxdata="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" o:allowincell="f" strokecolor="white">
                 <v:textbox>
                   <w:txbxContent>
                     <w:p>
                       <w:pPr>
                         <w:pStyle w:val="FrameContents"/>
                         <w:rPr>
+                          <w:i/>
+                          <w:iCs/>
                           <w:lang w:val="en-US"/>
                         </w:rPr>
                       </w:pPr>
                       <w:r>
                         <w:rPr>
+                          <w:i/>
+                          <w:iCs/>
                           <w:lang w:val="en-US"/>
                         </w:rPr>
                         <w:t xml:space="preserve">Table: </w:t>
                       </w:r>
                       <w:r>
                         <w:rPr>
+                          <w:i/>
+                          <w:iCs/>
                           <w:lang w:val="en-US"/>
                         </w:rPr>
                         <w:t>Revenues of each state and total revenue if all states comply to OPEC (million USD)</w:t>
@@ -2268,6 +2420,8 @@
                       <w:pPr>
                         <w:pStyle w:val="FrameContents"/>
                         <w:rPr>
+                          <w:i/>
+                          <w:iCs/>
                           <w:lang w:val="en-US"/>
                         </w:rPr>
                       </w:pPr>
@@ -2331,7 +2485,37 @@
           <w:sz w:val="24"/>
           <w:szCs w:val="24"/>
         </w:rPr>
-        <w:t xml:space="preserve">We examined the effectiveness of OPEC-enforced quotas to determine whether they enable member states to increase their aggregate revenue. To do so, we evaluated two distinct strategic scenarios. First strategy assumes that each state decides to produce exactly the amount of barrels per day as they are assigned by OPEC quota. Each state then produces a lower volume than its maximum production capacity would otherwise allow. Resulting revenues after 50 rounds of game are in </w:t>
+        <w:t>We examined the effectiveness of OPEC-enforced quotas to determine whether they enable member states to increase their aggregate revenue. To do so, we evaluated two distinct strategic scenarios. First strategy assumes that each state decides to produce exactly the amount of barrels per day as they are assigned by OPEC quota</w:t>
+      </w:r>
+      <w:r>
+        <w:rPr>
+          <w:sz w:val="24"/>
+          <w:szCs w:val="24"/>
+        </w:rPr>
+        <w:t xml:space="preserve"> (</w:t>
+      </w:r>
+      <w:r>
+        <w:rPr>
+          <w:i/>
+          <w:iCs/>
+          <w:sz w:val="24"/>
+          <w:szCs w:val="24"/>
+        </w:rPr>
+        <w:t>compliance_strat</w:t>
+      </w:r>
+      <w:r>
+        <w:rPr>
+          <w:sz w:val="24"/>
+          <w:szCs w:val="24"/>
+        </w:rPr>
+        <w:t>)</w:t>
+      </w:r>
+      <w:r>
+        <w:rPr>
+          <w:sz w:val="24"/>
+          <w:szCs w:val="24"/>
+        </w:rPr>
+        <w:t xml:space="preserve">. Each state then produces a lower volume than its maximum production capacity would otherwise allow. Resulting revenues after 50 rounds of game are in </w:t>
       </w:r>
       <w:r>
         <w:rPr>
@@ -2634,13 +2818,13 @@
         <mc:AlternateContent>
           <mc:Choice Requires="wps">
             <w:drawing>
-              <wp:anchor distT="40640" distB="54610" distL="109220" distR="0" simplePos="0" relativeHeight="10" behindDoc="0" locked="0" layoutInCell="0" allowOverlap="1" wp14:anchorId="03FF562D" wp14:editId="16D35503">
+              <wp:anchor distT="40640" distB="54610" distL="109220" distR="0" simplePos="0" relativeHeight="10" behindDoc="0" locked="0" layoutInCell="0" allowOverlap="1" wp14:anchorId="03FF562D" wp14:editId="40C63F9D">
                 <wp:simplePos x="0" y="0"/>
                 <wp:positionH relativeFrom="margin">
-                  <wp:posOffset>-7620</wp:posOffset>
+                  <wp:align>right</wp:align>
                 </wp:positionH>
                 <wp:positionV relativeFrom="paragraph">
-                  <wp:posOffset>1154430</wp:posOffset>
+                  <wp:posOffset>1391937</wp:posOffset>
                 </wp:positionV>
                 <wp:extent cx="5710555" cy="433070"/>
                 <wp:effectExtent l="0" t="0" r="23495" b="24130"/>
@@ -2687,17 +2871,23 @@
                             <w:pPr>
                               <w:pStyle w:val="FrameContents"/>
                               <w:rPr>
+                                <w:i/>
+                                <w:iCs/>
                                 <w:lang w:val="en-US"/>
                               </w:rPr>
                             </w:pPr>
                             <w:r>
                               <w:rPr>
+                                <w:i/>
+                                <w:iCs/>
                                 <w:lang w:val="en-US"/>
                               </w:rPr>
                               <w:t xml:space="preserve">Table: </w:t>
                             </w:r>
                             <w:r>
                               <w:rPr>
+                                <w:i/>
+                                <w:iCs/>
                                 <w:lang w:val="en-US"/>
                               </w:rPr>
                               <w:t>Revenues of each state and total revenue if all states produce at their maximum capacity (million USD)</w:t>
@@ -2719,24 +2909,30 @@
           </mc:Choice>
           <mc:Fallback>
             <w:pict>
-              <v:rect w14:anchorId="03FF562D" id="_x0000_s1028" style="position:absolute;margin-left:-.6pt;margin-top:90.9pt;width:449.65pt;height:34.1pt;z-index:10;visibility:visible;mso-wrap-style:square;mso-height-percent:0;mso-wrap-distance-left:8.6pt;mso-wrap-distance-top:3.2pt;mso-wrap-distance-right:0;mso-wrap-distance-bottom:4.3pt;mso-position-horizontal:absolute;mso-position-horizontal-relative:margin;mso-position-vertical:absolute;mso-position-vertical-relative:text;mso-height-percent:0;mso-height-relative:margin;v-text-anchor:top" o:gfxdata="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" o:allowincell="f" strokecolor="white">
+              <v:rect w14:anchorId="03FF562D" id="_x0000_s1028" style="position:absolute;margin-left:398.45pt;margin-top:109.6pt;width:449.65pt;height:34.1pt;z-index:10;visibility:visible;mso-wrap-style:square;mso-height-percent:0;mso-wrap-distance-left:8.6pt;mso-wrap-distance-top:3.2pt;mso-wrap-distance-right:0;mso-wrap-distance-bottom:4.3pt;mso-position-horizontal:right;mso-position-horizontal-relative:margin;mso-position-vertical:absolute;mso-position-vertical-relative:text;mso-height-percent:0;mso-height-relative:margin;v-text-anchor:top" o:gfxdata="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" o:allowincell="f" strokecolor="white">
                 <v:textbox>
                   <w:txbxContent>
                     <w:p>
                       <w:pPr>
                         <w:pStyle w:val="FrameContents"/>
                         <w:rPr>
+                          <w:i/>
+                          <w:iCs/>
                           <w:lang w:val="en-US"/>
                         </w:rPr>
                       </w:pPr>
                       <w:r>
                         <w:rPr>
+                          <w:i/>
+                          <w:iCs/>
                           <w:lang w:val="en-US"/>
                         </w:rPr>
                         <w:t xml:space="preserve">Table: </w:t>
                       </w:r>
                       <w:r>
                         <w:rPr>
+                          <w:i/>
+                          <w:iCs/>
                           <w:lang w:val="en-US"/>
                         </w:rPr>
                         <w:t>Revenues of each state and total revenue if all states produce at their maximum capacity (million USD)</w:t>
@@ -2755,7 +2951,51 @@
           <w:sz w:val="24"/>
           <w:szCs w:val="24"/>
         </w:rPr>
-        <w:t>The second strategy simulates a market scenario without an operative OPEC, where states produce at their maximum capacity to maximize revenue in each round. The corresponding revenues for this scenario are presented in Table 3.</w:t>
+        <w:t>The second strategy simulates a market scenario without an operative OPEC, where states produce at their maximum capacity to maximize revenue in each round.</w:t>
+      </w:r>
+      <w:r>
+        <w:rPr>
+          <w:sz w:val="24"/>
+          <w:szCs w:val="24"/>
+        </w:rPr>
+        <w:t xml:space="preserve"> (</w:t>
+      </w:r>
+      <w:r>
+        <w:rPr>
+          <w:i/>
+          <w:iCs/>
+          <w:sz w:val="24"/>
+          <w:szCs w:val="24"/>
+        </w:rPr>
+        <w:t>ignore_opec</w:t>
+      </w:r>
+      <w:r>
+        <w:rPr>
+          <w:sz w:val="24"/>
+          <w:szCs w:val="24"/>
+        </w:rPr>
+        <w:t>)</w:t>
+      </w:r>
+      <w:r>
+        <w:rPr>
+          <w:sz w:val="24"/>
+          <w:szCs w:val="24"/>
+        </w:rPr>
+        <w:t xml:space="preserve"> The corresponding revenues for this scenario are presented in </w:t>
+      </w:r>
+      <w:r>
+        <w:rPr>
+          <w:sz w:val="24"/>
+          <w:szCs w:val="24"/>
+        </w:rPr>
+        <w:t>table below</w:t>
+      </w:r>
+      <w:r>
+        <w:rPr>
+          <w:sz w:val="24"/>
+          <w:szCs w:val="24"/>
+        </w:rPr>
+        <w:t>.</w:t>
       </w:r>
     </w:p>
     <w:tbl>
@@ -3051,7 +3291,6 @@
           <w:sz w:val="24"/>
           <w:szCs w:val="24"/>
         </w:rPr>
-        <w:lastRenderedPageBreak/>
         <w:t xml:space="preserve">Our model results confirm the economic rationale for OPEC's existence: by coordinating production through quotas, member states can restrict supply to sustain higher market prices, thereby achieving higher aggregate revenues than would be possible under unconstrained competition. </w:t>
       </w:r>
     </w:p>
@@ -3082,11 +3321,12 @@
           <w:sz w:val="24"/>
           <w:szCs w:val="24"/>
         </w:rPr>
-        <w:t>A rather unexpected finding of the model was the difference in revenue when comparing two strategies by which Saudi Arabia tries to keep the price above certain threshold. To ensure that prices would drop below Saudi Arabia's threshold and trigger its enforcement mechanism, we designed the following scenario. The three countries besides Saudi Arabia. had these strategies:</w:t>
-      </w:r>
-    </w:p>
-    <w:p>
-      <w:pPr>
+        <w:t>A rather unexpected finding of the model was the difference in revenue when comparing two strategies by which Saudi Arabia tries to keep the price above certain threshold. To ensure that prices would drop below Saudi Arabia's threshold and trigger its enforcement mechanism, we designed the following scenario. The three countries besides Saudi Arabia had these strategies:</w:t>
+      </w:r>
+    </w:p>
+    <w:p>
+      <w:pPr>
+        <w:spacing w:after="0"/>
         <w:rPr>
           <w:b/>
           <w:bCs/>
@@ -3110,6 +3350,7 @@
           <w:ilvl w:val="0"/>
           <w:numId w:val="4"/>
         </w:numPr>
+        <w:spacing w:after="0"/>
         <w:rPr>
           <w:sz w:val="24"/>
           <w:szCs w:val="24"/>
@@ -3125,6 +3366,7 @@
     </w:p>
     <w:p>
       <w:pPr>
+        <w:spacing w:after="0"/>
         <w:rPr>
           <w:b/>
           <w:bCs/>
@@ -3210,7 +3452,7 @@
     <w:p>
       <w:pPr>
         <w:pStyle w:val="BodyText"/>
-        <w:spacing w:after="160" w:line="259" w:lineRule="auto"/>
+        <w:spacing w:after="0" w:line="259" w:lineRule="auto"/>
         <w:rPr>
           <w:b/>
           <w:bCs/>
@@ -3326,7 +3568,32 @@
           <w:sz w:val="24"/>
           <w:szCs w:val="24"/>
         </w:rPr>
-        <w:t xml:space="preserve"> – saudi_enforcer and saudi_saviour</w:t>
+        <w:t xml:space="preserve"> </w:t>
+      </w:r>
+      <w:r>
+        <w:rPr>
+          <w:i/>
+          <w:iCs/>
+          <w:sz w:val="24"/>
+          <w:szCs w:val="24"/>
+        </w:rPr>
+        <w:t>– saudi_enforcer</w:t>
+      </w:r>
+      <w:r>
+        <w:rPr>
+          <w:sz w:val="24"/>
+          <w:szCs w:val="24"/>
+        </w:rPr>
+        <w:t xml:space="preserve"> and </w:t>
+      </w:r>
+      <w:r>
+        <w:rPr>
+          <w:i/>
+          <w:iCs/>
+          <w:sz w:val="24"/>
+          <w:szCs w:val="24"/>
+        </w:rPr>
+        <w:t>saudi_saviour</w:t>
       </w:r>
     </w:p>
     <w:p>
@@ -3345,14 +3612,50 @@
           <w:sz w:val="24"/>
           <w:szCs w:val="24"/>
         </w:rPr>
-        <w:t>a) Saudi Arabia Floods the Market (saudi_enforcer)</w:t>
-      </w:r>
-    </w:p>
-    <w:p>
-      <w:pPr>
-        <w:rPr>
-          <w:sz w:val="24"/>
-          <w:szCs w:val="24"/>
+        <w:t>a) Saudi Arabia Floods the Market (</w:t>
+      </w:r>
+      <w:r>
+        <w:rPr>
+          <w:b/>
+          <w:bCs/>
+          <w:i/>
+          <w:iCs/>
+          <w:sz w:val="24"/>
+          <w:szCs w:val="24"/>
+        </w:rPr>
+        <w:t>saudi_enforcer</w:t>
+      </w:r>
+      <w:r>
+        <w:rPr>
+          <w:b/>
+          <w:bCs/>
+          <w:sz w:val="24"/>
+          <w:szCs w:val="24"/>
+        </w:rPr>
+        <w:t>)</w:t>
+      </w:r>
+    </w:p>
+    <w:p>
+      <w:pPr>
+        <w:rPr>
+          <w:sz w:val="24"/>
+          <w:szCs w:val="24"/>
+        </w:rPr>
+      </w:pPr>
+      <w:r>
+        <w:rPr>
+          <w:sz w:val="24"/>
+          <w:szCs w:val="24"/>
+        </w:rPr>
+        <w:t>In this strategy Saudi Arabia follows its quota until the price drops to a certain threshold. Once this happens, Saudi Arabia deliberately breaks its own quota to “punish” which translates to the price drops in the price graph.</w:t>
+      </w:r>
+    </w:p>
+    <w:p>
+      <w:pPr>
+        <w:rPr>
+          <w:sz w:val="24"/>
+          <w:szCs w:val="24"/>
+          <w:lang w:val="en-US"/>
         </w:rPr>
       </w:pPr>
       <w:r>
@@ -3363,16 +3666,16 @@
           <w:lang w:val="en-US"/>
         </w:rPr>
         <w:drawing>
-          <wp:anchor distT="0" distB="0" distL="0" distR="0" simplePos="0" relativeHeight="4" behindDoc="0" locked="0" layoutInCell="0" allowOverlap="1" wp14:anchorId="283AA63D" wp14:editId="43D86C0A">
+          <wp:anchor distT="0" distB="0" distL="0" distR="0" simplePos="0" relativeHeight="4" behindDoc="0" locked="0" layoutInCell="0" allowOverlap="1" wp14:anchorId="283AA63D" wp14:editId="0D0093ED">
             <wp:simplePos x="0" y="0"/>
-            <wp:positionH relativeFrom="column">
-              <wp:posOffset>2717800</wp:posOffset>
+            <wp:positionH relativeFrom="margin">
+              <wp:align>right</wp:align>
             </wp:positionH>
             <wp:positionV relativeFrom="paragraph">
-              <wp:posOffset>610870</wp:posOffset>
+              <wp:posOffset>24765</wp:posOffset>
             </wp:positionV>
-            <wp:extent cx="2759666" cy="2070100"/>
-            <wp:effectExtent l="0" t="0" r="3175" b="6350"/>
+            <wp:extent cx="2776855" cy="2082800"/>
+            <wp:effectExtent l="0" t="0" r="4445" b="0"/>
             <wp:wrapSquare wrapText="largest"/>
             <wp:docPr id="4" name="Image18"/>
             <wp:cNvGraphicFramePr>
@@ -3396,7 +3699,7 @@
                   <pic:spPr bwMode="auto">
                     <a:xfrm>
                       <a:off x="0" y="0"/>
-                      <a:ext cx="2761627" cy="2071571"/>
+                      <a:ext cx="2776855" cy="2082800"/>
                     </a:xfrm>
                     <a:prstGeom prst="rect">
                       <a:avLst/>
@@ -3417,44 +3720,28 @@
       </w:r>
       <w:r>
         <w:rPr>
-          <w:sz w:val="24"/>
-          <w:szCs w:val="24"/>
-        </w:rPr>
-        <w:t>In this strategy Saudi Arabia follows its quota until the price drops to a certain threshold. Once this happens, Saudi Arabia deliberately breaks its own quota to “punish” which translates to the price drops in the price graph.</w:t>
-      </w:r>
-    </w:p>
-    <w:p>
-      <w:pPr>
-        <w:rPr>
-          <w:sz w:val="24"/>
-          <w:szCs w:val="24"/>
-          <w:lang w:val="en-US"/>
-        </w:rPr>
-      </w:pPr>
-      <w:r>
-        <w:rPr>
           <w:noProof/>
           <w:sz w:val="24"/>
           <w:szCs w:val="24"/>
           <w:lang w:val="en-US"/>
         </w:rPr>
         <w:drawing>
-          <wp:anchor distT="0" distB="0" distL="0" distR="0" simplePos="0" relativeHeight="5" behindDoc="1" locked="0" layoutInCell="0" allowOverlap="1" wp14:anchorId="7138FA9A" wp14:editId="59283741">
+          <wp:anchor distT="0" distB="0" distL="0" distR="0" simplePos="0" relativeHeight="5" behindDoc="1" locked="0" layoutInCell="0" allowOverlap="1" wp14:anchorId="7138FA9A" wp14:editId="7A670516">
             <wp:simplePos x="0" y="0"/>
             <wp:positionH relativeFrom="margin">
-              <wp:posOffset>-63500</wp:posOffset>
+              <wp:align>left</wp:align>
             </wp:positionH>
             <wp:positionV relativeFrom="paragraph">
-              <wp:posOffset>6985</wp:posOffset>
+              <wp:posOffset>80535</wp:posOffset>
             </wp:positionV>
-            <wp:extent cx="2540000" cy="1905000"/>
-            <wp:effectExtent l="0" t="0" r="0" b="0"/>
+            <wp:extent cx="2714779" cy="2035533"/>
+            <wp:effectExtent l="0" t="0" r="0" b="3175"/>
             <wp:wrapTight wrapText="largest">
               <wp:wrapPolygon edited="0">
                 <wp:start x="0" y="0"/>
-                <wp:lineTo x="0" y="21384"/>
-                <wp:lineTo x="21384" y="21384"/>
-                <wp:lineTo x="21384" y="0"/>
+                <wp:lineTo x="0" y="21432"/>
+                <wp:lineTo x="21373" y="21432"/>
+                <wp:lineTo x="21373" y="0"/>
                 <wp:lineTo x="0" y="0"/>
               </wp:wrapPolygon>
             </wp:wrapTight>
@@ -3480,7 +3767,7 @@
                   <pic:spPr bwMode="auto">
                     <a:xfrm>
                       <a:off x="0" y="0"/>
-                      <a:ext cx="2540000" cy="1905000"/>
+                      <a:ext cx="2714779" cy="2035533"/>
                     </a:xfrm>
                     <a:prstGeom prst="rect">
                       <a:avLst/>
@@ -3499,6 +3786,59 @@
           </wp:anchor>
         </w:drawing>
       </w:r>
+    </w:p>
+    <w:p>
+      <w:pPr>
+        <w:rPr>
+          <w:sz w:val="24"/>
+          <w:szCs w:val="24"/>
+          <w:lang w:val="en-US"/>
+        </w:rPr>
+      </w:pPr>
+    </w:p>
+    <w:p>
+      <w:pPr>
+        <w:rPr>
+          <w:b/>
+          <w:bCs/>
+          <w:sz w:val="28"/>
+          <w:szCs w:val="28"/>
+          <w:lang w:val="en-US"/>
+        </w:rPr>
+      </w:pPr>
+    </w:p>
+    <w:p>
+      <w:pPr>
+        <w:rPr>
+          <w:b/>
+          <w:bCs/>
+          <w:sz w:val="28"/>
+          <w:szCs w:val="28"/>
+          <w:lang w:val="en-US"/>
+        </w:rPr>
+      </w:pPr>
+    </w:p>
+    <w:p>
+      <w:pPr>
+        <w:rPr>
+          <w:b/>
+          <w:bCs/>
+          <w:sz w:val="28"/>
+          <w:szCs w:val="28"/>
+          <w:lang w:val="en-US"/>
+        </w:rPr>
+      </w:pPr>
+    </w:p>
+    <w:p>
+      <w:pPr>
+        <w:rPr>
+          <w:b/>
+          <w:bCs/>
+          <w:sz w:val="28"/>
+          <w:szCs w:val="28"/>
+          <w:lang w:val="en-US"/>
+        </w:rPr>
+      </w:pPr>
     </w:p>
     <w:tbl>
       <w:tblPr>
@@ -3638,442 +3978,6 @@
         </w:tc>
       </w:tr>
       <w:tr>
-        <w:tc>
-          <w:tcPr>
-            <w:tcW w:w="1803" w:type="dxa"/>
-          </w:tcPr>
-          <w:p>
-            <w:pPr>
-              <w:spacing w:after="0" w:line="240" w:lineRule="auto"/>
-              <w:rPr>
-                <w:sz w:val="24"/>
-                <w:szCs w:val="24"/>
-                <w:lang w:val="en-US"/>
-              </w:rPr>
-            </w:pPr>
-            <w:r>
-              <w:rPr>
-                <w:rFonts w:eastAsia="Aptos"/>
-                <w:sz w:val="24"/>
-                <w:szCs w:val="24"/>
-                <w:lang w:val="en-US"/>
-              </w:rPr>
-              <w:t>25 574</w:t>
-            </w:r>
-          </w:p>
-        </w:tc>
-        <w:tc>
-          <w:tcPr>
-            <w:tcW w:w="1803" w:type="dxa"/>
-          </w:tcPr>
-          <w:p>
-            <w:pPr>
-              <w:spacing w:after="0" w:line="240" w:lineRule="auto"/>
-              <w:rPr>
-                <w:sz w:val="24"/>
-                <w:szCs w:val="24"/>
-                <w:lang w:val="en-US"/>
-              </w:rPr>
-            </w:pPr>
-            <w:r>
-              <w:rPr>
-                <w:rFonts w:eastAsia="Aptos"/>
-                <w:sz w:val="24"/>
-                <w:szCs w:val="24"/>
-                <w:lang w:val="en-US"/>
-              </w:rPr>
-              <w:t>1 996</w:t>
-            </w:r>
-          </w:p>
-        </w:tc>
-        <w:tc>
-          <w:tcPr>
-            <w:tcW w:w="1803" w:type="dxa"/>
-          </w:tcPr>
-          <w:p>
-            <w:pPr>
-              <w:spacing w:after="0" w:line="240" w:lineRule="auto"/>
-              <w:rPr>
-                <w:sz w:val="24"/>
-                <w:szCs w:val="24"/>
-                <w:lang w:val="en-US"/>
-              </w:rPr>
-            </w:pPr>
-            <w:r>
-              <w:rPr>
-                <w:rFonts w:eastAsia="Aptos"/>
-                <w:sz w:val="24"/>
-                <w:szCs w:val="24"/>
-                <w:lang w:val="en-US"/>
-              </w:rPr>
-              <w:t>9 640</w:t>
-            </w:r>
-          </w:p>
-        </w:tc>
-        <w:tc>
-          <w:tcPr>
-            <w:tcW w:w="1803" w:type="dxa"/>
-          </w:tcPr>
-          <w:p>
-            <w:pPr>
-              <w:spacing w:after="0" w:line="240" w:lineRule="auto"/>
-              <w:rPr>
-                <w:sz w:val="24"/>
-                <w:szCs w:val="24"/>
-                <w:lang w:val="en-US"/>
-              </w:rPr>
-            </w:pPr>
-            <w:r>
-              <w:rPr>
-                <w:rFonts w:eastAsia="Aptos"/>
-                <w:sz w:val="24"/>
-                <w:szCs w:val="24"/>
-                <w:lang w:val="en-US"/>
-              </w:rPr>
-              <w:t>2 095</w:t>
-            </w:r>
-          </w:p>
-        </w:tc>
-        <w:tc>
-          <w:tcPr>
-            <w:tcW w:w="1804" w:type="dxa"/>
-          </w:tcPr>
-          <w:p>
-            <w:pPr>
-              <w:spacing w:after="0" w:line="240" w:lineRule="auto"/>
-              <w:rPr>
-                <w:sz w:val="24"/>
-                <w:szCs w:val="24"/>
-                <w:lang w:val="en-US"/>
-              </w:rPr>
-            </w:pPr>
-            <w:r>
-              <w:rPr>
-                <w:rFonts w:eastAsia="Aptos"/>
-                <w:sz w:val="24"/>
-                <w:szCs w:val="24"/>
-                <w:lang w:val="en-US"/>
-              </w:rPr>
-              <w:t>39 306</w:t>
-            </w:r>
-          </w:p>
-        </w:tc>
-      </w:tr>
-    </w:tbl>
-    <w:p>
-      <w:pPr>
-        <w:rPr>
-          <w:sz w:val="24"/>
-          <w:szCs w:val="24"/>
-          <w:lang w:val="en-US"/>
-        </w:rPr>
-      </w:pPr>
-      <w:r>
-        <w:rPr>
-          <w:b/>
-          <w:bCs/>
-          <w:noProof/>
-          <w:sz w:val="28"/>
-          <w:szCs w:val="28"/>
-          <w:lang w:val="en-US"/>
-        </w:rPr>
-        <mc:AlternateContent>
-          <mc:Choice Requires="wps">
-            <w:drawing>
-              <wp:anchor distT="40640" distB="54610" distL="109220" distR="0" simplePos="0" relativeHeight="251659264" behindDoc="0" locked="0" layoutInCell="0" allowOverlap="1" wp14:anchorId="3CF6A762" wp14:editId="0E75CEA4">
-                <wp:simplePos x="0" y="0"/>
-                <wp:positionH relativeFrom="column">
-                  <wp:posOffset>-48260</wp:posOffset>
-                </wp:positionH>
-                <wp:positionV relativeFrom="paragraph">
-                  <wp:posOffset>63500</wp:posOffset>
-                </wp:positionV>
-                <wp:extent cx="5711190" cy="576580"/>
-                <wp:effectExtent l="5080" t="5080" r="5080" b="5080"/>
-                <wp:wrapSquare wrapText="bothSides"/>
-                <wp:docPr id="2123394059" name="Text Box 1"/>
-                <wp:cNvGraphicFramePr/>
-                <a:graphic xmlns:a="http://schemas.openxmlformats.org/drawingml/2006/main">
-                  <a:graphicData uri="http://schemas.microsoft.com/office/word/2010/wordprocessingShape">
-                    <wps:wsp>
-                      <wps:cNvSpPr/>
-                      <wps:spPr>
-                        <a:xfrm>
-                          <a:off x="0" y="0"/>
-                          <a:ext cx="5711190" cy="576580"/>
-                        </a:xfrm>
-                        <a:prstGeom prst="rect">
-                          <a:avLst/>
-                        </a:prstGeom>
-                        <a:solidFill>
-                          <a:srgbClr val="FFFFFF"/>
-                        </a:solidFill>
-                        <a:ln w="9525">
-                          <a:solidFill>
-                            <a:srgbClr val="FFFFFF"/>
-                          </a:solidFill>
-                          <a:miter/>
-                        </a:ln>
-                      </wps:spPr>
-                      <wps:style>
-                        <a:lnRef idx="0">
-                          <a:scrgbClr r="0" g="0" b="0"/>
-                        </a:lnRef>
-                        <a:fillRef idx="0">
-                          <a:scrgbClr r="0" g="0" b="0"/>
-                        </a:fillRef>
-                        <a:effectRef idx="0">
-                          <a:scrgbClr r="0" g="0" b="0"/>
-                        </a:effectRef>
-                        <a:fontRef idx="minor"/>
-                      </wps:style>
-                      <wps:txbx>
-                        <w:txbxContent>
-                          <w:p>
-                            <w:pPr>
-                              <w:pStyle w:val="Heading1Char"/>
-                              <w:rPr>
-                                <w:lang w:val="en-US"/>
-                              </w:rPr>
-                            </w:pPr>
-                            <w:r>
-                              <w:rPr>
-                                <w:lang w:val="en-US"/>
-                              </w:rPr>
-                              <w:t>Table: Revenues of each state and total revenue in the saudi_enforcer scenario (million USD)</w:t>
-                            </w:r>
-                          </w:p>
-                        </w:txbxContent>
-                      </wps:txbx>
-                      <wps:bodyPr anchor="t">
-                        <a:noAutofit/>
-                      </wps:bodyPr>
-                    </wps:wsp>
-                  </a:graphicData>
-                </a:graphic>
-              </wp:anchor>
-            </w:drawing>
-          </mc:Choice>
-          <mc:Fallback>
-            <w:pict>
-              <v:rect w14:anchorId="3CF6A762" id="Text Box 1" o:spid="_x0000_s1029" style="position:absolute;margin-left:-3.8pt;margin-top:5pt;width:449.7pt;height:45.4pt;z-index:251659264;visibility:visible;mso-wrap-style:square;mso-wrap-distance-left:8.6pt;mso-wrap-distance-top:3.2pt;mso-wrap-distance-right:0;mso-wrap-distance-bottom:4.3pt;mso-position-horizontal:absolute;mso-position-horizontal-relative:text;mso-position-vertical:absolute;mso-position-vertical-relative:text;v-text-anchor:top" o:gfxdata="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" o:allowincell="f" strokecolor="white">
-                <v:textbox>
-                  <w:txbxContent>
-                    <w:p>
-                      <w:pPr>
-                        <w:pStyle w:val="Heading1Char"/>
-                        <w:rPr>
-                          <w:lang w:val="en-US"/>
-                        </w:rPr>
-                      </w:pPr>
-                      <w:r>
-                        <w:rPr>
-                          <w:lang w:val="en-US"/>
-                        </w:rPr>
-                        <w:t>Table: Revenues of each state and total revenue in the saudi_enforcer scenario (million USD)</w:t>
-                      </w:r>
-                    </w:p>
-                  </w:txbxContent>
-                </v:textbox>
-                <w10:wrap type="square"/>
-              </v:rect>
-            </w:pict>
-          </mc:Fallback>
-        </mc:AlternateContent>
-      </w:r>
-    </w:p>
-    <w:p>
-      <w:pPr>
-        <w:rPr>
-          <w:b/>
-          <w:bCs/>
-          <w:sz w:val="28"/>
-          <w:szCs w:val="28"/>
-          <w:lang w:val="en-US"/>
-        </w:rPr>
-      </w:pPr>
-    </w:p>
-    <w:p>
-      <w:pPr>
-        <w:rPr>
-          <w:b/>
-          <w:bCs/>
-          <w:sz w:val="28"/>
-          <w:szCs w:val="28"/>
-          <w:lang w:val="en-US"/>
-        </w:rPr>
-      </w:pPr>
-    </w:p>
-    <w:p>
-      <w:pPr>
-        <w:rPr>
-          <w:b/>
-          <w:bCs/>
-          <w:sz w:val="28"/>
-          <w:szCs w:val="28"/>
-          <w:lang w:val="en-US"/>
-        </w:rPr>
-      </w:pPr>
-    </w:p>
-    <w:p>
-      <w:pPr>
-        <w:rPr>
-          <w:b/>
-          <w:bCs/>
-          <w:sz w:val="28"/>
-          <w:szCs w:val="28"/>
-          <w:lang w:val="en-US"/>
-        </w:rPr>
-      </w:pPr>
-    </w:p>
-    <w:p>
-      <w:pPr>
-        <w:rPr>
-          <w:b/>
-          <w:bCs/>
-          <w:sz w:val="28"/>
-          <w:szCs w:val="28"/>
-          <w:lang w:val="en-US"/>
-        </w:rPr>
-      </w:pPr>
-    </w:p>
-    <w:tbl>
-      <w:tblPr>
-        <w:tblStyle w:val="TableGrid"/>
-        <w:tblW w:w="9016" w:type="dxa"/>
-        <w:tblLayout w:type="fixed"/>
-        <w:tblLook w:val="04A0" w:firstRow="1" w:lastRow="0" w:firstColumn="1" w:lastColumn="0" w:noHBand="0" w:noVBand="1"/>
-      </w:tblPr>
-      <w:tblGrid>
-        <w:gridCol w:w="1803"/>
-        <w:gridCol w:w="1803"/>
-        <w:gridCol w:w="1803"/>
-        <w:gridCol w:w="1803"/>
-        <w:gridCol w:w="1804"/>
-      </w:tblGrid>
-      <w:tr>
-        <w:tc>
-          <w:tcPr>
-            <w:tcW w:w="1803" w:type="dxa"/>
-          </w:tcPr>
-          <w:p>
-            <w:pPr>
-              <w:spacing w:after="0" w:line="240" w:lineRule="auto"/>
-              <w:rPr>
-                <w:sz w:val="24"/>
-                <w:szCs w:val="24"/>
-                <w:lang w:val="en-US"/>
-              </w:rPr>
-            </w:pPr>
-            <w:r>
-              <w:rPr>
-                <w:rFonts w:eastAsia="Aptos"/>
-                <w:sz w:val="24"/>
-                <w:szCs w:val="24"/>
-                <w:lang w:val="en-US"/>
-              </w:rPr>
-              <w:t>Saudi Arabia</w:t>
-            </w:r>
-          </w:p>
-        </w:tc>
-        <w:tc>
-          <w:tcPr>
-            <w:tcW w:w="1803" w:type="dxa"/>
-          </w:tcPr>
-          <w:p>
-            <w:pPr>
-              <w:spacing w:after="0" w:line="240" w:lineRule="auto"/>
-              <w:rPr>
-                <w:sz w:val="24"/>
-                <w:szCs w:val="24"/>
-                <w:lang w:val="en-US"/>
-              </w:rPr>
-            </w:pPr>
-            <w:r>
-              <w:rPr>
-                <w:rFonts w:eastAsia="Aptos"/>
-                <w:sz w:val="24"/>
-                <w:szCs w:val="24"/>
-                <w:lang w:val="en-US"/>
-              </w:rPr>
-              <w:t>Venezuela</w:t>
-            </w:r>
-          </w:p>
-        </w:tc>
-        <w:tc>
-          <w:tcPr>
-            <w:tcW w:w="1803" w:type="dxa"/>
-          </w:tcPr>
-          <w:p>
-            <w:pPr>
-              <w:spacing w:after="0" w:line="240" w:lineRule="auto"/>
-              <w:rPr>
-                <w:sz w:val="24"/>
-                <w:szCs w:val="24"/>
-                <w:lang w:val="en-US"/>
-              </w:rPr>
-            </w:pPr>
-            <w:r>
-              <w:rPr>
-                <w:rFonts w:eastAsia="Aptos"/>
-                <w:sz w:val="24"/>
-                <w:szCs w:val="24"/>
-                <w:lang w:val="en-US"/>
-              </w:rPr>
-              <w:t>UAE</w:t>
-            </w:r>
-          </w:p>
-        </w:tc>
-        <w:tc>
-          <w:tcPr>
-            <w:tcW w:w="1803" w:type="dxa"/>
-          </w:tcPr>
-          <w:p>
-            <w:pPr>
-              <w:spacing w:after="0" w:line="240" w:lineRule="auto"/>
-              <w:rPr>
-                <w:sz w:val="24"/>
-                <w:szCs w:val="24"/>
-                <w:lang w:val="en-US"/>
-              </w:rPr>
-            </w:pPr>
-            <w:r>
-              <w:rPr>
-                <w:rFonts w:eastAsia="Aptos"/>
-                <w:sz w:val="24"/>
-                <w:szCs w:val="24"/>
-                <w:lang w:val="en-US"/>
-              </w:rPr>
-              <w:t xml:space="preserve">Nigeria </w:t>
-            </w:r>
-          </w:p>
-        </w:tc>
-        <w:tc>
-          <w:tcPr>
-            <w:tcW w:w="1804" w:type="dxa"/>
-          </w:tcPr>
-          <w:p>
-            <w:pPr>
-              <w:spacing w:after="0" w:line="240" w:lineRule="auto"/>
-              <w:rPr>
-                <w:sz w:val="24"/>
-                <w:szCs w:val="24"/>
-                <w:lang w:val="en-US"/>
-              </w:rPr>
-            </w:pPr>
-            <w:r>
-              <w:rPr>
-                <w:rFonts w:eastAsia="Aptos"/>
-                <w:sz w:val="24"/>
-                <w:szCs w:val="24"/>
-                <w:lang w:val="en-US"/>
-              </w:rPr>
-              <w:t>Total</w:t>
-            </w:r>
-          </w:p>
-        </w:tc>
-      </w:tr>
-      <w:tr>
         <w:trPr>
           <w:trHeight w:val="397"/>
         </w:trPr>
@@ -4097,7 +4001,7 @@
                 <w:szCs w:val="24"/>
                 <w:lang w:val="en-US"/>
               </w:rPr>
-              <w:t>$28 207</w:t>
+              <w:t>28 207</w:t>
             </w:r>
           </w:p>
         </w:tc>
@@ -4121,7 +4025,7 @@
                 <w:szCs w:val="24"/>
                 <w:lang w:val="en-US"/>
               </w:rPr>
-              <w:t>$5 146</w:t>
+              <w:t>5 146</w:t>
             </w:r>
           </w:p>
         </w:tc>
@@ -4145,7 +4049,7 @@
                 <w:szCs w:val="24"/>
                 <w:lang w:val="en-US"/>
               </w:rPr>
-              <w:t>$12 183</w:t>
+              <w:t>12 183</w:t>
             </w:r>
           </w:p>
         </w:tc>
@@ -4169,7 +4073,7 @@
                 <w:szCs w:val="24"/>
                 <w:lang w:val="en-US"/>
               </w:rPr>
-              <w:t>$4 585</w:t>
+              <w:t>4 585</w:t>
             </w:r>
           </w:p>
         </w:tc>
@@ -4193,7 +4097,7 @@
                 <w:szCs w:val="24"/>
                 <w:lang w:val="en-US"/>
               </w:rPr>
-              <w:t>$50 121</w:t>
+              <w:t>50 121</w:t>
             </w:r>
           </w:p>
         </w:tc>
@@ -4221,16 +4125,16 @@
         <mc:AlternateContent>
           <mc:Choice Requires="wps">
             <w:drawing>
-              <wp:anchor distT="40640" distB="54610" distL="109220" distR="0" simplePos="0" relativeHeight="25" behindDoc="0" locked="0" layoutInCell="0" allowOverlap="1" wp14:anchorId="03FF562D" wp14:editId="4CED2324">
+              <wp:anchor distT="40640" distB="54610" distL="109220" distR="0" simplePos="0" relativeHeight="25" behindDoc="0" locked="0" layoutInCell="0" allowOverlap="1" wp14:anchorId="03FF562D" wp14:editId="47F98511">
                 <wp:simplePos x="0" y="0"/>
                 <wp:positionH relativeFrom="column">
-                  <wp:posOffset>-68580</wp:posOffset>
+                  <wp:posOffset>-64135</wp:posOffset>
                 </wp:positionH>
                 <wp:positionV relativeFrom="paragraph">
-                  <wp:posOffset>95250</wp:posOffset>
+                  <wp:posOffset>99060</wp:posOffset>
                 </wp:positionV>
-                <wp:extent cx="5711190" cy="576580"/>
-                <wp:effectExtent l="5080" t="5080" r="5080" b="5080"/>
+                <wp:extent cx="6209665" cy="317500"/>
+                <wp:effectExtent l="0" t="0" r="19685" b="25400"/>
                 <wp:wrapSquare wrapText="bothSides"/>
                 <wp:docPr id="6" name="Text Box 1"/>
                 <wp:cNvGraphicFramePr/>
@@ -4241,7 +4145,7 @@
                       <wps:spPr>
                         <a:xfrm>
                           <a:off x="0" y="0"/>
-                          <a:ext cx="5711040" cy="576720"/>
+                          <a:ext cx="6209665" cy="317500"/>
                         </a:xfrm>
                         <a:prstGeom prst="rect">
                           <a:avLst/>
@@ -4279,6 +4183,210 @@
                             </w:pPr>
                             <w:r>
                               <w:rPr>
+                                <w:i/>
+                                <w:iCs/>
+                                <w:lang w:val="en-US"/>
+                              </w:rPr>
+                              <w:t>Table: Revenues of each state and total revenue in the saudi_enforcer scenario (million USD</w:t>
+                            </w:r>
+                            <w:r>
+                              <w:rPr>
+                                <w:lang w:val="en-US"/>
+                              </w:rPr>
+                              <w:t>)</w:t>
+                            </w:r>
+                          </w:p>
+                        </w:txbxContent>
+                      </wps:txbx>
+                      <wps:bodyPr wrap="square" anchor="t">
+                        <a:noAutofit/>
+                      </wps:bodyPr>
+                    </wps:wsp>
+                  </a:graphicData>
+                </a:graphic>
+                <wp14:sizeRelH relativeFrom="margin">
+                  <wp14:pctWidth>0</wp14:pctWidth>
+                </wp14:sizeRelH>
+                <wp14:sizeRelV relativeFrom="margin">
+                  <wp14:pctHeight>0</wp14:pctHeight>
+                </wp14:sizeRelV>
+              </wp:anchor>
+            </w:drawing>
+          </mc:Choice>
+          <mc:Fallback>
+            <w:pict>
+              <v:rect w14:anchorId="03FF562D" id="Text Box 1" o:spid="_x0000_s1029" style="position:absolute;margin-left:-5.05pt;margin-top:7.8pt;width:488.95pt;height:25pt;z-index:25;visibility:visible;mso-wrap-style:square;mso-width-percent:0;mso-height-percent:0;mso-wrap-distance-left:8.6pt;mso-wrap-distance-top:3.2pt;mso-wrap-distance-right:0;mso-wrap-distance-bottom:4.3pt;mso-position-horizontal:absolute;mso-position-horizontal-relative:text;mso-position-vertical:absolute;mso-position-vertical-relative:text;mso-width-percent:0;mso-height-percent:0;mso-width-relative:margin;mso-height-relative:margin;v-text-anchor:top" o:gfxdata="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" o:allowincell="f" strokecolor="white">
+                <v:textbox>
+                  <w:txbxContent>
+                    <w:p>
+                      <w:pPr>
+                        <w:pStyle w:val="FrameContents"/>
+                        <w:rPr>
+                          <w:lang w:val="en-US"/>
+                        </w:rPr>
+                      </w:pPr>
+                      <w:r>
+                        <w:rPr>
+                          <w:i/>
+                          <w:iCs/>
+                          <w:lang w:val="en-US"/>
+                        </w:rPr>
+                        <w:t>Table: Revenues of each state and total revenue in the saudi_enforcer scenario (million USD</w:t>
+                      </w:r>
+                      <w:r>
+                        <w:rPr>
+                          <w:lang w:val="en-US"/>
+                        </w:rPr>
+                        <w:t>)</w:t>
+                      </w:r>
+                    </w:p>
+                  </w:txbxContent>
+                </v:textbox>
+                <w10:wrap type="square"/>
+              </v:rect>
+            </w:pict>
+          </mc:Fallback>
+        </mc:AlternateContent>
+      </w:r>
+    </w:p>
+    <w:p>
+      <w:pPr>
+        <w:rPr>
+          <w:b/>
+          <w:bCs/>
+          <w:sz w:val="24"/>
+          <w:szCs w:val="24"/>
+        </w:rPr>
+      </w:pPr>
+      <w:r>
+        <w:rPr>
+          <w:b/>
+          <w:bCs/>
+          <w:sz w:val="24"/>
+          <w:szCs w:val="24"/>
+        </w:rPr>
+        <w:t>b) Saudi Arabia Saves the Market Price (</w:t>
+      </w:r>
+      <w:r>
+        <w:rPr>
+          <w:b/>
+          <w:bCs/>
+          <w:i/>
+          <w:iCs/>
+          <w:sz w:val="24"/>
+          <w:szCs w:val="24"/>
+        </w:rPr>
+        <w:t>saudi_saviour</w:t>
+      </w:r>
+      <w:r>
+        <w:rPr>
+          <w:b/>
+          <w:bCs/>
+          <w:sz w:val="24"/>
+          <w:szCs w:val="24"/>
+        </w:rPr>
+        <w:t>)</w:t>
+      </w:r>
+    </w:p>
+    <w:p>
+      <w:pPr>
+        <w:rPr>
+          <w:sz w:val="24"/>
+          <w:szCs w:val="24"/>
+        </w:rPr>
+      </w:pPr>
+      <w:r>
+        <w:rPr>
+          <w:sz w:val="24"/>
+          <w:szCs w:val="24"/>
+        </w:rPr>
+        <w:t>The opposite approach Saudi Arabia can take once the price drops to a certain level is “saving” the market price by deliberately under-producing. Because the supply drops, the price rises. The spikes in the graphs are caused by the price hovering around the threshold for Saudi to start under producing.</w:t>
+      </w:r>
+    </w:p>
+    <w:p>
+      <w:pPr>
+        <w:rPr>
+          <w:b/>
+          <w:bCs/>
+          <w:sz w:val="28"/>
+          <w:szCs w:val="28"/>
+          <w:lang w:val="en-US"/>
+        </w:rPr>
+      </w:pPr>
+      <w:r>
+        <w:rPr>
+          <w:b/>
+          <w:bCs/>
+          <w:noProof/>
+          <w:sz w:val="28"/>
+          <w:szCs w:val="28"/>
+          <w:lang w:val="en-US"/>
+        </w:rPr>
+        <mc:AlternateContent>
+          <mc:Choice Requires="wps">
+            <w:drawing>
+              <wp:anchor distT="40640" distB="54610" distL="109220" distR="0" simplePos="0" relativeHeight="251659264" behindDoc="0" locked="0" layoutInCell="0" allowOverlap="1" wp14:anchorId="6DE8A192" wp14:editId="5CD4D308">
+                <wp:simplePos x="0" y="0"/>
+                <wp:positionH relativeFrom="column">
+                  <wp:posOffset>-66675</wp:posOffset>
+                </wp:positionH>
+                <wp:positionV relativeFrom="paragraph">
+                  <wp:posOffset>3141345</wp:posOffset>
+                </wp:positionV>
+                <wp:extent cx="5711190" cy="328295"/>
+                <wp:effectExtent l="0" t="0" r="22860" b="14605"/>
+                <wp:wrapSquare wrapText="bothSides"/>
+                <wp:docPr id="1587475582" name="Text Box 1"/>
+                <wp:cNvGraphicFramePr/>
+                <a:graphic xmlns:a="http://schemas.openxmlformats.org/drawingml/2006/main">
+                  <a:graphicData uri="http://schemas.microsoft.com/office/word/2010/wordprocessingShape">
+                    <wps:wsp>
+                      <wps:cNvSpPr/>
+                      <wps:spPr>
+                        <a:xfrm>
+                          <a:off x="0" y="0"/>
+                          <a:ext cx="5711190" cy="328295"/>
+                        </a:xfrm>
+                        <a:prstGeom prst="rect">
+                          <a:avLst/>
+                        </a:prstGeom>
+                        <a:solidFill>
+                          <a:srgbClr val="FFFFFF"/>
+                        </a:solidFill>
+                        <a:ln w="9525">
+                          <a:solidFill>
+                            <a:srgbClr val="FFFFFF"/>
+                          </a:solidFill>
+                          <a:miter/>
+                        </a:ln>
+                      </wps:spPr>
+                      <wps:style>
+                        <a:lnRef idx="0">
+                          <a:scrgbClr r="0" g="0" b="0"/>
+                        </a:lnRef>
+                        <a:fillRef idx="0">
+                          <a:scrgbClr r="0" g="0" b="0"/>
+                        </a:fillRef>
+                        <a:effectRef idx="0">
+                          <a:scrgbClr r="0" g="0" b="0"/>
+                        </a:effectRef>
+                        <a:fontRef idx="minor"/>
+                      </wps:style>
+                      <wps:txbx>
+                        <w:txbxContent>
+                          <w:p>
+                            <w:pPr>
+                              <w:pStyle w:val="Heading1Char"/>
+                              <w:rPr>
+                                <w:i/>
+                                <w:iCs/>
+                                <w:lang w:val="en-US"/>
+                              </w:rPr>
+                            </w:pPr>
+                            <w:r>
+                              <w:rPr>
+                                <w:i/>
+                                <w:iCs/>
                                 <w:lang w:val="en-US"/>
                               </w:rPr>
                               <w:t>Table: Revenues of each state and total revenue in the saudi_enforcer scenario (million USD)</w:t>
@@ -4292,23 +4400,30 @@
                     </wps:wsp>
                   </a:graphicData>
                 </a:graphic>
+                <wp14:sizeRelV relativeFrom="margin">
+                  <wp14:pctHeight>0</wp14:pctHeight>
+                </wp14:sizeRelV>
               </wp:anchor>
             </w:drawing>
           </mc:Choice>
           <mc:Fallback>
             <w:pict>
-              <v:rect w14:anchorId="03FF562D" id="_x0000_s1030" style="position:absolute;margin-left:-5.4pt;margin-top:7.5pt;width:449.7pt;height:45.4pt;z-index:25;visibility:visible;mso-wrap-style:square;mso-wrap-distance-left:8.6pt;mso-wrap-distance-top:3.2pt;mso-wrap-distance-right:0;mso-wrap-distance-bottom:4.3pt;mso-position-horizontal:absolute;mso-position-horizontal-relative:text;mso-position-vertical:absolute;mso-position-vertical-relative:text;v-text-anchor:top" o:gfxdata="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" o:allowincell="f" strokecolor="white">
+              <v:rect w14:anchorId="6DE8A192" id="_x0000_s1030" style="position:absolute;margin-left:-5.25pt;margin-top:247.35pt;width:449.7pt;height:25.85pt;z-index:251659264;visibility:visible;mso-wrap-style:square;mso-height-percent:0;mso-wrap-distance-left:8.6pt;mso-wrap-distance-top:3.2pt;mso-wrap-distance-right:0;mso-wrap-distance-bottom:4.3pt;mso-position-horizontal:absolute;mso-position-horizontal-relative:text;mso-position-vertical:absolute;mso-position-vertical-relative:text;mso-height-percent:0;mso-height-relative:margin;v-text-anchor:top" o:gfxdata="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" o:allowincell="f" strokecolor="white">
                 <v:textbox>
                   <w:txbxContent>
                     <w:p>
                       <w:pPr>
-                        <w:pStyle w:val="FrameContents"/>
+                        <w:pStyle w:val="Heading1Char"/>
                         <w:rPr>
+                          <w:i/>
+                          <w:iCs/>
                           <w:lang w:val="en-US"/>
                         </w:rPr>
                       </w:pPr>
                       <w:r>
                         <w:rPr>
+                          <w:i/>
+                          <w:iCs/>
                           <w:lang w:val="en-US"/>
                         </w:rPr>
                         <w:t>Table: Revenues of each state and total revenue in the saudi_enforcer scenario (million USD)</w:t>
@@ -4322,51 +4437,6 @@
           </mc:Fallback>
         </mc:AlternateContent>
       </w:r>
-    </w:p>
-    <w:p>
-      <w:pPr>
-        <w:rPr>
-          <w:b/>
-          <w:bCs/>
-          <w:sz w:val="24"/>
-          <w:szCs w:val="24"/>
-        </w:rPr>
-      </w:pPr>
-      <w:r>
-        <w:rPr>
-          <w:b/>
-          <w:bCs/>
-          <w:sz w:val="24"/>
-          <w:szCs w:val="24"/>
-        </w:rPr>
-        <w:t>b) Saudi Arabia Saves the Market Price (saudi_saviour)</w:t>
-      </w:r>
-    </w:p>
-    <w:p>
-      <w:pPr>
-        <w:rPr>
-          <w:sz w:val="24"/>
-          <w:szCs w:val="24"/>
-        </w:rPr>
-      </w:pPr>
-      <w:r>
-        <w:rPr>
-          <w:sz w:val="24"/>
-          <w:szCs w:val="24"/>
-        </w:rPr>
-        <w:t>The opposite approach Saudi Arabia can take once the price drops to a certain level is “saving” the market price by deliberately under-producing. Because the supply drops, the price rises. The spikes in the graphs are caused by the price hovering around the threshold for Saudi to start under producing.</w:t>
-      </w:r>
-    </w:p>
-    <w:p>
-      <w:pPr>
-        <w:rPr>
-          <w:b/>
-          <w:bCs/>
-          <w:sz w:val="28"/>
-          <w:szCs w:val="28"/>
-          <w:lang w:val="en-US"/>
-        </w:rPr>
-      </w:pPr>
       <w:r>
         <w:rPr>
           <w:b/>
@@ -4377,7 +4447,7 @@
           <w:lang w:val="en-US"/>
         </w:rPr>
         <w:drawing>
-          <wp:anchor distT="0" distB="0" distL="0" distR="0" simplePos="0" relativeHeight="2" behindDoc="0" locked="0" layoutInCell="0" allowOverlap="1" wp14:anchorId="4069ED73" wp14:editId="3AC738A8">
+          <wp:anchor distT="0" distB="0" distL="0" distR="0" simplePos="0" relativeHeight="2" behindDoc="0" locked="0" layoutInCell="0" allowOverlap="1" wp14:anchorId="4069ED73" wp14:editId="12FDDE04">
             <wp:simplePos x="0" y="0"/>
             <wp:positionH relativeFrom="column">
               <wp:posOffset>-48895</wp:posOffset>
@@ -4640,7 +4710,6 @@
                 <w:szCs w:val="24"/>
                 <w:lang w:val="en-US"/>
               </w:rPr>
-              <w:lastRenderedPageBreak/>
               <w:t>$29 878</w:t>
             </w:r>
           </w:p>
@@ -4753,101 +4822,22 @@
           <w:lang w:val="en-US"/>
         </w:rPr>
       </w:pPr>
-      <w:r>
+    </w:p>
+    <w:p>
+      <w:pPr>
         <w:rPr>
           <w:b/>
           <w:bCs/>
-          <w:noProof/>
-          <w:sz w:val="28"/>
-          <w:szCs w:val="28"/>
-          <w:lang w:val="en-US"/>
-        </w:rPr>
-        <mc:AlternateContent>
-          <mc:Choice Requires="wps">
-            <w:drawing>
-              <wp:anchor distT="40640" distB="54610" distL="109220" distR="0" simplePos="0" relativeHeight="27" behindDoc="0" locked="0" layoutInCell="0" allowOverlap="1" wp14:anchorId="26A88FDC" wp14:editId="2BA3AB23">
-                <wp:simplePos x="0" y="0"/>
-                <wp:positionH relativeFrom="column">
-                  <wp:posOffset>42545</wp:posOffset>
-                </wp:positionH>
-                <wp:positionV relativeFrom="paragraph">
-                  <wp:posOffset>197485</wp:posOffset>
-                </wp:positionV>
-                <wp:extent cx="5715635" cy="581025"/>
-                <wp:effectExtent l="5715" t="5715" r="4445" b="4445"/>
-                <wp:wrapSquare wrapText="bothSides"/>
-                <wp:docPr id="9" name="Text Box 3"/>
-                <wp:cNvGraphicFramePr/>
-                <a:graphic xmlns:a="http://schemas.openxmlformats.org/drawingml/2006/main">
-                  <a:graphicData uri="http://schemas.microsoft.com/office/word/2010/wordprocessingShape">
-                    <wps:wsp>
-                      <wps:cNvSpPr/>
-                      <wps:spPr>
-                        <a:xfrm>
-                          <a:off x="0" y="0"/>
-                          <a:ext cx="5715720" cy="581040"/>
-                        </a:xfrm>
-                        <a:prstGeom prst="rect">
-                          <a:avLst/>
-                        </a:prstGeom>
-                        <a:solidFill>
-                          <a:srgbClr val="FFFFFF"/>
-                        </a:solidFill>
-                        <a:ln w="9360">
-                          <a:solidFill>
-                            <a:schemeClr val="lt1"/>
-                          </a:solidFill>
-                          <a:miter/>
-                        </a:ln>
-                      </wps:spPr>
-                      <wps:style>
-                        <a:lnRef idx="0">
-                          <a:scrgbClr r="0" g="0" b="0"/>
-                        </a:lnRef>
-                        <a:fillRef idx="0">
-                          <a:scrgbClr r="0" g="0" b="0"/>
-                        </a:fillRef>
-                        <a:effectRef idx="0">
-                          <a:scrgbClr r="0" g="0" b="0"/>
-                        </a:effectRef>
-                        <a:fontRef idx="minor"/>
-                      </wps:style>
-                      <wps:bodyPr/>
-                    </wps:wsp>
-                  </a:graphicData>
-                </a:graphic>
-              </wp:anchor>
-            </w:drawing>
-          </mc:Choice>
-          <mc:Fallback xmlns:pic="http://schemas.openxmlformats.org/drawingml/2006/picture">
-            <w:pict>
-              <v:rect id="shape_0" fillcolor="white" stroked="t" o:allowincell="f" style="position:absolute;margin-left:3.35pt;margin-top:15.55pt;width:450pt;height:45.7pt;mso-wrap-style:none;v-text-anchor:middle">
-                <v:fill o:detectmouseclick="t" type="solid" color2="black"/>
-                <v:stroke color="white" weight="9360" joinstyle="miter" endcap="flat"/>
-                <w10:wrap type="square"/>
-              </v:rect>
-            </w:pict>
-          </mc:Fallback>
-        </mc:AlternateContent>
-      </w:r>
-    </w:p>
-    <w:p>
-      <w:pPr>
+          <w:sz w:val="24"/>
+          <w:szCs w:val="24"/>
+        </w:rPr>
+      </w:pPr>
+      <w:r>
         <w:rPr>
           <w:b/>
           <w:bCs/>
-          <w:sz w:val="28"/>
-          <w:szCs w:val="28"/>
-          <w:lang w:val="en-US"/>
-        </w:rPr>
-      </w:pPr>
-      <w:r>
-        <w:rPr>
-          <w:b/>
-          <w:bCs/>
-          <w:sz w:val="28"/>
-          <w:szCs w:val="28"/>
-          <w:lang w:val="en-US"/>
+          <w:sz w:val="24"/>
+          <w:szCs w:val="24"/>
         </w:rPr>
         <w:t>Comparison</w:t>
       </w:r>
@@ -4864,7 +4854,54 @@
           <w:sz w:val="24"/>
           <w:szCs w:val="24"/>
         </w:rPr>
-        <w:t>Saudi Arabia has a disproportionate share of the market, which means its decisions have a disproportionately large effect on the final oil price. As expected, the revenues of the other countries were higher in the saudi_saviour scenario because the higher market price benefited all producers.</w:t>
+        <w:t xml:space="preserve">Saudi Arabia has a disproportionate share of the market, which means its decisions have a disproportionately large effect on the final oil price. As expected, the revenues of the other countries were higher in the </w:t>
+      </w:r>
+      <w:r>
+        <w:rPr>
+          <w:i/>
+          <w:iCs/>
+          <w:sz w:val="24"/>
+          <w:szCs w:val="24"/>
+        </w:rPr>
+        <w:t>saudi_saviour</w:t>
+      </w:r>
+      <w:r>
+        <w:rPr>
+          <w:sz w:val="24"/>
+          <w:szCs w:val="24"/>
+        </w:rPr>
+        <w:t xml:space="preserve"> scenario because the higher market price benefited all producers.</w:t>
+      </w:r>
+    </w:p>
+    <w:p>
+      <w:pPr>
+        <w:rPr>
+          <w:sz w:val="24"/>
+          <w:szCs w:val="24"/>
+        </w:rPr>
+      </w:pPr>
+      <w:r>
+        <w:rPr>
+          <w:sz w:val="24"/>
+          <w:szCs w:val="24"/>
+        </w:rPr>
+        <w:t xml:space="preserve">What is more interesting is that Saudi Arabia itself also achieved higher revenue in the </w:t>
+      </w:r>
+      <w:r>
+        <w:rPr>
+          <w:i/>
+          <w:iCs/>
+          <w:sz w:val="24"/>
+          <w:szCs w:val="24"/>
+        </w:rPr>
+        <w:t xml:space="preserve">saudi_saviour </w:t>
+      </w:r>
+      <w:r>
+        <w:rPr>
+          <w:sz w:val="24"/>
+          <w:szCs w:val="24"/>
+        </w:rPr>
+        <w:t>scenario. Although Saudi Arabia sold fewer barrels by deliberately restricting production, the resulting increase in price more than compensated for the reduction in volume sold. In this particular simulation, maintaining a high market price proved more profitable than attempting to punish quota violators through a temporary price war</w:t>
       </w:r>
     </w:p>
     <w:p>
@@ -4880,17 +4917,18 @@
           <w:sz w:val="24"/>
           <w:szCs w:val="24"/>
         </w:rPr>
+        <w:lastRenderedPageBreak/>
         <w:drawing>
-          <wp:anchor distT="0" distB="0" distL="0" distR="0" simplePos="0" relativeHeight="22" behindDoc="0" locked="0" layoutInCell="0" allowOverlap="1" wp14:anchorId="40E92ABE" wp14:editId="4C198A5F">
+          <wp:anchor distT="0" distB="0" distL="0" distR="0" simplePos="0" relativeHeight="22" behindDoc="0" locked="0" layoutInCell="0" allowOverlap="1" wp14:anchorId="40E92ABE" wp14:editId="63D73F6D">
             <wp:simplePos x="0" y="0"/>
-            <wp:positionH relativeFrom="column">
-              <wp:posOffset>2253615</wp:posOffset>
+            <wp:positionH relativeFrom="margin">
+              <wp:posOffset>937730</wp:posOffset>
             </wp:positionH>
             <wp:positionV relativeFrom="paragraph">
-              <wp:posOffset>760730</wp:posOffset>
+              <wp:posOffset>1883990</wp:posOffset>
             </wp:positionV>
-            <wp:extent cx="3399155" cy="2549525"/>
-            <wp:effectExtent l="0" t="0" r="0" b="0"/>
+            <wp:extent cx="3307080" cy="2480310"/>
+            <wp:effectExtent l="0" t="0" r="7620" b="0"/>
             <wp:wrapSquare wrapText="largest"/>
             <wp:docPr id="10" name="Image3"/>
             <wp:cNvGraphicFramePr>
@@ -4914,7 +4952,7 @@
                   <pic:spPr bwMode="auto">
                     <a:xfrm>
                       <a:off x="0" y="0"/>
-                      <a:ext cx="3399155" cy="2549525"/>
+                      <a:ext cx="3307080" cy="2480310"/>
                     </a:xfrm>
                     <a:prstGeom prst="rect">
                       <a:avLst/>
@@ -4924,6 +4962,12 @@
                 </pic:pic>
               </a:graphicData>
             </a:graphic>
+            <wp14:sizeRelH relativeFrom="margin">
+              <wp14:pctWidth>0</wp14:pctWidth>
+            </wp14:sizeRelH>
+            <wp14:sizeRelV relativeFrom="margin">
+              <wp14:pctHeight>0</wp14:pctHeight>
+            </wp14:sizeRelV>
           </wp:anchor>
         </w:drawing>
       </w:r>
@@ -4932,8 +4976,108 @@
           <w:sz w:val="24"/>
           <w:szCs w:val="24"/>
         </w:rPr>
-        <w:t>What is more interesting is that Saudi Arabia itself also achieved higher revenue in the saudi_saviour scenario. Although Saudi Arabia sold fewer barrels by deliberately restricting production, the resulting increase in price more than compensated for the reduction in volume sold. In this particular simulation, maintaining a high market price proved more profitable than attempting to punish quota violators through a temporary price war.</w:t>
-      </w:r>
+        <w:t xml:space="preserve">Of course, this result should be interpreted with caution because the model contains several limitations. Most importantly, countries do not adapt their strategies in response to Saudi Arabia's actions. In reality, producers would likely react to a deliberate market flood by changing their own production decisions, potentially making the enforcement strategy more effective than shown here. The model also assumes fixed demand </w:t>
+      </w:r>
+      <w:r>
+        <w:rPr>
+          <w:sz w:val="24"/>
+          <w:szCs w:val="24"/>
+        </w:rPr>
+        <w:t>behaviour</w:t>
+      </w:r>
+      <w:r>
+        <w:rPr>
+          <w:sz w:val="24"/>
+          <w:szCs w:val="24"/>
+        </w:rPr>
+        <w:t xml:space="preserve">, fixed production capacities, and does not account for political considerations or uncertainty in future prices. Therefore, the results should be viewed as an illustration of the mechanisms involved rather than a prediction of real-world OPEC </w:t>
+      </w:r>
+      <w:r>
+        <w:rPr>
+          <w:sz w:val="24"/>
+          <w:szCs w:val="24"/>
+        </w:rPr>
+        <w:t>behaviour</w:t>
+      </w:r>
+      <w:r>
+        <w:rPr>
+          <w:sz w:val="24"/>
+          <w:szCs w:val="24"/>
+        </w:rPr>
+        <w:t>.</w:t>
+      </w:r>
+    </w:p>
+    <w:p>
+      <w:pPr>
+        <w:rPr>
+          <w:sz w:val="24"/>
+          <w:szCs w:val="24"/>
+        </w:rPr>
+      </w:pPr>
+    </w:p>
+    <w:p>
+      <w:pPr>
+        <w:rPr>
+          <w:sz w:val="24"/>
+          <w:szCs w:val="24"/>
+        </w:rPr>
+      </w:pPr>
+    </w:p>
+    <w:p>
+      <w:pPr>
+        <w:rPr>
+          <w:sz w:val="24"/>
+          <w:szCs w:val="24"/>
+        </w:rPr>
+      </w:pPr>
+    </w:p>
+    <w:p>
+      <w:pPr>
+        <w:rPr>
+          <w:sz w:val="24"/>
+          <w:szCs w:val="24"/>
+        </w:rPr>
+      </w:pPr>
+    </w:p>
+    <w:p>
+      <w:pPr>
+        <w:rPr>
+          <w:sz w:val="24"/>
+          <w:szCs w:val="24"/>
+        </w:rPr>
+      </w:pPr>
+    </w:p>
+    <w:p>
+      <w:pPr>
+        <w:rPr>
+          <w:sz w:val="24"/>
+          <w:szCs w:val="24"/>
+        </w:rPr>
+      </w:pPr>
+    </w:p>
+    <w:p>
+      <w:pPr>
+        <w:rPr>
+          <w:sz w:val="24"/>
+          <w:szCs w:val="24"/>
+        </w:rPr>
+      </w:pPr>
+    </w:p>
+    <w:p>
+      <w:pPr>
+        <w:rPr>
+          <w:sz w:val="24"/>
+          <w:szCs w:val="24"/>
+        </w:rPr>
+      </w:pPr>
+    </w:p>
+    <w:p>
+      <w:pPr>
+        <w:rPr>
+          <w:sz w:val="24"/>
+          <w:szCs w:val="24"/>
+        </w:rPr>
+      </w:pPr>
     </w:p>
     <w:p>
       <w:pPr>
@@ -4945,121 +5089,22 @@
           <w:lang w:val="en-US"/>
         </w:rPr>
       </w:pPr>
-    </w:p>
-    <w:p>
-      <w:pPr>
-        <w:rPr>
-          <w:sz w:val="28"/>
-          <w:szCs w:val="28"/>
-          <w:lang w:val="en-US"/>
-        </w:rPr>
-      </w:pPr>
-    </w:p>
-    <w:p>
-      <w:pPr>
-        <w:rPr>
-          <w:sz w:val="24"/>
-          <w:szCs w:val="24"/>
-        </w:rPr>
-      </w:pPr>
-      <w:r>
-        <w:rPr>
-          <w:sz w:val="24"/>
-          <w:szCs w:val="24"/>
-        </w:rPr>
-        <w:t xml:space="preserve">Of course, this result should be interpreted with caution because the model contains several limitations. Most importantly, countries do not adapt their strategies in response to Saudi Arabia's actions. In reality, producers would likely react to a deliberate market flood by changing their own production decisions, potentially making the enforcement strategy more effective than shown here. The model also assumes fixed demand </w:t>
-      </w:r>
-      <w:proofErr w:type="spellStart"/>
-      <w:r>
-        <w:rPr>
-          <w:sz w:val="24"/>
-          <w:szCs w:val="24"/>
-        </w:rPr>
-        <w:t>behavior</w:t>
-      </w:r>
-      <w:proofErr w:type="spellEnd"/>
-      <w:r>
-        <w:rPr>
-          <w:sz w:val="24"/>
-          <w:szCs w:val="24"/>
-        </w:rPr>
-        <w:t xml:space="preserve">, fixed production capacities, and does not account for political considerations or uncertainty in future prices. Therefore, the results should be viewed as an illustration of the mechanisms involved rather than a prediction of real-world OPEC </w:t>
-      </w:r>
-      <w:proofErr w:type="spellStart"/>
-      <w:r>
-        <w:rPr>
-          <w:sz w:val="24"/>
-          <w:szCs w:val="24"/>
-        </w:rPr>
-        <w:t>behavior</w:t>
-      </w:r>
-      <w:proofErr w:type="spellEnd"/>
-      <w:r>
-        <w:rPr>
-          <w:sz w:val="24"/>
-          <w:szCs w:val="24"/>
-        </w:rPr>
-        <w:t>.</w:t>
-      </w:r>
-    </w:p>
-    <w:p>
-      <w:pPr>
-        <w:rPr>
-          <w:sz w:val="24"/>
-          <w:szCs w:val="24"/>
-        </w:rPr>
-      </w:pPr>
-    </w:p>
-    <w:p>
-      <w:pPr>
-        <w:rPr>
-          <w:b/>
-          <w:bCs/>
-          <w:sz w:val="24"/>
-          <w:szCs w:val="24"/>
-        </w:rPr>
-      </w:pPr>
-      <w:r>
-        <w:rPr>
-          <w:b/>
-          <w:bCs/>
-          <w:sz w:val="24"/>
-          <w:szCs w:val="24"/>
-        </w:rPr>
-        <w:t>Overall results</w:t>
-      </w:r>
-    </w:p>
-    <w:p>
-      <w:pPr>
-        <w:rPr>
-          <w:sz w:val="24"/>
-          <w:szCs w:val="24"/>
-        </w:rPr>
-      </w:pPr>
-      <w:r>
-        <w:rPr>
-          <w:sz w:val="24"/>
-          <w:szCs w:val="24"/>
-        </w:rPr>
-        <w:t xml:space="preserve">Overall, the model suggests that OPEC quotas can substantially increase collective revenue by maintaining higher oil prices. Furthermore, under the assumptions of the model, Saudi Arabia achieves higher revenue by stabilizing prices through production </w:t>
-      </w:r>
-      <w:r>
-        <w:rPr>
-          <w:sz w:val="24"/>
-          <w:szCs w:val="24"/>
-        </w:rPr>
-        <w:lastRenderedPageBreak/>
-        <w:t>cuts rather than by engaging in price wars. However, these conclusions depend heavily on the simplifying assumptions of fixed strategies and demand conditions.</w:t>
-      </w:r>
-    </w:p>
-    <w:p>
-      <w:pPr>
+      <w:r>
         <w:rPr>
           <w:b/>
           <w:bCs/>
           <w:sz w:val="28"/>
           <w:szCs w:val="28"/>
           <w:lang w:val="en-US"/>
+        </w:rPr>
+        <w:t>Overall results</w:t>
+      </w:r>
+    </w:p>
+    <w:p>
+      <w:pPr>
+        <w:rPr>
+          <w:sz w:val="24"/>
+          <w:szCs w:val="24"/>
         </w:rPr>
       </w:pPr>
       <w:r>
@@ -5072,16 +5117,16 @@
           <w:lang w:val="en-US"/>
         </w:rPr>
         <w:drawing>
-          <wp:anchor distT="0" distB="0" distL="0" distR="0" simplePos="0" relativeHeight="24" behindDoc="0" locked="0" layoutInCell="0" allowOverlap="1" wp14:anchorId="0ADE4611" wp14:editId="0C32AEB4">
+          <wp:anchor distT="0" distB="0" distL="0" distR="0" simplePos="0" relativeHeight="24" behindDoc="0" locked="0" layoutInCell="0" allowOverlap="1" wp14:anchorId="0ADE4611" wp14:editId="78F4A0EB">
             <wp:simplePos x="0" y="0"/>
             <wp:positionH relativeFrom="column">
-              <wp:posOffset>-245110</wp:posOffset>
+              <wp:posOffset>-628263</wp:posOffset>
             </wp:positionH>
             <wp:positionV relativeFrom="paragraph">
-              <wp:posOffset>-118110</wp:posOffset>
+              <wp:posOffset>1299155</wp:posOffset>
             </wp:positionV>
-            <wp:extent cx="3117215" cy="2338070"/>
-            <wp:effectExtent l="0" t="0" r="0" b="0"/>
+            <wp:extent cx="3370580" cy="2527935"/>
+            <wp:effectExtent l="0" t="0" r="1270" b="5715"/>
             <wp:wrapSquare wrapText="largest"/>
             <wp:docPr id="11" name="Image4"/>
             <wp:cNvGraphicFramePr>
@@ -5105,7 +5150,7 @@
                   <pic:spPr bwMode="auto">
                     <a:xfrm>
                       <a:off x="0" y="0"/>
-                      <a:ext cx="3117215" cy="2338070"/>
+                      <a:ext cx="3370580" cy="2527935"/>
                     </a:xfrm>
                     <a:prstGeom prst="rect">
                       <a:avLst/>
@@ -5115,6 +5160,12 @@
                 </pic:pic>
               </a:graphicData>
             </a:graphic>
+            <wp14:sizeRelH relativeFrom="margin">
+              <wp14:pctWidth>0</wp14:pctWidth>
+            </wp14:sizeRelH>
+            <wp14:sizeRelV relativeFrom="margin">
+              <wp14:pctHeight>0</wp14:pctHeight>
+            </wp14:sizeRelV>
           </wp:anchor>
         </w:drawing>
       </w:r>
@@ -5128,16 +5179,16 @@
           <w:lang w:val="en-US"/>
         </w:rPr>
         <w:drawing>
-          <wp:anchor distT="0" distB="0" distL="0" distR="0" simplePos="0" relativeHeight="23" behindDoc="0" locked="0" layoutInCell="0" allowOverlap="1" wp14:anchorId="0F64EF88" wp14:editId="2E45FA77">
+          <wp:anchor distT="0" distB="0" distL="0" distR="0" simplePos="0" relativeHeight="23" behindDoc="0" locked="0" layoutInCell="0" allowOverlap="1" wp14:anchorId="0F64EF88" wp14:editId="14DEB8C9">
             <wp:simplePos x="0" y="0"/>
-            <wp:positionH relativeFrom="column">
-              <wp:posOffset>2783205</wp:posOffset>
+            <wp:positionH relativeFrom="margin">
+              <wp:posOffset>2647784</wp:posOffset>
             </wp:positionH>
             <wp:positionV relativeFrom="paragraph">
-              <wp:posOffset>-90805</wp:posOffset>
+              <wp:posOffset>1189382</wp:posOffset>
             </wp:positionV>
-            <wp:extent cx="3151505" cy="2363470"/>
-            <wp:effectExtent l="0" t="0" r="0" b="0"/>
+            <wp:extent cx="3605042" cy="2703443"/>
+            <wp:effectExtent l="0" t="0" r="0" b="1905"/>
             <wp:wrapSquare wrapText="largest"/>
             <wp:docPr id="12" name="Image1"/>
             <wp:cNvGraphicFramePr>
@@ -5161,7 +5212,7 @@
                   <pic:spPr bwMode="auto">
                     <a:xfrm>
                       <a:off x="0" y="0"/>
-                      <a:ext cx="3151505" cy="2363470"/>
+                      <a:ext cx="3606034" cy="2704187"/>
                     </a:xfrm>
                     <a:prstGeom prst="rect">
                       <a:avLst/>
@@ -5171,10 +5222,25 @@
                 </pic:pic>
               </a:graphicData>
             </a:graphic>
+            <wp14:sizeRelH relativeFrom="margin">
+              <wp14:pctWidth>0</wp14:pctWidth>
+            </wp14:sizeRelH>
+            <wp14:sizeRelV relativeFrom="margin">
+              <wp14:pctHeight>0</wp14:pctHeight>
+            </wp14:sizeRelV>
           </wp:anchor>
         </w:drawing>
       </w:r>
       <w:r>
+        <w:rPr>
+          <w:sz w:val="24"/>
+          <w:szCs w:val="24"/>
+        </w:rPr>
+        <w:t>Overall, the model suggests that OPEC quotas can substantially increase collective revenue by maintaining higher oil prices. Furthermore, under the assumptions of the model, Saudi Arabia achieves higher revenue by stabilizing prices through production cuts rather than by engaging in price wars. However, these conclusions depend heavily on the simplifying assumptions of fixed strategies and demand conditions.</w:t>
+      </w:r>
+    </w:p>
+    <w:p>
+      <w:pPr>
         <w:rPr>
           <w:b/>
           <w:bCs/>
@@ -5182,11 +5248,8 @@
           <w:szCs w:val="28"/>
           <w:lang w:val="en-US"/>
         </w:rPr>
-        <w:t xml:space="preserve"> </w:t>
-      </w:r>
-    </w:p>
-    <w:p>
-      <w:pPr>
+      </w:pPr>
+      <w:r>
         <w:rPr>
           <w:b/>
           <w:bCs/>
@@ -5194,26 +5257,7 @@
           <w:szCs w:val="28"/>
           <w:lang w:val="en-US"/>
         </w:rPr>
-      </w:pPr>
-    </w:p>
-    <w:p>
-      <w:pPr>
-        <w:rPr>
-          <w:b/>
-          <w:bCs/>
-          <w:sz w:val="28"/>
-          <w:szCs w:val="28"/>
-          <w:lang w:val="en-US"/>
-        </w:rPr>
-      </w:pPr>
-      <w:r>
-        <w:rPr>
-          <w:b/>
-          <w:bCs/>
-          <w:sz w:val="28"/>
-          <w:szCs w:val="28"/>
-          <w:lang w:val="en-US"/>
-        </w:rPr>
+        <w:lastRenderedPageBreak/>
         <w:t>References</w:t>
       </w:r>
     </w:p>
@@ -5231,6 +5275,8 @@
           <w:lang w:val="en-US"/>
         </w:rPr>
       </w:pPr>
+      <w:bookmarkStart w:id="0" w:name="Reference1"/>
+      <w:bookmarkStart w:id="1" w:name="_Ref231203774"/>
       <w:r>
         <w:rPr>
           <w:sz w:val="24"/>
@@ -5254,6 +5300,7 @@
         </w:rPr>
         <w:t>. University of Illinois Chicago, Department of Mathematics, Statistics, and Computer Science.</w:t>
       </w:r>
+      <w:bookmarkEnd w:id="1"/>
     </w:p>
     <w:p>
       <w:pPr>
@@ -5277,6 +5324,7 @@
         </w:r>
       </w:hyperlink>
     </w:p>
+    <w:bookmarkEnd w:id="0"/>
     <w:p>
       <w:pPr>
         <w:spacing w:after="0"/>
@@ -5573,9 +5621,9 @@
       <w:lvlJc w:val="left"/>
       <w:pPr>
         <w:tabs>
-          <w:tab w:val="num" w:pos="0"/>
+          <w:tab w:val="num" w:pos="-76"/>
         </w:tabs>
-        <w:ind w:left="720" w:hanging="360"/>
+        <w:ind w:left="644" w:hanging="360"/>
       </w:pPr>
     </w:lvl>
     <w:lvl w:ilvl="1">
@@ -5585,9 +5633,9 @@
       <w:lvlJc w:val="left"/>
       <w:pPr>
         <w:tabs>
-          <w:tab w:val="num" w:pos="0"/>
+          <w:tab w:val="num" w:pos="-76"/>
         </w:tabs>
-        <w:ind w:left="1440" w:hanging="360"/>
+        <w:ind w:left="1364" w:hanging="360"/>
       </w:pPr>
     </w:lvl>
     <w:lvl w:ilvl="2">
@@ -5597,9 +5645,9 @@
       <w:lvlJc w:val="right"/>
       <w:pPr>
         <w:tabs>
-          <w:tab w:val="num" w:pos="0"/>
+          <w:tab w:val="num" w:pos="-76"/>
         </w:tabs>
-        <w:ind w:left="2160" w:hanging="180"/>
+        <w:ind w:left="2084" w:hanging="180"/>
       </w:pPr>
     </w:lvl>
     <w:lvl w:ilvl="3">
@@ -5609,9 +5657,9 @@
       <w:lvlJc w:val="left"/>
       <w:pPr>
         <w:tabs>
-          <w:tab w:val="num" w:pos="0"/>
+          <w:tab w:val="num" w:pos="-76"/>
         </w:tabs>
-        <w:ind w:left="2880" w:hanging="360"/>
+        <w:ind w:left="2804" w:hanging="360"/>
       </w:pPr>
     </w:lvl>
     <w:lvl w:ilvl="4">
@@ -5621,9 +5669,9 @@
       <w:lvlJc w:val="left"/>
       <w:pPr>
         <w:tabs>
-          <w:tab w:val="num" w:pos="0"/>
+          <w:tab w:val="num" w:pos="-76"/>
         </w:tabs>
-        <w:ind w:left="3600" w:hanging="360"/>
+        <w:ind w:left="3524" w:hanging="360"/>
       </w:pPr>
     </w:lvl>
     <w:lvl w:ilvl="5">
@@ -5633,9 +5681,9 @@
       <w:lvlJc w:val="right"/>
       <w:pPr>
         <w:tabs>
-          <w:tab w:val="num" w:pos="0"/>
+          <w:tab w:val="num" w:pos="-76"/>
         </w:tabs>
-        <w:ind w:left="4320" w:hanging="180"/>
+        <w:ind w:left="4244" w:hanging="180"/>
       </w:pPr>
     </w:lvl>
     <w:lvl w:ilvl="6">
@@ -5645,9 +5693,9 @@
       <w:lvlJc w:val="left"/>
       <w:pPr>
         <w:tabs>
-          <w:tab w:val="num" w:pos="0"/>
+          <w:tab w:val="num" w:pos="-76"/>
         </w:tabs>
-        <w:ind w:left="5040" w:hanging="360"/>
+        <w:ind w:left="4964" w:hanging="360"/>
       </w:pPr>
     </w:lvl>
     <w:lvl w:ilvl="7">
@@ -5657,9 +5705,9 @@
       <w:lvlJc w:val="left"/>
       <w:pPr>
         <w:tabs>
-          <w:tab w:val="num" w:pos="0"/>
+          <w:tab w:val="num" w:pos="-76"/>
         </w:tabs>
-        <w:ind w:left="5760" w:hanging="360"/>
+        <w:ind w:left="5684" w:hanging="360"/>
       </w:pPr>
     </w:lvl>
     <w:lvl w:ilvl="8">
@@ -5669,9 +5717,9 @@
       <w:lvlJc w:val="right"/>
       <w:pPr>
         <w:tabs>
-          <w:tab w:val="num" w:pos="0"/>
+          <w:tab w:val="num" w:pos="-76"/>
         </w:tabs>
-        <w:ind w:left="6480" w:hanging="180"/>
+        <w:ind w:left="6404" w:hanging="180"/>
       </w:pPr>
     </w:lvl>
   </w:abstractNum>

--- a/report_notes.docx
+++ b/report_notes.docx
@@ -233,21 +233,7 @@
           <w:sz w:val="24"/>
           <w:szCs w:val="24"/>
         </w:rPr>
-        <w:t>[</w:t>
-      </w:r>
-      <w:r>
-        <w:rPr>
-          <w:sz w:val="24"/>
-          <w:szCs w:val="24"/>
-        </w:rPr>
-        <w:t>1</w:t>
-      </w:r>
-      <w:r>
-        <w:rPr>
-          <w:sz w:val="24"/>
-          <w:szCs w:val="24"/>
-        </w:rPr>
-        <w:t>]</w:t>
+        <w:t>[1]</w:t>
       </w:r>
       <w:r>
         <w:rPr>
@@ -282,13 +268,7 @@
             <w:rPr>
               <w:rFonts w:ascii="Cambria Math" w:hAnsi="Cambria Math"/>
             </w:rPr>
-            <m:t>P</m:t>
-          </m:r>
-          <m:r>
-            <w:rPr>
-              <w:rFonts w:ascii="Cambria Math" w:hAnsi="Cambria Math"/>
-            </w:rPr>
-            <m:t xml:space="preserve"> </m:t>
+            <m:t xml:space="preserve">P </m:t>
           </m:r>
           <m:r>
             <m:rPr>
@@ -301,13 +281,7 @@
             <w:rPr>
               <w:rFonts w:ascii="Cambria Math" w:hAnsi="Cambria Math"/>
             </w:rPr>
-            <m:t>α</m:t>
-          </m:r>
-          <m:r>
-            <w:rPr>
-              <w:rFonts w:ascii="Cambria Math" w:hAnsi="Cambria Math"/>
-            </w:rPr>
-            <m:t xml:space="preserve"> </m:t>
+            <m:t xml:space="preserve">α </m:t>
           </m:r>
           <m:r>
             <m:rPr>
@@ -417,15 +391,7 @@
           <w:szCs w:val="24"/>
           <w:lang w:val="en-US"/>
         </w:rPr>
-        <w:t xml:space="preserve">; e. g. </w:t>
-      </w:r>
-      <w:r>
-        <w:rPr>
-          <w:sz w:val="24"/>
-          <w:szCs w:val="24"/>
-          <w:lang w:val="en-US"/>
-        </w:rPr>
-        <w:t>how strongly added production pushes prices down</w:t>
+        <w:t>; e. g. how strongly added production pushes prices down</w:t>
       </w:r>
     </w:p>
     <w:p>
@@ -507,16 +473,7 @@
           <w:szCs w:val="24"/>
           <w:lang w:val="en-US"/>
         </w:rPr>
-        <w:t xml:space="preserve">  </w:t>
-      </w:r>
-      <w:r>
-        <w:rPr>
-          <w:rFonts w:eastAsiaTheme="minorEastAsia"/>
-          <w:sz w:val="24"/>
-          <w:szCs w:val="24"/>
-          <w:lang w:val="en-US"/>
-        </w:rPr>
-        <w:t xml:space="preserve">and </w:t>
+        <w:t xml:space="preserve">  and </w:t>
       </w:r>
       <m:oMath>
         <m:sSub>
@@ -604,13 +561,7 @@
             <w:rPr>
               <w:rFonts w:ascii="Cambria Math" w:hAnsi="Cambria Math"/>
             </w:rPr>
-            <m:t>P</m:t>
-          </m:r>
-          <m:r>
-            <w:rPr>
-              <w:rFonts w:ascii="Cambria Math" w:hAnsi="Cambria Math"/>
-            </w:rPr>
-            <m:t xml:space="preserve"> </m:t>
+            <m:t xml:space="preserve">P </m:t>
           </m:r>
           <m:r>
             <m:rPr>
@@ -640,13 +591,7 @@
                 <w:rPr>
                   <w:rFonts w:ascii="Cambria Math" w:hAnsi="Cambria Math"/>
                 </w:rPr>
-                <m:t>base</m:t>
-              </m:r>
-              <m:r>
-                <w:rPr>
-                  <w:rFonts w:ascii="Cambria Math" w:hAnsi="Cambria Math"/>
-                </w:rPr>
-                <m:t xml:space="preserve"> </m:t>
+                <m:t xml:space="preserve">base </m:t>
               </m:r>
             </m:sub>
           </m:sSub>
@@ -884,15 +829,7 @@
           <w:szCs w:val="24"/>
           <w:lang w:val="en-US"/>
         </w:rPr>
-        <w:t>a</w:t>
-      </w:r>
-      <w:r>
-        <w:rPr>
-          <w:sz w:val="24"/>
-          <w:szCs w:val="24"/>
-          <w:lang w:val="en-US"/>
-        </w:rPr>
-        <w:t xml:space="preserve"> small </w:t>
+        <w:t xml:space="preserve">a small </w:t>
       </w:r>
       <w:r>
         <w:rPr>
@@ -2304,15 +2241,7 @@
                                 <w:iCs/>
                                 <w:lang w:val="en-US"/>
                               </w:rPr>
-                              <w:t xml:space="preserve">Table: </w:t>
-                            </w:r>
-                            <w:r>
-                              <w:rPr>
-                                <w:i/>
-                                <w:iCs/>
-                                <w:lang w:val="en-US"/>
-                              </w:rPr>
-                              <w:t>Revenues of each state and total revenue if all states comply to OPEC (million USD)</w:t>
+                              <w:t>Table: Revenues of each state and total revenue if all states comply to OPEC (million USD)</w:t>
                             </w:r>
                           </w:p>
                           <w:p>
@@ -2405,15 +2334,7 @@
                           <w:iCs/>
                           <w:lang w:val="en-US"/>
                         </w:rPr>
-                        <w:t xml:space="preserve">Table: </w:t>
-                      </w:r>
-                      <w:r>
-                        <w:rPr>
-                          <w:i/>
-                          <w:iCs/>
-                          <w:lang w:val="en-US"/>
-                        </w:rPr>
-                        <w:t>Revenues of each state and total revenue if all states comply to OPEC (million USD)</w:t>
+                        <w:t>Table: Revenues of each state and total revenue if all states comply to OPEC (million USD)</w:t>
                       </w:r>
                     </w:p>
                     <w:p>
@@ -2485,14 +2406,7 @@
           <w:sz w:val="24"/>
           <w:szCs w:val="24"/>
         </w:rPr>
-        <w:t>We examined the effectiveness of OPEC-enforced quotas to determine whether they enable member states to increase their aggregate revenue. To do so, we evaluated two distinct strategic scenarios. First strategy assumes that each state decides to produce exactly the amount of barrels per day as they are assigned by OPEC quota</w:t>
-      </w:r>
-      <w:r>
-        <w:rPr>
-          <w:sz w:val="24"/>
-          <w:szCs w:val="24"/>
-        </w:rPr>
-        <w:t xml:space="preserve"> (</w:t>
+        <w:t>We examined the effectiveness of OPEC-enforced quotas to determine whether they enable member states to increase their aggregate revenue. To do so, we evaluated two distinct strategic scenarios. First strategy assumes that each state decides to produce exactly the amount of barrels per day as they are assigned by OPEC quota (</w:t>
       </w:r>
       <w:r>
         <w:rPr>
@@ -2508,14 +2422,7 @@
           <w:sz w:val="24"/>
           <w:szCs w:val="24"/>
         </w:rPr>
-        <w:t>)</w:t>
-      </w:r>
-      <w:r>
-        <w:rPr>
-          <w:sz w:val="24"/>
-          <w:szCs w:val="24"/>
-        </w:rPr>
-        <w:t xml:space="preserve">. Each state then produces a lower volume than its maximum production capacity would otherwise allow. Resulting revenues after 50 rounds of game are in </w:t>
+        <w:t xml:space="preserve">). Each state then produces a lower volume than its maximum production capacity would otherwise allow. Resulting revenues after 50 rounds of game are in </w:t>
       </w:r>
       <w:r>
         <w:rPr>
@@ -2882,15 +2789,7 @@
                                 <w:iCs/>
                                 <w:lang w:val="en-US"/>
                               </w:rPr>
-                              <w:t xml:space="preserve">Table: </w:t>
-                            </w:r>
-                            <w:r>
-                              <w:rPr>
-                                <w:i/>
-                                <w:iCs/>
-                                <w:lang w:val="en-US"/>
-                              </w:rPr>
-                              <w:t>Revenues of each state and total revenue if all states produce at their maximum capacity (million USD)</w:t>
+                              <w:t>Table: Revenues of each state and total revenue if all states produce at their maximum capacity (million USD)</w:t>
                             </w:r>
                           </w:p>
                         </w:txbxContent>
@@ -2927,15 +2826,7 @@
                           <w:iCs/>
                           <w:lang w:val="en-US"/>
                         </w:rPr>
-                        <w:t xml:space="preserve">Table: </w:t>
-                      </w:r>
-                      <w:r>
-                        <w:rPr>
-                          <w:i/>
-                          <w:iCs/>
-                          <w:lang w:val="en-US"/>
-                        </w:rPr>
-                        <w:t>Revenues of each state and total revenue if all states produce at their maximum capacity (million USD)</w:t>
+                        <w:t>Table: Revenues of each state and total revenue if all states produce at their maximum capacity (million USD)</w:t>
                       </w:r>
                     </w:p>
                   </w:txbxContent>
@@ -2951,14 +2842,7 @@
           <w:sz w:val="24"/>
           <w:szCs w:val="24"/>
         </w:rPr>
-        <w:t>The second strategy simulates a market scenario without an operative OPEC, where states produce at their maximum capacity to maximize revenue in each round.</w:t>
-      </w:r>
-      <w:r>
-        <w:rPr>
-          <w:sz w:val="24"/>
-          <w:szCs w:val="24"/>
-        </w:rPr>
-        <w:t xml:space="preserve"> (</w:t>
+        <w:t>The second strategy simulates a market scenario without an operative OPEC, where states produce at their maximum capacity to maximize revenue in each round. (</w:t>
       </w:r>
       <w:r>
         <w:rPr>
@@ -2974,14 +2858,7 @@
           <w:sz w:val="24"/>
           <w:szCs w:val="24"/>
         </w:rPr>
-        <w:t>)</w:t>
-      </w:r>
-      <w:r>
-        <w:rPr>
-          <w:sz w:val="24"/>
-          <w:szCs w:val="24"/>
-        </w:rPr>
-        <w:t xml:space="preserve"> The corresponding revenues for this scenario are presented in </w:t>
+        <w:t xml:space="preserve">) The corresponding revenues for this scenario are presented in </w:t>
       </w:r>
       <w:r>
         <w:rPr>
@@ -4376,7 +4253,6 @@
                         <w:txbxContent>
                           <w:p>
                             <w:pPr>
-                              <w:pStyle w:val="Heading1Char"/>
                               <w:rPr>
                                 <w:i/>
                                 <w:iCs/>
@@ -4413,7 +4289,6 @@
                   <w:txbxContent>
                     <w:p>
                       <w:pPr>
-                        <w:pStyle w:val="Heading1Char"/>
                         <w:rPr>
                           <w:i/>
                           <w:iCs/>
@@ -4710,7 +4585,7 @@
                 <w:szCs w:val="24"/>
                 <w:lang w:val="en-US"/>
               </w:rPr>
-              <w:t>$29 878</w:t>
+              <w:t>29 878</w:t>
             </w:r>
           </w:p>
         </w:tc>
@@ -4734,7 +4609,7 @@
                 <w:szCs w:val="24"/>
                 <w:lang w:val="en-US"/>
               </w:rPr>
-              <w:t>$6 404</w:t>
+              <w:t>6 404</w:t>
             </w:r>
           </w:p>
         </w:tc>
@@ -4758,7 +4633,7 @@
                 <w:szCs w:val="24"/>
                 <w:lang w:val="en-US"/>
               </w:rPr>
-              <w:t>$16 768</w:t>
+              <w:t>16 768</w:t>
             </w:r>
           </w:p>
         </w:tc>
@@ -4782,7 +4657,7 @@
                 <w:szCs w:val="24"/>
                 <w:lang w:val="en-US"/>
               </w:rPr>
-              <w:t>$5 337</w:t>
+              <w:t>5 337</w:t>
             </w:r>
           </w:p>
         </w:tc>
@@ -4806,7 +4681,7 @@
                 <w:szCs w:val="24"/>
                 <w:lang w:val="en-US"/>
               </w:rPr>
-              <w:t>$58 389</w:t>
+              <w:t>58 389</w:t>
             </w:r>
           </w:p>
         </w:tc>
@@ -4902,6 +4777,13 @@
           <w:szCs w:val="24"/>
         </w:rPr>
         <w:t>scenario. Although Saudi Arabia sold fewer barrels by deliberately restricting production, the resulting increase in price more than compensated for the reduction in volume sold. In this particular simulation, maintaining a high market price proved more profitable than attempting to punish quota violators through a temporary price war</w:t>
+      </w:r>
+      <w:r>
+        <w:rPr>
+          <w:sz w:val="24"/>
+          <w:szCs w:val="24"/>
+        </w:rPr>
+        <w:t>.</w:t>
       </w:r>
     </w:p>
     <w:p>
@@ -4976,35 +4858,7 @@
           <w:sz w:val="24"/>
           <w:szCs w:val="24"/>
         </w:rPr>
-        <w:t xml:space="preserve">Of course, this result should be interpreted with caution because the model contains several limitations. Most importantly, countries do not adapt their strategies in response to Saudi Arabia's actions. In reality, producers would likely react to a deliberate market flood by changing their own production decisions, potentially making the enforcement strategy more effective than shown here. The model also assumes fixed demand </w:t>
-      </w:r>
-      <w:r>
-        <w:rPr>
-          <w:sz w:val="24"/>
-          <w:szCs w:val="24"/>
-        </w:rPr>
-        <w:t>behaviour</w:t>
-      </w:r>
-      <w:r>
-        <w:rPr>
-          <w:sz w:val="24"/>
-          <w:szCs w:val="24"/>
-        </w:rPr>
-        <w:t xml:space="preserve">, fixed production capacities, and does not account for political considerations or uncertainty in future prices. Therefore, the results should be viewed as an illustration of the mechanisms involved rather than a prediction of real-world OPEC </w:t>
-      </w:r>
-      <w:r>
-        <w:rPr>
-          <w:sz w:val="24"/>
-          <w:szCs w:val="24"/>
-        </w:rPr>
-        <w:t>behaviour</w:t>
-      </w:r>
-      <w:r>
-        <w:rPr>
-          <w:sz w:val="24"/>
-          <w:szCs w:val="24"/>
-        </w:rPr>
-        <w:t>.</w:t>
+        <w:t>Of course, this result should be interpreted with caution because the model contains several limitations. Most importantly, countries do not adapt their strategies in response to Saudi Arabia's actions. In reality, producers would likely react to a deliberate market flood by changing their own production decisions, potentially making the enforcement strategy more effective than shown here. The model also assumes fixed demand behaviour, fixed production capacities, and does not account for political considerations or uncertainty in future prices. Therefore, the results should be viewed as an illustration of the mechanisms involved rather than a prediction of real-world OPEC behaviour.</w:t>
       </w:r>
     </w:p>
     <w:p>
@@ -5275,8 +5129,8 @@
           <w:lang w:val="en-US"/>
         </w:rPr>
       </w:pPr>
-      <w:bookmarkStart w:id="0" w:name="Reference1"/>
-      <w:bookmarkStart w:id="1" w:name="_Ref231203774"/>
+      <w:bookmarkStart w:id="0" w:name="_Ref231203774"/>
+      <w:bookmarkStart w:id="1" w:name="Reference1"/>
       <w:r>
         <w:rPr>
           <w:sz w:val="24"/>
@@ -5300,7 +5154,7 @@
         </w:rPr>
         <w:t>. University of Illinois Chicago, Department of Mathematics, Statistics, and Computer Science.</w:t>
       </w:r>
-      <w:bookmarkEnd w:id="1"/>
+      <w:bookmarkEnd w:id="0"/>
     </w:p>
     <w:p>
       <w:pPr>
@@ -5320,11 +5174,29 @@
             <w:szCs w:val="24"/>
             <w:lang w:val="en-US"/>
           </w:rPr>
-          <w:t>https://homepages.math.uic.edu/~marker/stat473-s19/Cournot.pdf</w:t>
+          <w:t>https://homepa</w:t>
+        </w:r>
+        <w:r>
+          <w:rPr>
+            <w:rStyle w:val="Hyperlink"/>
+            <w:sz w:val="24"/>
+            <w:szCs w:val="24"/>
+            <w:lang w:val="en-US"/>
+          </w:rPr>
+          <w:t>g</w:t>
+        </w:r>
+        <w:r>
+          <w:rPr>
+            <w:rStyle w:val="Hyperlink"/>
+            <w:sz w:val="24"/>
+            <w:szCs w:val="24"/>
+            <w:lang w:val="en-US"/>
+          </w:rPr>
+          <w:t>es.math.uic.edu/~marker/stat473-s19/Cournot.pdf</w:t>
         </w:r>
       </w:hyperlink>
     </w:p>
-    <w:bookmarkEnd w:id="0"/>
+    <w:bookmarkEnd w:id="1"/>
     <w:p>
       <w:pPr>
         <w:spacing w:after="0"/>
@@ -6631,6 +6503,7 @@
   <w:style w:type="character" w:default="1" w:styleId="DefaultParagraphFont">
     <w:name w:val="Default Paragraph Font"/>
     <w:uiPriority w:val="1"/>
+    <w:semiHidden/>
     <w:unhideWhenUsed/>
   </w:style>
   <w:style w:type="table" w:default="1" w:styleId="TableNormal">
